--- a/output/writing/DissertationChapter/mcgreal_ch2draft0.docx
+++ b/output/writing/DissertationChapter/mcgreal_ch2draft0.docx
@@ -188,47 +188,99 @@
     <w:p>
       <w:pPr>
         <w:suppressLineNumbers/>
-        <w:spacing w:after="0" w:line="240" w:lineRule="auto"/>
-        <w:rPr>
-          <w:b/>
-          <w:bCs/>
-        </w:rPr>
-      </w:pPr>
-      <w:r>
-        <w:t>Hyperabundance of native species within their natural range can pose a difficult management challenge. Whether due to direct human influence on their environments, or from indirect human influence due to shifting climate regimes, hyperabundance of native species can be as perilous to an ecosystem as incursion from an invasive species. This study examines the case of pink salmon (</w:t>
+      </w:pPr>
+      <w:r>
+        <w:t>The effectiveness of fisheries management and conservation policies depends on surveys designed to estimate the abundance of target species over time. A variety of survey methods are employed for these purposes, each characterized by some level of precision and</w:t>
+      </w:r>
+      <w:r>
+        <w:t xml:space="preserve"> the potential for </w:t>
+      </w:r>
+      <w:r>
+        <w:t xml:space="preserve">directional bias. While low levels of precision in survey methods lead to low confidence in point estimates of population abundance or forecasts, directional bias presents a more pernicious problem as it may lead to the mismanagement of imperiled species, invasive species, and commercially valuable populations, due to over- or under-estimation of their numbers. </w:t>
+      </w:r>
+      <w:r>
+        <w:t>This study</w:t>
+      </w:r>
+      <w:r>
+        <w:t xml:space="preserve"> estimate</w:t>
+      </w:r>
+      <w:r>
+        <w:t>s</w:t>
+      </w:r>
+      <w:r>
+        <w:t xml:space="preserve"> levels of precision and bias associated with 2</w:t>
+      </w:r>
+      <w:r>
+        <w:t>8</w:t>
+      </w:r>
+      <w:r>
+        <w:t xml:space="preserve"> survey methods commonly used by the Oregon Department of Fish and Wildlife to estimate the abundance of 68 </w:t>
+      </w:r>
+      <w:r>
+        <w:t>ESA</w:t>
+      </w:r>
+      <w:r>
+        <w:t xml:space="preserve"> threatened </w:t>
+      </w:r>
+      <w:r>
+        <w:t>populations of Chinook (</w:t>
       </w:r>
       <w:r>
         <w:rPr>
           <w:i/>
           <w:iCs/>
         </w:rPr>
-        <w:t xml:space="preserve">Oncorhynchus </w:t>
-      </w:r>
-      <w:proofErr w:type="spellStart"/>
+        <w:t>Oncorhynchus tshawytscha</w:t>
+      </w:r>
+      <w:r>
+        <w:t>) and coho salmon (</w:t>
+      </w:r>
       <w:r>
         <w:rPr>
           <w:i/>
           <w:iCs/>
         </w:rPr>
-        <w:t>gorbuscha</w:t>
-      </w:r>
-      <w:proofErr w:type="spellEnd"/>
-      <w:r>
-        <w:t>) in Sitka National Historical Park’s Indian River, the life history of which leads to two genetically distinctly runs inhabiting the same stream in even and odd years. Though native to the river, both runs of pink salmon have seen numbers of fish returning to spawn in late summer grow exponentially in recent decades. These potentially hyperabundant runs create the risk of hypoxia events, putting fish and other resident species reliant on the river at risk. The U.S. National Park Service mandates the maintenance of population densities such as they would occur within a “natural range of variation,” meaning the potential hyperabundance of pink salmon may prompt the need for management action. A nearby hatchery, which releases 3 million pink salmon fry each year, may be contributing to the abundance of pink salmon in Indian River. Using pink salmon escapement data collected by the Alaska Department of Fish and Game, this study determines whether the increased numbers of pink salmon observed at Indian River are typical of trends in the wider region (i.e., a natural range of variation), or whether hatchery operations may be driving the hyperabundant runs in recent years. Analysis using state-space models finds that odd-year runs of pink salmon at Indian River diverge significantly from regional expectations, although conclusive evidence that this divergence is driven by hatchery releases is not clear. Even-year runs do not display the same divergence in behavior and seem to be in line with pink salmon abundances elsewhere in the region.</w:t>
-      </w:r>
-      <w:r>
-        <w:rPr>
-          <w:b/>
-          <w:bCs/>
-        </w:rPr>
-        <w:t xml:space="preserve">   </w:t>
-      </w:r>
-      <w:r>
-        <w:rPr>
-          <w:b/>
-          <w:bCs/>
-        </w:rPr>
-        <w:br w:type="page"/>
+        <w:t>O. kisutch</w:t>
+      </w:r>
+      <w:r>
+        <w:t>), and steelhead trout (</w:t>
+      </w:r>
+      <w:r>
+        <w:rPr>
+          <w:i/>
+          <w:iCs/>
+        </w:rPr>
+        <w:t>O. mykiss</w:t>
+      </w:r>
+      <w:r>
+        <w:t xml:space="preserve">), from 1980 to 2022. </w:t>
+      </w:r>
+      <w:r>
+        <w:t>Using</w:t>
+      </w:r>
+      <w:r>
+        <w:t xml:space="preserve"> multivariate autoregressive state-space models (MARSS), w</w:t>
+      </w:r>
+      <w:r>
+        <w:t>e</w:t>
+      </w:r>
+      <w:r>
+        <w:t xml:space="preserve"> distinguish observation (sampling) error from process (environmental) error</w:t>
+      </w:r>
+      <w:r>
+        <w:t xml:space="preserve"> and estimate directional bias at the level of individual methods</w:t>
+      </w:r>
+      <w:r>
+        <w:t>. We f</w:t>
+      </w:r>
+      <w:r>
+        <w:t>ind</w:t>
+      </w:r>
+      <w:r>
+        <w:t xml:space="preserve"> that, while some survey methods are generally more precise than others (dam counts, weir counts, and redd counts are highly precise), the same survey methods can have very different levels of precision and biases when applied to different species.</w:t>
+      </w:r>
+      <w:r>
+        <w:t xml:space="preserve"> Additionally, we investigate the extent to which individual populations are subject to inherent imprecision and bias as a result of the survey methods historically employed in monitoring efforts.</w:t>
       </w:r>
     </w:p>
     <w:p>
@@ -352,7 +404,7 @@
         <w:t xml:space="preserve"> is</w:t>
       </w:r>
       <w:r>
-        <w:t xml:space="preserve"> accompanied by some cost and presumably characterized </w:t>
+        <w:t xml:space="preserve"> presumably characterized </w:t>
       </w:r>
       <w:r>
         <w:t xml:space="preserve">both </w:t>
@@ -403,17 +455,17 @@
         <w:t>populations,</w:t>
       </w:r>
       <w:r>
-        <w:t xml:space="preserve"> due to over- or </w:t>
+        <w:t xml:space="preserve"> due to over- or under-estimation</w:t>
+      </w:r>
+      <w:r>
+        <w:t xml:space="preserve"> of their numbers</w:t>
+      </w:r>
+      <w:r>
+        <w:t xml:space="preserve"> </w:t>
       </w:r>
       <w:r>
         <w:lastRenderedPageBreak/>
-        <w:t>under-estimation</w:t>
-      </w:r>
-      <w:r>
-        <w:t xml:space="preserve"> of their numbers</w:t>
-      </w:r>
-      <w:r>
-        <w:t xml:space="preserve"> (</w:t>
+        <w:t>(</w:t>
       </w:r>
       <w:r>
         <w:t>Tracey and Fleming 2022, Satterthwaite and Shelton 2023</w:t>
@@ -467,15 +519,7 @@
         <w:t xml:space="preserve"> (Knudsen 2000)</w:t>
       </w:r>
       <w:r>
-        <w:t xml:space="preserve">. Methods may vary from visual inspection of known spawning grounds to counts of salmon migrating up stream at fixed points to inferential methods estimating total escapement in a stream system based on periodic counts of spawners. Survey methods conducted at terminal spawning grounds include foot surveys of live fish, carcass counts, and visual inspection of salmonid nests known as </w:t>
-      </w:r>
-      <w:proofErr w:type="spellStart"/>
-      <w:r>
-        <w:t>redds</w:t>
-      </w:r>
-      <w:proofErr w:type="spellEnd"/>
-      <w:r>
-        <w:t xml:space="preserve"> (</w:t>
+        <w:t>. Methods may vary from visual inspection of known spawning grounds to counts of salmon migrating up stream at fixed points to inferential methods estimating total escapement in a stream system based on periodic counts of spawners. Survey methods conducted at terminal spawning grounds include foot surveys of live fish, carcass counts, and visual inspection of salmonid nests known as redds (</w:t>
       </w:r>
       <w:r>
         <w:t xml:space="preserve">Johnson et al. 2007, </w:t>
@@ -490,75 +534,36 @@
         <w:t xml:space="preserve"> as juveniles and fitting them with small passive integrated transponders or PIT-tags. This enables tagged fish to be electronically counted as adults years later, as the return to their natal spawning grounds takes them past sensor arrays (Lamb et al. 2024). </w:t>
       </w:r>
       <w:r>
-        <w:t xml:space="preserve">In more remote localities, aerial surveys are favored with fish being counted from fixed-wing aircraft, trading precision for the ability to survey sites which are otherwise very difficult to access (Walker 2015). </w:t>
-      </w:r>
-      <w:r>
-        <w:t xml:space="preserve">Finally, these methods and more may be included in the estimation of total escapement through a variety of area-under-the-curve and peak spawner </w:t>
+        <w:t xml:space="preserve">In more remote localities, aerial surveys are favored with fish being counted from </w:t>
+      </w:r>
+      <w:r>
+        <w:t xml:space="preserve">either helicopter or </w:t>
+      </w:r>
+      <w:r>
+        <w:t>fixed-wing aircraft, trading precision for the ability to survey sites which are otherwise very difficult to access (Walker 2015</w:t>
+      </w:r>
+      <w:r>
+        <w:t>, Copeland et al. 2019</w:t>
+      </w:r>
+      <w:r>
+        <w:t xml:space="preserve">). </w:t>
+      </w:r>
+      <w:r>
+        <w:t xml:space="preserve">Finally, these methods and more may be included in the estimation of total escapement through a variety of area-under-the-curve and peak spawner count estimation methods (English et al. 1992, Parken </w:t>
       </w:r>
       <w:r>
         <w:lastRenderedPageBreak/>
-        <w:t xml:space="preserve">count estimation methods (English et al. 1992, Parken et al. 2003, Millar and Jordan 2013). Given this variety of survey methods dependent on various technology and statistical techniques, each method will be characterized by some degree of imprecision, and perhaps some intrinsic tendency to over- or under-estimate spawning salmonids. </w:t>
-      </w:r>
-    </w:p>
-    <w:p>
-      <w:pPr>
-        <w:pStyle w:val="ListParagraph"/>
+        <w:t xml:space="preserve">et al. 2003, Millar and Jordan 2013). Given this variety of survey methods dependent on various technology and statistical techniques, each method will be characterized by some degree of imprecision, and perhaps some intrinsic tendency to over- or under-estimate spawning salmonids. </w:t>
+      </w:r>
+    </w:p>
+    <w:p>
+      <w:pPr>
         <w:spacing w:after="0" w:line="480" w:lineRule="auto"/>
-        <w:ind w:left="360"/>
-      </w:pPr>
-    </w:p>
-    <w:p>
-      <w:pPr>
-        <w:spacing w:after="0" w:line="480" w:lineRule="auto"/>
-        <w:rPr>
-          <w:b/>
-          <w:bCs/>
-          <w:u w:val="single"/>
-        </w:rPr>
-      </w:pPr>
-      <w:r>
-        <w:rPr>
-          <w:b/>
-          <w:bCs/>
-          <w:u w:val="single"/>
-        </w:rPr>
-        <w:t>Methods</w:t>
-      </w:r>
-    </w:p>
-    <w:p>
-      <w:pPr>
-        <w:spacing w:after="0" w:line="480" w:lineRule="auto"/>
-        <w:rPr>
-          <w:b/>
-          <w:bCs/>
-        </w:rPr>
-      </w:pPr>
-      <w:r>
-        <w:rPr>
-          <w:b/>
-          <w:bCs/>
-        </w:rPr>
-        <w:t>Objective</w:t>
-      </w:r>
-    </w:p>
-    <w:p>
-      <w:pPr>
-        <w:spacing w:after="0" w:line="480" w:lineRule="auto"/>
-      </w:pPr>
-      <w:r>
-        <w:t>My research seeks to measure the levels of precision</w:t>
-      </w:r>
-      <w:r>
-        <w:t xml:space="preserve"> and relative bias</w:t>
-      </w:r>
-      <w:r>
-        <w:t xml:space="preserve"> accompanying various survey methods by comparing observations from 6</w:t>
-      </w:r>
-      <w:r>
-        <w:t>8</w:t>
-      </w:r>
-      <w:r>
-        <w:t xml:space="preserve"> populations of Chinook </w:t>
+        <w:ind w:firstLine="720"/>
+      </w:pPr>
+      <w:commentRangeStart w:id="0"/>
+      <w:r>
+        <w:t xml:space="preserve">My research seeks to measure the levels of precision and relative bias accompanying various survey methods by comparing observations from 68 populations of Chinook </w:t>
       </w:r>
       <w:r>
         <w:rPr>
@@ -594,10 +599,7 @@
         <w:t xml:space="preserve">) </w:t>
       </w:r>
       <w:r>
-        <w:t>and coho salmon</w:t>
-      </w:r>
-      <w:r>
-        <w:t xml:space="preserve"> </w:t>
+        <w:t xml:space="preserve">and coho salmon </w:t>
       </w:r>
       <w:r>
         <w:rPr>
@@ -626,36 +628,73 @@
         <w:t>)</w:t>
       </w:r>
       <w:r>
-        <w:t xml:space="preserve"> and steelhead trout throughout Oregon. These surveys were conducted by biologists from the Oregon Department of Fish and Wildlife (ODFW) from 1980 to 2022, using 31 distinct survey methods. </w:t>
-      </w:r>
-      <w:r>
-        <w:t xml:space="preserve">The precision inherent to a survey method (and the associated variance of estimates derived from these surveys) directly impacts the ability to detect changes throughout time, as large confidence intervals may obscure shifting abundance regimes (Vallecillo et al. 2021). </w:t>
-      </w:r>
-      <w:r>
-        <w:t xml:space="preserve">This work will also seek to determine whether directional bias exists in some survey methods, although bias estimates will necessarily be defined relative to other survey methods, as “true” censuses of the underlying salmonid populations do not exist. The intention of this research is to map the value of information, such that managers can better determine achievable levels of precision given some budget, or inversely the cost of some minimum level of precision in their estimates. To this end, a secondary goal of this work will be the development of a mathematical optimization tool which would allow fisheries managers to </w:t>
-      </w:r>
-      <w:r>
-        <w:lastRenderedPageBreak/>
-        <w:t>determine achievable levels of precision and potential directional bias in estimates based on some budget, or vice versa.</w:t>
-      </w:r>
-    </w:p>
-    <w:p>
-      <w:pPr>
+        <w:t xml:space="preserve"> and steelhead trout throughout Oregon. These surveys were conducted by biologists from the Oregon Department of Fish and Wildlife (ODFW) from 1980 to 2022, using 31 distinct survey methods. The precision inherent to a survey method (and the associated variance of estimates derived from these surveys) directly impacts the ability to detect changes throughout time, as large confidence intervals may obscure shifting abundance regimes (Vallecillo et al. 2021). This work will also seek to determine whether directional bias exists in some survey methods, although bias estimates will necessarily be defined relative to other survey methods, as “true” censuses of the underlying salmonid populations do not exist. The intention of this research is to map the value of information, such that managers can better determine achievable levels of precision given some budget, or inversely the cost of some minimum level of precision in their estimates. To this end, a secondary goal of this work will be the development of a mathematical optimization tool which would allow fisheries managers to determine achievable levels of precision and potential directional bias in estimates based on some budget, or vice versa.</w:t>
+      </w:r>
+      <w:commentRangeEnd w:id="0"/>
+      <w:r>
+        <w:rPr>
+          <w:rStyle w:val="CommentReference"/>
+          <w:sz w:val="24"/>
+          <w:szCs w:val="24"/>
+        </w:rPr>
+        <w:commentReference w:id="0"/>
+      </w:r>
+    </w:p>
+    <w:p>
+      <w:pPr>
+        <w:pStyle w:val="ListParagraph"/>
         <w:spacing w:after="0" w:line="480" w:lineRule="auto"/>
-      </w:pPr>
-    </w:p>
-    <w:p>
-      <w:pPr>
-        <w:spacing w:after="0" w:line="480" w:lineRule="auto"/>
+        <w:ind w:left="360"/>
+      </w:pPr>
+    </w:p>
+    <w:p>
+      <w:pPr>
         <w:rPr>
           <w:b/>
           <w:bCs/>
+          <w:u w:val="single"/>
         </w:rPr>
       </w:pPr>
       <w:r>
         <w:rPr>
           <w:b/>
           <w:bCs/>
+          <w:u w:val="single"/>
+        </w:rPr>
+        <w:br w:type="page"/>
+      </w:r>
+    </w:p>
+    <w:p>
+      <w:pPr>
+        <w:spacing w:after="0" w:line="480" w:lineRule="auto"/>
+        <w:rPr>
+          <w:b/>
+          <w:bCs/>
+          <w:u w:val="single"/>
+        </w:rPr>
+      </w:pPr>
+      <w:r>
+        <w:rPr>
+          <w:b/>
+          <w:bCs/>
+          <w:u w:val="single"/>
+        </w:rPr>
+        <w:lastRenderedPageBreak/>
+        <w:t>Methods</w:t>
+      </w:r>
+    </w:p>
+    <w:p>
+      <w:pPr>
+        <w:spacing w:after="0" w:line="480" w:lineRule="auto"/>
+        <w:rPr>
+          <w:b/>
+          <w:bCs/>
+        </w:rPr>
+      </w:pPr>
+      <w:r>
+        <w:rPr>
+          <w:b/>
+          <w:bCs/>
         </w:rPr>
         <w:t>Data</w:t>
       </w:r>
@@ -665,7 +704,25 @@
         <w:spacing w:after="0" w:line="480" w:lineRule="auto"/>
       </w:pPr>
       <w:r>
-        <w:t>Data include annual observations of “natural-origin salmon and steelhead abundance” or NOSA, covering 68 populations of Chinook and coho salmon and steelhead trout throughout</w:t>
+        <w:t xml:space="preserve">Data include annual observations of natural-origin </w:t>
+      </w:r>
+      <w:r>
+        <w:t xml:space="preserve">spawner </w:t>
+      </w:r>
+      <w:r>
+        <w:t xml:space="preserve">abundance </w:t>
+      </w:r>
+      <w:r>
+        <w:t>(</w:t>
+      </w:r>
+      <w:r>
+        <w:t>NOSA</w:t>
+      </w:r>
+      <w:r>
+        <w:t>)</w:t>
+      </w:r>
+      <w:r>
+        <w:t xml:space="preserve"> covering 68 populations of Chinook and coho salmon and steelhead trout throughout</w:t>
       </w:r>
       <w:r>
         <w:t xml:space="preserve"> </w:t>
@@ -689,10 +746,19 @@
         <w:t>While</w:t>
       </w:r>
       <w:r>
-        <w:t xml:space="preserve"> trends are difficult to observe visually, </w:t>
-      </w:r>
-      <w:r>
-        <w:t xml:space="preserve">as seen in Figure 2.1, </w:t>
+        <w:t xml:space="preserve"> trends are difficult to observe visually</w:t>
+      </w:r>
+      <w:r>
+        <w:t xml:space="preserve"> (</w:t>
+      </w:r>
+      <w:r>
+        <w:t>Figure 1</w:t>
+      </w:r>
+      <w:r>
+        <w:t>)</w:t>
+      </w:r>
+      <w:r>
+        <w:t xml:space="preserve">, </w:t>
       </w:r>
       <w:r>
         <w:t>simple linear regressions evaluating the effect of time on the natural log of abundance describe</w:t>
@@ -722,7 +788,10 @@
         <w:t xml:space="preserve"> If </w:t>
       </w:r>
       <w:r>
-        <w:t xml:space="preserve">different survey methods indeed exhibit varying </w:t>
+        <w:t>different survey methods indeed exhibit varying</w:t>
+      </w:r>
+      <w:r>
+        <w:t xml:space="preserve"> </w:t>
       </w:r>
       <w:r>
         <w:lastRenderedPageBreak/>
@@ -759,7 +828,7 @@
                     <pic:cNvPicPr/>
                   </pic:nvPicPr>
                   <pic:blipFill rotWithShape="1">
-                    <a:blip r:embed="rId5">
+                    <a:blip r:embed="rId10">
                       <a:extLst>
                         <a:ext uri="{28A0092B-C50C-407E-A947-70E740481C1C}">
                           <a14:useLocalDpi xmlns:a14="http://schemas.microsoft.com/office/drawing/2010/main" val="0"/>
@@ -816,7 +885,7 @@
           <w:sz w:val="20"/>
           <w:szCs w:val="20"/>
         </w:rPr>
-        <w:t>Figure 2.1: Changes in abundance of individual salmonid populations from 1980 to 2022. Note that not all populations are represented throughout the entirety of the study period.</w:t>
+        <w:t>Figure 1: Changes in abundance of individual salmonid populations from 1980 to 2022. Note that not all populations are represented throughout the entirety of the study period.</w:t>
       </w:r>
     </w:p>
     <w:p>
@@ -907,7 +976,7 @@
                     <pic:cNvPicPr/>
                   </pic:nvPicPr>
                   <pic:blipFill rotWithShape="1">
-                    <a:blip r:embed="rId6">
+                    <a:blip r:embed="rId11">
                       <a:extLst>
                         <a:ext uri="{28A0092B-C50C-407E-A947-70E740481C1C}">
                           <a14:useLocalDpi xmlns:a14="http://schemas.microsoft.com/office/drawing/2010/main" val="0"/>
@@ -974,7 +1043,7 @@
           <w:sz w:val="20"/>
           <w:szCs w:val="20"/>
         </w:rPr>
-        <w:t>Figure 2.2: Groups of survey methods and the frequency of their employment from 1980 to 2022. The nine groups displayed in the figure are bins containing each of the 31 survey methods described in the data.</w:t>
+        <w:t>Figure 2: Groups of survey methods and the frequency of their employment from 1980 to 2022. The nine groups displayed in the figure are bins containing each of the 31 survey methods described in the data.</w:t>
       </w:r>
       <w:r>
         <w:t xml:space="preserve"> </w:t>
@@ -1117,7 +1186,6 @@
       <w:r>
         <w:t>Applying the MARSS model structure to the analysis described above involves determining how best to structure spawner abundance data (</w:t>
       </w:r>
-      <w:proofErr w:type="spellStart"/>
       <w:r>
         <w:rPr>
           <w:i/>
@@ -1133,11 +1201,9 @@
         </w:rPr>
         <w:t>p,s,t</w:t>
       </w:r>
-      <w:proofErr w:type="spellEnd"/>
       <w:r>
         <w:t xml:space="preserve">) and specify model parameters to isolate precision and bias in salmonid survey methods. Particular attention is paid to the inputs and parameterization of the observation equation. </w:t>
       </w:r>
-      <w:proofErr w:type="spellStart"/>
       <w:r>
         <w:rPr>
           <w:rFonts w:ascii="MathJax_Math-italic" w:eastAsia="Times New Roman" w:hAnsi="MathJax_Math-italic" w:cs="Times New Roman"/>
@@ -1165,7 +1231,6 @@
         </w:rPr>
         <w:t>t</w:t>
       </w:r>
-      <w:proofErr w:type="spellEnd"/>
       <w:r>
         <w:rPr>
           <w:i/>
@@ -1477,7 +1542,7 @@
                     </pic:cNvPicPr>
                   </pic:nvPicPr>
                   <pic:blipFill>
-                    <a:blip r:embed="rId7">
+                    <a:blip r:embed="rId12">
                       <a:extLst>
                         <a:ext uri="{28A0092B-C50C-407E-A947-70E740481C1C}">
                           <a14:useLocalDpi xmlns:a14="http://schemas.microsoft.com/office/drawing/2010/main" val="0"/>
@@ -1646,7 +1711,7 @@
                     <pic:cNvPicPr/>
                   </pic:nvPicPr>
                   <pic:blipFill>
-                    <a:blip r:embed="rId8"/>
+                    <a:blip r:embed="rId13"/>
                     <a:stretch>
                       <a:fillRect/>
                     </a:stretch>
@@ -1704,15 +1769,7 @@
         <w:t>Q</w:t>
       </w:r>
       <w:r>
-        <w:t xml:space="preserve"> will be evaluated for best fit based on </w:t>
-      </w:r>
-      <w:proofErr w:type="spellStart"/>
-      <w:r>
-        <w:t>AICc</w:t>
-      </w:r>
-      <w:proofErr w:type="spellEnd"/>
-      <w:r>
-        <w:t xml:space="preserve">, as this criterion is better suited than AIC for balancing fit with the many parameters MARSS models must estimate. </w:t>
+        <w:t xml:space="preserve"> will be evaluated for best fit based on AICc, as this criterion is better suited than AIC for balancing fit with the many parameters MARSS models must estimate. </w:t>
       </w:r>
     </w:p>
     <w:p>
@@ -1962,7 +2019,13 @@
         <w:ind w:left="720" w:hanging="720"/>
       </w:pPr>
       <w:r>
-        <w:t xml:space="preserve">Anderson, J. T., J. E. Merz, C. B. Watry, M. K. Saiki. 2015. Comparison of selected population characteristics of adult Chinook salmon during upstream passage through a resistance board weir and during salmon carcass surveys. </w:t>
+        <w:t xml:space="preserve">Anderson, J. T., J. E. Merz, C. B. Watry, </w:t>
+      </w:r>
+      <w:r>
+        <w:t xml:space="preserve">and </w:t>
+      </w:r>
+      <w:r>
+        <w:t xml:space="preserve">M. K. Saiki. 2015. Comparison of selected population characteristics of adult Chinook salmon during upstream passage through a resistance board weir and during salmon carcass surveys. </w:t>
       </w:r>
       <w:r>
         <w:rPr>
@@ -1981,7 +2044,13 @@
         <w:ind w:left="720" w:hanging="720"/>
       </w:pPr>
       <w:r>
-        <w:t xml:space="preserve">Annear, A. R., M. A. Simonson, P. M. Dixon, M. J. Weber. 2024. Effects of sampling effort and data sources on precision of common carp and bigmouth buffalo population estimates. </w:t>
+        <w:t xml:space="preserve">Annear, A. R., M. A. Simonson, P. M. Dixon, </w:t>
+      </w:r>
+      <w:r>
+        <w:t xml:space="preserve">and </w:t>
+      </w:r>
+      <w:r>
+        <w:t xml:space="preserve">M. J. Weber. 2024. Effects of sampling effort and data sources on precision of common carp and bigmouth buffalo population estimates. </w:t>
       </w:r>
       <w:r>
         <w:rPr>
@@ -2000,17 +2069,23 @@
         <w:ind w:left="720" w:hanging="720"/>
       </w:pPr>
       <w:r>
-        <w:t xml:space="preserve">English, K. K., R. C. Bocking, J. R. Irvine. 1992. A Robust Procedure for Estimating Salmon Escapement based on the Area-Under-the-Curve Method. </w:t>
+        <w:t xml:space="preserve">Copeland, T., W. C. Schrader, B. Barnett, M. T. Davison, K. A. Apperson, M. Belnap, E. Brown, </w:t>
+      </w:r>
+      <w:r>
+        <w:t xml:space="preserve">and </w:t>
+      </w:r>
+      <w:r>
+        <w:t xml:space="preserve">E. A. Felts. 2019. Idaho Chinook Salmon Spawning Ground Surveys: Protocol and Historic Trends. </w:t>
       </w:r>
       <w:r>
         <w:rPr>
           <w:i/>
           <w:iCs/>
         </w:rPr>
-        <w:t xml:space="preserve">Canadian Journal of Fisheries and Aquatic Sciences </w:t>
-      </w:r>
-      <w:r>
-        <w:t>49(10): 1982-1989.</w:t>
+        <w:t>Idaho Department of Fish and Game, Annual Report 19-16</w:t>
+      </w:r>
+      <w:r>
+        <w:t>, 109pp.</w:t>
       </w:r>
     </w:p>
     <w:p>
@@ -2019,23 +2094,39 @@
         <w:ind w:left="720" w:hanging="720"/>
       </w:pPr>
       <w:r>
-        <w:t xml:space="preserve">Jaeger, W. K. and M. D. Scheuerell. 2023. Return(s) on investment: Restoration spending in the Columbia River Basin and increased abundance of salmon and steelhead. </w:t>
-      </w:r>
-      <w:proofErr w:type="spellStart"/>
+        <w:t xml:space="preserve">English, K. K., R. C. Bocking, </w:t>
+      </w:r>
+      <w:r>
+        <w:t xml:space="preserve">and </w:t>
+      </w:r>
+      <w:r>
+        <w:t xml:space="preserve">J. R. Irvine. 1992. A Robust Procedure for Estimating Salmon Escapement based on the Area-Under-the-Curve Method. </w:t>
+      </w:r>
       <w:r>
         <w:rPr>
           <w:i/>
           <w:iCs/>
         </w:rPr>
-        <w:t>PLoS</w:t>
-      </w:r>
-      <w:proofErr w:type="spellEnd"/>
+        <w:t xml:space="preserve">Canadian Journal of Fisheries and Aquatic Sciences </w:t>
+      </w:r>
+      <w:r>
+        <w:t>49(10): 1982-1989.</w:t>
+      </w:r>
+    </w:p>
+    <w:p>
+      <w:pPr>
+        <w:spacing w:line="240" w:lineRule="auto"/>
+        <w:ind w:left="720" w:hanging="720"/>
+      </w:pPr>
+      <w:r>
+        <w:t xml:space="preserve">Jaeger, W. K. and M. D. Scheuerell. 2023. Return(s) on investment: Restoration spending in the Columbia River Basin and increased abundance of salmon and steelhead. </w:t>
+      </w:r>
       <w:r>
         <w:rPr>
           <w:i/>
           <w:iCs/>
         </w:rPr>
-        <w:t xml:space="preserve"> ONE </w:t>
+        <w:t xml:space="preserve">PLoS ONE </w:t>
       </w:r>
       <w:r>
         <w:t>18(7): 21 pp.</w:t>
@@ -2047,19 +2138,25 @@
         <w:ind w:left="720" w:hanging="720"/>
       </w:pPr>
       <w:r>
-        <w:t xml:space="preserve">Johnson, D. H., B. M. Shrier, J. S. O’Neal, J. A. Knutzen, X. Augerot, T. A. O’Neill, T. N. Pearsons. 2007. </w:t>
+        <w:t xml:space="preserve">Johnson, D. H., B. M. Shrier, J. S. O’Neal, J. A. Knutzen, X. Augerot, T. A. O’Neill, </w:t>
+      </w:r>
+      <w:r>
+        <w:t xml:space="preserve">and </w:t>
+      </w:r>
+      <w:r>
+        <w:t xml:space="preserve">T. N. Pearsons. 2007. </w:t>
+      </w:r>
+      <w:r>
+        <w:t>Salmon Field Protocols Handbook – Techniques for Assessing Status and Trends in Salmon and Trout Populations.</w:t>
+      </w:r>
+      <w:r>
+        <w:t xml:space="preserve"> </w:t>
       </w:r>
       <w:r>
         <w:rPr>
           <w:i/>
           <w:iCs/>
         </w:rPr>
-        <w:t>Salmon Field Protocols Handbook – Techniques for Assessing Status and Trends in Salmon and Trout Populations</w:t>
-      </w:r>
-      <w:r>
-        <w:t xml:space="preserve">. </w:t>
-      </w:r>
-      <w:r>
         <w:t>American Fisheries Society in Association with State of the Salmon</w:t>
       </w:r>
       <w:r>
@@ -2075,15 +2172,7 @@
         <w:t xml:space="preserve">Knudsen, E. E. 2000. Managing Pacific Salmon Escapements: The Gaps Between Theory and Reality. In E. E. Knudsen, Steward, C. R., MacDonald, D. D., Williams, J. E., Reiser, D. W. </w:t>
       </w:r>
       <w:r>
-        <w:t xml:space="preserve">Sustainable Fisheries </w:t>
-      </w:r>
-      <w:proofErr w:type="spellStart"/>
-      <w:r>
-        <w:t>Managemnt</w:t>
-      </w:r>
-      <w:proofErr w:type="spellEnd"/>
-      <w:r>
-        <w:t xml:space="preserve"> – Pacific Salmon,</w:t>
+        <w:t>Sustainable Fisheries Managemnt – Pacific Salmon,</w:t>
       </w:r>
       <w:r>
         <w:t xml:space="preserve"> 237-272. Lewis Publishers.</w:t>
@@ -2095,7 +2184,13 @@
         <w:ind w:left="720" w:hanging="720"/>
       </w:pPr>
       <w:r>
-        <w:t xml:space="preserve">Lamb, J. J., B. P. Sandford, S. G. Smith, G. A. Axel. 2024. Comparing standard- and reduced-size passive integrated transponder (PIT) tags for monitoring juvenile wild spring Chinook salmon. </w:t>
+        <w:t xml:space="preserve">Lamb, J. J., B. P. Sandford, S. G. Smith, </w:t>
+      </w:r>
+      <w:r>
+        <w:t xml:space="preserve">and </w:t>
+      </w:r>
+      <w:r>
+        <w:t xml:space="preserve">G. A. Axel. 2024. Comparing standard- and reduced-size passive integrated transponder (PIT) tags for monitoring juvenile wild spring Chinook salmon. </w:t>
       </w:r>
       <w:r>
         <w:rPr>
@@ -2144,7 +2239,7 @@
       <w:r>
         <w:t xml:space="preserve"> </w:t>
       </w:r>
-      <w:hyperlink r:id="rId9" w:history="1">
+      <w:hyperlink r:id="rId14" w:history="1">
         <w:r>
           <w:rPr>
             <w:rStyle w:val="Hyperlink"/>
@@ -2164,7 +2259,7 @@
       <w:r>
         <w:t xml:space="preserve">National Oceanic and Atmospheric Administration. 2025b. Listing Species Under the Endangered Species Act. Available at: </w:t>
       </w:r>
-      <w:hyperlink r:id="rId10" w:history="1">
+      <w:hyperlink r:id="rId15" w:history="1">
         <w:r>
           <w:rPr>
             <w:rStyle w:val="Hyperlink"/>
@@ -2182,15 +2277,14 @@
         <w:ind w:left="720" w:hanging="720"/>
       </w:pPr>
       <w:r>
-        <w:t xml:space="preserve">Nuno, A., N. </w:t>
-      </w:r>
-      <w:proofErr w:type="spellStart"/>
-      <w:r>
-        <w:t>Bunnefeld</w:t>
-      </w:r>
-      <w:proofErr w:type="spellEnd"/>
-      <w:r>
-        <w:t xml:space="preserve">, E. J. Milner-Gulland. 2013. Matching observations and reality: using simulation models to improve monitoring under uncertainty in the Serengeti. </w:t>
+        <w:lastRenderedPageBreak/>
+        <w:t xml:space="preserve">Nuno, A., N. Bunnefeld, </w:t>
+      </w:r>
+      <w:r>
+        <w:t xml:space="preserve">and </w:t>
+      </w:r>
+      <w:r>
+        <w:t xml:space="preserve">E. J. Milner-Gulland. 2013. Matching observations and reality: using simulation models to improve monitoring under uncertainty in the Serengeti. </w:t>
       </w:r>
       <w:r>
         <w:rPr>
@@ -2209,7 +2303,6 @@
         <w:ind w:left="720" w:hanging="720"/>
       </w:pPr>
       <w:r>
-        <w:lastRenderedPageBreak/>
         <w:t>Oregon Department of Fish and Wildlife Coastal Chinook Research and Monitoring Program. 2024. Field Method for Salmon Spawning Ground Surveys. 22pp.</w:t>
       </w:r>
     </w:p>
@@ -2219,7 +2312,13 @@
         <w:ind w:left="720" w:hanging="720"/>
       </w:pPr>
       <w:r>
-        <w:t xml:space="preserve">Parken, C. K., R. E. Bailey, J. R. Irvine. 2003. Incorporating Uncertainty into Area-under-the-Curve and Peak Count Salmon Escapement Estimation. </w:t>
+        <w:t xml:space="preserve">Parken, C. K., R. E. Bailey, </w:t>
+      </w:r>
+      <w:r>
+        <w:t xml:space="preserve">and </w:t>
+      </w:r>
+      <w:r>
+        <w:t xml:space="preserve">J. R. Irvine. 2003. Incorporating Uncertainty into Area-under-the-Curve and Peak Count Salmon Escapement Estimation. </w:t>
       </w:r>
       <w:r>
         <w:rPr>
@@ -2238,7 +2337,13 @@
         <w:ind w:left="720" w:hanging="720"/>
       </w:pPr>
       <w:r>
-        <w:t xml:space="preserve">Polansky, L., L. Mitchell, K. B. Newman. 2023. Combining multiple data sources with different biases in state-space models for population dynamics. </w:t>
+        <w:t xml:space="preserve">Polansky, L., L. Mitchell, </w:t>
+      </w:r>
+      <w:r>
+        <w:t xml:space="preserve">and </w:t>
+      </w:r>
+      <w:r>
+        <w:t xml:space="preserve">K. B. Newman. 2023. Combining multiple data sources with different biases in state-space models for population dynamics. </w:t>
       </w:r>
       <w:r>
         <w:rPr>
@@ -2257,7 +2362,16 @@
         <w:ind w:left="720" w:hanging="720"/>
       </w:pPr>
       <w:r>
-        <w:t xml:space="preserve">Satterthwaite, W. H., A. O. Shelton. 2023. Methods for assessing and responding to bias and uncertainty in US West Coast salmon abundance forecasts. </w:t>
+        <w:t>Satterthwaite, W. H.</w:t>
+      </w:r>
+      <w:r>
+        <w:t xml:space="preserve"> </w:t>
+      </w:r>
+      <w:r>
+        <w:t xml:space="preserve">and </w:t>
+      </w:r>
+      <w:r>
+        <w:t xml:space="preserve">A. O. Shelton. 2023. Methods for assessing and responding to bias and uncertainty in US West Coast salmon abundance forecasts. </w:t>
       </w:r>
       <w:r>
         <w:rPr>
@@ -2282,7 +2396,16 @@
         <w:ind w:left="720" w:hanging="720"/>
       </w:pPr>
       <w:r>
-        <w:t xml:space="preserve">Tracey, J. P., Fleming, P. J. S. 2023. Recounting bias can affect abundance estimates from intensive helicopter surveys of feral goats. </w:t>
+        <w:t>Tracey, J. P.</w:t>
+      </w:r>
+      <w:r>
+        <w:t xml:space="preserve"> </w:t>
+      </w:r>
+      <w:r>
+        <w:t>and</w:t>
+      </w:r>
+      <w:r>
+        <w:t xml:space="preserve"> Fleming, P. J. S. 2023. Recounting bias can affect abundance estimates from intensive helicopter surveys of feral goats. </w:t>
       </w:r>
       <w:r>
         <w:rPr>
@@ -2301,23 +2424,13 @@
         <w:ind w:left="720" w:hanging="720"/>
       </w:pPr>
       <w:r>
-        <w:t xml:space="preserve">Vallecillo, D., M. Gauthier-Clerc, M. </w:t>
-      </w:r>
-      <w:proofErr w:type="spellStart"/>
-      <w:r>
-        <w:t>Guillemain</w:t>
-      </w:r>
-      <w:proofErr w:type="spellEnd"/>
-      <w:r>
-        <w:t xml:space="preserve">, M. Vittecoq, P. Vandewalle, B. Roche, J. </w:t>
-      </w:r>
-      <w:proofErr w:type="spellStart"/>
-      <w:r>
-        <w:t>Champagnon</w:t>
-      </w:r>
-      <w:proofErr w:type="spellEnd"/>
-      <w:r>
-        <w:t xml:space="preserve">. 2021. Reliability of animal counts and implications for the interpretation of trends. </w:t>
+        <w:t xml:space="preserve">Vallecillo, D., M. Gauthier-Clerc, M. Guillemain, M. Vittecoq, P. Vandewalle, B. Roche, </w:t>
+      </w:r>
+      <w:r>
+        <w:t xml:space="preserve">and </w:t>
+      </w:r>
+      <w:r>
+        <w:t xml:space="preserve">J. Champagnon. 2021. Reliability of animal counts and implications for the interpretation of trends. </w:t>
       </w:r>
       <w:r>
         <w:rPr>
@@ -2355,39 +2468,13 @@
         <w:ind w:left="720" w:hanging="720"/>
       </w:pPr>
       <w:r>
-        <w:t xml:space="preserve">Walsh, P. D., L. J. T. White, C. </w:t>
-      </w:r>
-      <w:proofErr w:type="spellStart"/>
-      <w:r>
-        <w:t>Mbina</w:t>
-      </w:r>
-      <w:proofErr w:type="spellEnd"/>
-      <w:r>
-        <w:t xml:space="preserve">, D. </w:t>
-      </w:r>
-      <w:proofErr w:type="spellStart"/>
-      <w:r>
-        <w:t>Idiata</w:t>
-      </w:r>
-      <w:proofErr w:type="spellEnd"/>
-      <w:r>
-        <w:t xml:space="preserve">, Y. </w:t>
-      </w:r>
-      <w:proofErr w:type="spellStart"/>
-      <w:r>
-        <w:t>Mihindou</w:t>
-      </w:r>
-      <w:proofErr w:type="spellEnd"/>
-      <w:r>
-        <w:t xml:space="preserve">, F. </w:t>
-      </w:r>
-      <w:proofErr w:type="spellStart"/>
-      <w:r>
-        <w:t>Maisels</w:t>
-      </w:r>
-      <w:proofErr w:type="spellEnd"/>
-      <w:r>
-        <w:t xml:space="preserve">, M. Thibault. 2001. Estimates of forest elephant abundance: projecting the relationship between precision and effort. </w:t>
+        <w:t xml:space="preserve">Walsh, P. D., L. J. T. White, C. Mbina, D. Idiata, Y. Mihindou, F. Maisels, </w:t>
+      </w:r>
+      <w:r>
+        <w:t xml:space="preserve">and </w:t>
+      </w:r>
+      <w:r>
+        <w:t xml:space="preserve">M. Thibault. 2001. Estimates of forest elephant abundance: projecting the relationship between precision and effort. </w:t>
       </w:r>
       <w:r>
         <w:rPr>
@@ -2429,7 +2516,7 @@
                     <pic:cNvPicPr/>
                   </pic:nvPicPr>
                   <pic:blipFill>
-                    <a:blip r:embed="rId11"/>
+                    <a:blip r:embed="rId16"/>
                     <a:stretch>
                       <a:fillRect/>
                     </a:stretch>
@@ -2459,6 +2546,45 @@
     </w:sectPr>
   </w:body>
 </w:document>
+</file>
+
+<file path=word/comments.xml><?xml version="1.0" encoding="utf-8"?>
+<w:comments xmlns:wpc="http://schemas.microsoft.com/office/word/2010/wordprocessingCanvas" xmlns:cx="http://schemas.microsoft.com/office/drawing/2014/chartex" xmlns:cx1="http://schemas.microsoft.com/office/drawing/2015/9/8/chartex" xmlns:cx2="http://schemas.microsoft.com/office/drawing/2015/10/21/chartex" xmlns:cx3="http://schemas.microsoft.com/office/drawing/2016/5/9/chartex" xmlns:cx4="http://schemas.microsoft.com/office/drawing/2016/5/10/chartex" xmlns:cx5="http://schemas.microsoft.com/office/drawing/2016/5/11/chartex" xmlns:cx6="http://schemas.microsoft.com/office/drawing/2016/5/12/chartex" xmlns:cx7="http://schemas.microsoft.com/office/drawing/2016/5/13/chartex" xmlns:cx8="http://schemas.microsoft.com/office/drawing/2016/5/14/chartex" xmlns:mc="http://schemas.openxmlformats.org/markup-compatibility/2006" xmlns:aink="http://schemas.microsoft.com/office/drawing/2016/ink" xmlns:am3d="http://schemas.microsoft.com/office/drawing/2017/model3d" xmlns:o="urn:schemas-microsoft-com:office:office" xmlns:oel="http://schemas.microsoft.com/office/2019/extlst" xmlns:r="http://schemas.openxmlformats.org/officeDocument/2006/relationships" xmlns:m="http://schemas.openxmlformats.org/officeDocument/2006/math" xmlns:v="urn:schemas-microsoft-com:vml" xmlns:wp14="http://schemas.microsoft.com/office/word/2010/wordprocessingDrawing" xmlns:wp="http://schemas.openxmlformats.org/drawingml/2006/wordprocessingDrawing" xmlns:w10="urn:schemas-microsoft-com:office:word" xmlns:w="http://schemas.openxmlformats.org/wordprocessingml/2006/main" xmlns:w14="http://schemas.microsoft.com/office/word/2010/wordml" xmlns:w15="http://schemas.microsoft.com/office/word/2012/wordml" xmlns:w16cex="http://schemas.microsoft.com/office/word/2018/wordml/cex" xmlns:w16cid="http://schemas.microsoft.com/office/word/2016/wordml/cid" xmlns:w16="http://schemas.microsoft.com/office/word/2018/wordml" xmlns:w16du="http://schemas.microsoft.com/office/word/2023/wordml/word16du" xmlns:w16sdtdh="http://schemas.microsoft.com/office/word/2020/wordml/sdtdatahash" xmlns:w16sdtfl="http://schemas.microsoft.com/office/word/2024/wordml/sdtformatlock" xmlns:w16se="http://schemas.microsoft.com/office/word/2015/wordml/symex" xmlns:wpg="http://schemas.microsoft.com/office/word/2010/wordprocessingGroup" xmlns:wpi="http://schemas.microsoft.com/office/word/2010/wordprocessingInk" xmlns:wne="http://schemas.microsoft.com/office/word/2006/wordml" xmlns:wps="http://schemas.microsoft.com/office/word/2010/wordprocessingShape" mc:Ignorable="w14 w15 w16se w16cid w16 w16cex w16sdtdh w16sdtfl w16du wp14">
+  <w:comment w:id="0" w:author="Brian McGreal" w:date="2026-07-02T11:22:00Z" w:initials="BM">
+    <w:p>
+      <w:pPr>
+        <w:pStyle w:val="CommentText"/>
+      </w:pPr>
+      <w:r>
+        <w:rPr>
+          <w:rStyle w:val="CommentReference"/>
+        </w:rPr>
+        <w:annotationRef/>
+      </w:r>
+      <w:r>
+        <w:t>Discuss specific hypotheses</w:t>
+      </w:r>
+    </w:p>
+  </w:comment>
+</w:comments>
+</file>
+
+<file path=word/commentsExtended.xml><?xml version="1.0" encoding="utf-8"?>
+<w15:commentsEx xmlns:wpc="http://schemas.microsoft.com/office/word/2010/wordprocessingCanvas" xmlns:cx="http://schemas.microsoft.com/office/drawing/2014/chartex" xmlns:cx1="http://schemas.microsoft.com/office/drawing/2015/9/8/chartex" xmlns:cx2="http://schemas.microsoft.com/office/drawing/2015/10/21/chartex" xmlns:cx3="http://schemas.microsoft.com/office/drawing/2016/5/9/chartex" xmlns:cx4="http://schemas.microsoft.com/office/drawing/2016/5/10/chartex" xmlns:cx5="http://schemas.microsoft.com/office/drawing/2016/5/11/chartex" xmlns:cx6="http://schemas.microsoft.com/office/drawing/2016/5/12/chartex" xmlns:cx7="http://schemas.microsoft.com/office/drawing/2016/5/13/chartex" xmlns:cx8="http://schemas.microsoft.com/office/drawing/2016/5/14/chartex" xmlns:mc="http://schemas.openxmlformats.org/markup-compatibility/2006" xmlns:aink="http://schemas.microsoft.com/office/drawing/2016/ink" xmlns:am3d="http://schemas.microsoft.com/office/drawing/2017/model3d" xmlns:o="urn:schemas-microsoft-com:office:office" xmlns:oel="http://schemas.microsoft.com/office/2019/extlst" xmlns:r="http://schemas.openxmlformats.org/officeDocument/2006/relationships" xmlns:m="http://schemas.openxmlformats.org/officeDocument/2006/math" xmlns:v="urn:schemas-microsoft-com:vml" xmlns:wp14="http://schemas.microsoft.com/office/word/2010/wordprocessingDrawing" xmlns:wp="http://schemas.openxmlformats.org/drawingml/2006/wordprocessingDrawing" xmlns:w10="urn:schemas-microsoft-com:office:word" xmlns:w="http://schemas.openxmlformats.org/wordprocessingml/2006/main" xmlns:w14="http://schemas.microsoft.com/office/word/2010/wordml" xmlns:w15="http://schemas.microsoft.com/office/word/2012/wordml" xmlns:w16cex="http://schemas.microsoft.com/office/word/2018/wordml/cex" xmlns:w16cid="http://schemas.microsoft.com/office/word/2016/wordml/cid" xmlns:w16="http://schemas.microsoft.com/office/word/2018/wordml" xmlns:w16du="http://schemas.microsoft.com/office/word/2023/wordml/word16du" xmlns:w16sdtdh="http://schemas.microsoft.com/office/word/2020/wordml/sdtdatahash" xmlns:w16sdtfl="http://schemas.microsoft.com/office/word/2024/wordml/sdtformatlock" xmlns:w16se="http://schemas.microsoft.com/office/word/2015/wordml/symex" xmlns:wpg="http://schemas.microsoft.com/office/word/2010/wordprocessingGroup" xmlns:wpi="http://schemas.microsoft.com/office/word/2010/wordprocessingInk" xmlns:wne="http://schemas.microsoft.com/office/word/2006/wordml" xmlns:wps="http://schemas.microsoft.com/office/word/2010/wordprocessingShape" mc:Ignorable="w14 w15 w16se w16cid w16 w16cex w16sdtdh w16sdtfl w16du wp14">
+  <w15:commentEx w15:paraId="2B1D8003" w15:done="0"/>
+</w15:commentsEx>
+</file>
+
+<file path=word/commentsExtensible.xml><?xml version="1.0" encoding="utf-8"?>
+<w16cex:commentsExtensible xmlns:wpc="http://schemas.microsoft.com/office/word/2010/wordprocessingCanvas" xmlns:cx="http://schemas.microsoft.com/office/drawing/2014/chartex" xmlns:cx1="http://schemas.microsoft.com/office/drawing/2015/9/8/chartex" xmlns:cx2="http://schemas.microsoft.com/office/drawing/2015/10/21/chartex" xmlns:cx3="http://schemas.microsoft.com/office/drawing/2016/5/9/chartex" xmlns:cx4="http://schemas.microsoft.com/office/drawing/2016/5/10/chartex" xmlns:cx5="http://schemas.microsoft.com/office/drawing/2016/5/11/chartex" xmlns:cx6="http://schemas.microsoft.com/office/drawing/2016/5/12/chartex" xmlns:cx7="http://schemas.microsoft.com/office/drawing/2016/5/13/chartex" xmlns:cx8="http://schemas.microsoft.com/office/drawing/2016/5/14/chartex" xmlns:cr="http://schemas.microsoft.com/office/comments/2020/reactions" xmlns:mc="http://schemas.openxmlformats.org/markup-compatibility/2006" xmlns:aink="http://schemas.microsoft.com/office/drawing/2016/ink" xmlns:am3d="http://schemas.microsoft.com/office/drawing/2017/model3d" xmlns:o="urn:schemas-microsoft-com:office:office" xmlns:oel="http://schemas.microsoft.com/office/2019/extlst" xmlns:r="http://schemas.openxmlformats.org/officeDocument/2006/relationships" xmlns:m="http://schemas.openxmlformats.org/officeDocument/2006/math" xmlns:v="urn:schemas-microsoft-com:vml" xmlns:wp14="http://schemas.microsoft.com/office/word/2010/wordprocessingDrawing" xmlns:wp="http://schemas.openxmlformats.org/drawingml/2006/wordprocessingDrawing" xmlns:w10="urn:schemas-microsoft-com:office:word" xmlns:w="http://schemas.openxmlformats.org/wordprocessingml/2006/main" xmlns:w14="http://schemas.microsoft.com/office/word/2010/wordml" xmlns:w15="http://schemas.microsoft.com/office/word/2012/wordml" xmlns:w16cex="http://schemas.microsoft.com/office/word/2018/wordml/cex" xmlns:w16cid="http://schemas.microsoft.com/office/word/2016/wordml/cid" xmlns:w16="http://schemas.microsoft.com/office/word/2018/wordml" xmlns:w16du="http://schemas.microsoft.com/office/word/2023/wordml/word16du" xmlns:w16sdtdh="http://schemas.microsoft.com/office/word/2020/wordml/sdtdatahash" xmlns:w16sdtfl="http://schemas.microsoft.com/office/word/2024/wordml/sdtformatlock" xmlns:w16se="http://schemas.microsoft.com/office/word/2015/wordml/symex" xmlns:wpg="http://schemas.microsoft.com/office/word/2010/wordprocessingGroup" xmlns:wpi="http://schemas.microsoft.com/office/word/2010/wordprocessingInk" xmlns:wne="http://schemas.microsoft.com/office/word/2006/wordml" xmlns:wps="http://schemas.microsoft.com/office/word/2010/wordprocessingShape" mc:Ignorable="w14 w15 w16se w16cid w16 w16cex w16sdtdh w16sdtfl cr w16du wp14">
+  <w16cex:commentExtensible w16cex:durableId="7DD56FD2" w16cex:dateUtc="2026-07-02T18:22:00Z"/>
+</w16cex:commentsExtensible>
+</file>
+
+<file path=word/commentsIds.xml><?xml version="1.0" encoding="utf-8"?>
+<w16cid:commentsIds xmlns:wpc="http://schemas.microsoft.com/office/word/2010/wordprocessingCanvas" xmlns:cx="http://schemas.microsoft.com/office/drawing/2014/chartex" xmlns:cx1="http://schemas.microsoft.com/office/drawing/2015/9/8/chartex" xmlns:cx2="http://schemas.microsoft.com/office/drawing/2015/10/21/chartex" xmlns:cx3="http://schemas.microsoft.com/office/drawing/2016/5/9/chartex" xmlns:cx4="http://schemas.microsoft.com/office/drawing/2016/5/10/chartex" xmlns:cx5="http://schemas.microsoft.com/office/drawing/2016/5/11/chartex" xmlns:cx6="http://schemas.microsoft.com/office/drawing/2016/5/12/chartex" xmlns:cx7="http://schemas.microsoft.com/office/drawing/2016/5/13/chartex" xmlns:cx8="http://schemas.microsoft.com/office/drawing/2016/5/14/chartex" xmlns:mc="http://schemas.openxmlformats.org/markup-compatibility/2006" xmlns:aink="http://schemas.microsoft.com/office/drawing/2016/ink" xmlns:am3d="http://schemas.microsoft.com/office/drawing/2017/model3d" xmlns:o="urn:schemas-microsoft-com:office:office" xmlns:oel="http://schemas.microsoft.com/office/2019/extlst" xmlns:r="http://schemas.openxmlformats.org/officeDocument/2006/relationships" xmlns:m="http://schemas.openxmlformats.org/officeDocument/2006/math" xmlns:v="urn:schemas-microsoft-com:vml" xmlns:wp14="http://schemas.microsoft.com/office/word/2010/wordprocessingDrawing" xmlns:wp="http://schemas.openxmlformats.org/drawingml/2006/wordprocessingDrawing" xmlns:w10="urn:schemas-microsoft-com:office:word" xmlns:w="http://schemas.openxmlformats.org/wordprocessingml/2006/main" xmlns:w14="http://schemas.microsoft.com/office/word/2010/wordml" xmlns:w15="http://schemas.microsoft.com/office/word/2012/wordml" xmlns:w16cex="http://schemas.microsoft.com/office/word/2018/wordml/cex" xmlns:w16cid="http://schemas.microsoft.com/office/word/2016/wordml/cid" xmlns:w16="http://schemas.microsoft.com/office/word/2018/wordml" xmlns:w16du="http://schemas.microsoft.com/office/word/2023/wordml/word16du" xmlns:w16sdtdh="http://schemas.microsoft.com/office/word/2020/wordml/sdtdatahash" xmlns:w16sdtfl="http://schemas.microsoft.com/office/word/2024/wordml/sdtformatlock" xmlns:w16se="http://schemas.microsoft.com/office/word/2015/wordml/symex" xmlns:wpg="http://schemas.microsoft.com/office/word/2010/wordprocessingGroup" xmlns:wpi="http://schemas.microsoft.com/office/word/2010/wordprocessingInk" xmlns:wne="http://schemas.microsoft.com/office/word/2006/wordml" xmlns:wps="http://schemas.microsoft.com/office/word/2010/wordprocessingShape" mc:Ignorable="w14 w15 w16se w16cid w16 w16cex w16sdtdh w16sdtfl w16du wp14">
+  <w16cid:commentId w16cid:paraId="2B1D8003" w16cid:durableId="7DD56FD2"/>
+</w16cid:commentsIds>
 </file>
 
 <file path=word/numbering.xml><?xml version="1.0" encoding="utf-8"?>
@@ -3506,6 +3632,14 @@
     <w:abstractNumId w:val="7"/>
   </w:num>
 </w:numbering>
+</file>
+
+<file path=word/people.xml><?xml version="1.0" encoding="utf-8"?>
+<w15:people xmlns:wpc="http://schemas.microsoft.com/office/word/2010/wordprocessingCanvas" xmlns:cx="http://schemas.microsoft.com/office/drawing/2014/chartex" xmlns:cx1="http://schemas.microsoft.com/office/drawing/2015/9/8/chartex" xmlns:cx2="http://schemas.microsoft.com/office/drawing/2015/10/21/chartex" xmlns:cx3="http://schemas.microsoft.com/office/drawing/2016/5/9/chartex" xmlns:cx4="http://schemas.microsoft.com/office/drawing/2016/5/10/chartex" xmlns:cx5="http://schemas.microsoft.com/office/drawing/2016/5/11/chartex" xmlns:cx6="http://schemas.microsoft.com/office/drawing/2016/5/12/chartex" xmlns:cx7="http://schemas.microsoft.com/office/drawing/2016/5/13/chartex" xmlns:cx8="http://schemas.microsoft.com/office/drawing/2016/5/14/chartex" xmlns:mc="http://schemas.openxmlformats.org/markup-compatibility/2006" xmlns:aink="http://schemas.microsoft.com/office/drawing/2016/ink" xmlns:am3d="http://schemas.microsoft.com/office/drawing/2017/model3d" xmlns:o="urn:schemas-microsoft-com:office:office" xmlns:oel="http://schemas.microsoft.com/office/2019/extlst" xmlns:r="http://schemas.openxmlformats.org/officeDocument/2006/relationships" xmlns:m="http://schemas.openxmlformats.org/officeDocument/2006/math" xmlns:v="urn:schemas-microsoft-com:vml" xmlns:wp14="http://schemas.microsoft.com/office/word/2010/wordprocessingDrawing" xmlns:wp="http://schemas.openxmlformats.org/drawingml/2006/wordprocessingDrawing" xmlns:w10="urn:schemas-microsoft-com:office:word" xmlns:w="http://schemas.openxmlformats.org/wordprocessingml/2006/main" xmlns:w14="http://schemas.microsoft.com/office/word/2010/wordml" xmlns:w15="http://schemas.microsoft.com/office/word/2012/wordml" xmlns:w16cex="http://schemas.microsoft.com/office/word/2018/wordml/cex" xmlns:w16cid="http://schemas.microsoft.com/office/word/2016/wordml/cid" xmlns:w16="http://schemas.microsoft.com/office/word/2018/wordml" xmlns:w16du="http://schemas.microsoft.com/office/word/2023/wordml/word16du" xmlns:w16sdtdh="http://schemas.microsoft.com/office/word/2020/wordml/sdtdatahash" xmlns:w16sdtfl="http://schemas.microsoft.com/office/word/2024/wordml/sdtformatlock" xmlns:w16se="http://schemas.microsoft.com/office/word/2015/wordml/symex" xmlns:wpg="http://schemas.microsoft.com/office/word/2010/wordprocessingGroup" xmlns:wpi="http://schemas.microsoft.com/office/word/2010/wordprocessingInk" xmlns:wne="http://schemas.microsoft.com/office/word/2006/wordml" xmlns:wps="http://schemas.microsoft.com/office/word/2010/wordprocessingShape" mc:Ignorable="w14 w15 w16se w16cid w16 w16cex w16sdtdh w16sdtfl w16du wp14">
+  <w15:person w15:author="Brian McGreal">
+    <w15:presenceInfo w15:providerId="Windows Live" w15:userId="4c81a134ebae7d72"/>
+  </w15:person>
+</w15:people>
 </file>
 
 <file path=word/styles.xml><?xml version="1.0" encoding="utf-8"?>
@@ -4112,6 +4246,7 @@
   <w:style w:type="character" w:default="1" w:styleId="DefaultParagraphFont">
     <w:name w:val="Default Paragraph Font"/>
     <w:uiPriority w:val="1"/>
+    <w:semiHidden/>
     <w:unhideWhenUsed/>
   </w:style>
   <w:style w:type="table" w:default="1" w:styleId="TableNormal">
@@ -4852,4 +4987,16 @@
     </a:ext>
   </a:extLst>
 </a:theme>
+</file>
+
+<file path=customXml/item1.xml><?xml version="1.0" encoding="utf-8"?>
+<b:Sources xmlns:b="http://schemas.openxmlformats.org/officeDocument/2006/bibliography" xmlns="http://schemas.openxmlformats.org/officeDocument/2006/bibliography" SelectedStyle="\APASixthEditionOfficeOnline.xsl" StyleName="APA" Version="6"/>
+</file>
+
+<file path=customXml/itemProps1.xml><?xml version="1.0" encoding="utf-8"?>
+<ds:datastoreItem xmlns:ds="http://schemas.openxmlformats.org/officeDocument/2006/customXml" ds:itemID="{F40C061F-D849-4105-A727-4FE918637268}">
+  <ds:schemaRefs>
+    <ds:schemaRef ds:uri="http://schemas.openxmlformats.org/officeDocument/2006/bibliography"/>
+  </ds:schemaRefs>
+</ds:datastoreItem>
 </file>
--- a/output/writing/DissertationChapter/mcgreal_ch2draft0.docx
+++ b/output/writing/DissertationChapter/mcgreal_ch2draft0.docx
@@ -383,6 +383,9 @@
         <w:t xml:space="preserve">To </w:t>
       </w:r>
       <w:r>
+        <w:t xml:space="preserve">manage harvest and </w:t>
+      </w:r>
+      <w:r>
         <w:t xml:space="preserve">assess the impact of conservation policy and interventions, </w:t>
       </w:r>
       <w:r>
@@ -416,6 +419,9 @@
         <w:t xml:space="preserve"> and potentially some inherent directional bias</w:t>
       </w:r>
       <w:r>
+        <w:t xml:space="preserve"> (Parsons and Skalski 2010)</w:t>
+      </w:r>
+      <w:r>
         <w:t>.</w:t>
       </w:r>
       <w:r>
@@ -434,7 +440,23 @@
         <w:t xml:space="preserve"> (Walsh et al. 2001, </w:t>
       </w:r>
       <w:r>
-        <w:t xml:space="preserve">Nuno et al. 2013, Annear et al. 2024). This makes intuitive sense, and managers must balance the cost of more intensive sampling efforts against the level of precision </w:t>
+        <w:t xml:space="preserve">Nuno et al. 2013, Annear et al. 2024). This makes intuitive sense, and managers must balance </w:t>
+      </w:r>
+      <w:commentRangeStart w:id="0"/>
+      <w:r>
+        <w:t xml:space="preserve">the cost </w:t>
+      </w:r>
+      <w:commentRangeEnd w:id="0"/>
+      <w:r>
+        <w:rPr>
+          <w:rStyle w:val="CommentReference"/>
+          <w:sz w:val="24"/>
+          <w:szCs w:val="24"/>
+        </w:rPr>
+        <w:commentReference w:id="0"/>
+      </w:r>
+      <w:r>
+        <w:t xml:space="preserve">of more intensive sampling efforts against the level of precision </w:t>
       </w:r>
       <w:r>
         <w:t>they hope to achieve.</w:t>
@@ -455,17 +477,17 @@
         <w:t>populations,</w:t>
       </w:r>
       <w:r>
-        <w:t xml:space="preserve"> due to over- or under-estimation</w:t>
+        <w:t xml:space="preserve"> </w:t>
+      </w:r>
+      <w:r>
+        <w:lastRenderedPageBreak/>
+        <w:t>due to over- or under-estimation</w:t>
       </w:r>
       <w:r>
         <w:t xml:space="preserve"> of their numbers</w:t>
       </w:r>
       <w:r>
-        <w:t xml:space="preserve"> </w:t>
-      </w:r>
-      <w:r>
-        <w:lastRenderedPageBreak/>
-        <w:t>(</w:t>
+        <w:t xml:space="preserve"> (</w:t>
       </w:r>
       <w:r>
         <w:t>Tracey and Fleming 2022, Satterthwaite and Shelton 2023</w:t>
@@ -525,13 +547,31 @@
         <w:t xml:space="preserve">Johnson et al. 2007, </w:t>
       </w:r>
       <w:r>
-        <w:t>Oregon Department of Fish and Wildlife 2024). Within streams, adult fish may be captured and counted at weirs before being released to continue their upstream migration (Anderson et al. 2015). A different survey approach involves capturing salmonid</w:t>
+        <w:t>Oregon Department of Fish and Wildlife 2024). Within streams, adult fish may be captured and counted at weirs before being released to continue their upstream migration (Anderson et al. 2015). A</w:t>
+      </w:r>
+      <w:r>
+        <w:t>nother</w:t>
+      </w:r>
+      <w:r>
+        <w:t xml:space="preserve"> approach involves capturing salmonid</w:t>
       </w:r>
       <w:r>
         <w:t>s</w:t>
       </w:r>
       <w:r>
-        <w:t xml:space="preserve"> as juveniles and fitting them with small passive integrated transponders or PIT-tags. This enables tagged fish to be electronically counted as adults years later, as the return to their natal spawning grounds takes them past sensor arrays (Lamb et al. 2024). </w:t>
+        <w:t xml:space="preserve"> as juveniles and fitting them with small passive integrated transponders</w:t>
+      </w:r>
+      <w:r>
+        <w:t xml:space="preserve"> (</w:t>
+      </w:r>
+      <w:r>
+        <w:t>PIT-tags</w:t>
+      </w:r>
+      <w:r>
+        <w:t>)</w:t>
+      </w:r>
+      <w:r>
+        <w:t xml:space="preserve">. This enables tagged fish to be electronically counted as adults years later, as the return to their natal spawning grounds takes them past sensor arrays (Lamb et al. 2024). </w:t>
       </w:r>
       <w:r>
         <w:t xml:space="preserve">In more remote localities, aerial surveys are favored with fish being counted from </w:t>
@@ -549,11 +589,11 @@
         <w:t xml:space="preserve">). </w:t>
       </w:r>
       <w:r>
-        <w:t xml:space="preserve">Finally, these methods and more may be included in the estimation of total escapement through a variety of area-under-the-curve and peak spawner count estimation methods (English et al. 1992, Parken </w:t>
+        <w:t>Finally, these methods and more may be included in the estimation of total escapement through a variety of area-</w:t>
       </w:r>
       <w:r>
         <w:lastRenderedPageBreak/>
-        <w:t xml:space="preserve">et al. 2003, Millar and Jordan 2013). Given this variety of survey methods dependent on various technology and statistical techniques, each method will be characterized by some degree of imprecision, and perhaps some intrinsic tendency to over- or under-estimate spawning salmonids. </w:t>
+        <w:t xml:space="preserve">under-the-curve and peak spawner count estimation methods (English et al. 1992, Parken et al. 2003, Millar and Jordan 2013). Given this variety of survey methods dependent on various technology and statistical techniques, each method will be characterized by some degree of imprecision, and perhaps some intrinsic tendency to over- or under-estimate spawning salmonids. </w:t>
       </w:r>
     </w:p>
     <w:p>
@@ -561,7 +601,7 @@
         <w:spacing w:after="0" w:line="480" w:lineRule="auto"/>
         <w:ind w:firstLine="720"/>
       </w:pPr>
-      <w:commentRangeStart w:id="0"/>
+      <w:commentRangeStart w:id="1"/>
       <w:r>
         <w:t xml:space="preserve">My research seeks to measure the levels of precision and relative bias accompanying various survey methods by comparing observations from 68 populations of Chinook </w:t>
       </w:r>
@@ -628,16 +668,29 @@
         <w:t>)</w:t>
       </w:r>
       <w:r>
-        <w:t xml:space="preserve"> and steelhead trout throughout Oregon. These surveys were conducted by biologists from the Oregon Department of Fish and Wildlife (ODFW) from 1980 to 2022, using 31 distinct survey methods. The precision inherent to a survey method (and the associated variance of estimates derived from these surveys) directly impacts the ability to detect changes throughout time, as large confidence intervals may obscure shifting abundance regimes (Vallecillo et al. 2021). This work will also seek to determine whether directional bias exists in some survey methods, although bias estimates will necessarily be defined relative to other survey methods, as “true” censuses of the underlying salmonid populations do not exist. The intention of this research is to map the value of information, such that managers can better determine achievable levels of precision given some budget, or inversely the cost of some minimum level of precision in their estimates. To this end, a secondary goal of this work will be the development of a mathematical optimization tool which would allow fisheries managers to determine achievable levels of precision and potential directional bias in estimates based on some budget, or vice versa.</w:t>
-      </w:r>
-      <w:commentRangeEnd w:id="0"/>
+        <w:t xml:space="preserve"> and steelhead trout throughout Oregon. These surveys were conducted by biologists from the Oregon Department of Fish and Wildlife (ODFW) from 1980 to 2022, using 31 distinct survey methods. The precision inherent to a survey method (and the associated variance of estimates derived from these surveys) directly impacts the ability to detect changes throughout time, as large confidence intervals may obscure shifting abundance regimes (Vallecillo et al. 2021). This work will also seek to determine whether directional bias exists in some survey methods, although bias estimates will necessarily be defined relative to other survey methods, as “true” censuses of the underlying salmonid populations do not exist. </w:t>
+      </w:r>
+      <w:commentRangeStart w:id="2"/>
+      <w:r>
+        <w:t>The intention of this research is to map the value of information, such that managers can better determine achievable levels of precision given some budget, or inversely the cost of some minimum level of precision in their estimates. To this end, a secondary goal of this work will be the development of a mathematical optimization tool which would allow fisheries managers to determine achievable levels of precision and potential directional bias in estimates based on some budget, or vice versa.</w:t>
+      </w:r>
+      <w:commentRangeEnd w:id="1"/>
       <w:r>
         <w:rPr>
           <w:rStyle w:val="CommentReference"/>
           <w:sz w:val="24"/>
           <w:szCs w:val="24"/>
         </w:rPr>
-        <w:commentReference w:id="0"/>
+        <w:commentReference w:id="1"/>
+      </w:r>
+      <w:commentRangeEnd w:id="2"/>
+      <w:r>
+        <w:rPr>
+          <w:rStyle w:val="CommentReference"/>
+          <w:sz w:val="24"/>
+          <w:szCs w:val="24"/>
+        </w:rPr>
+        <w:commentReference w:id="2"/>
       </w:r>
     </w:p>
     <w:p>
@@ -661,6 +714,7 @@
           <w:bCs/>
           <w:u w:val="single"/>
         </w:rPr>
+        <w:lastRenderedPageBreak/>
         <w:br w:type="page"/>
       </w:r>
     </w:p>
@@ -2069,13 +2123,7 @@
         <w:ind w:left="720" w:hanging="720"/>
       </w:pPr>
       <w:r>
-        <w:t xml:space="preserve">Copeland, T., W. C. Schrader, B. Barnett, M. T. Davison, K. A. Apperson, M. Belnap, E. Brown, </w:t>
-      </w:r>
-      <w:r>
-        <w:t xml:space="preserve">and </w:t>
-      </w:r>
-      <w:r>
-        <w:t xml:space="preserve">E. A. Felts. 2019. Idaho Chinook Salmon Spawning Ground Surveys: Protocol and Historic Trends. </w:t>
+        <w:t xml:space="preserve">Copeland, T., W. C. Schrader, B. Barnett, M. T. Davison, K. A. Apperson, M. Belnap, E. Brown, and E. A. Felts. 2019. Idaho Chinook Salmon Spawning Ground Surveys: Protocol and Historic Trends. </w:t>
       </w:r>
       <w:r>
         <w:rPr>
@@ -2329,6 +2377,25 @@
       </w:r>
       <w:r>
         <w:t xml:space="preserve"> 23(1): 78-90.</w:t>
+      </w:r>
+    </w:p>
+    <w:p>
+      <w:pPr>
+        <w:spacing w:line="240" w:lineRule="auto"/>
+        <w:ind w:left="720" w:hanging="720"/>
+      </w:pPr>
+      <w:r>
+        <w:t xml:space="preserve">Parson, A. L., and J. R. Skalski. 2010. Quantitative Assessment of Salmonid Escapement Techniques. </w:t>
+      </w:r>
+      <w:r>
+        <w:rPr>
+          <w:i/>
+          <w:iCs/>
+        </w:rPr>
+        <w:t xml:space="preserve">Reviews in Fisheries Science </w:t>
+      </w:r>
+      <w:r>
+        <w:t>18(4): 301-314.</w:t>
       </w:r>
     </w:p>
     <w:p>
@@ -2550,7 +2617,7 @@
 
 <file path=word/comments.xml><?xml version="1.0" encoding="utf-8"?>
 <w:comments xmlns:wpc="http://schemas.microsoft.com/office/word/2010/wordprocessingCanvas" xmlns:cx="http://schemas.microsoft.com/office/drawing/2014/chartex" xmlns:cx1="http://schemas.microsoft.com/office/drawing/2015/9/8/chartex" xmlns:cx2="http://schemas.microsoft.com/office/drawing/2015/10/21/chartex" xmlns:cx3="http://schemas.microsoft.com/office/drawing/2016/5/9/chartex" xmlns:cx4="http://schemas.microsoft.com/office/drawing/2016/5/10/chartex" xmlns:cx5="http://schemas.microsoft.com/office/drawing/2016/5/11/chartex" xmlns:cx6="http://schemas.microsoft.com/office/drawing/2016/5/12/chartex" xmlns:cx7="http://schemas.microsoft.com/office/drawing/2016/5/13/chartex" xmlns:cx8="http://schemas.microsoft.com/office/drawing/2016/5/14/chartex" xmlns:mc="http://schemas.openxmlformats.org/markup-compatibility/2006" xmlns:aink="http://schemas.microsoft.com/office/drawing/2016/ink" xmlns:am3d="http://schemas.microsoft.com/office/drawing/2017/model3d" xmlns:o="urn:schemas-microsoft-com:office:office" xmlns:oel="http://schemas.microsoft.com/office/2019/extlst" xmlns:r="http://schemas.openxmlformats.org/officeDocument/2006/relationships" xmlns:m="http://schemas.openxmlformats.org/officeDocument/2006/math" xmlns:v="urn:schemas-microsoft-com:vml" xmlns:wp14="http://schemas.microsoft.com/office/word/2010/wordprocessingDrawing" xmlns:wp="http://schemas.openxmlformats.org/drawingml/2006/wordprocessingDrawing" xmlns:w10="urn:schemas-microsoft-com:office:word" xmlns:w="http://schemas.openxmlformats.org/wordprocessingml/2006/main" xmlns:w14="http://schemas.microsoft.com/office/word/2010/wordml" xmlns:w15="http://schemas.microsoft.com/office/word/2012/wordml" xmlns:w16cex="http://schemas.microsoft.com/office/word/2018/wordml/cex" xmlns:w16cid="http://schemas.microsoft.com/office/word/2016/wordml/cid" xmlns:w16="http://schemas.microsoft.com/office/word/2018/wordml" xmlns:w16du="http://schemas.microsoft.com/office/word/2023/wordml/word16du" xmlns:w16sdtdh="http://schemas.microsoft.com/office/word/2020/wordml/sdtdatahash" xmlns:w16sdtfl="http://schemas.microsoft.com/office/word/2024/wordml/sdtformatlock" xmlns:w16se="http://schemas.microsoft.com/office/word/2015/wordml/symex" xmlns:wpg="http://schemas.microsoft.com/office/word/2010/wordprocessingGroup" xmlns:wpi="http://schemas.microsoft.com/office/word/2010/wordprocessingInk" xmlns:wne="http://schemas.microsoft.com/office/word/2006/wordml" xmlns:wps="http://schemas.microsoft.com/office/word/2010/wordprocessingShape" mc:Ignorable="w14 w15 w16se w16cid w16 w16cex w16sdtdh w16sdtfl w16du wp14">
-  <w:comment w:id="0" w:author="Brian McGreal" w:date="2026-07-02T11:22:00Z" w:initials="BM">
+  <w:comment w:id="0" w:author="Brian E McGreal" w:date="2026-07-07T11:49:00Z" w:initials="BM">
     <w:p>
       <w:pPr>
         <w:pStyle w:val="CommentText"/>
@@ -2562,7 +2629,39 @@
         <w:annotationRef/>
       </w:r>
       <w:r>
+        <w:t>language here?</w:t>
+      </w:r>
+    </w:p>
+  </w:comment>
+  <w:comment w:id="1" w:author="Brian McGreal" w:date="2026-07-02T11:22:00Z" w:initials="BM">
+    <w:p>
+      <w:pPr>
+        <w:pStyle w:val="CommentText"/>
+      </w:pPr>
+      <w:r>
+        <w:rPr>
+          <w:rStyle w:val="CommentReference"/>
+        </w:rPr>
+        <w:annotationRef/>
+      </w:r>
+      <w:r>
         <w:t>Discuss specific hypotheses</w:t>
+      </w:r>
+    </w:p>
+  </w:comment>
+  <w:comment w:id="2" w:author="Brian E McGreal" w:date="2026-07-07T12:41:00Z" w:initials="BM">
+    <w:p>
+      <w:pPr>
+        <w:pStyle w:val="CommentText"/>
+      </w:pPr>
+      <w:r>
+        <w:rPr>
+          <w:rStyle w:val="CommentReference"/>
+        </w:rPr>
+        <w:annotationRef/>
+      </w:r>
+      <w:r>
+        <w:t>Won’t work. Needs total revision</w:t>
       </w:r>
     </w:p>
   </w:comment>
@@ -2571,19 +2670,25 @@
 
 <file path=word/commentsExtended.xml><?xml version="1.0" encoding="utf-8"?>
 <w15:commentsEx xmlns:wpc="http://schemas.microsoft.com/office/word/2010/wordprocessingCanvas" xmlns:cx="http://schemas.microsoft.com/office/drawing/2014/chartex" xmlns:cx1="http://schemas.microsoft.com/office/drawing/2015/9/8/chartex" xmlns:cx2="http://schemas.microsoft.com/office/drawing/2015/10/21/chartex" xmlns:cx3="http://schemas.microsoft.com/office/drawing/2016/5/9/chartex" xmlns:cx4="http://schemas.microsoft.com/office/drawing/2016/5/10/chartex" xmlns:cx5="http://schemas.microsoft.com/office/drawing/2016/5/11/chartex" xmlns:cx6="http://schemas.microsoft.com/office/drawing/2016/5/12/chartex" xmlns:cx7="http://schemas.microsoft.com/office/drawing/2016/5/13/chartex" xmlns:cx8="http://schemas.microsoft.com/office/drawing/2016/5/14/chartex" xmlns:mc="http://schemas.openxmlformats.org/markup-compatibility/2006" xmlns:aink="http://schemas.microsoft.com/office/drawing/2016/ink" xmlns:am3d="http://schemas.microsoft.com/office/drawing/2017/model3d" xmlns:o="urn:schemas-microsoft-com:office:office" xmlns:oel="http://schemas.microsoft.com/office/2019/extlst" xmlns:r="http://schemas.openxmlformats.org/officeDocument/2006/relationships" xmlns:m="http://schemas.openxmlformats.org/officeDocument/2006/math" xmlns:v="urn:schemas-microsoft-com:vml" xmlns:wp14="http://schemas.microsoft.com/office/word/2010/wordprocessingDrawing" xmlns:wp="http://schemas.openxmlformats.org/drawingml/2006/wordprocessingDrawing" xmlns:w10="urn:schemas-microsoft-com:office:word" xmlns:w="http://schemas.openxmlformats.org/wordprocessingml/2006/main" xmlns:w14="http://schemas.microsoft.com/office/word/2010/wordml" xmlns:w15="http://schemas.microsoft.com/office/word/2012/wordml" xmlns:w16cex="http://schemas.microsoft.com/office/word/2018/wordml/cex" xmlns:w16cid="http://schemas.microsoft.com/office/word/2016/wordml/cid" xmlns:w16="http://schemas.microsoft.com/office/word/2018/wordml" xmlns:w16du="http://schemas.microsoft.com/office/word/2023/wordml/word16du" xmlns:w16sdtdh="http://schemas.microsoft.com/office/word/2020/wordml/sdtdatahash" xmlns:w16sdtfl="http://schemas.microsoft.com/office/word/2024/wordml/sdtformatlock" xmlns:w16se="http://schemas.microsoft.com/office/word/2015/wordml/symex" xmlns:wpg="http://schemas.microsoft.com/office/word/2010/wordprocessingGroup" xmlns:wpi="http://schemas.microsoft.com/office/word/2010/wordprocessingInk" xmlns:wne="http://schemas.microsoft.com/office/word/2006/wordml" xmlns:wps="http://schemas.microsoft.com/office/word/2010/wordprocessingShape" mc:Ignorable="w14 w15 w16se w16cid w16 w16cex w16sdtdh w16sdtfl w16du wp14">
+  <w15:commentEx w15:paraId="6B7EBC60" w15:done="0"/>
   <w15:commentEx w15:paraId="2B1D8003" w15:done="0"/>
+  <w15:commentEx w15:paraId="531F27A2" w15:done="0"/>
 </w15:commentsEx>
 </file>
 
 <file path=word/commentsExtensible.xml><?xml version="1.0" encoding="utf-8"?>
 <w16cex:commentsExtensible xmlns:wpc="http://schemas.microsoft.com/office/word/2010/wordprocessingCanvas" xmlns:cx="http://schemas.microsoft.com/office/drawing/2014/chartex" xmlns:cx1="http://schemas.microsoft.com/office/drawing/2015/9/8/chartex" xmlns:cx2="http://schemas.microsoft.com/office/drawing/2015/10/21/chartex" xmlns:cx3="http://schemas.microsoft.com/office/drawing/2016/5/9/chartex" xmlns:cx4="http://schemas.microsoft.com/office/drawing/2016/5/10/chartex" xmlns:cx5="http://schemas.microsoft.com/office/drawing/2016/5/11/chartex" xmlns:cx6="http://schemas.microsoft.com/office/drawing/2016/5/12/chartex" xmlns:cx7="http://schemas.microsoft.com/office/drawing/2016/5/13/chartex" xmlns:cx8="http://schemas.microsoft.com/office/drawing/2016/5/14/chartex" xmlns:cr="http://schemas.microsoft.com/office/comments/2020/reactions" xmlns:mc="http://schemas.openxmlformats.org/markup-compatibility/2006" xmlns:aink="http://schemas.microsoft.com/office/drawing/2016/ink" xmlns:am3d="http://schemas.microsoft.com/office/drawing/2017/model3d" xmlns:o="urn:schemas-microsoft-com:office:office" xmlns:oel="http://schemas.microsoft.com/office/2019/extlst" xmlns:r="http://schemas.openxmlformats.org/officeDocument/2006/relationships" xmlns:m="http://schemas.openxmlformats.org/officeDocument/2006/math" xmlns:v="urn:schemas-microsoft-com:vml" xmlns:wp14="http://schemas.microsoft.com/office/word/2010/wordprocessingDrawing" xmlns:wp="http://schemas.openxmlformats.org/drawingml/2006/wordprocessingDrawing" xmlns:w10="urn:schemas-microsoft-com:office:word" xmlns:w="http://schemas.openxmlformats.org/wordprocessingml/2006/main" xmlns:w14="http://schemas.microsoft.com/office/word/2010/wordml" xmlns:w15="http://schemas.microsoft.com/office/word/2012/wordml" xmlns:w16cex="http://schemas.microsoft.com/office/word/2018/wordml/cex" xmlns:w16cid="http://schemas.microsoft.com/office/word/2016/wordml/cid" xmlns:w16="http://schemas.microsoft.com/office/word/2018/wordml" xmlns:w16du="http://schemas.microsoft.com/office/word/2023/wordml/word16du" xmlns:w16sdtdh="http://schemas.microsoft.com/office/word/2020/wordml/sdtdatahash" xmlns:w16sdtfl="http://schemas.microsoft.com/office/word/2024/wordml/sdtformatlock" xmlns:w16se="http://schemas.microsoft.com/office/word/2015/wordml/symex" xmlns:wpg="http://schemas.microsoft.com/office/word/2010/wordprocessingGroup" xmlns:wpi="http://schemas.microsoft.com/office/word/2010/wordprocessingInk" xmlns:wne="http://schemas.microsoft.com/office/word/2006/wordml" xmlns:wps="http://schemas.microsoft.com/office/word/2010/wordprocessingShape" mc:Ignorable="w14 w15 w16se w16cid w16 w16cex w16sdtdh w16sdtfl cr w16du wp14">
+  <w16cex:commentExtensible w16cex:durableId="27461BCC" w16cex:dateUtc="2026-07-07T18:49:00Z"/>
   <w16cex:commentExtensible w16cex:durableId="7DD56FD2" w16cex:dateUtc="2026-07-02T18:22:00Z"/>
+  <w16cex:commentExtensible w16cex:durableId="0582FB22" w16cex:dateUtc="2026-07-07T19:41:00Z"/>
 </w16cex:commentsExtensible>
 </file>
 
 <file path=word/commentsIds.xml><?xml version="1.0" encoding="utf-8"?>
 <w16cid:commentsIds xmlns:wpc="http://schemas.microsoft.com/office/word/2010/wordprocessingCanvas" xmlns:cx="http://schemas.microsoft.com/office/drawing/2014/chartex" xmlns:cx1="http://schemas.microsoft.com/office/drawing/2015/9/8/chartex" xmlns:cx2="http://schemas.microsoft.com/office/drawing/2015/10/21/chartex" xmlns:cx3="http://schemas.microsoft.com/office/drawing/2016/5/9/chartex" xmlns:cx4="http://schemas.microsoft.com/office/drawing/2016/5/10/chartex" xmlns:cx5="http://schemas.microsoft.com/office/drawing/2016/5/11/chartex" xmlns:cx6="http://schemas.microsoft.com/office/drawing/2016/5/12/chartex" xmlns:cx7="http://schemas.microsoft.com/office/drawing/2016/5/13/chartex" xmlns:cx8="http://schemas.microsoft.com/office/drawing/2016/5/14/chartex" xmlns:mc="http://schemas.openxmlformats.org/markup-compatibility/2006" xmlns:aink="http://schemas.microsoft.com/office/drawing/2016/ink" xmlns:am3d="http://schemas.microsoft.com/office/drawing/2017/model3d" xmlns:o="urn:schemas-microsoft-com:office:office" xmlns:oel="http://schemas.microsoft.com/office/2019/extlst" xmlns:r="http://schemas.openxmlformats.org/officeDocument/2006/relationships" xmlns:m="http://schemas.openxmlformats.org/officeDocument/2006/math" xmlns:v="urn:schemas-microsoft-com:vml" xmlns:wp14="http://schemas.microsoft.com/office/word/2010/wordprocessingDrawing" xmlns:wp="http://schemas.openxmlformats.org/drawingml/2006/wordprocessingDrawing" xmlns:w10="urn:schemas-microsoft-com:office:word" xmlns:w="http://schemas.openxmlformats.org/wordprocessingml/2006/main" xmlns:w14="http://schemas.microsoft.com/office/word/2010/wordml" xmlns:w15="http://schemas.microsoft.com/office/word/2012/wordml" xmlns:w16cex="http://schemas.microsoft.com/office/word/2018/wordml/cex" xmlns:w16cid="http://schemas.microsoft.com/office/word/2016/wordml/cid" xmlns:w16="http://schemas.microsoft.com/office/word/2018/wordml" xmlns:w16du="http://schemas.microsoft.com/office/word/2023/wordml/word16du" xmlns:w16sdtdh="http://schemas.microsoft.com/office/word/2020/wordml/sdtdatahash" xmlns:w16sdtfl="http://schemas.microsoft.com/office/word/2024/wordml/sdtformatlock" xmlns:w16se="http://schemas.microsoft.com/office/word/2015/wordml/symex" xmlns:wpg="http://schemas.microsoft.com/office/word/2010/wordprocessingGroup" xmlns:wpi="http://schemas.microsoft.com/office/word/2010/wordprocessingInk" xmlns:wne="http://schemas.microsoft.com/office/word/2006/wordml" xmlns:wps="http://schemas.microsoft.com/office/word/2010/wordprocessingShape" mc:Ignorable="w14 w15 w16se w16cid w16 w16cex w16sdtdh w16sdtfl w16du wp14">
+  <w16cid:commentId w16cid:paraId="6B7EBC60" w16cid:durableId="27461BCC"/>
   <w16cid:commentId w16cid:paraId="2B1D8003" w16cid:durableId="7DD56FD2"/>
+  <w16cid:commentId w16cid:paraId="531F27A2" w16cid:durableId="0582FB22"/>
 </w16cid:commentsIds>
 </file>
 
@@ -3636,6 +3741,9 @@
 
 <file path=word/people.xml><?xml version="1.0" encoding="utf-8"?>
 <w15:people xmlns:wpc="http://schemas.microsoft.com/office/word/2010/wordprocessingCanvas" xmlns:cx="http://schemas.microsoft.com/office/drawing/2014/chartex" xmlns:cx1="http://schemas.microsoft.com/office/drawing/2015/9/8/chartex" xmlns:cx2="http://schemas.microsoft.com/office/drawing/2015/10/21/chartex" xmlns:cx3="http://schemas.microsoft.com/office/drawing/2016/5/9/chartex" xmlns:cx4="http://schemas.microsoft.com/office/drawing/2016/5/10/chartex" xmlns:cx5="http://schemas.microsoft.com/office/drawing/2016/5/11/chartex" xmlns:cx6="http://schemas.microsoft.com/office/drawing/2016/5/12/chartex" xmlns:cx7="http://schemas.microsoft.com/office/drawing/2016/5/13/chartex" xmlns:cx8="http://schemas.microsoft.com/office/drawing/2016/5/14/chartex" xmlns:mc="http://schemas.openxmlformats.org/markup-compatibility/2006" xmlns:aink="http://schemas.microsoft.com/office/drawing/2016/ink" xmlns:am3d="http://schemas.microsoft.com/office/drawing/2017/model3d" xmlns:o="urn:schemas-microsoft-com:office:office" xmlns:oel="http://schemas.microsoft.com/office/2019/extlst" xmlns:r="http://schemas.openxmlformats.org/officeDocument/2006/relationships" xmlns:m="http://schemas.openxmlformats.org/officeDocument/2006/math" xmlns:v="urn:schemas-microsoft-com:vml" xmlns:wp14="http://schemas.microsoft.com/office/word/2010/wordprocessingDrawing" xmlns:wp="http://schemas.openxmlformats.org/drawingml/2006/wordprocessingDrawing" xmlns:w10="urn:schemas-microsoft-com:office:word" xmlns:w="http://schemas.openxmlformats.org/wordprocessingml/2006/main" xmlns:w14="http://schemas.microsoft.com/office/word/2010/wordml" xmlns:w15="http://schemas.microsoft.com/office/word/2012/wordml" xmlns:w16cex="http://schemas.microsoft.com/office/word/2018/wordml/cex" xmlns:w16cid="http://schemas.microsoft.com/office/word/2016/wordml/cid" xmlns:w16="http://schemas.microsoft.com/office/word/2018/wordml" xmlns:w16du="http://schemas.microsoft.com/office/word/2023/wordml/word16du" xmlns:w16sdtdh="http://schemas.microsoft.com/office/word/2020/wordml/sdtdatahash" xmlns:w16sdtfl="http://schemas.microsoft.com/office/word/2024/wordml/sdtformatlock" xmlns:w16se="http://schemas.microsoft.com/office/word/2015/wordml/symex" xmlns:wpg="http://schemas.microsoft.com/office/word/2010/wordprocessingGroup" xmlns:wpi="http://schemas.microsoft.com/office/word/2010/wordprocessingInk" xmlns:wne="http://schemas.microsoft.com/office/word/2006/wordml" xmlns:wps="http://schemas.microsoft.com/office/word/2010/wordprocessingShape" mc:Ignorable="w14 w15 w16se w16cid w16 w16cex w16sdtdh w16sdtfl w16du wp14">
+  <w15:person w15:author="Brian E McGreal">
+    <w15:presenceInfo w15:providerId="AD" w15:userId="S::bmcgreal@uw.edu::500ccbb3-e957-4a38-850c-c0c2fd4a68d5"/>
+  </w15:person>
   <w15:person w15:author="Brian McGreal">
     <w15:presenceInfo w15:providerId="Windows Live" w15:userId="4c81a134ebae7d72"/>
   </w15:person>

--- a/output/writing/DissertationChapter/mcgreal_ch2draft0.docx
+++ b/output/writing/DissertationChapter/mcgreal_ch2draft0.docx
@@ -307,7 +307,13 @@
         <w:spacing w:after="0" w:line="480" w:lineRule="auto"/>
       </w:pPr>
       <w:r>
-        <w:t>The conservation of salmon and trout for environmental, tribal, commercial, and recreational use is of tremendous importance to fish and wildlife agencies in the Pacific Northwest. Additionally, multiple Evolutionarily Significant Units comprising many salmonid populations are protected under the US Endangered Species Act of 1973 (National Oceanic and Atmospheric Administration 2025</w:t>
+        <w:t xml:space="preserve">The conservation of salmon and trout for environmental, tribal, commercial, and recreational use is of tremendous importance to fish and wildlife agencies in the Pacific Northwest. Additionally, multiple Evolutionarily Significant Units </w:t>
+      </w:r>
+      <w:r>
+        <w:t xml:space="preserve">(ESUs) </w:t>
+      </w:r>
+      <w:r>
+        <w:t>comprising many salmonid populations are protected under the US Endangered Species Act of 1973 (National Oceanic and Atmospheric Administration 2025</w:t>
       </w:r>
       <w:r>
         <w:t>a</w:t>
@@ -668,11 +674,13 @@
         <w:t>)</w:t>
       </w:r>
       <w:r>
-        <w:t xml:space="preserve"> and steelhead trout throughout Oregon. These surveys were conducted by biologists from the Oregon Department of Fish and Wildlife (ODFW) from 1980 to 2022, using 31 distinct survey methods. The precision inherent to a survey method (and the associated variance of estimates derived from these surveys) directly impacts the ability to detect changes throughout time, as large confidence intervals may obscure shifting abundance regimes (Vallecillo et al. 2021). This work will also seek to determine whether directional bias exists in some survey methods, although bias estimates will necessarily be defined relative to other survey methods, as “true” censuses of the underlying salmonid populations do not exist. </w:t>
-      </w:r>
-      <w:commentRangeStart w:id="2"/>
-      <w:r>
-        <w:t>The intention of this research is to map the value of information, such that managers can better determine achievable levels of precision given some budget, or inversely the cost of some minimum level of precision in their estimates. To this end, a secondary goal of this work will be the development of a mathematical optimization tool which would allow fisheries managers to determine achievable levels of precision and potential directional bias in estimates based on some budget, or vice versa.</w:t>
+        <w:t xml:space="preserve"> and steelhead trout throughout Oregon</w:t>
+      </w:r>
+      <w:r>
+        <w:t>, each belonging to an ESU listed as threatened under the Endangered Species Act</w:t>
+      </w:r>
+      <w:r>
+        <w:t>. These surveys were conducted by biologists from the Oregon Department of Fish and Wildlife (ODFW) from 1980 to 2022, using 31 distinct survey methods. The precision inherent to a survey method (and the associated variance of estimates derived from these surveys) directly impacts the ability to detect changes throughout time, as large confidence intervals may obscure shifting abundance regimes (Vallecillo et al. 2021). This work will also seek to determine whether directional bias exists in some survey methods, although bias estimates will necessarily be defined relative to other survey methods, as “true” censuses of the underlying salmonid populations do not exist</w:t>
       </w:r>
       <w:commentRangeEnd w:id="1"/>
       <w:r>
@@ -683,6 +691,22 @@
         </w:rPr>
         <w:commentReference w:id="1"/>
       </w:r>
+      <w:r>
+        <w:t xml:space="preserve">. A secondary objective of this research is to identify </w:t>
+      </w:r>
+      <w:r>
+        <w:t xml:space="preserve">which and to what extent </w:t>
+      </w:r>
+      <w:r>
+        <w:t xml:space="preserve">populations </w:t>
+      </w:r>
+      <w:r>
+        <w:t xml:space="preserve">in the study area have been chronically under- or over-estimated due to the survey methods employed in monitoring them, </w:t>
+      </w:r>
+      <w:commentRangeStart w:id="2"/>
+      <w:r>
+        <w:t xml:space="preserve">and whether some common characteristics of these populations can be associated with the survey methods chosen. </w:t>
+      </w:r>
       <w:commentRangeEnd w:id="2"/>
       <w:r>
         <w:rPr>
@@ -714,7 +738,6 @@
           <w:bCs/>
           <w:u w:val="single"/>
         </w:rPr>
-        <w:lastRenderedPageBreak/>
         <w:br w:type="page"/>
       </w:r>
     </w:p>
@@ -815,10 +838,23 @@
         <w:t xml:space="preserve">, </w:t>
       </w:r>
       <w:r>
-        <w:t>simple linear regressions evaluating the effect of time on the natural log of abundance describe</w:t>
+        <w:t>simple linear regressions evaluating the effect of time on the natural log of abundance des</w:t>
+      </w:r>
+      <w:commentRangeStart w:id="3"/>
+      <w:r>
+        <w:t>cribe</w:t>
       </w:r>
       <w:r>
         <w:t xml:space="preserve"> 34 (half) of the surveyed salmonid populations as having no statistically significant change across the study period. Of the remaining 34 populations, 23 exhibit a statistically significant increase in abundance, while the other 11 show evidence of decline. </w:t>
+      </w:r>
+      <w:commentRangeEnd w:id="3"/>
+      <w:r>
+        <w:rPr>
+          <w:rStyle w:val="CommentReference"/>
+          <w:sz w:val="24"/>
+          <w:szCs w:val="24"/>
+        </w:rPr>
+        <w:commentReference w:id="3"/>
       </w:r>
     </w:p>
     <w:p>
@@ -827,13 +863,40 @@
         <w:ind w:firstLine="720"/>
       </w:pPr>
       <w:r>
-        <w:t xml:space="preserve">The accuracy of the linear regression estimates of trends in abundance described above are dependent on the precision of the observed data. </w:t>
+        <w:t xml:space="preserve">Of course, the </w:t>
+      </w:r>
+      <w:r>
+        <w:t xml:space="preserve">accuracy of </w:t>
+      </w:r>
+      <w:r>
+        <w:t xml:space="preserve">the </w:t>
+      </w:r>
+      <w:r>
+        <w:t xml:space="preserve">regression estimates of trends in abundance described above are dependent on the </w:t>
+      </w:r>
+      <w:r>
+        <w:t>accuracy</w:t>
+      </w:r>
+      <w:r>
+        <w:t xml:space="preserve"> of the observed data</w:t>
+      </w:r>
+      <w:r>
+        <w:t>, itself a product of the survey methods employed</w:t>
+      </w:r>
+      <w:r>
+        <w:t xml:space="preserve">. </w:t>
       </w:r>
       <w:r>
         <w:t>The frequency with which survey methods are employed is not uniform across the study period</w:t>
       </w:r>
       <w:r>
-        <w:t>, as described in Figure 2.2</w:t>
+        <w:t xml:space="preserve"> (</w:t>
+      </w:r>
+      <w:r>
+        <w:t>Figure 2</w:t>
+      </w:r>
+      <w:r>
+        <w:t>)</w:t>
       </w:r>
       <w:r>
         <w:t>. While some methods such as redd counts have been widely used throughout the study period, other methods have seen drastic changes in usage.</w:t>
@@ -842,13 +905,13 @@
         <w:t xml:space="preserve"> If </w:t>
       </w:r>
       <w:r>
+        <w:lastRenderedPageBreak/>
         <w:t>different survey methods indeed exhibit varying</w:t>
       </w:r>
       <w:r>
         <w:t xml:space="preserve"> </w:t>
       </w:r>
       <w:r>
-        <w:lastRenderedPageBreak/>
         <w:t>levels of precision and/or inherent directional bias, the statistical significance estimated by simple regression models must be questioned.</w:t>
       </w:r>
       <w:r>
@@ -984,13 +1047,32 @@
         <w:t xml:space="preserve">and a description of all model terms </w:t>
       </w:r>
       <w:r>
-        <w:t xml:space="preserve">is described in </w:t>
-      </w:r>
-      <w:r>
-        <w:t>chapter 1</w:t>
-      </w:r>
-      <w:r>
-        <w:t xml:space="preserve"> of this proposal</w:t>
+        <w:t xml:space="preserve">is described </w:t>
+      </w:r>
+      <w:commentRangeStart w:id="4"/>
+      <w:r>
+        <w:t xml:space="preserve">in </w:t>
+      </w:r>
+      <w:r>
+        <w:t>C</w:t>
+      </w:r>
+      <w:r>
+        <w:t>hapter 1</w:t>
+      </w:r>
+      <w:r>
+        <w:t xml:space="preserve"> of this </w:t>
+      </w:r>
+      <w:r>
+        <w:t>dissertation</w:t>
+      </w:r>
+      <w:commentRangeEnd w:id="4"/>
+      <w:r>
+        <w:rPr>
+          <w:rStyle w:val="CommentReference"/>
+          <w:sz w:val="24"/>
+          <w:szCs w:val="24"/>
+        </w:rPr>
+        <w:commentReference w:id="4"/>
       </w:r>
       <w:r>
         <w:t>.</w:t>
@@ -1100,7 +1182,13 @@
         <w:t>Figure 2: Groups of survey methods and the frequency of their employment from 1980 to 2022. The nine groups displayed in the figure are bins containing each of the 31 survey methods described in the data.</w:t>
       </w:r>
       <w:r>
-        <w:t xml:space="preserve"> </w:t>
+        <w:rPr>
+          <w:i/>
+          <w:iCs/>
+          <w:sz w:val="20"/>
+          <w:szCs w:val="20"/>
+        </w:rPr>
+        <w:t xml:space="preserve"> These bins are non-scientific and do not reflect designations established by ODFW or any other party, and are instead intended strictly as an aid for visualizing these data. </w:t>
       </w:r>
     </w:p>
     <w:p>
@@ -1115,32 +1203,25 @@
         <w:spacing w:after="0" w:line="480" w:lineRule="auto"/>
         <w:ind w:firstLine="720"/>
       </w:pPr>
+      <w:commentRangeStart w:id="5"/>
+      <w:commentRangeStart w:id="6"/>
       <w:r>
         <w:t>There exists the likelihood that some survey methods are endogenously related to the abundances they seek to estimate. For example, dam counts require that a dam be present</w:t>
       </w:r>
       <w:r>
+        <w:t>, a feature which has been shown to have adverse impacts on salmonid populations (CITATION)</w:t>
+      </w:r>
+      <w:r>
         <w:t>.</w:t>
       </w:r>
       <w:r>
-        <w:t xml:space="preserve"> </w:t>
-      </w:r>
-      <w:r>
-        <w:t xml:space="preserve">As dams are most often present at large streams capable of hosting large salmon runs, this survey method </w:t>
-      </w:r>
-      <w:r>
-        <w:t>may inherently describe</w:t>
-      </w:r>
-      <w:r>
-        <w:t xml:space="preserve"> habitat </w:t>
-      </w:r>
-      <w:r>
-        <w:t>characteristics that influence abundances.</w:t>
-      </w:r>
-      <w:r>
-        <w:t xml:space="preserve"> </w:t>
-      </w:r>
-      <w:r>
-        <w:t xml:space="preserve">In theory, MARSS models should be able to statistically account for this potential endogeneity by </w:t>
+        <w:t xml:space="preserve"> In theory</w:t>
+      </w:r>
+      <w:r>
+        <w:t xml:space="preserve">, </w:t>
+      </w:r>
+      <w:r>
+        <w:t xml:space="preserve">MARSS models should be able to statistically account for this potential endogeneity by </w:t>
       </w:r>
       <w:r>
         <w:lastRenderedPageBreak/>
@@ -1150,10 +1231,25 @@
         <w:t>, especially given multiple populations being surveyed via the same method</w:t>
       </w:r>
       <w:r>
+        <w:t xml:space="preserve"> (See and Holmes 2015</w:t>
+      </w:r>
+      <w:r>
+        <w:t>, MAYBE ONE MORE CITATION HERE</w:t>
+      </w:r>
+      <w:r>
+        <w:t>)</w:t>
+      </w:r>
+      <w:r>
         <w:t xml:space="preserve">. </w:t>
       </w:r>
       <w:r>
-        <w:t xml:space="preserve">Robustness checks </w:t>
+        <w:t>T</w:t>
+      </w:r>
+      <w:r>
+        <w:t>o ensure that potential endogenous relationships between populations and methods will not impact the results of this work, I conduct r</w:t>
+      </w:r>
+      <w:r>
+        <w:t xml:space="preserve">obustness checks </w:t>
       </w:r>
       <w:r>
         <w:t>using</w:t>
@@ -1162,10 +1258,34 @@
         <w:t xml:space="preserve"> </w:t>
       </w:r>
       <w:r>
-        <w:t xml:space="preserve">simulated data </w:t>
-      </w:r>
-      <w:r>
-        <w:t>will be conducted to ensure that the models employed are indeed able to capably distinguish process error from observation error in those survey methods which may be endogenously related to salmonid abundance.</w:t>
+        <w:t>simulated data</w:t>
+      </w:r>
+      <w:r>
+        <w:t xml:space="preserve"> to ensure that the models employed are indeed able to capably distinguish process error from observation error in </w:t>
+      </w:r>
+      <w:r>
+        <w:t>such cases</w:t>
+      </w:r>
+      <w:r>
+        <w:t>.</w:t>
+      </w:r>
+      <w:commentRangeEnd w:id="5"/>
+      <w:r>
+        <w:rPr>
+          <w:rStyle w:val="CommentReference"/>
+          <w:sz w:val="24"/>
+          <w:szCs w:val="24"/>
+        </w:rPr>
+        <w:commentReference w:id="5"/>
+      </w:r>
+      <w:commentRangeEnd w:id="6"/>
+      <w:r>
+        <w:rPr>
+          <w:rStyle w:val="CommentReference"/>
+          <w:sz w:val="24"/>
+          <w:szCs w:val="24"/>
+        </w:rPr>
+        <w:commentReference w:id="6"/>
       </w:r>
     </w:p>
     <w:p>
@@ -1173,6 +1293,7 @@
         <w:spacing w:after="0" w:line="480" w:lineRule="auto"/>
         <w:ind w:firstLine="720"/>
       </w:pPr>
+      <w:commentRangeStart w:id="7"/>
       <w:r>
         <w:t>As well as modeling all three species together I will also model each salmonid species separately. This</w:t>
       </w:r>
@@ -1230,6 +1351,15 @@
       </w:r>
       <w:r>
         <w:t>).</w:t>
+      </w:r>
+      <w:commentRangeEnd w:id="7"/>
+      <w:r>
+        <w:rPr>
+          <w:rStyle w:val="CommentReference"/>
+          <w:sz w:val="24"/>
+          <w:szCs w:val="24"/>
+        </w:rPr>
+        <w:commentReference w:id="7"/>
       </w:r>
     </w:p>
     <w:p>
@@ -1329,11 +1459,11 @@
         <w:t xml:space="preserve"> Z</w:t>
       </w:r>
       <w:r>
-        <w:t xml:space="preserve"> is specified such that each population as identified in the data will correspond to a distinct underlying natural state. By specifying each population as an underlying state, the model will be able to assess variation in the natural state of the population as separate from variation in counts arising due to the survey </w:t>
+        <w:t xml:space="preserve"> is specified such that each population as identified in the data will correspond to a distinct underlying natural state. By specifying each population as an underlying state, the model will be able to assess variation in </w:t>
       </w:r>
       <w:r>
         <w:lastRenderedPageBreak/>
-        <w:t xml:space="preserve">method employed.  The vector </w:t>
+        <w:t xml:space="preserve">the natural state of the population as separate from variation in counts arising due to the survey method employed.  The vector </w:t>
       </w:r>
       <w:r>
         <w:rPr>
@@ -1635,7 +1765,13 @@
       </w:pPr>
       <w:r>
         <w:lastRenderedPageBreak/>
-        <w:t xml:space="preserve">The process/state equation is more straightforward. It is constructed to be as parsimonious as possible, in that in this analysis it essentially acts as a receptacle for the natural variance in annual salmonid spawner returns. </w:t>
+        <w:t>The process/state equation is more straightforward. It is constructed to be as parsimonious as possible</w:t>
+      </w:r>
+      <w:r>
+        <w:t xml:space="preserve"> to</w:t>
+      </w:r>
+      <w:r>
+        <w:t xml:space="preserve"> essentially act as a receptacle for the natural variance in annual salmonid spawner returns. </w:t>
       </w:r>
       <w:r>
         <w:rPr>
@@ -1659,7 +1795,20 @@
         <w:t xml:space="preserve"> </w:t>
       </w:r>
       <w:r>
-        <w:t xml:space="preserve">is specified as an identity matrix, meaning the whole equation becomes a random walk. Whether the vector </w:t>
+        <w:t>is specified as an identity matri</w:t>
+      </w:r>
+      <w:r>
+        <w:t>x.</w:t>
+      </w:r>
+      <w:r>
+        <w:t xml:space="preserve"> </w:t>
+      </w:r>
+      <w:commentRangeStart w:id="8"/>
+      <w:r>
+        <w:t>T</w:t>
+      </w:r>
+      <w:r>
+        <w:t xml:space="preserve">he vector </w:t>
       </w:r>
       <w:r>
         <w:rPr>
@@ -1687,6 +1836,16 @@
       <w:r>
         <w:t xml:space="preserve"> </w:t>
       </w:r>
+      <w:commentRangeEnd w:id="8"/>
+      <w:r>
+        <w:rPr>
+          <w:rStyle w:val="CommentReference"/>
+          <w:sz w:val="24"/>
+          <w:szCs w:val="24"/>
+        </w:rPr>
+        <w:commentReference w:id="8"/>
+      </w:r>
+      <w:commentRangeStart w:id="9"/>
       <w:r>
         <w:t xml:space="preserve">Finally, the terms along the diagonal of </w:t>
       </w:r>
@@ -1736,7 +1895,19 @@
         <w:t xml:space="preserve"> terms</w:t>
       </w:r>
       <w:r>
-        <w:t>) will also depend on model fit. Below is an example of the process/state equation written out in matrix form.</w:t>
+        <w:t>) will also depend on model fit.</w:t>
+      </w:r>
+      <w:commentRangeEnd w:id="9"/>
+      <w:r>
+        <w:rPr>
+          <w:rStyle w:val="CommentReference"/>
+          <w:sz w:val="24"/>
+          <w:szCs w:val="24"/>
+        </w:rPr>
+        <w:commentReference w:id="9"/>
+      </w:r>
+      <w:r>
+        <w:t xml:space="preserve"> Below is an example of the process/state equation written out in matrix form.</w:t>
       </w:r>
     </w:p>
     <w:p>
@@ -1831,11 +2002,12 @@
         <w:spacing w:after="0" w:line="480" w:lineRule="auto"/>
         <w:ind w:firstLine="720"/>
       </w:pPr>
+      <w:commentRangeStart w:id="10"/>
       <w:r>
         <w:t xml:space="preserve">With these estimates in hand, </w:t>
       </w:r>
       <w:r>
-        <w:t>the data presented in Figure 2.1 will then be adjusted to account for method bias in order to assess whether populations are indeed behaving in the way the figure portrays. N</w:t>
+        <w:t>the data presented in Figure 1 will then be adjusted to account for method bias in order to assess whether populations are indeed behaving in the way the figure portrays. N</w:t>
       </w:r>
       <w:r>
         <w:t xml:space="preserve">ext steps will involve </w:t>
@@ -1865,14 +2037,26 @@
         <w:t>in-river weir counts, total redd counts * fish per redd estimate, or</w:t>
       </w:r>
       <w:r>
-        <w:t xml:space="preserve"> the combination of the two. This research will evaluate whether imprecision and/or directional bias produced by combining survey methods </w:t>
+        <w:t xml:space="preserve"> the combination of the two. This research will evaluate whether imprecision and/or directional bias produced by combining survey methods (such as those described above) is amplified or dampened compared to those associated with </w:t>
       </w:r>
       <w:r>
         <w:lastRenderedPageBreak/>
-        <w:t>(such as those described above) is amplified or dampened compared to those associated with each constituent part.</w:t>
-      </w:r>
-      <w:r>
-        <w:t xml:space="preserve"> This work will also consider the efficiency of the same survey method in estimating populations that differ by orders of magnitude, as it is not hard to imagine the accuracy of a given method differing considerably when the number of fish present differ substantially. </w:t>
+        <w:t>each constituent part.</w:t>
+      </w:r>
+      <w:r>
+        <w:t xml:space="preserve"> This work will also consider the efficiency of the same survey method in estimating populations that differ by orders of magnitude, as it is not hard to imagine the accuracy of a given method differing considerably when the number of fish present differ substantially.</w:t>
+      </w:r>
+      <w:commentRangeEnd w:id="10"/>
+      <w:r>
+        <w:rPr>
+          <w:rStyle w:val="CommentReference"/>
+          <w:sz w:val="24"/>
+          <w:szCs w:val="24"/>
+        </w:rPr>
+        <w:commentReference w:id="10"/>
+      </w:r>
+      <w:r>
+        <w:t xml:space="preserve"> </w:t>
       </w:r>
     </w:p>
     <w:p>
@@ -1880,6 +2064,7 @@
         <w:spacing w:after="0" w:line="480" w:lineRule="auto"/>
         <w:ind w:firstLine="720"/>
       </w:pPr>
+      <w:commentRangeStart w:id="11"/>
       <w:r>
         <w:t xml:space="preserve">The </w:t>
       </w:r>
@@ -1906,6 +2091,15 @@
       </w:r>
       <w:r>
         <w:t xml:space="preserve">. </w:t>
+      </w:r>
+      <w:commentRangeEnd w:id="11"/>
+      <w:r>
+        <w:rPr>
+          <w:rStyle w:val="CommentReference"/>
+          <w:sz w:val="24"/>
+          <w:szCs w:val="24"/>
+        </w:rPr>
+        <w:commentReference w:id="11"/>
       </w:r>
     </w:p>
     <w:p>
@@ -2455,6 +2649,25 @@
       </w:r>
       <w:r>
         <w:t xml:space="preserve"> 14 pp.</w:t>
+      </w:r>
+    </w:p>
+    <w:p>
+      <w:pPr>
+        <w:spacing w:line="240" w:lineRule="auto"/>
+        <w:ind w:left="720" w:hanging="720"/>
+      </w:pPr>
+      <w:r>
+        <w:t xml:space="preserve">See, K. E. and E. E. Holmes. 2015. Reducing bias and improving precision in species extinction forecasts. </w:t>
+      </w:r>
+      <w:r>
+        <w:rPr>
+          <w:i/>
+          <w:iCs/>
+        </w:rPr>
+        <w:t>Ecological Applications</w:t>
+      </w:r>
+      <w:r>
+        <w:t xml:space="preserve"> 25(4): 1157-1165.</w:t>
       </w:r>
     </w:p>
     <w:p>
@@ -2649,7 +2862,7 @@
       </w:r>
     </w:p>
   </w:comment>
-  <w:comment w:id="2" w:author="Brian E McGreal" w:date="2026-07-07T12:41:00Z" w:initials="BM">
+  <w:comment w:id="2" w:author="Brian E McGreal" w:date="2026-07-17T11:10:00Z" w:initials="BM">
     <w:p>
       <w:pPr>
         <w:pStyle w:val="CommentText"/>
@@ -2661,7 +2874,151 @@
         <w:annotationRef/>
       </w:r>
       <w:r>
-        <w:t>Won’t work. Needs total revision</w:t>
+        <w:t>Is this clear? To me? I’m not sure...</w:t>
+      </w:r>
+    </w:p>
+  </w:comment>
+  <w:comment w:id="3" w:author="Brian E McGreal" w:date="2026-07-17T11:14:00Z" w:initials="BM">
+    <w:p>
+      <w:pPr>
+        <w:pStyle w:val="CommentText"/>
+      </w:pPr>
+      <w:r>
+        <w:rPr>
+          <w:rStyle w:val="CommentReference"/>
+        </w:rPr>
+        <w:annotationRef/>
+      </w:r>
+      <w:r>
+        <w:t>Should this be some appendix table?</w:t>
+      </w:r>
+    </w:p>
+  </w:comment>
+  <w:comment w:id="4" w:author="Brian E McGreal" w:date="2026-07-17T11:23:00Z" w:initials="BM">
+    <w:p>
+      <w:pPr>
+        <w:pStyle w:val="CommentText"/>
+      </w:pPr>
+      <w:r>
+        <w:rPr>
+          <w:rStyle w:val="CommentReference"/>
+        </w:rPr>
+        <w:annotationRef/>
+      </w:r>
+      <w:r>
+        <w:t>This will have to be changed for submission to a journal. I guess I’ll just have to describe the MARSS model again. Can I just use the same text from the first chapter?</w:t>
+      </w:r>
+    </w:p>
+  </w:comment>
+  <w:comment w:id="5" w:author="Brian E McGreal" w:date="2026-07-17T11:26:00Z" w:initials="BM">
+    <w:p>
+      <w:pPr>
+        <w:pStyle w:val="CommentText"/>
+      </w:pPr>
+      <w:r>
+        <w:rPr>
+          <w:rStyle w:val="CommentReference"/>
+        </w:rPr>
+        <w:annotationRef/>
+      </w:r>
+      <w:r>
+        <w:t>This is that thing. I think Sunny really wants this. Let’s be sure to point to the literature Mark shared too, like in the third sentence.</w:t>
+      </w:r>
+    </w:p>
+  </w:comment>
+  <w:comment w:id="6" w:author="Brian E McGreal" w:date="2026-07-17T11:37:00Z" w:initials="BM">
+    <w:p>
+      <w:pPr>
+        <w:pStyle w:val="CommentText"/>
+      </w:pPr>
+      <w:r>
+        <w:rPr>
+          <w:rStyle w:val="CommentReference"/>
+        </w:rPr>
+        <w:annotationRef/>
+      </w:r>
+      <w:r>
+        <w:t>See and Holmes (2015)</w:t>
+      </w:r>
+    </w:p>
+  </w:comment>
+  <w:comment w:id="7" w:author="Brian E McGreal" w:date="2026-07-17T12:00:00Z" w:initials="BM">
+    <w:p>
+      <w:pPr>
+        <w:pStyle w:val="CommentText"/>
+      </w:pPr>
+      <w:r>
+        <w:rPr>
+          <w:rStyle w:val="CommentReference"/>
+        </w:rPr>
+        <w:annotationRef/>
+      </w:r>
+      <w:r>
+        <w:t>Revise here. And I guess I should model all these together?</w:t>
+      </w:r>
+    </w:p>
+  </w:comment>
+  <w:comment w:id="8" w:author="Brian E McGreal" w:date="2026-07-17T12:05:00Z" w:initials="BM">
+    <w:p>
+      <w:pPr>
+        <w:pStyle w:val="CommentText"/>
+      </w:pPr>
+      <w:r>
+        <w:rPr>
+          <w:rStyle w:val="CommentReference"/>
+        </w:rPr>
+        <w:annotationRef/>
+      </w:r>
+      <w:r>
+        <w:t>Check here</w:t>
+      </w:r>
+    </w:p>
+  </w:comment>
+  <w:comment w:id="9" w:author="Brian E McGreal" w:date="2026-07-17T12:05:00Z" w:initials="BM">
+    <w:p>
+      <w:pPr>
+        <w:pStyle w:val="CommentText"/>
+      </w:pPr>
+      <w:r>
+        <w:rPr>
+          <w:rStyle w:val="CommentReference"/>
+        </w:rPr>
+        <w:annotationRef/>
+      </w:r>
+      <w:r>
+        <w:t>And here</w:t>
+      </w:r>
+    </w:p>
+  </w:comment>
+  <w:comment w:id="10" w:author="Brian E McGreal" w:date="2026-07-17T12:06:00Z" w:initials="BM">
+    <w:p>
+      <w:pPr>
+        <w:pStyle w:val="CommentText"/>
+      </w:pPr>
+      <w:r>
+        <w:rPr>
+          <w:rStyle w:val="CommentReference"/>
+        </w:rPr>
+        <w:annotationRef/>
+      </w:r>
+      <w:r>
+        <w:t>Revisions necessary here</w:t>
+      </w:r>
+    </w:p>
+  </w:comment>
+  <w:comment w:id="11" w:author="Brian E McGreal" w:date="2026-07-17T12:06:00Z" w:initials="BM">
+    <w:p>
+      <w:pPr>
+        <w:pStyle w:val="CommentText"/>
+      </w:pPr>
+      <w:r>
+        <w:rPr>
+          <w:rStyle w:val="CommentReference"/>
+        </w:rPr>
+        <w:annotationRef/>
+      </w:r>
+      <w:r>
+        <w:t>This no longer works</w:t>
       </w:r>
     </w:p>
   </w:comment>
@@ -2672,7 +3029,16 @@
 <w15:commentsEx xmlns:wpc="http://schemas.microsoft.com/office/word/2010/wordprocessingCanvas" xmlns:cx="http://schemas.microsoft.com/office/drawing/2014/chartex" xmlns:cx1="http://schemas.microsoft.com/office/drawing/2015/9/8/chartex" xmlns:cx2="http://schemas.microsoft.com/office/drawing/2015/10/21/chartex" xmlns:cx3="http://schemas.microsoft.com/office/drawing/2016/5/9/chartex" xmlns:cx4="http://schemas.microsoft.com/office/drawing/2016/5/10/chartex" xmlns:cx5="http://schemas.microsoft.com/office/drawing/2016/5/11/chartex" xmlns:cx6="http://schemas.microsoft.com/office/drawing/2016/5/12/chartex" xmlns:cx7="http://schemas.microsoft.com/office/drawing/2016/5/13/chartex" xmlns:cx8="http://schemas.microsoft.com/office/drawing/2016/5/14/chartex" xmlns:mc="http://schemas.openxmlformats.org/markup-compatibility/2006" xmlns:aink="http://schemas.microsoft.com/office/drawing/2016/ink" xmlns:am3d="http://schemas.microsoft.com/office/drawing/2017/model3d" xmlns:o="urn:schemas-microsoft-com:office:office" xmlns:oel="http://schemas.microsoft.com/office/2019/extlst" xmlns:r="http://schemas.openxmlformats.org/officeDocument/2006/relationships" xmlns:m="http://schemas.openxmlformats.org/officeDocument/2006/math" xmlns:v="urn:schemas-microsoft-com:vml" xmlns:wp14="http://schemas.microsoft.com/office/word/2010/wordprocessingDrawing" xmlns:wp="http://schemas.openxmlformats.org/drawingml/2006/wordprocessingDrawing" xmlns:w10="urn:schemas-microsoft-com:office:word" xmlns:w="http://schemas.openxmlformats.org/wordprocessingml/2006/main" xmlns:w14="http://schemas.microsoft.com/office/word/2010/wordml" xmlns:w15="http://schemas.microsoft.com/office/word/2012/wordml" xmlns:w16cex="http://schemas.microsoft.com/office/word/2018/wordml/cex" xmlns:w16cid="http://schemas.microsoft.com/office/word/2016/wordml/cid" xmlns:w16="http://schemas.microsoft.com/office/word/2018/wordml" xmlns:w16du="http://schemas.microsoft.com/office/word/2023/wordml/word16du" xmlns:w16sdtdh="http://schemas.microsoft.com/office/word/2020/wordml/sdtdatahash" xmlns:w16sdtfl="http://schemas.microsoft.com/office/word/2024/wordml/sdtformatlock" xmlns:w16se="http://schemas.microsoft.com/office/word/2015/wordml/symex" xmlns:wpg="http://schemas.microsoft.com/office/word/2010/wordprocessingGroup" xmlns:wpi="http://schemas.microsoft.com/office/word/2010/wordprocessingInk" xmlns:wne="http://schemas.microsoft.com/office/word/2006/wordml" xmlns:wps="http://schemas.microsoft.com/office/word/2010/wordprocessingShape" mc:Ignorable="w14 w15 w16se w16cid w16 w16cex w16sdtdh w16sdtfl w16du wp14">
   <w15:commentEx w15:paraId="6B7EBC60" w15:done="0"/>
   <w15:commentEx w15:paraId="2B1D8003" w15:done="0"/>
-  <w15:commentEx w15:paraId="531F27A2" w15:done="0"/>
+  <w15:commentEx w15:paraId="1524EB08" w15:done="0"/>
+  <w15:commentEx w15:paraId="01E02D8D" w15:done="0"/>
+  <w15:commentEx w15:paraId="467F35AA" w15:done="0"/>
+  <w15:commentEx w15:paraId="04A509EB" w15:done="0"/>
+  <w15:commentEx w15:paraId="28B517AC" w15:paraIdParent="04A509EB" w15:done="0"/>
+  <w15:commentEx w15:paraId="6A4A5978" w15:done="0"/>
+  <w15:commentEx w15:paraId="65A02074" w15:done="0"/>
+  <w15:commentEx w15:paraId="6E97623B" w15:done="0"/>
+  <w15:commentEx w15:paraId="726CF505" w15:done="0"/>
+  <w15:commentEx w15:paraId="7BA63462" w15:done="0"/>
 </w15:commentsEx>
 </file>
 
@@ -2680,7 +3046,16 @@
 <w16cex:commentsExtensible xmlns:wpc="http://schemas.microsoft.com/office/word/2010/wordprocessingCanvas" xmlns:cx="http://schemas.microsoft.com/office/drawing/2014/chartex" xmlns:cx1="http://schemas.microsoft.com/office/drawing/2015/9/8/chartex" xmlns:cx2="http://schemas.microsoft.com/office/drawing/2015/10/21/chartex" xmlns:cx3="http://schemas.microsoft.com/office/drawing/2016/5/9/chartex" xmlns:cx4="http://schemas.microsoft.com/office/drawing/2016/5/10/chartex" xmlns:cx5="http://schemas.microsoft.com/office/drawing/2016/5/11/chartex" xmlns:cx6="http://schemas.microsoft.com/office/drawing/2016/5/12/chartex" xmlns:cx7="http://schemas.microsoft.com/office/drawing/2016/5/13/chartex" xmlns:cx8="http://schemas.microsoft.com/office/drawing/2016/5/14/chartex" xmlns:cr="http://schemas.microsoft.com/office/comments/2020/reactions" xmlns:mc="http://schemas.openxmlformats.org/markup-compatibility/2006" xmlns:aink="http://schemas.microsoft.com/office/drawing/2016/ink" xmlns:am3d="http://schemas.microsoft.com/office/drawing/2017/model3d" xmlns:o="urn:schemas-microsoft-com:office:office" xmlns:oel="http://schemas.microsoft.com/office/2019/extlst" xmlns:r="http://schemas.openxmlformats.org/officeDocument/2006/relationships" xmlns:m="http://schemas.openxmlformats.org/officeDocument/2006/math" xmlns:v="urn:schemas-microsoft-com:vml" xmlns:wp14="http://schemas.microsoft.com/office/word/2010/wordprocessingDrawing" xmlns:wp="http://schemas.openxmlformats.org/drawingml/2006/wordprocessingDrawing" xmlns:w10="urn:schemas-microsoft-com:office:word" xmlns:w="http://schemas.openxmlformats.org/wordprocessingml/2006/main" xmlns:w14="http://schemas.microsoft.com/office/word/2010/wordml" xmlns:w15="http://schemas.microsoft.com/office/word/2012/wordml" xmlns:w16cex="http://schemas.microsoft.com/office/word/2018/wordml/cex" xmlns:w16cid="http://schemas.microsoft.com/office/word/2016/wordml/cid" xmlns:w16="http://schemas.microsoft.com/office/word/2018/wordml" xmlns:w16du="http://schemas.microsoft.com/office/word/2023/wordml/word16du" xmlns:w16sdtdh="http://schemas.microsoft.com/office/word/2020/wordml/sdtdatahash" xmlns:w16sdtfl="http://schemas.microsoft.com/office/word/2024/wordml/sdtformatlock" xmlns:w16se="http://schemas.microsoft.com/office/word/2015/wordml/symex" xmlns:wpg="http://schemas.microsoft.com/office/word/2010/wordprocessingGroup" xmlns:wpi="http://schemas.microsoft.com/office/word/2010/wordprocessingInk" xmlns:wne="http://schemas.microsoft.com/office/word/2006/wordml" xmlns:wps="http://schemas.microsoft.com/office/word/2010/wordprocessingShape" mc:Ignorable="w14 w15 w16se w16cid w16 w16cex w16sdtdh w16sdtfl cr w16du wp14">
   <w16cex:commentExtensible w16cex:durableId="27461BCC" w16cex:dateUtc="2026-07-07T18:49:00Z"/>
   <w16cex:commentExtensible w16cex:durableId="7DD56FD2" w16cex:dateUtc="2026-07-02T18:22:00Z"/>
-  <w16cex:commentExtensible w16cex:durableId="0582FB22" w16cex:dateUtc="2026-07-07T19:41:00Z"/>
+  <w16cex:commentExtensible w16cex:durableId="702AAF16" w16cex:dateUtc="2026-07-17T18:10:00Z"/>
+  <w16cex:commentExtensible w16cex:durableId="5450737B" w16cex:dateUtc="2026-07-17T18:14:00Z"/>
+  <w16cex:commentExtensible w16cex:durableId="5D21D7CB" w16cex:dateUtc="2026-07-17T18:23:00Z"/>
+  <w16cex:commentExtensible w16cex:durableId="675C5A72" w16cex:dateUtc="2026-07-17T18:26:00Z"/>
+  <w16cex:commentExtensible w16cex:durableId="4C4FC20F" w16cex:dateUtc="2026-07-17T18:37:00Z"/>
+  <w16cex:commentExtensible w16cex:durableId="47DB5EB8" w16cex:dateUtc="2026-07-17T19:00:00Z"/>
+  <w16cex:commentExtensible w16cex:durableId="04B5956F" w16cex:dateUtc="2026-07-17T19:05:00Z"/>
+  <w16cex:commentExtensible w16cex:durableId="56F9D336" w16cex:dateUtc="2026-07-17T19:05:00Z"/>
+  <w16cex:commentExtensible w16cex:durableId="4F2A46A5" w16cex:dateUtc="2026-07-17T19:06:00Z"/>
+  <w16cex:commentExtensible w16cex:durableId="21826B4B" w16cex:dateUtc="2026-07-17T19:06:00Z"/>
 </w16cex:commentsExtensible>
 </file>
 
@@ -2688,7 +3063,16 @@
 <w16cid:commentsIds xmlns:wpc="http://schemas.microsoft.com/office/word/2010/wordprocessingCanvas" xmlns:cx="http://schemas.microsoft.com/office/drawing/2014/chartex" xmlns:cx1="http://schemas.microsoft.com/office/drawing/2015/9/8/chartex" xmlns:cx2="http://schemas.microsoft.com/office/drawing/2015/10/21/chartex" xmlns:cx3="http://schemas.microsoft.com/office/drawing/2016/5/9/chartex" xmlns:cx4="http://schemas.microsoft.com/office/drawing/2016/5/10/chartex" xmlns:cx5="http://schemas.microsoft.com/office/drawing/2016/5/11/chartex" xmlns:cx6="http://schemas.microsoft.com/office/drawing/2016/5/12/chartex" xmlns:cx7="http://schemas.microsoft.com/office/drawing/2016/5/13/chartex" xmlns:cx8="http://schemas.microsoft.com/office/drawing/2016/5/14/chartex" xmlns:mc="http://schemas.openxmlformats.org/markup-compatibility/2006" xmlns:aink="http://schemas.microsoft.com/office/drawing/2016/ink" xmlns:am3d="http://schemas.microsoft.com/office/drawing/2017/model3d" xmlns:o="urn:schemas-microsoft-com:office:office" xmlns:oel="http://schemas.microsoft.com/office/2019/extlst" xmlns:r="http://schemas.openxmlformats.org/officeDocument/2006/relationships" xmlns:m="http://schemas.openxmlformats.org/officeDocument/2006/math" xmlns:v="urn:schemas-microsoft-com:vml" xmlns:wp14="http://schemas.microsoft.com/office/word/2010/wordprocessingDrawing" xmlns:wp="http://schemas.openxmlformats.org/drawingml/2006/wordprocessingDrawing" xmlns:w10="urn:schemas-microsoft-com:office:word" xmlns:w="http://schemas.openxmlformats.org/wordprocessingml/2006/main" xmlns:w14="http://schemas.microsoft.com/office/word/2010/wordml" xmlns:w15="http://schemas.microsoft.com/office/word/2012/wordml" xmlns:w16cex="http://schemas.microsoft.com/office/word/2018/wordml/cex" xmlns:w16cid="http://schemas.microsoft.com/office/word/2016/wordml/cid" xmlns:w16="http://schemas.microsoft.com/office/word/2018/wordml" xmlns:w16du="http://schemas.microsoft.com/office/word/2023/wordml/word16du" xmlns:w16sdtdh="http://schemas.microsoft.com/office/word/2020/wordml/sdtdatahash" xmlns:w16sdtfl="http://schemas.microsoft.com/office/word/2024/wordml/sdtformatlock" xmlns:w16se="http://schemas.microsoft.com/office/word/2015/wordml/symex" xmlns:wpg="http://schemas.microsoft.com/office/word/2010/wordprocessingGroup" xmlns:wpi="http://schemas.microsoft.com/office/word/2010/wordprocessingInk" xmlns:wne="http://schemas.microsoft.com/office/word/2006/wordml" xmlns:wps="http://schemas.microsoft.com/office/word/2010/wordprocessingShape" mc:Ignorable="w14 w15 w16se w16cid w16 w16cex w16sdtdh w16sdtfl w16du wp14">
   <w16cid:commentId w16cid:paraId="6B7EBC60" w16cid:durableId="27461BCC"/>
   <w16cid:commentId w16cid:paraId="2B1D8003" w16cid:durableId="7DD56FD2"/>
-  <w16cid:commentId w16cid:paraId="531F27A2" w16cid:durableId="0582FB22"/>
+  <w16cid:commentId w16cid:paraId="1524EB08" w16cid:durableId="702AAF16"/>
+  <w16cid:commentId w16cid:paraId="01E02D8D" w16cid:durableId="5450737B"/>
+  <w16cid:commentId w16cid:paraId="467F35AA" w16cid:durableId="5D21D7CB"/>
+  <w16cid:commentId w16cid:paraId="04A509EB" w16cid:durableId="675C5A72"/>
+  <w16cid:commentId w16cid:paraId="28B517AC" w16cid:durableId="4C4FC20F"/>
+  <w16cid:commentId w16cid:paraId="6A4A5978" w16cid:durableId="47DB5EB8"/>
+  <w16cid:commentId w16cid:paraId="65A02074" w16cid:durableId="04B5956F"/>
+  <w16cid:commentId w16cid:paraId="6E97623B" w16cid:durableId="56F9D336"/>
+  <w16cid:commentId w16cid:paraId="726CF505" w16cid:durableId="4F2A46A5"/>
+  <w16cid:commentId w16cid:paraId="7BA63462" w16cid:durableId="21826B4B"/>
 </w16cid:commentsIds>
 </file>
 

--- a/output/writing/DissertationChapter/mcgreal_ch2draft0.docx
+++ b/output/writing/DissertationChapter/mcgreal_ch2draft0.docx
@@ -214,7 +214,13 @@
         <w:t>8</w:t>
       </w:r>
       <w:r>
-        <w:t xml:space="preserve"> survey methods commonly used by the Oregon Department of Fish and Wildlife to estimate the abundance of 68 </w:t>
+        <w:t xml:space="preserve"> survey methods commonly used by the Oregon Department of Fish and Wildlife to estimate the abundance of </w:t>
+      </w:r>
+      <w:r>
+        <w:t>73</w:t>
+      </w:r>
+      <w:r>
+        <w:t xml:space="preserve"> </w:t>
       </w:r>
       <w:r>
         <w:t>ESA</w:t>
@@ -446,23 +452,19 @@
         <w:t xml:space="preserve"> (Walsh et al. 2001, </w:t>
       </w:r>
       <w:r>
-        <w:t xml:space="preserve">Nuno et al. 2013, Annear et al. 2024). This makes intuitive sense, and managers must balance </w:t>
-      </w:r>
-      <w:commentRangeStart w:id="0"/>
-      <w:r>
-        <w:t xml:space="preserve">the cost </w:t>
-      </w:r>
-      <w:commentRangeEnd w:id="0"/>
-      <w:r>
-        <w:rPr>
-          <w:rStyle w:val="CommentReference"/>
-          <w:sz w:val="24"/>
-          <w:szCs w:val="24"/>
-        </w:rPr>
-        <w:commentReference w:id="0"/>
-      </w:r>
-      <w:r>
-        <w:t xml:space="preserve">of more intensive sampling efforts against the level of precision </w:t>
+        <w:t xml:space="preserve">Nuno et al. 2013, Annear et al. 2024). This makes intuitive sense, and managers must </w:t>
+      </w:r>
+      <w:r>
+        <w:t>navigate the tradeoffs between more</w:t>
+      </w:r>
+      <w:r>
+        <w:t xml:space="preserve"> intensive sampling efforts a</w:t>
+      </w:r>
+      <w:r>
+        <w:t>nd</w:t>
+      </w:r>
+      <w:r>
+        <w:t xml:space="preserve"> the level of precision </w:t>
       </w:r>
       <w:r>
         <w:t>they hope to achieve.</w:t>
@@ -607,9 +609,15 @@
         <w:spacing w:after="0" w:line="480" w:lineRule="auto"/>
         <w:ind w:firstLine="720"/>
       </w:pPr>
-      <w:commentRangeStart w:id="1"/>
-      <w:r>
-        <w:t xml:space="preserve">My research seeks to measure the levels of precision and relative bias accompanying various survey methods by comparing observations from 68 populations of Chinook </w:t>
+      <w:commentRangeStart w:id="0"/>
+      <w:r>
+        <w:t xml:space="preserve">My research seeks to measure the levels of precision and relative bias accompanying various survey methods by comparing observations from </w:t>
+      </w:r>
+      <w:r>
+        <w:t>73</w:t>
+      </w:r>
+      <w:r>
+        <w:t xml:space="preserve"> populations of Chinook </w:t>
       </w:r>
       <w:r>
         <w:rPr>
@@ -682,14 +690,14 @@
       <w:r>
         <w:t>. These surveys were conducted by biologists from the Oregon Department of Fish and Wildlife (ODFW) from 1980 to 2022, using 31 distinct survey methods. The precision inherent to a survey method (and the associated variance of estimates derived from these surveys) directly impacts the ability to detect changes throughout time, as large confidence intervals may obscure shifting abundance regimes (Vallecillo et al. 2021). This work will also seek to determine whether directional bias exists in some survey methods, although bias estimates will necessarily be defined relative to other survey methods, as “true” censuses of the underlying salmonid populations do not exist</w:t>
       </w:r>
-      <w:commentRangeEnd w:id="1"/>
+      <w:commentRangeEnd w:id="0"/>
       <w:r>
         <w:rPr>
           <w:rStyle w:val="CommentReference"/>
           <w:sz w:val="24"/>
           <w:szCs w:val="24"/>
         </w:rPr>
-        <w:commentReference w:id="1"/>
+        <w:commentReference w:id="0"/>
       </w:r>
       <w:r>
         <w:t xml:space="preserve">. A secondary objective of this research is to identify </w:t>
@@ -703,18 +711,18 @@
       <w:r>
         <w:t xml:space="preserve">in the study area have been chronically under- or over-estimated due to the survey methods employed in monitoring them, </w:t>
       </w:r>
-      <w:commentRangeStart w:id="2"/>
+      <w:commentRangeStart w:id="1"/>
       <w:r>
         <w:t xml:space="preserve">and whether some common characteristics of these populations can be associated with the survey methods chosen. </w:t>
       </w:r>
-      <w:commentRangeEnd w:id="2"/>
+      <w:commentRangeEnd w:id="1"/>
       <w:r>
         <w:rPr>
           <w:rStyle w:val="CommentReference"/>
           <w:sz w:val="24"/>
           <w:szCs w:val="24"/>
         </w:rPr>
-        <w:commentReference w:id="2"/>
+        <w:commentReference w:id="1"/>
       </w:r>
     </w:p>
     <w:p>
@@ -780,6 +788,7 @@
       <w:pPr>
         <w:spacing w:after="0" w:line="480" w:lineRule="auto"/>
       </w:pPr>
+      <w:commentRangeStart w:id="2"/>
       <w:r>
         <w:t xml:space="preserve">Data include annual observations of natural-origin </w:t>
       </w:r>
@@ -799,13 +808,31 @@
         <w:t>)</w:t>
       </w:r>
       <w:r>
-        <w:t xml:space="preserve"> covering 68 populations of Chinook and coho salmon and steelhead trout throughout</w:t>
+        <w:t xml:space="preserve"> covering </w:t>
+      </w:r>
+      <w:r>
+        <w:t>73</w:t>
+      </w:r>
+      <w:r>
+        <w:t xml:space="preserve"> populations of Chinook and coho salmon and steelhead trout throughout</w:t>
       </w:r>
       <w:r>
         <w:t xml:space="preserve"> </w:t>
       </w:r>
       <w:r>
-        <w:t xml:space="preserve">Oregon from 1980 to 2022. Crucially, each observation also includes the method by which the abundance survey was conducted. Data have been collected through 31 unique survey methods (fully enumerated in the attached appendix). The data contain 2,924 individual </w:t>
+        <w:t>Oregon from 1980 to 2022</w:t>
+      </w:r>
+      <w:commentRangeEnd w:id="2"/>
+      <w:r>
+        <w:rPr>
+          <w:rStyle w:val="CommentReference"/>
+          <w:sz w:val="24"/>
+          <w:szCs w:val="24"/>
+        </w:rPr>
+        <w:commentReference w:id="2"/>
+      </w:r>
+      <w:r>
+        <w:t xml:space="preserve">. Crucially, each observation also includes the method by which the abundance survey was conducted. Data have been collected through 31 unique survey methods (fully enumerated in the attached appendix). The data contain 2,924 individual </w:t>
       </w:r>
       <w:r>
         <w:t>o</w:t>
@@ -2830,7 +2857,7 @@
 
 <file path=word/comments.xml><?xml version="1.0" encoding="utf-8"?>
 <w:comments xmlns:wpc="http://schemas.microsoft.com/office/word/2010/wordprocessingCanvas" xmlns:cx="http://schemas.microsoft.com/office/drawing/2014/chartex" xmlns:cx1="http://schemas.microsoft.com/office/drawing/2015/9/8/chartex" xmlns:cx2="http://schemas.microsoft.com/office/drawing/2015/10/21/chartex" xmlns:cx3="http://schemas.microsoft.com/office/drawing/2016/5/9/chartex" xmlns:cx4="http://schemas.microsoft.com/office/drawing/2016/5/10/chartex" xmlns:cx5="http://schemas.microsoft.com/office/drawing/2016/5/11/chartex" xmlns:cx6="http://schemas.microsoft.com/office/drawing/2016/5/12/chartex" xmlns:cx7="http://schemas.microsoft.com/office/drawing/2016/5/13/chartex" xmlns:cx8="http://schemas.microsoft.com/office/drawing/2016/5/14/chartex" xmlns:mc="http://schemas.openxmlformats.org/markup-compatibility/2006" xmlns:aink="http://schemas.microsoft.com/office/drawing/2016/ink" xmlns:am3d="http://schemas.microsoft.com/office/drawing/2017/model3d" xmlns:o="urn:schemas-microsoft-com:office:office" xmlns:oel="http://schemas.microsoft.com/office/2019/extlst" xmlns:r="http://schemas.openxmlformats.org/officeDocument/2006/relationships" xmlns:m="http://schemas.openxmlformats.org/officeDocument/2006/math" xmlns:v="urn:schemas-microsoft-com:vml" xmlns:wp14="http://schemas.microsoft.com/office/word/2010/wordprocessingDrawing" xmlns:wp="http://schemas.openxmlformats.org/drawingml/2006/wordprocessingDrawing" xmlns:w10="urn:schemas-microsoft-com:office:word" xmlns:w="http://schemas.openxmlformats.org/wordprocessingml/2006/main" xmlns:w14="http://schemas.microsoft.com/office/word/2010/wordml" xmlns:w15="http://schemas.microsoft.com/office/word/2012/wordml" xmlns:w16cex="http://schemas.microsoft.com/office/word/2018/wordml/cex" xmlns:w16cid="http://schemas.microsoft.com/office/word/2016/wordml/cid" xmlns:w16="http://schemas.microsoft.com/office/word/2018/wordml" xmlns:w16du="http://schemas.microsoft.com/office/word/2023/wordml/word16du" xmlns:w16sdtdh="http://schemas.microsoft.com/office/word/2020/wordml/sdtdatahash" xmlns:w16sdtfl="http://schemas.microsoft.com/office/word/2024/wordml/sdtformatlock" xmlns:w16se="http://schemas.microsoft.com/office/word/2015/wordml/symex" xmlns:wpg="http://schemas.microsoft.com/office/word/2010/wordprocessingGroup" xmlns:wpi="http://schemas.microsoft.com/office/word/2010/wordprocessingInk" xmlns:wne="http://schemas.microsoft.com/office/word/2006/wordml" xmlns:wps="http://schemas.microsoft.com/office/word/2010/wordprocessingShape" mc:Ignorable="w14 w15 w16se w16cid w16 w16cex w16sdtdh w16sdtfl w16du wp14">
-  <w:comment w:id="0" w:author="Brian E McGreal" w:date="2026-07-07T11:49:00Z" w:initials="BM">
+  <w:comment w:id="0" w:author="Brian McGreal" w:date="2026-07-02T11:22:00Z" w:initials="BM">
     <w:p>
       <w:pPr>
         <w:pStyle w:val="CommentText"/>
@@ -2842,11 +2869,11 @@
         <w:annotationRef/>
       </w:r>
       <w:r>
-        <w:t>language here?</w:t>
+        <w:t>Discuss specific hypotheses</w:t>
       </w:r>
     </w:p>
   </w:comment>
-  <w:comment w:id="1" w:author="Brian McGreal" w:date="2026-07-02T11:22:00Z" w:initials="BM">
+  <w:comment w:id="1" w:author="Brian E McGreal" w:date="2026-07-17T11:10:00Z" w:initials="BM">
     <w:p>
       <w:pPr>
         <w:pStyle w:val="CommentText"/>
@@ -2858,11 +2885,11 @@
         <w:annotationRef/>
       </w:r>
       <w:r>
-        <w:t>Discuss specific hypotheses</w:t>
+        <w:t>Is this clear? To me? I’m not sure...</w:t>
       </w:r>
     </w:p>
   </w:comment>
-  <w:comment w:id="2" w:author="Brian E McGreal" w:date="2026-07-17T11:10:00Z" w:initials="BM">
+  <w:comment w:id="2" w:author="Brian McGreal" w:date="2026-07-20T14:37:00Z" w:initials="BM">
     <w:p>
       <w:pPr>
         <w:pStyle w:val="CommentText"/>
@@ -2874,7 +2901,7 @@
         <w:annotationRef/>
       </w:r>
       <w:r>
-        <w:t>Is this clear? To me? I’m not sure...</w:t>
+        <w:t>Break down how many of each?</w:t>
       </w:r>
     </w:p>
   </w:comment>
@@ -3027,9 +3054,9 @@
 
 <file path=word/commentsExtended.xml><?xml version="1.0" encoding="utf-8"?>
 <w15:commentsEx xmlns:wpc="http://schemas.microsoft.com/office/word/2010/wordprocessingCanvas" xmlns:cx="http://schemas.microsoft.com/office/drawing/2014/chartex" xmlns:cx1="http://schemas.microsoft.com/office/drawing/2015/9/8/chartex" xmlns:cx2="http://schemas.microsoft.com/office/drawing/2015/10/21/chartex" xmlns:cx3="http://schemas.microsoft.com/office/drawing/2016/5/9/chartex" xmlns:cx4="http://schemas.microsoft.com/office/drawing/2016/5/10/chartex" xmlns:cx5="http://schemas.microsoft.com/office/drawing/2016/5/11/chartex" xmlns:cx6="http://schemas.microsoft.com/office/drawing/2016/5/12/chartex" xmlns:cx7="http://schemas.microsoft.com/office/drawing/2016/5/13/chartex" xmlns:cx8="http://schemas.microsoft.com/office/drawing/2016/5/14/chartex" xmlns:mc="http://schemas.openxmlformats.org/markup-compatibility/2006" xmlns:aink="http://schemas.microsoft.com/office/drawing/2016/ink" xmlns:am3d="http://schemas.microsoft.com/office/drawing/2017/model3d" xmlns:o="urn:schemas-microsoft-com:office:office" xmlns:oel="http://schemas.microsoft.com/office/2019/extlst" xmlns:r="http://schemas.openxmlformats.org/officeDocument/2006/relationships" xmlns:m="http://schemas.openxmlformats.org/officeDocument/2006/math" xmlns:v="urn:schemas-microsoft-com:vml" xmlns:wp14="http://schemas.microsoft.com/office/word/2010/wordprocessingDrawing" xmlns:wp="http://schemas.openxmlformats.org/drawingml/2006/wordprocessingDrawing" xmlns:w10="urn:schemas-microsoft-com:office:word" xmlns:w="http://schemas.openxmlformats.org/wordprocessingml/2006/main" xmlns:w14="http://schemas.microsoft.com/office/word/2010/wordml" xmlns:w15="http://schemas.microsoft.com/office/word/2012/wordml" xmlns:w16cex="http://schemas.microsoft.com/office/word/2018/wordml/cex" xmlns:w16cid="http://schemas.microsoft.com/office/word/2016/wordml/cid" xmlns:w16="http://schemas.microsoft.com/office/word/2018/wordml" xmlns:w16du="http://schemas.microsoft.com/office/word/2023/wordml/word16du" xmlns:w16sdtdh="http://schemas.microsoft.com/office/word/2020/wordml/sdtdatahash" xmlns:w16sdtfl="http://schemas.microsoft.com/office/word/2024/wordml/sdtformatlock" xmlns:w16se="http://schemas.microsoft.com/office/word/2015/wordml/symex" xmlns:wpg="http://schemas.microsoft.com/office/word/2010/wordprocessingGroup" xmlns:wpi="http://schemas.microsoft.com/office/word/2010/wordprocessingInk" xmlns:wne="http://schemas.microsoft.com/office/word/2006/wordml" xmlns:wps="http://schemas.microsoft.com/office/word/2010/wordprocessingShape" mc:Ignorable="w14 w15 w16se w16cid w16 w16cex w16sdtdh w16sdtfl w16du wp14">
-  <w15:commentEx w15:paraId="6B7EBC60" w15:done="0"/>
   <w15:commentEx w15:paraId="2B1D8003" w15:done="0"/>
   <w15:commentEx w15:paraId="1524EB08" w15:done="0"/>
+  <w15:commentEx w15:paraId="4EFAE996" w15:done="0"/>
   <w15:commentEx w15:paraId="01E02D8D" w15:done="0"/>
   <w15:commentEx w15:paraId="467F35AA" w15:done="0"/>
   <w15:commentEx w15:paraId="04A509EB" w15:done="0"/>
@@ -3044,9 +3071,9 @@
 
 <file path=word/commentsExtensible.xml><?xml version="1.0" encoding="utf-8"?>
 <w16cex:commentsExtensible xmlns:wpc="http://schemas.microsoft.com/office/word/2010/wordprocessingCanvas" xmlns:cx="http://schemas.microsoft.com/office/drawing/2014/chartex" xmlns:cx1="http://schemas.microsoft.com/office/drawing/2015/9/8/chartex" xmlns:cx2="http://schemas.microsoft.com/office/drawing/2015/10/21/chartex" xmlns:cx3="http://schemas.microsoft.com/office/drawing/2016/5/9/chartex" xmlns:cx4="http://schemas.microsoft.com/office/drawing/2016/5/10/chartex" xmlns:cx5="http://schemas.microsoft.com/office/drawing/2016/5/11/chartex" xmlns:cx6="http://schemas.microsoft.com/office/drawing/2016/5/12/chartex" xmlns:cx7="http://schemas.microsoft.com/office/drawing/2016/5/13/chartex" xmlns:cx8="http://schemas.microsoft.com/office/drawing/2016/5/14/chartex" xmlns:cr="http://schemas.microsoft.com/office/comments/2020/reactions" xmlns:mc="http://schemas.openxmlformats.org/markup-compatibility/2006" xmlns:aink="http://schemas.microsoft.com/office/drawing/2016/ink" xmlns:am3d="http://schemas.microsoft.com/office/drawing/2017/model3d" xmlns:o="urn:schemas-microsoft-com:office:office" xmlns:oel="http://schemas.microsoft.com/office/2019/extlst" xmlns:r="http://schemas.openxmlformats.org/officeDocument/2006/relationships" xmlns:m="http://schemas.openxmlformats.org/officeDocument/2006/math" xmlns:v="urn:schemas-microsoft-com:vml" xmlns:wp14="http://schemas.microsoft.com/office/word/2010/wordprocessingDrawing" xmlns:wp="http://schemas.openxmlformats.org/drawingml/2006/wordprocessingDrawing" xmlns:w10="urn:schemas-microsoft-com:office:word" xmlns:w="http://schemas.openxmlformats.org/wordprocessingml/2006/main" xmlns:w14="http://schemas.microsoft.com/office/word/2010/wordml" xmlns:w15="http://schemas.microsoft.com/office/word/2012/wordml" xmlns:w16cex="http://schemas.microsoft.com/office/word/2018/wordml/cex" xmlns:w16cid="http://schemas.microsoft.com/office/word/2016/wordml/cid" xmlns:w16="http://schemas.microsoft.com/office/word/2018/wordml" xmlns:w16du="http://schemas.microsoft.com/office/word/2023/wordml/word16du" xmlns:w16sdtdh="http://schemas.microsoft.com/office/word/2020/wordml/sdtdatahash" xmlns:w16sdtfl="http://schemas.microsoft.com/office/word/2024/wordml/sdtformatlock" xmlns:w16se="http://schemas.microsoft.com/office/word/2015/wordml/symex" xmlns:wpg="http://schemas.microsoft.com/office/word/2010/wordprocessingGroup" xmlns:wpi="http://schemas.microsoft.com/office/word/2010/wordprocessingInk" xmlns:wne="http://schemas.microsoft.com/office/word/2006/wordml" xmlns:wps="http://schemas.microsoft.com/office/word/2010/wordprocessingShape" mc:Ignorable="w14 w15 w16se w16cid w16 w16cex w16sdtdh w16sdtfl cr w16du wp14">
-  <w16cex:commentExtensible w16cex:durableId="27461BCC" w16cex:dateUtc="2026-07-07T18:49:00Z"/>
   <w16cex:commentExtensible w16cex:durableId="7DD56FD2" w16cex:dateUtc="2026-07-02T18:22:00Z"/>
   <w16cex:commentExtensible w16cex:durableId="702AAF16" w16cex:dateUtc="2026-07-17T18:10:00Z"/>
+  <w16cex:commentExtensible w16cex:durableId="7D6CFA3B" w16cex:dateUtc="2026-07-20T21:37:00Z"/>
   <w16cex:commentExtensible w16cex:durableId="5450737B" w16cex:dateUtc="2026-07-17T18:14:00Z"/>
   <w16cex:commentExtensible w16cex:durableId="5D21D7CB" w16cex:dateUtc="2026-07-17T18:23:00Z"/>
   <w16cex:commentExtensible w16cex:durableId="675C5A72" w16cex:dateUtc="2026-07-17T18:26:00Z"/>
@@ -3061,9 +3088,9 @@
 
 <file path=word/commentsIds.xml><?xml version="1.0" encoding="utf-8"?>
 <w16cid:commentsIds xmlns:wpc="http://schemas.microsoft.com/office/word/2010/wordprocessingCanvas" xmlns:cx="http://schemas.microsoft.com/office/drawing/2014/chartex" xmlns:cx1="http://schemas.microsoft.com/office/drawing/2015/9/8/chartex" xmlns:cx2="http://schemas.microsoft.com/office/drawing/2015/10/21/chartex" xmlns:cx3="http://schemas.microsoft.com/office/drawing/2016/5/9/chartex" xmlns:cx4="http://schemas.microsoft.com/office/drawing/2016/5/10/chartex" xmlns:cx5="http://schemas.microsoft.com/office/drawing/2016/5/11/chartex" xmlns:cx6="http://schemas.microsoft.com/office/drawing/2016/5/12/chartex" xmlns:cx7="http://schemas.microsoft.com/office/drawing/2016/5/13/chartex" xmlns:cx8="http://schemas.microsoft.com/office/drawing/2016/5/14/chartex" xmlns:mc="http://schemas.openxmlformats.org/markup-compatibility/2006" xmlns:aink="http://schemas.microsoft.com/office/drawing/2016/ink" xmlns:am3d="http://schemas.microsoft.com/office/drawing/2017/model3d" xmlns:o="urn:schemas-microsoft-com:office:office" xmlns:oel="http://schemas.microsoft.com/office/2019/extlst" xmlns:r="http://schemas.openxmlformats.org/officeDocument/2006/relationships" xmlns:m="http://schemas.openxmlformats.org/officeDocument/2006/math" xmlns:v="urn:schemas-microsoft-com:vml" xmlns:wp14="http://schemas.microsoft.com/office/word/2010/wordprocessingDrawing" xmlns:wp="http://schemas.openxmlformats.org/drawingml/2006/wordprocessingDrawing" xmlns:w10="urn:schemas-microsoft-com:office:word" xmlns:w="http://schemas.openxmlformats.org/wordprocessingml/2006/main" xmlns:w14="http://schemas.microsoft.com/office/word/2010/wordml" xmlns:w15="http://schemas.microsoft.com/office/word/2012/wordml" xmlns:w16cex="http://schemas.microsoft.com/office/word/2018/wordml/cex" xmlns:w16cid="http://schemas.microsoft.com/office/word/2016/wordml/cid" xmlns:w16="http://schemas.microsoft.com/office/word/2018/wordml" xmlns:w16du="http://schemas.microsoft.com/office/word/2023/wordml/word16du" xmlns:w16sdtdh="http://schemas.microsoft.com/office/word/2020/wordml/sdtdatahash" xmlns:w16sdtfl="http://schemas.microsoft.com/office/word/2024/wordml/sdtformatlock" xmlns:w16se="http://schemas.microsoft.com/office/word/2015/wordml/symex" xmlns:wpg="http://schemas.microsoft.com/office/word/2010/wordprocessingGroup" xmlns:wpi="http://schemas.microsoft.com/office/word/2010/wordprocessingInk" xmlns:wne="http://schemas.microsoft.com/office/word/2006/wordml" xmlns:wps="http://schemas.microsoft.com/office/word/2010/wordprocessingShape" mc:Ignorable="w14 w15 w16se w16cid w16 w16cex w16sdtdh w16sdtfl w16du wp14">
-  <w16cid:commentId w16cid:paraId="6B7EBC60" w16cid:durableId="27461BCC"/>
   <w16cid:commentId w16cid:paraId="2B1D8003" w16cid:durableId="7DD56FD2"/>
   <w16cid:commentId w16cid:paraId="1524EB08" w16cid:durableId="702AAF16"/>
+  <w16cid:commentId w16cid:paraId="4EFAE996" w16cid:durableId="7D6CFA3B"/>
   <w16cid:commentId w16cid:paraId="01E02D8D" w16cid:durableId="5450737B"/>
   <w16cid:commentId w16cid:paraId="467F35AA" w16cid:durableId="5D21D7CB"/>
   <w16cid:commentId w16cid:paraId="04A509EB" w16cid:durableId="675C5A72"/>
@@ -4125,11 +4152,11 @@
 
 <file path=word/people.xml><?xml version="1.0" encoding="utf-8"?>
 <w15:people xmlns:wpc="http://schemas.microsoft.com/office/word/2010/wordprocessingCanvas" xmlns:cx="http://schemas.microsoft.com/office/drawing/2014/chartex" xmlns:cx1="http://schemas.microsoft.com/office/drawing/2015/9/8/chartex" xmlns:cx2="http://schemas.microsoft.com/office/drawing/2015/10/21/chartex" xmlns:cx3="http://schemas.microsoft.com/office/drawing/2016/5/9/chartex" xmlns:cx4="http://schemas.microsoft.com/office/drawing/2016/5/10/chartex" xmlns:cx5="http://schemas.microsoft.com/office/drawing/2016/5/11/chartex" xmlns:cx6="http://schemas.microsoft.com/office/drawing/2016/5/12/chartex" xmlns:cx7="http://schemas.microsoft.com/office/drawing/2016/5/13/chartex" xmlns:cx8="http://schemas.microsoft.com/office/drawing/2016/5/14/chartex" xmlns:mc="http://schemas.openxmlformats.org/markup-compatibility/2006" xmlns:aink="http://schemas.microsoft.com/office/drawing/2016/ink" xmlns:am3d="http://schemas.microsoft.com/office/drawing/2017/model3d" xmlns:o="urn:schemas-microsoft-com:office:office" xmlns:oel="http://schemas.microsoft.com/office/2019/extlst" xmlns:r="http://schemas.openxmlformats.org/officeDocument/2006/relationships" xmlns:m="http://schemas.openxmlformats.org/officeDocument/2006/math" xmlns:v="urn:schemas-microsoft-com:vml" xmlns:wp14="http://schemas.microsoft.com/office/word/2010/wordprocessingDrawing" xmlns:wp="http://schemas.openxmlformats.org/drawingml/2006/wordprocessingDrawing" xmlns:w10="urn:schemas-microsoft-com:office:word" xmlns:w="http://schemas.openxmlformats.org/wordprocessingml/2006/main" xmlns:w14="http://schemas.microsoft.com/office/word/2010/wordml" xmlns:w15="http://schemas.microsoft.com/office/word/2012/wordml" xmlns:w16cex="http://schemas.microsoft.com/office/word/2018/wordml/cex" xmlns:w16cid="http://schemas.microsoft.com/office/word/2016/wordml/cid" xmlns:w16="http://schemas.microsoft.com/office/word/2018/wordml" xmlns:w16du="http://schemas.microsoft.com/office/word/2023/wordml/word16du" xmlns:w16sdtdh="http://schemas.microsoft.com/office/word/2020/wordml/sdtdatahash" xmlns:w16sdtfl="http://schemas.microsoft.com/office/word/2024/wordml/sdtformatlock" xmlns:w16se="http://schemas.microsoft.com/office/word/2015/wordml/symex" xmlns:wpg="http://schemas.microsoft.com/office/word/2010/wordprocessingGroup" xmlns:wpi="http://schemas.microsoft.com/office/word/2010/wordprocessingInk" xmlns:wne="http://schemas.microsoft.com/office/word/2006/wordml" xmlns:wps="http://schemas.microsoft.com/office/word/2010/wordprocessingShape" mc:Ignorable="w14 w15 w16se w16cid w16 w16cex w16sdtdh w16sdtfl w16du wp14">
+  <w15:person w15:author="Brian McGreal">
+    <w15:presenceInfo w15:providerId="Windows Live" w15:userId="4c81a134ebae7d72"/>
+  </w15:person>
   <w15:person w15:author="Brian E McGreal">
     <w15:presenceInfo w15:providerId="AD" w15:userId="S::bmcgreal@uw.edu::500ccbb3-e957-4a38-850c-c0c2fd4a68d5"/>
-  </w15:person>
-  <w15:person w15:author="Brian McGreal">
-    <w15:presenceInfo w15:providerId="Windows Live" w15:userId="4c81a134ebae7d72"/>
   </w15:person>
 </w15:people>
 </file>

--- a/output/writing/DissertationChapter/mcgreal_ch2draft0.docx
+++ b/output/writing/DissertationChapter/mcgreal_ch2draft0.docx
@@ -1,6 +1,6 @@
 
 <file path=word/document.xml><?xml version="1.0" encoding="utf-8"?>
-<w:document xmlns:wpc="http://schemas.microsoft.com/office/word/2010/wordprocessingCanvas" xmlns:cx="http://schemas.microsoft.com/office/drawing/2014/chartex" xmlns:cx1="http://schemas.microsoft.com/office/drawing/2015/9/8/chartex" xmlns:cx2="http://schemas.microsoft.com/office/drawing/2015/10/21/chartex" xmlns:cx3="http://schemas.microsoft.com/office/drawing/2016/5/9/chartex" xmlns:cx4="http://schemas.microsoft.com/office/drawing/2016/5/10/chartex" xmlns:cx5="http://schemas.microsoft.com/office/drawing/2016/5/11/chartex" xmlns:cx6="http://schemas.microsoft.com/office/drawing/2016/5/12/chartex" xmlns:cx7="http://schemas.microsoft.com/office/drawing/2016/5/13/chartex" xmlns:cx8="http://schemas.microsoft.com/office/drawing/2016/5/14/chartex" xmlns:mc="http://schemas.openxmlformats.org/markup-compatibility/2006" xmlns:aink="http://schemas.microsoft.com/office/drawing/2016/ink" xmlns:am3d="http://schemas.microsoft.com/office/drawing/2017/model3d" xmlns:o="urn:schemas-microsoft-com:office:office" xmlns:oel="http://schemas.microsoft.com/office/2019/extlst" xmlns:r="http://schemas.openxmlformats.org/officeDocument/2006/relationships" xmlns:m="http://schemas.openxmlformats.org/officeDocument/2006/math" xmlns:v="urn:schemas-microsoft-com:vml" xmlns:wp14="http://schemas.microsoft.com/office/word/2010/wordprocessingDrawing" xmlns:wp="http://schemas.openxmlformats.org/drawingml/2006/wordprocessingDrawing" xmlns:w10="urn:schemas-microsoft-com:office:word" xmlns:w="http://schemas.openxmlformats.org/wordprocessingml/2006/main" xmlns:w14="http://schemas.microsoft.com/office/word/2010/wordml" xmlns:w15="http://schemas.microsoft.com/office/word/2012/wordml" xmlns:w16cex="http://schemas.microsoft.com/office/word/2018/wordml/cex" xmlns:w16cid="http://schemas.microsoft.com/office/word/2016/wordml/cid" xmlns:w16="http://schemas.microsoft.com/office/word/2018/wordml" xmlns:w16du="http://schemas.microsoft.com/office/word/2023/wordml/word16du" xmlns:w16sdtdh="http://schemas.microsoft.com/office/word/2020/wordml/sdtdatahash" xmlns:w16sdtfl="http://schemas.microsoft.com/office/word/2024/wordml/sdtformatlock" xmlns:w16se="http://schemas.microsoft.com/office/word/2015/wordml/symex" xmlns:wpg="http://schemas.microsoft.com/office/word/2010/wordprocessingGroup" xmlns:wpi="http://schemas.microsoft.com/office/word/2010/wordprocessingInk" xmlns:wne="http://schemas.microsoft.com/office/word/2006/wordml" xmlns:wps="http://schemas.microsoft.com/office/word/2010/wordprocessingShape" mc:Ignorable="w14 w15 w16se w16cid w16 w16cex w16sdtdh w16sdtfl w16du wp14">
+<w:document xmlns:wpc="http://schemas.microsoft.com/office/word/2010/wordprocessingCanvas" xmlns:cx="http://schemas.microsoft.com/office/drawing/2014/chartex" xmlns:cx1="http://schemas.microsoft.com/office/drawing/2015/9/8/chartex" xmlns:cx2="http://schemas.microsoft.com/office/drawing/2015/10/21/chartex" xmlns:cx3="http://schemas.microsoft.com/office/drawing/2016/5/9/chartex" xmlns:cx4="http://schemas.microsoft.com/office/drawing/2016/5/10/chartex" xmlns:cx5="http://schemas.microsoft.com/office/drawing/2016/5/11/chartex" xmlns:cx6="http://schemas.microsoft.com/office/drawing/2016/5/12/chartex" xmlns:cx7="http://schemas.microsoft.com/office/drawing/2016/5/13/chartex" xmlns:cx8="http://schemas.microsoft.com/office/drawing/2016/5/14/chartex" xmlns:mc="http://schemas.openxmlformats.org/markup-compatibility/2006" xmlns:aink="http://schemas.microsoft.com/office/drawing/2016/ink" xmlns:am3d="http://schemas.microsoft.com/office/drawing/2017/model3d" xmlns:o="urn:schemas-microsoft-com:office:office" xmlns:oel="http://schemas.microsoft.com/office/2019/extlst" xmlns:r="http://schemas.openxmlformats.org/officeDocument/2006/relationships" xmlns:m="http://schemas.openxmlformats.org/officeDocument/2006/math" xmlns:v="urn:schemas-microsoft-com:vml" xmlns:wp14="http://schemas.microsoft.com/office/word/2010/wordprocessingDrawing" xmlns:wp="http://schemas.openxmlformats.org/drawingml/2006/wordprocessingDrawing" xmlns:w10="urn:schemas-microsoft-com:office:word" xmlns:w="http://schemas.openxmlformats.org/wordprocessingml/2006/main" xmlns:w14="http://schemas.microsoft.com/office/word/2010/wordml" xmlns:w15="http://schemas.microsoft.com/office/word/2012/wordml" xmlns:w16cei="http://schemas.microsoft.com/office/word/2026/wordml/cei" xmlns:w16cex="http://schemas.microsoft.com/office/word/2018/wordml/cex" xmlns:w16cid="http://schemas.microsoft.com/office/word/2016/wordml/cid" xmlns:w16="http://schemas.microsoft.com/office/word/2018/wordml" xmlns:w16du="http://schemas.microsoft.com/office/word/2023/wordml/word16du" xmlns:w16sdtdh="http://schemas.microsoft.com/office/word/2020/wordml/sdtdatahash" xmlns:w16sdtfl="http://schemas.microsoft.com/office/word/2024/wordml/sdtformatlock" xmlns:w16se="http://schemas.microsoft.com/office/word/2015/wordml/symex" xmlns:wpg="http://schemas.microsoft.com/office/word/2010/wordprocessingGroup" xmlns:wpi="http://schemas.microsoft.com/office/word/2010/wordprocessingInk" xmlns:wne="http://schemas.microsoft.com/office/word/2006/wordml" xmlns:wps="http://schemas.microsoft.com/office/word/2010/wordprocessingShape" mc:Ignorable="w14 w15 w16se w16cid w16 w16cex w16sdtdh w16sdtfl w16du wp14">
   <w:body>
     <w:p>
       <w:pPr>
@@ -688,41 +688,57 @@
         <w:t>, each belonging to an ESU listed as threatened under the Endangered Species Act</w:t>
       </w:r>
       <w:r>
-        <w:t>. These surveys were conducted by biologists from the Oregon Department of Fish and Wildlife (ODFW) from 1980 to 2022, using 31 distinct survey methods. The precision inherent to a survey method (and the associated variance of estimates derived from these surveys) directly impacts the ability to detect changes throughout time, as large confidence intervals may obscure shifting abundance regimes (Vallecillo et al. 2021). This work will also seek to determine whether directional bias exists in some survey methods, although bias estimates will necessarily be defined relative to other survey methods, as “true” censuses of the underlying salmonid populations do not exist</w:t>
-      </w:r>
-      <w:commentRangeEnd w:id="0"/>
+        <w:t xml:space="preserve">. These surveys were conducted by biologists from the Oregon Department of Fish and Wildlife (ODFW) from 1980 to </w:t>
+      </w:r>
+      <w:commentRangeStart w:id="1"/>
+      <w:r>
+        <w:t>2022</w:t>
+      </w:r>
+      <w:commentRangeEnd w:id="1"/>
       <w:r>
         <w:rPr>
           <w:rStyle w:val="CommentReference"/>
           <w:sz w:val="24"/>
           <w:szCs w:val="24"/>
         </w:rPr>
-        <w:commentReference w:id="0"/>
-      </w:r>
-      <w:r>
-        <w:t xml:space="preserve">. A secondary objective of this research is to identify </w:t>
-      </w:r>
-      <w:r>
-        <w:t xml:space="preserve">which and to what extent </w:t>
-      </w:r>
-      <w:r>
-        <w:t xml:space="preserve">populations </w:t>
-      </w:r>
-      <w:r>
-        <w:t xml:space="preserve">in the study area have been chronically under- or over-estimated due to the survey methods employed in monitoring them, </w:t>
-      </w:r>
-      <w:commentRangeStart w:id="1"/>
-      <w:r>
-        <w:t xml:space="preserve">and whether some common characteristics of these populations can be associated with the survey methods chosen. </w:t>
-      </w:r>
-      <w:commentRangeEnd w:id="1"/>
+        <w:commentReference w:id="1"/>
+      </w:r>
+      <w:r>
+        <w:t>, using 31 distinct survey methods. The precision inherent to a survey method (and the associated variance of estimates derived from these surveys) directly impacts the ability to detect changes throughout time, as large confidence intervals may obscure shifting abundance regimes (Vallecillo et al. 2021). This work will also seek to determine whether directional bias exists in some survey methods, although bias estimates will necessarily be defined relative to other survey methods, as “true” censuses of the underlying salmonid populations do not exist</w:t>
+      </w:r>
+      <w:commentRangeEnd w:id="0"/>
       <w:r>
         <w:rPr>
           <w:rStyle w:val="CommentReference"/>
           <w:sz w:val="24"/>
           <w:szCs w:val="24"/>
         </w:rPr>
-        <w:commentReference w:id="1"/>
+        <w:commentReference w:id="0"/>
+      </w:r>
+      <w:r>
+        <w:t xml:space="preserve">. A secondary objective of this research is to identify </w:t>
+      </w:r>
+      <w:r>
+        <w:t xml:space="preserve">which and to what extent </w:t>
+      </w:r>
+      <w:r>
+        <w:t xml:space="preserve">populations </w:t>
+      </w:r>
+      <w:r>
+        <w:t xml:space="preserve">in the study area have been chronically under- or over-estimated due to the survey methods employed in monitoring them, </w:t>
+      </w:r>
+      <w:commentRangeStart w:id="2"/>
+      <w:r>
+        <w:t xml:space="preserve">and whether some common characteristics of these populations can be associated with the survey methods chosen. </w:t>
+      </w:r>
+      <w:commentRangeEnd w:id="2"/>
+      <w:r>
+        <w:rPr>
+          <w:rStyle w:val="CommentReference"/>
+          <w:sz w:val="24"/>
+          <w:szCs w:val="24"/>
+        </w:rPr>
+        <w:commentReference w:id="2"/>
       </w:r>
     </w:p>
     <w:p>
@@ -788,7 +804,7 @@
       <w:pPr>
         <w:spacing w:after="0" w:line="480" w:lineRule="auto"/>
       </w:pPr>
-      <w:commentRangeStart w:id="2"/>
+      <w:commentRangeStart w:id="3"/>
       <w:r>
         <w:t xml:space="preserve">Data include annual observations of natural-origin </w:t>
       </w:r>
@@ -822,17 +838,21 @@
       <w:r>
         <w:t>Oregon from 1980 to 2022</w:t>
       </w:r>
-      <w:commentRangeEnd w:id="2"/>
+      <w:commentRangeEnd w:id="3"/>
       <w:r>
         <w:rPr>
           <w:rStyle w:val="CommentReference"/>
           <w:sz w:val="24"/>
           <w:szCs w:val="24"/>
         </w:rPr>
-        <w:commentReference w:id="2"/>
-      </w:r>
-      <w:r>
-        <w:t xml:space="preserve">. Crucially, each observation also includes the method by which the abundance survey was conducted. Data have been collected through 31 unique survey methods (fully enumerated in the attached appendix). The data contain 2,924 individual </w:t>
+        <w:commentReference w:id="3"/>
+      </w:r>
+      <w:r>
+        <w:t xml:space="preserve">. Crucially, each observation also includes the method by which the abundance survey was conducted. Data have been collected through 31 unique survey methods (fully enumerated in the attached appendix). The data </w:t>
+      </w:r>
+      <w:commentRangeStart w:id="4"/>
+      <w:r>
+        <w:t xml:space="preserve">contain 2,924 individual </w:t>
       </w:r>
       <w:r>
         <w:t>o</w:t>
@@ -846,42 +866,51 @@
       <w:r>
         <w:t xml:space="preserve">hich no survey was conducted (15 observations confoundingly include a survey method along with a null value). </w:t>
       </w:r>
-      <w:r>
-        <w:t>While</w:t>
-      </w:r>
-      <w:r>
-        <w:t xml:space="preserve"> trends are difficult to observe visually</w:t>
-      </w:r>
-      <w:r>
-        <w:t xml:space="preserve"> (</w:t>
-      </w:r>
-      <w:r>
-        <w:t>Figure 1</w:t>
-      </w:r>
-      <w:r>
-        <w:t>)</w:t>
-      </w:r>
-      <w:r>
-        <w:t xml:space="preserve">, </w:t>
-      </w:r>
-      <w:r>
-        <w:t>simple linear regressions evaluating the effect of time on the natural log of abundance des</w:t>
-      </w:r>
-      <w:commentRangeStart w:id="3"/>
-      <w:r>
-        <w:t>cribe</w:t>
-      </w:r>
-      <w:r>
-        <w:t xml:space="preserve"> 34 (half) of the surveyed salmonid populations as having no statistically significant change across the study period. Of the remaining 34 populations, 23 exhibit a statistically significant increase in abundance, while the other 11 show evidence of decline. </w:t>
-      </w:r>
-      <w:commentRangeEnd w:id="3"/>
+      <w:commentRangeEnd w:id="4"/>
       <w:r>
         <w:rPr>
           <w:rStyle w:val="CommentReference"/>
           <w:sz w:val="24"/>
           <w:szCs w:val="24"/>
         </w:rPr>
-        <w:commentReference w:id="3"/>
+        <w:commentReference w:id="4"/>
+      </w:r>
+      <w:r>
+        <w:t>While</w:t>
+      </w:r>
+      <w:r>
+        <w:t xml:space="preserve"> trends are difficult to observe visually</w:t>
+      </w:r>
+      <w:r>
+        <w:t xml:space="preserve"> (</w:t>
+      </w:r>
+      <w:r>
+        <w:t>Figure 1</w:t>
+      </w:r>
+      <w:r>
+        <w:t>)</w:t>
+      </w:r>
+      <w:r>
+        <w:t xml:space="preserve">, </w:t>
+      </w:r>
+      <w:r>
+        <w:t>simple linear regressions evaluating the effect of time on the natural log of abundance des</w:t>
+      </w:r>
+      <w:commentRangeStart w:id="5"/>
+      <w:r>
+        <w:t>cribe</w:t>
+      </w:r>
+      <w:r>
+        <w:t xml:space="preserve"> 34 (half) of the surveyed salmonid populations as having no statistically significant change across the study period. Of the remaining 34 populations, 23 exhibit a statistically significant increase in abundance, while the other 11 show evidence of decline. </w:t>
+      </w:r>
+      <w:commentRangeEnd w:id="5"/>
+      <w:r>
+        <w:rPr>
+          <w:rStyle w:val="CommentReference"/>
+          <w:sz w:val="24"/>
+          <w:szCs w:val="24"/>
+        </w:rPr>
+        <w:commentReference w:id="5"/>
       </w:r>
     </w:p>
     <w:p>
@@ -899,7 +928,19 @@
         <w:t xml:space="preserve">the </w:t>
       </w:r>
       <w:r>
-        <w:t xml:space="preserve">regression estimates of trends in abundance described above are dependent on the </w:t>
+        <w:t>estimate</w:t>
+      </w:r>
+      <w:r>
+        <w:t>d</w:t>
+      </w:r>
+      <w:r>
+        <w:t xml:space="preserve"> trends </w:t>
+      </w:r>
+      <w:r>
+        <w:t xml:space="preserve">described above </w:t>
+      </w:r>
+      <w:r>
+        <w:t xml:space="preserve">are dependent on the </w:t>
       </w:r>
       <w:r>
         <w:t>accuracy</w:t>
@@ -932,8 +973,11 @@
         <w:t xml:space="preserve"> If </w:t>
       </w:r>
       <w:r>
+        <w:t xml:space="preserve">different survey methods indeed exhibit </w:t>
+      </w:r>
+      <w:r>
         <w:lastRenderedPageBreak/>
-        <w:t>different survey methods indeed exhibit varying</w:t>
+        <w:t>varying</w:t>
       </w:r>
       <w:r>
         <w:t xml:space="preserve"> </w:t>
@@ -1049,7 +1093,13 @@
         <w:t xml:space="preserve"> goal is to isolate variance and bias in different survey </w:t>
       </w:r>
       <w:r>
-        <w:t xml:space="preserve">methods, it is vital to distinguish variability in observations due to survey method from variation in the natural state of salmonid populations. Multivariate autoregressive state space (MARSS) models are well </w:t>
+        <w:t xml:space="preserve">methods, it is vital to distinguish variability in observations due to survey </w:t>
+      </w:r>
+      <w:r>
+        <w:t>methods</w:t>
+      </w:r>
+      <w:r>
+        <w:t xml:space="preserve"> from variation in the natural state of salmonid populations. Multivariate autoregressive state space (MARSS) models are well </w:t>
       </w:r>
       <w:r>
         <w:lastRenderedPageBreak/>
@@ -1076,7 +1126,8 @@
       <w:r>
         <w:t xml:space="preserve">is described </w:t>
       </w:r>
-      <w:commentRangeStart w:id="4"/>
+      <w:commentRangeStart w:id="6"/>
+      <w:commentRangeStart w:id="7"/>
       <w:r>
         <w:t xml:space="preserve">in </w:t>
       </w:r>
@@ -1092,14 +1143,23 @@
       <w:r>
         <w:t>dissertation</w:t>
       </w:r>
-      <w:commentRangeEnd w:id="4"/>
+      <w:commentRangeEnd w:id="6"/>
       <w:r>
         <w:rPr>
           <w:rStyle w:val="CommentReference"/>
           <w:sz w:val="24"/>
           <w:szCs w:val="24"/>
         </w:rPr>
-        <w:commentReference w:id="4"/>
+        <w:commentReference w:id="6"/>
+      </w:r>
+      <w:commentRangeEnd w:id="7"/>
+      <w:r>
+        <w:rPr>
+          <w:rStyle w:val="CommentReference"/>
+          <w:sz w:val="24"/>
+          <w:szCs w:val="24"/>
+        </w:rPr>
+        <w:commentReference w:id="7"/>
       </w:r>
       <w:r>
         <w:t>.</w:t>
@@ -1230,8 +1290,8 @@
         <w:spacing w:after="0" w:line="480" w:lineRule="auto"/>
         <w:ind w:firstLine="720"/>
       </w:pPr>
-      <w:commentRangeStart w:id="5"/>
-      <w:commentRangeStart w:id="6"/>
+      <w:commentRangeStart w:id="8"/>
+      <w:commentRangeStart w:id="9"/>
       <w:r>
         <w:t>There exists the likelihood that some survey methods are endogenously related to the abundances they seek to estimate. For example, dam counts require that a dam be present</w:t>
       </w:r>
@@ -1296,23 +1356,23 @@
       <w:r>
         <w:t>.</w:t>
       </w:r>
-      <w:commentRangeEnd w:id="5"/>
+      <w:commentRangeEnd w:id="8"/>
       <w:r>
         <w:rPr>
           <w:rStyle w:val="CommentReference"/>
           <w:sz w:val="24"/>
           <w:szCs w:val="24"/>
         </w:rPr>
-        <w:commentReference w:id="5"/>
-      </w:r>
-      <w:commentRangeEnd w:id="6"/>
+        <w:commentReference w:id="8"/>
+      </w:r>
+      <w:commentRangeEnd w:id="9"/>
       <w:r>
         <w:rPr>
           <w:rStyle w:val="CommentReference"/>
           <w:sz w:val="24"/>
           <w:szCs w:val="24"/>
         </w:rPr>
-        <w:commentReference w:id="6"/>
+        <w:commentReference w:id="9"/>
       </w:r>
     </w:p>
     <w:p>
@@ -1320,7 +1380,8 @@
         <w:spacing w:after="0" w:line="480" w:lineRule="auto"/>
         <w:ind w:firstLine="720"/>
       </w:pPr>
-      <w:commentRangeStart w:id="7"/>
+      <w:commentRangeStart w:id="10"/>
+      <w:commentRangeStart w:id="11"/>
       <w:r>
         <w:t>As well as modeling all three species together I will also model each salmonid species separately. This</w:t>
       </w:r>
@@ -1379,14 +1440,23 @@
       <w:r>
         <w:t>).</w:t>
       </w:r>
-      <w:commentRangeEnd w:id="7"/>
+      <w:commentRangeEnd w:id="10"/>
       <w:r>
         <w:rPr>
           <w:rStyle w:val="CommentReference"/>
           <w:sz w:val="24"/>
           <w:szCs w:val="24"/>
         </w:rPr>
-        <w:commentReference w:id="7"/>
+        <w:commentReference w:id="10"/>
+      </w:r>
+      <w:commentRangeEnd w:id="11"/>
+      <w:r>
+        <w:rPr>
+          <w:rStyle w:val="CommentReference"/>
+          <w:sz w:val="24"/>
+          <w:szCs w:val="24"/>
+        </w:rPr>
+        <w:commentReference w:id="11"/>
       </w:r>
     </w:p>
     <w:p>
@@ -1513,7 +1583,12 @@
         <w:t xml:space="preserve"> </w:t>
       </w:r>
       <w:r>
-        <w:t xml:space="preserve">contains a unique bias term for each survey method, irrespective of population. One method will be selected as a reference against which other methods will be measured, meaning that for this method </w:t>
+        <w:t xml:space="preserve">contains a unique bias term for each survey method, irrespective of population. </w:t>
+      </w:r>
+      <w:commentRangeStart w:id="12"/>
+      <w:commentRangeStart w:id="13"/>
+      <w:r>
+        <w:t xml:space="preserve">One method will be selected as a reference against which other methods will be measured, meaning that for this method </w:t>
       </w:r>
       <w:r>
         <w:rPr>
@@ -1536,7 +1611,28 @@
         <w:t xml:space="preserve"> </w:t>
       </w:r>
       <w:r>
-        <w:t xml:space="preserve">is set equal to zero. The matrix </w:t>
+        <w:t>is set equal to zero</w:t>
+      </w:r>
+      <w:commentRangeEnd w:id="12"/>
+      <w:r>
+        <w:rPr>
+          <w:rStyle w:val="CommentReference"/>
+          <w:sz w:val="24"/>
+          <w:szCs w:val="24"/>
+        </w:rPr>
+        <w:commentReference w:id="12"/>
+      </w:r>
+      <w:commentRangeEnd w:id="13"/>
+      <w:r>
+        <w:rPr>
+          <w:rStyle w:val="CommentReference"/>
+          <w:sz w:val="24"/>
+          <w:szCs w:val="24"/>
+        </w:rPr>
+        <w:commentReference w:id="13"/>
+      </w:r>
+      <w:r>
+        <w:t xml:space="preserve">. The matrix </w:t>
       </w:r>
       <w:r>
         <w:rPr>
@@ -1627,7 +1723,13 @@
         <w:t xml:space="preserve"> </w:t>
       </w:r>
       <w:r>
-        <w:t>is specified with two columns relating to the two populations which here are considered underlying states (</w:t>
+        <w:t xml:space="preserve">is specified </w:t>
+      </w:r>
+      <w:r>
+        <w:t>as</w:t>
+      </w:r>
+      <w:r>
+        <w:t xml:space="preserve"> two columns relating to the two populations which here are considered underlying states (</w:t>
       </w:r>
       <w:r>
         <w:rPr>
@@ -1663,7 +1765,13 @@
         <w:t>2</w:t>
       </w:r>
       <w:r>
-        <w:t xml:space="preserve">). Survey method one has been selected as the reference method against which other methods’ directional bias will be measured. Therefore, in the vector </w:t>
+        <w:t xml:space="preserve">). Survey method one has been selected as the reference method against which other methods’ directional bias will be measured. Therefore, in </w:t>
+      </w:r>
+      <w:r>
+        <w:t>vector</w:t>
+      </w:r>
+      <w:r>
+        <w:t xml:space="preserve"> </w:t>
       </w:r>
       <w:r>
         <w:rPr>
@@ -1722,7 +1830,13 @@
         <w:t>r</w:t>
       </w:r>
       <w:r>
-        <w:t xml:space="preserve"> parameter which again repeats as often as the method appears, in order to capture the variance inherent to each.</w:t>
+        <w:t xml:space="preserve"> parameter</w:t>
+      </w:r>
+      <w:r>
+        <w:t>,</w:t>
+      </w:r>
+      <w:r>
+        <w:t xml:space="preserve"> which again repeats as often as the method appears, to capture the variance inherent to each.</w:t>
       </w:r>
     </w:p>
     <w:p>
@@ -1731,6 +1845,7 @@
         <w:spacing w:after="0" w:line="480" w:lineRule="auto"/>
         <w:ind w:left="360"/>
       </w:pPr>
+      <w:commentRangeStart w:id="14"/>
       <w:r>
         <w:rPr>
           <w:noProof/>
@@ -1784,6 +1899,15 @@
           </wp:inline>
         </w:drawing>
       </w:r>
+      <w:commentRangeEnd w:id="14"/>
+      <w:r>
+        <w:rPr>
+          <w:rStyle w:val="CommentReference"/>
+          <w:sz w:val="24"/>
+          <w:szCs w:val="24"/>
+        </w:rPr>
+        <w:commentReference w:id="14"/>
+      </w:r>
     </w:p>
     <w:p>
       <w:pPr>
@@ -1830,7 +1954,7 @@
       <w:r>
         <w:t xml:space="preserve"> </w:t>
       </w:r>
-      <w:commentRangeStart w:id="8"/>
+      <w:commentRangeStart w:id="15"/>
       <w:r>
         <w:t>T</w:t>
       </w:r>
@@ -1863,16 +1987,16 @@
       <w:r>
         <w:t xml:space="preserve"> </w:t>
       </w:r>
-      <w:commentRangeEnd w:id="8"/>
+      <w:commentRangeEnd w:id="15"/>
       <w:r>
         <w:rPr>
           <w:rStyle w:val="CommentReference"/>
           <w:sz w:val="24"/>
           <w:szCs w:val="24"/>
         </w:rPr>
-        <w:commentReference w:id="8"/>
-      </w:r>
-      <w:commentRangeStart w:id="9"/>
+        <w:commentReference w:id="15"/>
+      </w:r>
+      <w:commentRangeStart w:id="16"/>
       <w:r>
         <w:t xml:space="preserve">Finally, the terms along the diagonal of </w:t>
       </w:r>
@@ -1924,14 +2048,14 @@
       <w:r>
         <w:t>) will also depend on model fit.</w:t>
       </w:r>
-      <w:commentRangeEnd w:id="9"/>
+      <w:commentRangeEnd w:id="16"/>
       <w:r>
         <w:rPr>
           <w:rStyle w:val="CommentReference"/>
           <w:sz w:val="24"/>
           <w:szCs w:val="24"/>
         </w:rPr>
-        <w:commentReference w:id="9"/>
+        <w:commentReference w:id="16"/>
       </w:r>
       <w:r>
         <w:t xml:space="preserve"> Below is an example of the process/state equation written out in matrix form.</w:t>
@@ -2029,7 +2153,7 @@
         <w:spacing w:after="0" w:line="480" w:lineRule="auto"/>
         <w:ind w:firstLine="720"/>
       </w:pPr>
-      <w:commentRangeStart w:id="10"/>
+      <w:commentRangeStart w:id="17"/>
       <w:r>
         <w:t xml:space="preserve">With these estimates in hand, </w:t>
       </w:r>
@@ -2073,14 +2197,14 @@
       <w:r>
         <w:t xml:space="preserve"> This work will also consider the efficiency of the same survey method in estimating populations that differ by orders of magnitude, as it is not hard to imagine the accuracy of a given method differing considerably when the number of fish present differ substantially.</w:t>
       </w:r>
-      <w:commentRangeEnd w:id="10"/>
+      <w:commentRangeEnd w:id="17"/>
       <w:r>
         <w:rPr>
           <w:rStyle w:val="CommentReference"/>
           <w:sz w:val="24"/>
           <w:szCs w:val="24"/>
         </w:rPr>
-        <w:commentReference w:id="10"/>
+        <w:commentReference w:id="17"/>
       </w:r>
       <w:r>
         <w:t xml:space="preserve"> </w:t>
@@ -2091,7 +2215,7 @@
         <w:spacing w:after="0" w:line="480" w:lineRule="auto"/>
         <w:ind w:firstLine="720"/>
       </w:pPr>
-      <w:commentRangeStart w:id="11"/>
+      <w:commentRangeStart w:id="18"/>
       <w:r>
         <w:t xml:space="preserve">The </w:t>
       </w:r>
@@ -2119,14 +2243,14 @@
       <w:r>
         <w:t xml:space="preserve">. </w:t>
       </w:r>
-      <w:commentRangeEnd w:id="11"/>
+      <w:commentRangeEnd w:id="18"/>
       <w:r>
         <w:rPr>
           <w:rStyle w:val="CommentReference"/>
           <w:sz w:val="24"/>
           <w:szCs w:val="24"/>
         </w:rPr>
-        <w:commentReference w:id="11"/>
+        <w:commentReference w:id="18"/>
       </w:r>
     </w:p>
     <w:p>
@@ -2856,7 +2980,23 @@
 </file>
 
 <file path=word/comments.xml><?xml version="1.0" encoding="utf-8"?>
-<w:comments xmlns:wpc="http://schemas.microsoft.com/office/word/2010/wordprocessingCanvas" xmlns:cx="http://schemas.microsoft.com/office/drawing/2014/chartex" xmlns:cx1="http://schemas.microsoft.com/office/drawing/2015/9/8/chartex" xmlns:cx2="http://schemas.microsoft.com/office/drawing/2015/10/21/chartex" xmlns:cx3="http://schemas.microsoft.com/office/drawing/2016/5/9/chartex" xmlns:cx4="http://schemas.microsoft.com/office/drawing/2016/5/10/chartex" xmlns:cx5="http://schemas.microsoft.com/office/drawing/2016/5/11/chartex" xmlns:cx6="http://schemas.microsoft.com/office/drawing/2016/5/12/chartex" xmlns:cx7="http://schemas.microsoft.com/office/drawing/2016/5/13/chartex" xmlns:cx8="http://schemas.microsoft.com/office/drawing/2016/5/14/chartex" xmlns:mc="http://schemas.openxmlformats.org/markup-compatibility/2006" xmlns:aink="http://schemas.microsoft.com/office/drawing/2016/ink" xmlns:am3d="http://schemas.microsoft.com/office/drawing/2017/model3d" xmlns:o="urn:schemas-microsoft-com:office:office" xmlns:oel="http://schemas.microsoft.com/office/2019/extlst" xmlns:r="http://schemas.openxmlformats.org/officeDocument/2006/relationships" xmlns:m="http://schemas.openxmlformats.org/officeDocument/2006/math" xmlns:v="urn:schemas-microsoft-com:vml" xmlns:wp14="http://schemas.microsoft.com/office/word/2010/wordprocessingDrawing" xmlns:wp="http://schemas.openxmlformats.org/drawingml/2006/wordprocessingDrawing" xmlns:w10="urn:schemas-microsoft-com:office:word" xmlns:w="http://schemas.openxmlformats.org/wordprocessingml/2006/main" xmlns:w14="http://schemas.microsoft.com/office/word/2010/wordml" xmlns:w15="http://schemas.microsoft.com/office/word/2012/wordml" xmlns:w16cex="http://schemas.microsoft.com/office/word/2018/wordml/cex" xmlns:w16cid="http://schemas.microsoft.com/office/word/2016/wordml/cid" xmlns:w16="http://schemas.microsoft.com/office/word/2018/wordml" xmlns:w16du="http://schemas.microsoft.com/office/word/2023/wordml/word16du" xmlns:w16sdtdh="http://schemas.microsoft.com/office/word/2020/wordml/sdtdatahash" xmlns:w16sdtfl="http://schemas.microsoft.com/office/word/2024/wordml/sdtformatlock" xmlns:w16se="http://schemas.microsoft.com/office/word/2015/wordml/symex" xmlns:wpg="http://schemas.microsoft.com/office/word/2010/wordprocessingGroup" xmlns:wpi="http://schemas.microsoft.com/office/word/2010/wordprocessingInk" xmlns:wne="http://schemas.microsoft.com/office/word/2006/wordml" xmlns:wps="http://schemas.microsoft.com/office/word/2010/wordprocessingShape" mc:Ignorable="w14 w15 w16se w16cid w16 w16cex w16sdtdh w16sdtfl w16du wp14">
+<w:comments xmlns:wpc="http://schemas.microsoft.com/office/word/2010/wordprocessingCanvas" xmlns:cx="http://schemas.microsoft.com/office/drawing/2014/chartex" xmlns:cx1="http://schemas.microsoft.com/office/drawing/2015/9/8/chartex" xmlns:cx2="http://schemas.microsoft.com/office/drawing/2015/10/21/chartex" xmlns:cx3="http://schemas.microsoft.com/office/drawing/2016/5/9/chartex" xmlns:cx4="http://schemas.microsoft.com/office/drawing/2016/5/10/chartex" xmlns:cx5="http://schemas.microsoft.com/office/drawing/2016/5/11/chartex" xmlns:cx6="http://schemas.microsoft.com/office/drawing/2016/5/12/chartex" xmlns:cx7="http://schemas.microsoft.com/office/drawing/2016/5/13/chartex" xmlns:cx8="http://schemas.microsoft.com/office/drawing/2016/5/14/chartex" xmlns:mc="http://schemas.openxmlformats.org/markup-compatibility/2006" xmlns:aink="http://schemas.microsoft.com/office/drawing/2016/ink" xmlns:am3d="http://schemas.microsoft.com/office/drawing/2017/model3d" xmlns:o="urn:schemas-microsoft-com:office:office" xmlns:oel="http://schemas.microsoft.com/office/2019/extlst" xmlns:r="http://schemas.openxmlformats.org/officeDocument/2006/relationships" xmlns:m="http://schemas.openxmlformats.org/officeDocument/2006/math" xmlns:v="urn:schemas-microsoft-com:vml" xmlns:wp14="http://schemas.microsoft.com/office/word/2010/wordprocessingDrawing" xmlns:wp="http://schemas.openxmlformats.org/drawingml/2006/wordprocessingDrawing" xmlns:w10="urn:schemas-microsoft-com:office:word" xmlns:w="http://schemas.openxmlformats.org/wordprocessingml/2006/main" xmlns:w14="http://schemas.microsoft.com/office/word/2010/wordml" xmlns:w15="http://schemas.microsoft.com/office/word/2012/wordml" xmlns:w16cei="http://schemas.microsoft.com/office/word/2026/wordml/cei" xmlns:w16cex="http://schemas.microsoft.com/office/word/2018/wordml/cex" xmlns:w16cid="http://schemas.microsoft.com/office/word/2016/wordml/cid" xmlns:w16="http://schemas.microsoft.com/office/word/2018/wordml" xmlns:w16du="http://schemas.microsoft.com/office/word/2023/wordml/word16du" xmlns:w16sdtdh="http://schemas.microsoft.com/office/word/2020/wordml/sdtdatahash" xmlns:w16sdtfl="http://schemas.microsoft.com/office/word/2024/wordml/sdtformatlock" xmlns:w16se="http://schemas.microsoft.com/office/word/2015/wordml/symex" xmlns:wpg="http://schemas.microsoft.com/office/word/2010/wordprocessingGroup" xmlns:wpi="http://schemas.microsoft.com/office/word/2010/wordprocessingInk" xmlns:wne="http://schemas.microsoft.com/office/word/2006/wordml" xmlns:wps="http://schemas.microsoft.com/office/word/2010/wordprocessingShape" mc:Ignorable="w14 w15 w16se w16cid w16 w16cex w16sdtdh w16sdtfl w16du wp14">
+  <w:comment w:id="1" w:author="Brian E McGreal" w:date="2026-07-27T13:17:00Z" w:initials="BM">
+    <w:p>
+      <w:pPr>
+        <w:pStyle w:val="CommentText"/>
+      </w:pPr>
+      <w:r>
+        <w:rPr>
+          <w:rStyle w:val="CommentReference"/>
+        </w:rPr>
+        <w:annotationRef/>
+      </w:r>
+      <w:r>
+        <w:t>Is this right? Or do I have more now?</w:t>
+      </w:r>
+    </w:p>
+  </w:comment>
   <w:comment w:id="0" w:author="Brian McGreal" w:date="2026-07-02T11:22:00Z" w:initials="BM">
     <w:p>
       <w:pPr>
@@ -2873,7 +3013,7 @@
       </w:r>
     </w:p>
   </w:comment>
-  <w:comment w:id="1" w:author="Brian E McGreal" w:date="2026-07-17T11:10:00Z" w:initials="BM">
+  <w:comment w:id="2" w:author="Brian E McGreal" w:date="2026-07-17T11:10:00Z" w:initials="BM">
     <w:p>
       <w:pPr>
         <w:pStyle w:val="CommentText"/>
@@ -2889,7 +3029,7 @@
       </w:r>
     </w:p>
   </w:comment>
-  <w:comment w:id="2" w:author="Brian McGreal" w:date="2026-07-20T14:37:00Z" w:initials="BM">
+  <w:comment w:id="3" w:author="Brian McGreal" w:date="2026-07-20T14:37:00Z" w:initials="BM">
     <w:p>
       <w:pPr>
         <w:pStyle w:val="CommentText"/>
@@ -2905,7 +3045,7 @@
       </w:r>
     </w:p>
   </w:comment>
-  <w:comment w:id="3" w:author="Brian E McGreal" w:date="2026-07-17T11:14:00Z" w:initials="BM">
+  <w:comment w:id="4" w:author="Brian E McGreal" w:date="2026-07-27T13:33:00Z" w:initials="BM">
     <w:p>
       <w:pPr>
         <w:pStyle w:val="CommentText"/>
@@ -2917,11 +3057,27 @@
         <w:annotationRef/>
       </w:r>
       <w:r>
+        <w:t>Make sure these numbers are still all correct</w:t>
+      </w:r>
+    </w:p>
+  </w:comment>
+  <w:comment w:id="5" w:author="Brian E McGreal" w:date="2026-07-17T11:14:00Z" w:initials="BM">
+    <w:p>
+      <w:pPr>
+        <w:pStyle w:val="CommentText"/>
+      </w:pPr>
+      <w:r>
+        <w:rPr>
+          <w:rStyle w:val="CommentReference"/>
+        </w:rPr>
+        <w:annotationRef/>
+      </w:r>
+      <w:r>
         <w:t>Should this be some appendix table?</w:t>
       </w:r>
     </w:p>
   </w:comment>
-  <w:comment w:id="4" w:author="Brian E McGreal" w:date="2026-07-17T11:23:00Z" w:initials="BM">
+  <w:comment w:id="6" w:author="Brian E McGreal" w:date="2026-07-17T11:23:00Z" w:initials="BM">
     <w:p>
       <w:pPr>
         <w:pStyle w:val="CommentText"/>
@@ -2937,7 +3093,7 @@
       </w:r>
     </w:p>
   </w:comment>
-  <w:comment w:id="5" w:author="Brian E McGreal" w:date="2026-07-17T11:26:00Z" w:initials="BM">
+  <w:comment w:id="7" w:author="Brian E McGreal" w:date="2026-07-27T13:41:00Z" w:initials="BM">
     <w:p>
       <w:pPr>
         <w:pStyle w:val="CommentText"/>
@@ -2949,11 +3105,27 @@
         <w:annotationRef/>
       </w:r>
       <w:r>
+        <w:t>Or should I just describe the models again in each chapter?</w:t>
+      </w:r>
+    </w:p>
+  </w:comment>
+  <w:comment w:id="8" w:author="Brian E McGreal" w:date="2026-07-17T11:26:00Z" w:initials="BM">
+    <w:p>
+      <w:pPr>
+        <w:pStyle w:val="CommentText"/>
+      </w:pPr>
+      <w:r>
+        <w:rPr>
+          <w:rStyle w:val="CommentReference"/>
+        </w:rPr>
+        <w:annotationRef/>
+      </w:r>
+      <w:r>
         <w:t>This is that thing. I think Sunny really wants this. Let’s be sure to point to the literature Mark shared too, like in the third sentence.</w:t>
       </w:r>
     </w:p>
   </w:comment>
-  <w:comment w:id="6" w:author="Brian E McGreal" w:date="2026-07-17T11:37:00Z" w:initials="BM">
+  <w:comment w:id="9" w:author="Brian E McGreal" w:date="2026-07-17T11:37:00Z" w:initials="BM">
     <w:p>
       <w:pPr>
         <w:pStyle w:val="CommentText"/>
@@ -2969,7 +3141,7 @@
       </w:r>
     </w:p>
   </w:comment>
-  <w:comment w:id="7" w:author="Brian E McGreal" w:date="2026-07-17T12:00:00Z" w:initials="BM">
+  <w:comment w:id="10" w:author="Brian E McGreal" w:date="2026-07-17T12:00:00Z" w:initials="BM">
     <w:p>
       <w:pPr>
         <w:pStyle w:val="CommentText"/>
@@ -2985,7 +3157,7 @@
       </w:r>
     </w:p>
   </w:comment>
-  <w:comment w:id="8" w:author="Brian E McGreal" w:date="2026-07-17T12:05:00Z" w:initials="BM">
+  <w:comment w:id="11" w:author="Brian E McGreal" w:date="2026-07-27T13:46:00Z" w:initials="BM">
     <w:p>
       <w:pPr>
         <w:pStyle w:val="CommentText"/>
@@ -2997,11 +3169,75 @@
         <w:annotationRef/>
       </w:r>
       <w:r>
+        <w:t>I don’t know if I am modeling them together? What does that do for this work? It seems logical that the same survey method might have different bias and precision for coho vs steelies. I guess it provides more data, but if the underlying patterns are different within this data then it’s not useful. Including a single covariate indicating species seems like it *could* compensate for differing bias but not variability..</w:t>
+      </w:r>
+    </w:p>
+  </w:comment>
+  <w:comment w:id="12" w:author="Brian E McGreal" w:date="2026-07-27T13:49:00Z" w:initials="BM">
+    <w:p>
+      <w:pPr>
+        <w:pStyle w:val="CommentText"/>
+      </w:pPr>
+      <w:r>
+        <w:rPr>
+          <w:rStyle w:val="CommentReference"/>
+        </w:rPr>
+        <w:annotationRef/>
+      </w:r>
+      <w:r>
+        <w:t>Emphasize this</w:t>
+      </w:r>
+    </w:p>
+  </w:comment>
+  <w:comment w:id="13" w:author="Brian E McGreal" w:date="2026-07-27T13:49:00Z" w:initials="BM">
+    <w:p>
+      <w:pPr>
+        <w:pStyle w:val="CommentText"/>
+      </w:pPr>
+      <w:r>
+        <w:rPr>
+          <w:rStyle w:val="CommentReference"/>
+        </w:rPr>
+        <w:annotationRef/>
+      </w:r>
+      <w:r>
+        <w:t>Is this to avoid issues with colinearity?</w:t>
+      </w:r>
+    </w:p>
+  </w:comment>
+  <w:comment w:id="14" w:author="Brian E McGreal" w:date="2026-07-27T15:23:00Z" w:initials="BM">
+    <w:p>
+      <w:pPr>
+        <w:pStyle w:val="CommentText"/>
+      </w:pPr>
+      <w:r>
+        <w:rPr>
+          <w:rStyle w:val="CommentReference"/>
+        </w:rPr>
+        <w:annotationRef/>
+      </w:r>
+      <w:r>
+        <w:t>Ultimately I need to pull a sharper snip of this equation</w:t>
+      </w:r>
+    </w:p>
+  </w:comment>
+  <w:comment w:id="15" w:author="Brian E McGreal" w:date="2026-07-17T12:05:00Z" w:initials="BM">
+    <w:p>
+      <w:pPr>
+        <w:pStyle w:val="CommentText"/>
+      </w:pPr>
+      <w:r>
+        <w:rPr>
+          <w:rStyle w:val="CommentReference"/>
+        </w:rPr>
+        <w:annotationRef/>
+      </w:r>
+      <w:r>
         <w:t>Check here</w:t>
       </w:r>
     </w:p>
   </w:comment>
-  <w:comment w:id="9" w:author="Brian E McGreal" w:date="2026-07-17T12:05:00Z" w:initials="BM">
+  <w:comment w:id="16" w:author="Brian E McGreal" w:date="2026-07-17T12:05:00Z" w:initials="BM">
     <w:p>
       <w:pPr>
         <w:pStyle w:val="CommentText"/>
@@ -3017,7 +3253,7 @@
       </w:r>
     </w:p>
   </w:comment>
-  <w:comment w:id="10" w:author="Brian E McGreal" w:date="2026-07-17T12:06:00Z" w:initials="BM">
+  <w:comment w:id="17" w:author="Brian E McGreal" w:date="2026-07-17T12:06:00Z" w:initials="BM">
     <w:p>
       <w:pPr>
         <w:pStyle w:val="CommentText"/>
@@ -3033,7 +3269,7 @@
       </w:r>
     </w:p>
   </w:comment>
-  <w:comment w:id="11" w:author="Brian E McGreal" w:date="2026-07-17T12:06:00Z" w:initials="BM">
+  <w:comment w:id="18" w:author="Brian E McGreal" w:date="2026-07-17T12:06:00Z" w:initials="BM">
     <w:p>
       <w:pPr>
         <w:pStyle w:val="CommentText"/>
@@ -3053,15 +3289,22 @@
 </file>
 
 <file path=word/commentsExtended.xml><?xml version="1.0" encoding="utf-8"?>
-<w15:commentsEx xmlns:wpc="http://schemas.microsoft.com/office/word/2010/wordprocessingCanvas" xmlns:cx="http://schemas.microsoft.com/office/drawing/2014/chartex" xmlns:cx1="http://schemas.microsoft.com/office/drawing/2015/9/8/chartex" xmlns:cx2="http://schemas.microsoft.com/office/drawing/2015/10/21/chartex" xmlns:cx3="http://schemas.microsoft.com/office/drawing/2016/5/9/chartex" xmlns:cx4="http://schemas.microsoft.com/office/drawing/2016/5/10/chartex" xmlns:cx5="http://schemas.microsoft.com/office/drawing/2016/5/11/chartex" xmlns:cx6="http://schemas.microsoft.com/office/drawing/2016/5/12/chartex" xmlns:cx7="http://schemas.microsoft.com/office/drawing/2016/5/13/chartex" xmlns:cx8="http://schemas.microsoft.com/office/drawing/2016/5/14/chartex" xmlns:mc="http://schemas.openxmlformats.org/markup-compatibility/2006" xmlns:aink="http://schemas.microsoft.com/office/drawing/2016/ink" xmlns:am3d="http://schemas.microsoft.com/office/drawing/2017/model3d" xmlns:o="urn:schemas-microsoft-com:office:office" xmlns:oel="http://schemas.microsoft.com/office/2019/extlst" xmlns:r="http://schemas.openxmlformats.org/officeDocument/2006/relationships" xmlns:m="http://schemas.openxmlformats.org/officeDocument/2006/math" xmlns:v="urn:schemas-microsoft-com:vml" xmlns:wp14="http://schemas.microsoft.com/office/word/2010/wordprocessingDrawing" xmlns:wp="http://schemas.openxmlformats.org/drawingml/2006/wordprocessingDrawing" xmlns:w10="urn:schemas-microsoft-com:office:word" xmlns:w="http://schemas.openxmlformats.org/wordprocessingml/2006/main" xmlns:w14="http://schemas.microsoft.com/office/word/2010/wordml" xmlns:w15="http://schemas.microsoft.com/office/word/2012/wordml" xmlns:w16cex="http://schemas.microsoft.com/office/word/2018/wordml/cex" xmlns:w16cid="http://schemas.microsoft.com/office/word/2016/wordml/cid" xmlns:w16="http://schemas.microsoft.com/office/word/2018/wordml" xmlns:w16du="http://schemas.microsoft.com/office/word/2023/wordml/word16du" xmlns:w16sdtdh="http://schemas.microsoft.com/office/word/2020/wordml/sdtdatahash" xmlns:w16sdtfl="http://schemas.microsoft.com/office/word/2024/wordml/sdtformatlock" xmlns:w16se="http://schemas.microsoft.com/office/word/2015/wordml/symex" xmlns:wpg="http://schemas.microsoft.com/office/word/2010/wordprocessingGroup" xmlns:wpi="http://schemas.microsoft.com/office/word/2010/wordprocessingInk" xmlns:wne="http://schemas.microsoft.com/office/word/2006/wordml" xmlns:wps="http://schemas.microsoft.com/office/word/2010/wordprocessingShape" mc:Ignorable="w14 w15 w16se w16cid w16 w16cex w16sdtdh w16sdtfl w16du wp14">
+<w15:commentsEx xmlns:wpc="http://schemas.microsoft.com/office/word/2010/wordprocessingCanvas" xmlns:cx="http://schemas.microsoft.com/office/drawing/2014/chartex" xmlns:cx1="http://schemas.microsoft.com/office/drawing/2015/9/8/chartex" xmlns:cx2="http://schemas.microsoft.com/office/drawing/2015/10/21/chartex" xmlns:cx3="http://schemas.microsoft.com/office/drawing/2016/5/9/chartex" xmlns:cx4="http://schemas.microsoft.com/office/drawing/2016/5/10/chartex" xmlns:cx5="http://schemas.microsoft.com/office/drawing/2016/5/11/chartex" xmlns:cx6="http://schemas.microsoft.com/office/drawing/2016/5/12/chartex" xmlns:cx7="http://schemas.microsoft.com/office/drawing/2016/5/13/chartex" xmlns:cx8="http://schemas.microsoft.com/office/drawing/2016/5/14/chartex" xmlns:mc="http://schemas.openxmlformats.org/markup-compatibility/2006" xmlns:aink="http://schemas.microsoft.com/office/drawing/2016/ink" xmlns:am3d="http://schemas.microsoft.com/office/drawing/2017/model3d" xmlns:o="urn:schemas-microsoft-com:office:office" xmlns:oel="http://schemas.microsoft.com/office/2019/extlst" xmlns:r="http://schemas.openxmlformats.org/officeDocument/2006/relationships" xmlns:m="http://schemas.openxmlformats.org/officeDocument/2006/math" xmlns:v="urn:schemas-microsoft-com:vml" xmlns:wp14="http://schemas.microsoft.com/office/word/2010/wordprocessingDrawing" xmlns:wp="http://schemas.openxmlformats.org/drawingml/2006/wordprocessingDrawing" xmlns:w10="urn:schemas-microsoft-com:office:word" xmlns:w="http://schemas.openxmlformats.org/wordprocessingml/2006/main" xmlns:w14="http://schemas.microsoft.com/office/word/2010/wordml" xmlns:w15="http://schemas.microsoft.com/office/word/2012/wordml" xmlns:w16cei="http://schemas.microsoft.com/office/word/2026/wordml/cei" xmlns:w16cex="http://schemas.microsoft.com/office/word/2018/wordml/cex" xmlns:w16cid="http://schemas.microsoft.com/office/word/2016/wordml/cid" xmlns:w16="http://schemas.microsoft.com/office/word/2018/wordml" xmlns:w16du="http://schemas.microsoft.com/office/word/2023/wordml/word16du" xmlns:w16sdtdh="http://schemas.microsoft.com/office/word/2020/wordml/sdtdatahash" xmlns:w16sdtfl="http://schemas.microsoft.com/office/word/2024/wordml/sdtformatlock" xmlns:w16se="http://schemas.microsoft.com/office/word/2015/wordml/symex" xmlns:wpg="http://schemas.microsoft.com/office/word/2010/wordprocessingGroup" xmlns:wpi="http://schemas.microsoft.com/office/word/2010/wordprocessingInk" xmlns:wne="http://schemas.microsoft.com/office/word/2006/wordml" xmlns:wps="http://schemas.microsoft.com/office/word/2010/wordprocessingShape" mc:Ignorable="w14 w15 w16se w16cid w16 w16cex w16sdtdh w16sdtfl w16du wp14">
+  <w15:commentEx w15:paraId="063F3EBA" w15:done="0"/>
   <w15:commentEx w15:paraId="2B1D8003" w15:done="0"/>
   <w15:commentEx w15:paraId="1524EB08" w15:done="0"/>
   <w15:commentEx w15:paraId="4EFAE996" w15:done="0"/>
+  <w15:commentEx w15:paraId="39FE8576" w15:done="0"/>
   <w15:commentEx w15:paraId="01E02D8D" w15:done="0"/>
   <w15:commentEx w15:paraId="467F35AA" w15:done="0"/>
+  <w15:commentEx w15:paraId="5901C526" w15:paraIdParent="467F35AA" w15:done="0"/>
   <w15:commentEx w15:paraId="04A509EB" w15:done="0"/>
   <w15:commentEx w15:paraId="28B517AC" w15:paraIdParent="04A509EB" w15:done="0"/>
   <w15:commentEx w15:paraId="6A4A5978" w15:done="0"/>
+  <w15:commentEx w15:paraId="367B3DAA" w15:paraIdParent="6A4A5978" w15:done="0"/>
+  <w15:commentEx w15:paraId="63403A8C" w15:done="0"/>
+  <w15:commentEx w15:paraId="75FE68B8" w15:paraIdParent="63403A8C" w15:done="0"/>
+  <w15:commentEx w15:paraId="77DEEB86" w15:done="0"/>
   <w15:commentEx w15:paraId="65A02074" w15:done="0"/>
   <w15:commentEx w15:paraId="6E97623B" w15:done="0"/>
   <w15:commentEx w15:paraId="726CF505" w15:done="0"/>
@@ -3070,15 +3313,22 @@
 </file>
 
 <file path=word/commentsExtensible.xml><?xml version="1.0" encoding="utf-8"?>
-<w16cex:commentsExtensible xmlns:wpc="http://schemas.microsoft.com/office/word/2010/wordprocessingCanvas" xmlns:cx="http://schemas.microsoft.com/office/drawing/2014/chartex" xmlns:cx1="http://schemas.microsoft.com/office/drawing/2015/9/8/chartex" xmlns:cx2="http://schemas.microsoft.com/office/drawing/2015/10/21/chartex" xmlns:cx3="http://schemas.microsoft.com/office/drawing/2016/5/9/chartex" xmlns:cx4="http://schemas.microsoft.com/office/drawing/2016/5/10/chartex" xmlns:cx5="http://schemas.microsoft.com/office/drawing/2016/5/11/chartex" xmlns:cx6="http://schemas.microsoft.com/office/drawing/2016/5/12/chartex" xmlns:cx7="http://schemas.microsoft.com/office/drawing/2016/5/13/chartex" xmlns:cx8="http://schemas.microsoft.com/office/drawing/2016/5/14/chartex" xmlns:cr="http://schemas.microsoft.com/office/comments/2020/reactions" xmlns:mc="http://schemas.openxmlformats.org/markup-compatibility/2006" xmlns:aink="http://schemas.microsoft.com/office/drawing/2016/ink" xmlns:am3d="http://schemas.microsoft.com/office/drawing/2017/model3d" xmlns:o="urn:schemas-microsoft-com:office:office" xmlns:oel="http://schemas.microsoft.com/office/2019/extlst" xmlns:r="http://schemas.openxmlformats.org/officeDocument/2006/relationships" xmlns:m="http://schemas.openxmlformats.org/officeDocument/2006/math" xmlns:v="urn:schemas-microsoft-com:vml" xmlns:wp14="http://schemas.microsoft.com/office/word/2010/wordprocessingDrawing" xmlns:wp="http://schemas.openxmlformats.org/drawingml/2006/wordprocessingDrawing" xmlns:w10="urn:schemas-microsoft-com:office:word" xmlns:w="http://schemas.openxmlformats.org/wordprocessingml/2006/main" xmlns:w14="http://schemas.microsoft.com/office/word/2010/wordml" xmlns:w15="http://schemas.microsoft.com/office/word/2012/wordml" xmlns:w16cex="http://schemas.microsoft.com/office/word/2018/wordml/cex" xmlns:w16cid="http://schemas.microsoft.com/office/word/2016/wordml/cid" xmlns:w16="http://schemas.microsoft.com/office/word/2018/wordml" xmlns:w16du="http://schemas.microsoft.com/office/word/2023/wordml/word16du" xmlns:w16sdtdh="http://schemas.microsoft.com/office/word/2020/wordml/sdtdatahash" xmlns:w16sdtfl="http://schemas.microsoft.com/office/word/2024/wordml/sdtformatlock" xmlns:w16se="http://schemas.microsoft.com/office/word/2015/wordml/symex" xmlns:wpg="http://schemas.microsoft.com/office/word/2010/wordprocessingGroup" xmlns:wpi="http://schemas.microsoft.com/office/word/2010/wordprocessingInk" xmlns:wne="http://schemas.microsoft.com/office/word/2006/wordml" xmlns:wps="http://schemas.microsoft.com/office/word/2010/wordprocessingShape" mc:Ignorable="w14 w15 w16se w16cid w16 w16cex w16sdtdh w16sdtfl cr w16du wp14">
+<w16cex:commentsExtensible xmlns:wpc="http://schemas.microsoft.com/office/word/2010/wordprocessingCanvas" xmlns:cx="http://schemas.microsoft.com/office/drawing/2014/chartex" xmlns:cx1="http://schemas.microsoft.com/office/drawing/2015/9/8/chartex" xmlns:cx2="http://schemas.microsoft.com/office/drawing/2015/10/21/chartex" xmlns:cx3="http://schemas.microsoft.com/office/drawing/2016/5/9/chartex" xmlns:cx4="http://schemas.microsoft.com/office/drawing/2016/5/10/chartex" xmlns:cx5="http://schemas.microsoft.com/office/drawing/2016/5/11/chartex" xmlns:cx6="http://schemas.microsoft.com/office/drawing/2016/5/12/chartex" xmlns:cx7="http://schemas.microsoft.com/office/drawing/2016/5/13/chartex" xmlns:cx8="http://schemas.microsoft.com/office/drawing/2016/5/14/chartex" xmlns:cr="http://schemas.microsoft.com/office/comments/2020/reactions" xmlns:mc="http://schemas.openxmlformats.org/markup-compatibility/2006" xmlns:aink="http://schemas.microsoft.com/office/drawing/2016/ink" xmlns:am3d="http://schemas.microsoft.com/office/drawing/2017/model3d" xmlns:o="urn:schemas-microsoft-com:office:office" xmlns:oel="http://schemas.microsoft.com/office/2019/extlst" xmlns:r="http://schemas.openxmlformats.org/officeDocument/2006/relationships" xmlns:m="http://schemas.openxmlformats.org/officeDocument/2006/math" xmlns:v="urn:schemas-microsoft-com:vml" xmlns:wp14="http://schemas.microsoft.com/office/word/2010/wordprocessingDrawing" xmlns:wp="http://schemas.openxmlformats.org/drawingml/2006/wordprocessingDrawing" xmlns:w10="urn:schemas-microsoft-com:office:word" xmlns:w="http://schemas.openxmlformats.org/wordprocessingml/2006/main" xmlns:w14="http://schemas.microsoft.com/office/word/2010/wordml" xmlns:w15="http://schemas.microsoft.com/office/word/2012/wordml" xmlns:w16cei="http://schemas.microsoft.com/office/word/2026/wordml/cei" xmlns:w16cex="http://schemas.microsoft.com/office/word/2018/wordml/cex" xmlns:w16cid="http://schemas.microsoft.com/office/word/2016/wordml/cid" xmlns:w16="http://schemas.microsoft.com/office/word/2018/wordml" xmlns:w16du="http://schemas.microsoft.com/office/word/2023/wordml/word16du" xmlns:w16sdtdh="http://schemas.microsoft.com/office/word/2020/wordml/sdtdatahash" xmlns:w16sdtfl="http://schemas.microsoft.com/office/word/2024/wordml/sdtformatlock" xmlns:w16se="http://schemas.microsoft.com/office/word/2015/wordml/symex" xmlns:wpg="http://schemas.microsoft.com/office/word/2010/wordprocessingGroup" xmlns:wpi="http://schemas.microsoft.com/office/word/2010/wordprocessingInk" xmlns:wne="http://schemas.microsoft.com/office/word/2006/wordml" xmlns:wps="http://schemas.microsoft.com/office/word/2010/wordprocessingShape" mc:Ignorable="w14 w15 w16se w16cid w16 w16cex w16sdtdh w16sdtfl cr w16du wp14">
+  <w16cex:commentExtensible w16cex:durableId="2BE79D5D" w16cex:dateUtc="2026-07-27T20:17:00Z"/>
   <w16cex:commentExtensible w16cex:durableId="7DD56FD2" w16cex:dateUtc="2026-07-02T18:22:00Z"/>
   <w16cex:commentExtensible w16cex:durableId="702AAF16" w16cex:dateUtc="2026-07-17T18:10:00Z"/>
   <w16cex:commentExtensible w16cex:durableId="7D6CFA3B" w16cex:dateUtc="2026-07-20T21:37:00Z"/>
+  <w16cex:commentExtensible w16cex:durableId="2501154D" w16cex:dateUtc="2026-07-27T20:33:00Z"/>
   <w16cex:commentExtensible w16cex:durableId="5450737B" w16cex:dateUtc="2026-07-17T18:14:00Z"/>
   <w16cex:commentExtensible w16cex:durableId="5D21D7CB" w16cex:dateUtc="2026-07-17T18:23:00Z"/>
+  <w16cex:commentExtensible w16cex:durableId="3A47DBAF" w16cex:dateUtc="2026-07-27T20:41:00Z"/>
   <w16cex:commentExtensible w16cex:durableId="675C5A72" w16cex:dateUtc="2026-07-17T18:26:00Z"/>
   <w16cex:commentExtensible w16cex:durableId="4C4FC20F" w16cex:dateUtc="2026-07-17T18:37:00Z"/>
   <w16cex:commentExtensible w16cex:durableId="47DB5EB8" w16cex:dateUtc="2026-07-17T19:00:00Z"/>
+  <w16cex:commentExtensible w16cex:durableId="1EDDEF67" w16cex:dateUtc="2026-07-27T20:46:00Z"/>
+  <w16cex:commentExtensible w16cex:durableId="34CC6E44" w16cex:dateUtc="2026-07-27T20:49:00Z"/>
+  <w16cex:commentExtensible w16cex:durableId="1C2E90A1" w16cex:dateUtc="2026-07-27T20:49:00Z"/>
+  <w16cex:commentExtensible w16cex:durableId="7A6E9AAD" w16cex:dateUtc="2026-07-27T22:23:00Z"/>
   <w16cex:commentExtensible w16cex:durableId="04B5956F" w16cex:dateUtc="2026-07-17T19:05:00Z"/>
   <w16cex:commentExtensible w16cex:durableId="56F9D336" w16cex:dateUtc="2026-07-17T19:05:00Z"/>
   <w16cex:commentExtensible w16cex:durableId="4F2A46A5" w16cex:dateUtc="2026-07-17T19:06:00Z"/>
@@ -3087,15 +3337,22 @@
 </file>
 
 <file path=word/commentsIds.xml><?xml version="1.0" encoding="utf-8"?>
-<w16cid:commentsIds xmlns:wpc="http://schemas.microsoft.com/office/word/2010/wordprocessingCanvas" xmlns:cx="http://schemas.microsoft.com/office/drawing/2014/chartex" xmlns:cx1="http://schemas.microsoft.com/office/drawing/2015/9/8/chartex" xmlns:cx2="http://schemas.microsoft.com/office/drawing/2015/10/21/chartex" xmlns:cx3="http://schemas.microsoft.com/office/drawing/2016/5/9/chartex" xmlns:cx4="http://schemas.microsoft.com/office/drawing/2016/5/10/chartex" xmlns:cx5="http://schemas.microsoft.com/office/drawing/2016/5/11/chartex" xmlns:cx6="http://schemas.microsoft.com/office/drawing/2016/5/12/chartex" xmlns:cx7="http://schemas.microsoft.com/office/drawing/2016/5/13/chartex" xmlns:cx8="http://schemas.microsoft.com/office/drawing/2016/5/14/chartex" xmlns:mc="http://schemas.openxmlformats.org/markup-compatibility/2006" xmlns:aink="http://schemas.microsoft.com/office/drawing/2016/ink" xmlns:am3d="http://schemas.microsoft.com/office/drawing/2017/model3d" xmlns:o="urn:schemas-microsoft-com:office:office" xmlns:oel="http://schemas.microsoft.com/office/2019/extlst" xmlns:r="http://schemas.openxmlformats.org/officeDocument/2006/relationships" xmlns:m="http://schemas.openxmlformats.org/officeDocument/2006/math" xmlns:v="urn:schemas-microsoft-com:vml" xmlns:wp14="http://schemas.microsoft.com/office/word/2010/wordprocessingDrawing" xmlns:wp="http://schemas.openxmlformats.org/drawingml/2006/wordprocessingDrawing" xmlns:w10="urn:schemas-microsoft-com:office:word" xmlns:w="http://schemas.openxmlformats.org/wordprocessingml/2006/main" xmlns:w14="http://schemas.microsoft.com/office/word/2010/wordml" xmlns:w15="http://schemas.microsoft.com/office/word/2012/wordml" xmlns:w16cex="http://schemas.microsoft.com/office/word/2018/wordml/cex" xmlns:w16cid="http://schemas.microsoft.com/office/word/2016/wordml/cid" xmlns:w16="http://schemas.microsoft.com/office/word/2018/wordml" xmlns:w16du="http://schemas.microsoft.com/office/word/2023/wordml/word16du" xmlns:w16sdtdh="http://schemas.microsoft.com/office/word/2020/wordml/sdtdatahash" xmlns:w16sdtfl="http://schemas.microsoft.com/office/word/2024/wordml/sdtformatlock" xmlns:w16se="http://schemas.microsoft.com/office/word/2015/wordml/symex" xmlns:wpg="http://schemas.microsoft.com/office/word/2010/wordprocessingGroup" xmlns:wpi="http://schemas.microsoft.com/office/word/2010/wordprocessingInk" xmlns:wne="http://schemas.microsoft.com/office/word/2006/wordml" xmlns:wps="http://schemas.microsoft.com/office/word/2010/wordprocessingShape" mc:Ignorable="w14 w15 w16se w16cid w16 w16cex w16sdtdh w16sdtfl w16du wp14">
+<w16cid:commentsIds xmlns:wpc="http://schemas.microsoft.com/office/word/2010/wordprocessingCanvas" xmlns:cx="http://schemas.microsoft.com/office/drawing/2014/chartex" xmlns:cx1="http://schemas.microsoft.com/office/drawing/2015/9/8/chartex" xmlns:cx2="http://schemas.microsoft.com/office/drawing/2015/10/21/chartex" xmlns:cx3="http://schemas.microsoft.com/office/drawing/2016/5/9/chartex" xmlns:cx4="http://schemas.microsoft.com/office/drawing/2016/5/10/chartex" xmlns:cx5="http://schemas.microsoft.com/office/drawing/2016/5/11/chartex" xmlns:cx6="http://schemas.microsoft.com/office/drawing/2016/5/12/chartex" xmlns:cx7="http://schemas.microsoft.com/office/drawing/2016/5/13/chartex" xmlns:cx8="http://schemas.microsoft.com/office/drawing/2016/5/14/chartex" xmlns:mc="http://schemas.openxmlformats.org/markup-compatibility/2006" xmlns:aink="http://schemas.microsoft.com/office/drawing/2016/ink" xmlns:am3d="http://schemas.microsoft.com/office/drawing/2017/model3d" xmlns:o="urn:schemas-microsoft-com:office:office" xmlns:oel="http://schemas.microsoft.com/office/2019/extlst" xmlns:r="http://schemas.openxmlformats.org/officeDocument/2006/relationships" xmlns:m="http://schemas.openxmlformats.org/officeDocument/2006/math" xmlns:v="urn:schemas-microsoft-com:vml" xmlns:wp14="http://schemas.microsoft.com/office/word/2010/wordprocessingDrawing" xmlns:wp="http://schemas.openxmlformats.org/drawingml/2006/wordprocessingDrawing" xmlns:w10="urn:schemas-microsoft-com:office:word" xmlns:w="http://schemas.openxmlformats.org/wordprocessingml/2006/main" xmlns:w14="http://schemas.microsoft.com/office/word/2010/wordml" xmlns:w15="http://schemas.microsoft.com/office/word/2012/wordml" xmlns:w16cei="http://schemas.microsoft.com/office/word/2026/wordml/cei" xmlns:w16cex="http://schemas.microsoft.com/office/word/2018/wordml/cex" xmlns:w16cid="http://schemas.microsoft.com/office/word/2016/wordml/cid" xmlns:w16="http://schemas.microsoft.com/office/word/2018/wordml" xmlns:w16du="http://schemas.microsoft.com/office/word/2023/wordml/word16du" xmlns:w16sdtdh="http://schemas.microsoft.com/office/word/2020/wordml/sdtdatahash" xmlns:w16sdtfl="http://schemas.microsoft.com/office/word/2024/wordml/sdtformatlock" xmlns:w16se="http://schemas.microsoft.com/office/word/2015/wordml/symex" xmlns:wpg="http://schemas.microsoft.com/office/word/2010/wordprocessingGroup" xmlns:wpi="http://schemas.microsoft.com/office/word/2010/wordprocessingInk" xmlns:wne="http://schemas.microsoft.com/office/word/2006/wordml" xmlns:wps="http://schemas.microsoft.com/office/word/2010/wordprocessingShape" mc:Ignorable="w14 w15 w16se w16cid w16 w16cex w16sdtdh w16sdtfl w16du wp14">
+  <w16cid:commentId w16cid:paraId="063F3EBA" w16cid:durableId="2BE79D5D"/>
   <w16cid:commentId w16cid:paraId="2B1D8003" w16cid:durableId="7DD56FD2"/>
   <w16cid:commentId w16cid:paraId="1524EB08" w16cid:durableId="702AAF16"/>
   <w16cid:commentId w16cid:paraId="4EFAE996" w16cid:durableId="7D6CFA3B"/>
+  <w16cid:commentId w16cid:paraId="39FE8576" w16cid:durableId="2501154D"/>
   <w16cid:commentId w16cid:paraId="01E02D8D" w16cid:durableId="5450737B"/>
   <w16cid:commentId w16cid:paraId="467F35AA" w16cid:durableId="5D21D7CB"/>
+  <w16cid:commentId w16cid:paraId="5901C526" w16cid:durableId="3A47DBAF"/>
   <w16cid:commentId w16cid:paraId="04A509EB" w16cid:durableId="675C5A72"/>
   <w16cid:commentId w16cid:paraId="28B517AC" w16cid:durableId="4C4FC20F"/>
   <w16cid:commentId w16cid:paraId="6A4A5978" w16cid:durableId="47DB5EB8"/>
+  <w16cid:commentId w16cid:paraId="367B3DAA" w16cid:durableId="1EDDEF67"/>
+  <w16cid:commentId w16cid:paraId="63403A8C" w16cid:durableId="34CC6E44"/>
+  <w16cid:commentId w16cid:paraId="75FE68B8" w16cid:durableId="1C2E90A1"/>
+  <w16cid:commentId w16cid:paraId="77DEEB86" w16cid:durableId="7A6E9AAD"/>
   <w16cid:commentId w16cid:paraId="65A02074" w16cid:durableId="04B5956F"/>
   <w16cid:commentId w16cid:paraId="6E97623B" w16cid:durableId="56F9D336"/>
   <w16cid:commentId w16cid:paraId="726CF505" w16cid:durableId="4F2A46A5"/>
@@ -3104,7 +3361,7 @@
 </file>
 
 <file path=word/numbering.xml><?xml version="1.0" encoding="utf-8"?>
-<w:numbering xmlns:wpc="http://schemas.microsoft.com/office/word/2010/wordprocessingCanvas" xmlns:cx="http://schemas.microsoft.com/office/drawing/2014/chartex" xmlns:cx1="http://schemas.microsoft.com/office/drawing/2015/9/8/chartex" xmlns:cx2="http://schemas.microsoft.com/office/drawing/2015/10/21/chartex" xmlns:cx3="http://schemas.microsoft.com/office/drawing/2016/5/9/chartex" xmlns:cx4="http://schemas.microsoft.com/office/drawing/2016/5/10/chartex" xmlns:cx5="http://schemas.microsoft.com/office/drawing/2016/5/11/chartex" xmlns:cx6="http://schemas.microsoft.com/office/drawing/2016/5/12/chartex" xmlns:cx7="http://schemas.microsoft.com/office/drawing/2016/5/13/chartex" xmlns:cx8="http://schemas.microsoft.com/office/drawing/2016/5/14/chartex" xmlns:mc="http://schemas.openxmlformats.org/markup-compatibility/2006" xmlns:aink="http://schemas.microsoft.com/office/drawing/2016/ink" xmlns:am3d="http://schemas.microsoft.com/office/drawing/2017/model3d" xmlns:o="urn:schemas-microsoft-com:office:office" xmlns:oel="http://schemas.microsoft.com/office/2019/extlst" xmlns:r="http://schemas.openxmlformats.org/officeDocument/2006/relationships" xmlns:m="http://schemas.openxmlformats.org/officeDocument/2006/math" xmlns:v="urn:schemas-microsoft-com:vml" xmlns:wp14="http://schemas.microsoft.com/office/word/2010/wordprocessingDrawing" xmlns:wp="http://schemas.openxmlformats.org/drawingml/2006/wordprocessingDrawing" xmlns:w10="urn:schemas-microsoft-com:office:word" xmlns:w="http://schemas.openxmlformats.org/wordprocessingml/2006/main" xmlns:w14="http://schemas.microsoft.com/office/word/2010/wordml" xmlns:w15="http://schemas.microsoft.com/office/word/2012/wordml" xmlns:w16cex="http://schemas.microsoft.com/office/word/2018/wordml/cex" xmlns:w16cid="http://schemas.microsoft.com/office/word/2016/wordml/cid" xmlns:w16="http://schemas.microsoft.com/office/word/2018/wordml" xmlns:w16du="http://schemas.microsoft.com/office/word/2023/wordml/word16du" xmlns:w16sdtdh="http://schemas.microsoft.com/office/word/2020/wordml/sdtdatahash" xmlns:w16sdtfl="http://schemas.microsoft.com/office/word/2024/wordml/sdtformatlock" xmlns:w16se="http://schemas.microsoft.com/office/word/2015/wordml/symex" xmlns:wpg="http://schemas.microsoft.com/office/word/2010/wordprocessingGroup" xmlns:wpi="http://schemas.microsoft.com/office/word/2010/wordprocessingInk" xmlns:wne="http://schemas.microsoft.com/office/word/2006/wordml" xmlns:wps="http://schemas.microsoft.com/office/word/2010/wordprocessingShape" mc:Ignorable="w14 w15 w16se w16cid w16 w16cex w16sdtdh w16sdtfl w16du wp14">
+<w:numbering xmlns:wpc="http://schemas.microsoft.com/office/word/2010/wordprocessingCanvas" xmlns:cx="http://schemas.microsoft.com/office/drawing/2014/chartex" xmlns:cx1="http://schemas.microsoft.com/office/drawing/2015/9/8/chartex" xmlns:cx2="http://schemas.microsoft.com/office/drawing/2015/10/21/chartex" xmlns:cx3="http://schemas.microsoft.com/office/drawing/2016/5/9/chartex" xmlns:cx4="http://schemas.microsoft.com/office/drawing/2016/5/10/chartex" xmlns:cx5="http://schemas.microsoft.com/office/drawing/2016/5/11/chartex" xmlns:cx6="http://schemas.microsoft.com/office/drawing/2016/5/12/chartex" xmlns:cx7="http://schemas.microsoft.com/office/drawing/2016/5/13/chartex" xmlns:cx8="http://schemas.microsoft.com/office/drawing/2016/5/14/chartex" xmlns:mc="http://schemas.openxmlformats.org/markup-compatibility/2006" xmlns:aink="http://schemas.microsoft.com/office/drawing/2016/ink" xmlns:am3d="http://schemas.microsoft.com/office/drawing/2017/model3d" xmlns:o="urn:schemas-microsoft-com:office:office" xmlns:oel="http://schemas.microsoft.com/office/2019/extlst" xmlns:r="http://schemas.openxmlformats.org/officeDocument/2006/relationships" xmlns:m="http://schemas.openxmlformats.org/officeDocument/2006/math" xmlns:v="urn:schemas-microsoft-com:vml" xmlns:wp14="http://schemas.microsoft.com/office/word/2010/wordprocessingDrawing" xmlns:wp="http://schemas.openxmlformats.org/drawingml/2006/wordprocessingDrawing" xmlns:w10="urn:schemas-microsoft-com:office:word" xmlns:w="http://schemas.openxmlformats.org/wordprocessingml/2006/main" xmlns:w14="http://schemas.microsoft.com/office/word/2010/wordml" xmlns:w15="http://schemas.microsoft.com/office/word/2012/wordml" xmlns:w16cei="http://schemas.microsoft.com/office/word/2026/wordml/cei" xmlns:w16cex="http://schemas.microsoft.com/office/word/2018/wordml/cex" xmlns:w16cid="http://schemas.microsoft.com/office/word/2016/wordml/cid" xmlns:w16="http://schemas.microsoft.com/office/word/2018/wordml" xmlns:w16du="http://schemas.microsoft.com/office/word/2023/wordml/word16du" xmlns:w16sdtdh="http://schemas.microsoft.com/office/word/2020/wordml/sdtdatahash" xmlns:w16sdtfl="http://schemas.microsoft.com/office/word/2024/wordml/sdtformatlock" xmlns:w16se="http://schemas.microsoft.com/office/word/2015/wordml/symex" xmlns:wpg="http://schemas.microsoft.com/office/word/2010/wordprocessingGroup" xmlns:wpi="http://schemas.microsoft.com/office/word/2010/wordprocessingInk" xmlns:wne="http://schemas.microsoft.com/office/word/2006/wordml" xmlns:wps="http://schemas.microsoft.com/office/word/2010/wordprocessingShape" mc:Ignorable="w14 w15 w16se w16cid w16 w16cex w16sdtdh w16sdtfl w16du wp14">
   <w:abstractNum w:abstractNumId="0" w15:restartNumberingAfterBreak="0">
     <w:nsid w:val="05B81291"/>
     <w:multiLevelType w:val="hybridMultilevel"/>
@@ -4151,12 +4408,12 @@
 </file>
 
 <file path=word/people.xml><?xml version="1.0" encoding="utf-8"?>
-<w15:people xmlns:wpc="http://schemas.microsoft.com/office/word/2010/wordprocessingCanvas" xmlns:cx="http://schemas.microsoft.com/office/drawing/2014/chartex" xmlns:cx1="http://schemas.microsoft.com/office/drawing/2015/9/8/chartex" xmlns:cx2="http://schemas.microsoft.com/office/drawing/2015/10/21/chartex" xmlns:cx3="http://schemas.microsoft.com/office/drawing/2016/5/9/chartex" xmlns:cx4="http://schemas.microsoft.com/office/drawing/2016/5/10/chartex" xmlns:cx5="http://schemas.microsoft.com/office/drawing/2016/5/11/chartex" xmlns:cx6="http://schemas.microsoft.com/office/drawing/2016/5/12/chartex" xmlns:cx7="http://schemas.microsoft.com/office/drawing/2016/5/13/chartex" xmlns:cx8="http://schemas.microsoft.com/office/drawing/2016/5/14/chartex" xmlns:mc="http://schemas.openxmlformats.org/markup-compatibility/2006" xmlns:aink="http://schemas.microsoft.com/office/drawing/2016/ink" xmlns:am3d="http://schemas.microsoft.com/office/drawing/2017/model3d" xmlns:o="urn:schemas-microsoft-com:office:office" xmlns:oel="http://schemas.microsoft.com/office/2019/extlst" xmlns:r="http://schemas.openxmlformats.org/officeDocument/2006/relationships" xmlns:m="http://schemas.openxmlformats.org/officeDocument/2006/math" xmlns:v="urn:schemas-microsoft-com:vml" xmlns:wp14="http://schemas.microsoft.com/office/word/2010/wordprocessingDrawing" xmlns:wp="http://schemas.openxmlformats.org/drawingml/2006/wordprocessingDrawing" xmlns:w10="urn:schemas-microsoft-com:office:word" xmlns:w="http://schemas.openxmlformats.org/wordprocessingml/2006/main" xmlns:w14="http://schemas.microsoft.com/office/word/2010/wordml" xmlns:w15="http://schemas.microsoft.com/office/word/2012/wordml" xmlns:w16cex="http://schemas.microsoft.com/office/word/2018/wordml/cex" xmlns:w16cid="http://schemas.microsoft.com/office/word/2016/wordml/cid" xmlns:w16="http://schemas.microsoft.com/office/word/2018/wordml" xmlns:w16du="http://schemas.microsoft.com/office/word/2023/wordml/word16du" xmlns:w16sdtdh="http://schemas.microsoft.com/office/word/2020/wordml/sdtdatahash" xmlns:w16sdtfl="http://schemas.microsoft.com/office/word/2024/wordml/sdtformatlock" xmlns:w16se="http://schemas.microsoft.com/office/word/2015/wordml/symex" xmlns:wpg="http://schemas.microsoft.com/office/word/2010/wordprocessingGroup" xmlns:wpi="http://schemas.microsoft.com/office/word/2010/wordprocessingInk" xmlns:wne="http://schemas.microsoft.com/office/word/2006/wordml" xmlns:wps="http://schemas.microsoft.com/office/word/2010/wordprocessingShape" mc:Ignorable="w14 w15 w16se w16cid w16 w16cex w16sdtdh w16sdtfl w16du wp14">
+<w15:people xmlns:wpc="http://schemas.microsoft.com/office/word/2010/wordprocessingCanvas" xmlns:cx="http://schemas.microsoft.com/office/drawing/2014/chartex" xmlns:cx1="http://schemas.microsoft.com/office/drawing/2015/9/8/chartex" xmlns:cx2="http://schemas.microsoft.com/office/drawing/2015/10/21/chartex" xmlns:cx3="http://schemas.microsoft.com/office/drawing/2016/5/9/chartex" xmlns:cx4="http://schemas.microsoft.com/office/drawing/2016/5/10/chartex" xmlns:cx5="http://schemas.microsoft.com/office/drawing/2016/5/11/chartex" xmlns:cx6="http://schemas.microsoft.com/office/drawing/2016/5/12/chartex" xmlns:cx7="http://schemas.microsoft.com/office/drawing/2016/5/13/chartex" xmlns:cx8="http://schemas.microsoft.com/office/drawing/2016/5/14/chartex" xmlns:mc="http://schemas.openxmlformats.org/markup-compatibility/2006" xmlns:aink="http://schemas.microsoft.com/office/drawing/2016/ink" xmlns:am3d="http://schemas.microsoft.com/office/drawing/2017/model3d" xmlns:o="urn:schemas-microsoft-com:office:office" xmlns:oel="http://schemas.microsoft.com/office/2019/extlst" xmlns:r="http://schemas.openxmlformats.org/officeDocument/2006/relationships" xmlns:m="http://schemas.openxmlformats.org/officeDocument/2006/math" xmlns:v="urn:schemas-microsoft-com:vml" xmlns:wp14="http://schemas.microsoft.com/office/word/2010/wordprocessingDrawing" xmlns:wp="http://schemas.openxmlformats.org/drawingml/2006/wordprocessingDrawing" xmlns:w10="urn:schemas-microsoft-com:office:word" xmlns:w="http://schemas.openxmlformats.org/wordprocessingml/2006/main" xmlns:w14="http://schemas.microsoft.com/office/word/2010/wordml" xmlns:w15="http://schemas.microsoft.com/office/word/2012/wordml" xmlns:w16cei="http://schemas.microsoft.com/office/word/2026/wordml/cei" xmlns:w16cex="http://schemas.microsoft.com/office/word/2018/wordml/cex" xmlns:w16cid="http://schemas.microsoft.com/office/word/2016/wordml/cid" xmlns:w16="http://schemas.microsoft.com/office/word/2018/wordml" xmlns:w16du="http://schemas.microsoft.com/office/word/2023/wordml/word16du" xmlns:w16sdtdh="http://schemas.microsoft.com/office/word/2020/wordml/sdtdatahash" xmlns:w16sdtfl="http://schemas.microsoft.com/office/word/2024/wordml/sdtformatlock" xmlns:w16se="http://schemas.microsoft.com/office/word/2015/wordml/symex" xmlns:wpg="http://schemas.microsoft.com/office/word/2010/wordprocessingGroup" xmlns:wpi="http://schemas.microsoft.com/office/word/2010/wordprocessingInk" xmlns:wne="http://schemas.microsoft.com/office/word/2006/wordml" xmlns:wps="http://schemas.microsoft.com/office/word/2010/wordprocessingShape" mc:Ignorable="w14 w15 w16se w16cid w16 w16cex w16sdtdh w16sdtfl w16du wp14">
+  <w15:person w15:author="Brian E McGreal">
+    <w15:presenceInfo w15:providerId="AD" w15:userId="S::bmcgreal@uw.edu::500ccbb3-e957-4a38-850c-c0c2fd4a68d5"/>
+  </w15:person>
   <w15:person w15:author="Brian McGreal">
     <w15:presenceInfo w15:providerId="Windows Live" w15:userId="4c81a134ebae7d72"/>
-  </w15:person>
-  <w15:person w15:author="Brian E McGreal">
-    <w15:presenceInfo w15:providerId="AD" w15:userId="S::bmcgreal@uw.edu::500ccbb3-e957-4a38-850c-c0c2fd4a68d5"/>
   </w15:person>
 </w15:people>
 </file>

--- a/output/writing/DissertationChapter/mcgreal_ch2draft0.docx
+++ b/output/writing/DissertationChapter/mcgreal_ch2draft0.docx
@@ -298,6 +298,7 @@
           <w:u w:val="single"/>
         </w:rPr>
       </w:pPr>
+      <w:commentRangeStart w:id="0"/>
       <w:r>
         <w:rPr>
           <w:b/>
@@ -306,6 +307,18 @@
         </w:rPr>
         <w:lastRenderedPageBreak/>
         <w:t xml:space="preserve">Introduction </w:t>
+      </w:r>
+      <w:commentRangeEnd w:id="0"/>
+      <w:r>
+        <w:rPr>
+          <w:rStyle w:val="CommentReference"/>
+          <w:b/>
+          <w:bCs/>
+          <w:sz w:val="24"/>
+          <w:szCs w:val="24"/>
+          <w:u w:val="single"/>
+        </w:rPr>
+        <w:commentReference w:id="0"/>
       </w:r>
     </w:p>
     <w:p>
@@ -609,7 +622,7 @@
         <w:spacing w:after="0" w:line="480" w:lineRule="auto"/>
         <w:ind w:firstLine="720"/>
       </w:pPr>
-      <w:commentRangeStart w:id="0"/>
+      <w:commentRangeStart w:id="1"/>
       <w:r>
         <w:t xml:space="preserve">My research seeks to measure the levels of precision and relative bias accompanying various survey methods by comparing observations from </w:t>
       </w:r>
@@ -690,30 +703,30 @@
       <w:r>
         <w:t xml:space="preserve">. These surveys were conducted by biologists from the Oregon Department of Fish and Wildlife (ODFW) from 1980 to </w:t>
       </w:r>
-      <w:commentRangeStart w:id="1"/>
+      <w:commentRangeStart w:id="2"/>
       <w:r>
         <w:t>2022</w:t>
       </w:r>
-      <w:commentRangeEnd w:id="1"/>
+      <w:commentRangeEnd w:id="2"/>
       <w:r>
         <w:rPr>
           <w:rStyle w:val="CommentReference"/>
           <w:sz w:val="24"/>
           <w:szCs w:val="24"/>
         </w:rPr>
-        <w:commentReference w:id="1"/>
+        <w:commentReference w:id="2"/>
       </w:r>
       <w:r>
         <w:t>, using 31 distinct survey methods. The precision inherent to a survey method (and the associated variance of estimates derived from these surveys) directly impacts the ability to detect changes throughout time, as large confidence intervals may obscure shifting abundance regimes (Vallecillo et al. 2021). This work will also seek to determine whether directional bias exists in some survey methods, although bias estimates will necessarily be defined relative to other survey methods, as “true” censuses of the underlying salmonid populations do not exist</w:t>
       </w:r>
-      <w:commentRangeEnd w:id="0"/>
+      <w:commentRangeEnd w:id="1"/>
       <w:r>
         <w:rPr>
           <w:rStyle w:val="CommentReference"/>
           <w:sz w:val="24"/>
           <w:szCs w:val="24"/>
         </w:rPr>
-        <w:commentReference w:id="0"/>
+        <w:commentReference w:id="1"/>
       </w:r>
       <w:r>
         <w:t xml:space="preserve">. A secondary objective of this research is to identify </w:t>
@@ -727,18 +740,18 @@
       <w:r>
         <w:t xml:space="preserve">in the study area have been chronically under- or over-estimated due to the survey methods employed in monitoring them, </w:t>
       </w:r>
-      <w:commentRangeStart w:id="2"/>
+      <w:commentRangeStart w:id="3"/>
       <w:r>
         <w:t xml:space="preserve">and whether some common characteristics of these populations can be associated with the survey methods chosen. </w:t>
       </w:r>
-      <w:commentRangeEnd w:id="2"/>
+      <w:commentRangeEnd w:id="3"/>
       <w:r>
         <w:rPr>
           <w:rStyle w:val="CommentReference"/>
           <w:sz w:val="24"/>
           <w:szCs w:val="24"/>
         </w:rPr>
-        <w:commentReference w:id="2"/>
+        <w:commentReference w:id="3"/>
       </w:r>
     </w:p>
     <w:p>
@@ -804,7 +817,7 @@
       <w:pPr>
         <w:spacing w:after="0" w:line="480" w:lineRule="auto"/>
       </w:pPr>
-      <w:commentRangeStart w:id="3"/>
+      <w:commentRangeStart w:id="4"/>
       <w:r>
         <w:t xml:space="preserve">Data include annual observations of natural-origin </w:t>
       </w:r>
@@ -836,21 +849,24 @@
         <w:t xml:space="preserve"> </w:t>
       </w:r>
       <w:r>
-        <w:t>Oregon from 1980 to 2022</w:t>
-      </w:r>
-      <w:commentRangeEnd w:id="3"/>
+        <w:t>Oregon from 1980 to 202</w:t>
+      </w:r>
+      <w:commentRangeEnd w:id="4"/>
       <w:r>
         <w:rPr>
           <w:rStyle w:val="CommentReference"/>
           <w:sz w:val="24"/>
           <w:szCs w:val="24"/>
         </w:rPr>
-        <w:commentReference w:id="3"/>
+        <w:commentReference w:id="4"/>
+      </w:r>
+      <w:r>
+        <w:t>4</w:t>
       </w:r>
       <w:r>
         <w:t xml:space="preserve">. Crucially, each observation also includes the method by which the abundance survey was conducted. Data have been collected through 31 unique survey methods (fully enumerated in the attached appendix). The data </w:t>
       </w:r>
-      <w:commentRangeStart w:id="4"/>
+      <w:commentRangeStart w:id="5"/>
       <w:r>
         <w:t xml:space="preserve">contain 2,924 individual </w:t>
       </w:r>
@@ -866,14 +882,14 @@
       <w:r>
         <w:t xml:space="preserve">hich no survey was conducted (15 observations confoundingly include a survey method along with a null value). </w:t>
       </w:r>
-      <w:commentRangeEnd w:id="4"/>
+      <w:commentRangeEnd w:id="5"/>
       <w:r>
         <w:rPr>
           <w:rStyle w:val="CommentReference"/>
           <w:sz w:val="24"/>
           <w:szCs w:val="24"/>
         </w:rPr>
-        <w:commentReference w:id="4"/>
+        <w:commentReference w:id="5"/>
       </w:r>
       <w:r>
         <w:t>While</w:t>
@@ -896,21 +912,21 @@
       <w:r>
         <w:t>simple linear regressions evaluating the effect of time on the natural log of abundance des</w:t>
       </w:r>
-      <w:commentRangeStart w:id="5"/>
+      <w:commentRangeStart w:id="6"/>
       <w:r>
         <w:t>cribe</w:t>
       </w:r>
       <w:r>
         <w:t xml:space="preserve"> 34 (half) of the surveyed salmonid populations as having no statistically significant change across the study period. Of the remaining 34 populations, 23 exhibit a statistically significant increase in abundance, while the other 11 show evidence of decline. </w:t>
       </w:r>
-      <w:commentRangeEnd w:id="5"/>
+      <w:commentRangeEnd w:id="6"/>
       <w:r>
         <w:rPr>
           <w:rStyle w:val="CommentReference"/>
           <w:sz w:val="24"/>
           <w:szCs w:val="24"/>
         </w:rPr>
-        <w:commentReference w:id="5"/>
+        <w:commentReference w:id="6"/>
       </w:r>
     </w:p>
     <w:p>
@@ -1126,8 +1142,8 @@
       <w:r>
         <w:t xml:space="preserve">is described </w:t>
       </w:r>
-      <w:commentRangeStart w:id="6"/>
       <w:commentRangeStart w:id="7"/>
+      <w:commentRangeStart w:id="8"/>
       <w:r>
         <w:t xml:space="preserve">in </w:t>
       </w:r>
@@ -1143,23 +1159,23 @@
       <w:r>
         <w:t>dissertation</w:t>
       </w:r>
-      <w:commentRangeEnd w:id="6"/>
+      <w:commentRangeEnd w:id="7"/>
       <w:r>
         <w:rPr>
           <w:rStyle w:val="CommentReference"/>
           <w:sz w:val="24"/>
           <w:szCs w:val="24"/>
         </w:rPr>
-        <w:commentReference w:id="6"/>
-      </w:r>
-      <w:commentRangeEnd w:id="7"/>
+        <w:commentReference w:id="7"/>
+      </w:r>
+      <w:commentRangeEnd w:id="8"/>
       <w:r>
         <w:rPr>
           <w:rStyle w:val="CommentReference"/>
           <w:sz w:val="24"/>
           <w:szCs w:val="24"/>
         </w:rPr>
-        <w:commentReference w:id="7"/>
+        <w:commentReference w:id="8"/>
       </w:r>
       <w:r>
         <w:t>.</w:t>
@@ -1290,8 +1306,8 @@
         <w:spacing w:after="0" w:line="480" w:lineRule="auto"/>
         <w:ind w:firstLine="720"/>
       </w:pPr>
-      <w:commentRangeStart w:id="8"/>
       <w:commentRangeStart w:id="9"/>
+      <w:commentRangeStart w:id="10"/>
       <w:r>
         <w:t>There exists the likelihood that some survey methods are endogenously related to the abundances they seek to estimate. For example, dam counts require that a dam be present</w:t>
       </w:r>
@@ -1356,23 +1372,23 @@
       <w:r>
         <w:t>.</w:t>
       </w:r>
-      <w:commentRangeEnd w:id="8"/>
+      <w:commentRangeEnd w:id="9"/>
       <w:r>
         <w:rPr>
           <w:rStyle w:val="CommentReference"/>
           <w:sz w:val="24"/>
           <w:szCs w:val="24"/>
         </w:rPr>
-        <w:commentReference w:id="8"/>
-      </w:r>
-      <w:commentRangeEnd w:id="9"/>
+        <w:commentReference w:id="9"/>
+      </w:r>
+      <w:commentRangeEnd w:id="10"/>
       <w:r>
         <w:rPr>
           <w:rStyle w:val="CommentReference"/>
           <w:sz w:val="24"/>
           <w:szCs w:val="24"/>
         </w:rPr>
-        <w:commentReference w:id="9"/>
+        <w:commentReference w:id="10"/>
       </w:r>
     </w:p>
     <w:p>
@@ -1380,8 +1396,8 @@
         <w:spacing w:after="0" w:line="480" w:lineRule="auto"/>
         <w:ind w:firstLine="720"/>
       </w:pPr>
-      <w:commentRangeStart w:id="10"/>
       <w:commentRangeStart w:id="11"/>
+      <w:commentRangeStart w:id="12"/>
       <w:r>
         <w:t>As well as modeling all three species together I will also model each salmonid species separately. This</w:t>
       </w:r>
@@ -1440,23 +1456,23 @@
       <w:r>
         <w:t>).</w:t>
       </w:r>
-      <w:commentRangeEnd w:id="10"/>
+      <w:commentRangeEnd w:id="11"/>
       <w:r>
         <w:rPr>
           <w:rStyle w:val="CommentReference"/>
           <w:sz w:val="24"/>
           <w:szCs w:val="24"/>
         </w:rPr>
-        <w:commentReference w:id="10"/>
-      </w:r>
-      <w:commentRangeEnd w:id="11"/>
+        <w:commentReference w:id="11"/>
+      </w:r>
+      <w:commentRangeEnd w:id="12"/>
       <w:r>
         <w:rPr>
           <w:rStyle w:val="CommentReference"/>
           <w:sz w:val="24"/>
           <w:szCs w:val="24"/>
         </w:rPr>
-        <w:commentReference w:id="11"/>
+        <w:commentReference w:id="12"/>
       </w:r>
     </w:p>
     <w:p>
@@ -1585,8 +1601,8 @@
       <w:r>
         <w:t xml:space="preserve">contains a unique bias term for each survey method, irrespective of population. </w:t>
       </w:r>
-      <w:commentRangeStart w:id="12"/>
       <w:commentRangeStart w:id="13"/>
+      <w:commentRangeStart w:id="14"/>
       <w:r>
         <w:t xml:space="preserve">One method will be selected as a reference against which other methods will be measured, meaning that for this method </w:t>
       </w:r>
@@ -1613,23 +1629,23 @@
       <w:r>
         <w:t>is set equal to zero</w:t>
       </w:r>
-      <w:commentRangeEnd w:id="12"/>
+      <w:commentRangeEnd w:id="13"/>
       <w:r>
         <w:rPr>
           <w:rStyle w:val="CommentReference"/>
           <w:sz w:val="24"/>
           <w:szCs w:val="24"/>
         </w:rPr>
-        <w:commentReference w:id="12"/>
-      </w:r>
-      <w:commentRangeEnd w:id="13"/>
+        <w:commentReference w:id="13"/>
+      </w:r>
+      <w:commentRangeEnd w:id="14"/>
       <w:r>
         <w:rPr>
           <w:rStyle w:val="CommentReference"/>
           <w:sz w:val="24"/>
           <w:szCs w:val="24"/>
         </w:rPr>
-        <w:commentReference w:id="13"/>
+        <w:commentReference w:id="14"/>
       </w:r>
       <w:r>
         <w:t xml:space="preserve">. The matrix </w:t>
@@ -1845,7 +1861,7 @@
         <w:spacing w:after="0" w:line="480" w:lineRule="auto"/>
         <w:ind w:left="360"/>
       </w:pPr>
-      <w:commentRangeStart w:id="14"/>
+      <w:commentRangeStart w:id="15"/>
       <w:r>
         <w:rPr>
           <w:noProof/>
@@ -1899,14 +1915,14 @@
           </wp:inline>
         </w:drawing>
       </w:r>
-      <w:commentRangeEnd w:id="14"/>
+      <w:commentRangeEnd w:id="15"/>
       <w:r>
         <w:rPr>
           <w:rStyle w:val="CommentReference"/>
           <w:sz w:val="24"/>
           <w:szCs w:val="24"/>
         </w:rPr>
-        <w:commentReference w:id="14"/>
+        <w:commentReference w:id="15"/>
       </w:r>
     </w:p>
     <w:p>
@@ -1954,7 +1970,8 @@
       <w:r>
         <w:t xml:space="preserve"> </w:t>
       </w:r>
-      <w:commentRangeStart w:id="15"/>
+      <w:commentRangeStart w:id="16"/>
+      <w:commentRangeStart w:id="17"/>
       <w:r>
         <w:t>T</w:t>
       </w:r>
@@ -1987,16 +2004,26 @@
       <w:r>
         <w:t xml:space="preserve"> </w:t>
       </w:r>
-      <w:commentRangeEnd w:id="15"/>
+      <w:commentRangeEnd w:id="16"/>
       <w:r>
         <w:rPr>
           <w:rStyle w:val="CommentReference"/>
           <w:sz w:val="24"/>
           <w:szCs w:val="24"/>
         </w:rPr>
-        <w:commentReference w:id="15"/>
-      </w:r>
-      <w:commentRangeStart w:id="16"/>
+        <w:commentReference w:id="16"/>
+      </w:r>
+      <w:commentRangeEnd w:id="17"/>
+      <w:r>
+        <w:rPr>
+          <w:rStyle w:val="CommentReference"/>
+          <w:sz w:val="24"/>
+          <w:szCs w:val="24"/>
+        </w:rPr>
+        <w:commentReference w:id="17"/>
+      </w:r>
+      <w:commentRangeStart w:id="18"/>
+      <w:commentRangeStart w:id="19"/>
       <w:r>
         <w:t xml:space="preserve">Finally, the terms along the diagonal of </w:t>
       </w:r>
@@ -2048,14 +2075,23 @@
       <w:r>
         <w:t>) will also depend on model fit.</w:t>
       </w:r>
-      <w:commentRangeEnd w:id="16"/>
+      <w:commentRangeEnd w:id="18"/>
       <w:r>
         <w:rPr>
           <w:rStyle w:val="CommentReference"/>
           <w:sz w:val="24"/>
           <w:szCs w:val="24"/>
         </w:rPr>
-        <w:commentReference w:id="16"/>
+        <w:commentReference w:id="18"/>
+      </w:r>
+      <w:commentRangeEnd w:id="19"/>
+      <w:r>
+        <w:rPr>
+          <w:rStyle w:val="CommentReference"/>
+          <w:sz w:val="24"/>
+          <w:szCs w:val="24"/>
+        </w:rPr>
+        <w:commentReference w:id="19"/>
       </w:r>
       <w:r>
         <w:t xml:space="preserve"> Below is an example of the process/state equation written out in matrix form.</w:t>
@@ -2153,12 +2189,18 @@
         <w:spacing w:after="0" w:line="480" w:lineRule="auto"/>
         <w:ind w:firstLine="720"/>
       </w:pPr>
-      <w:commentRangeStart w:id="17"/>
+      <w:commentRangeStart w:id="20"/>
       <w:r>
         <w:t xml:space="preserve">With these estimates in hand, </w:t>
       </w:r>
       <w:r>
-        <w:t>the data presented in Figure 1 will then be adjusted to account for method bias in order to assess whether populations are indeed behaving in the way the figure portrays. N</w:t>
+        <w:t>the data presented in Figure 1 will then be adjusted to account for bias</w:t>
+      </w:r>
+      <w:r>
+        <w:t xml:space="preserve"> resulting from survey methods used</w:t>
+      </w:r>
+      <w:r>
+        <w:t xml:space="preserve"> to assess whether populations are indeed behaving in the way the figure portrays. N</w:t>
       </w:r>
       <w:r>
         <w:t xml:space="preserve">ext steps will involve </w:t>
@@ -2188,23 +2230,23 @@
         <w:t>in-river weir counts, total redd counts * fish per redd estimate, or</w:t>
       </w:r>
       <w:r>
-        <w:t xml:space="preserve"> the combination of the two. This research will evaluate whether imprecision and/or directional bias produced by combining survey methods (such as those described above) is amplified or dampened compared to those associated with </w:t>
+        <w:t xml:space="preserve"> the combination of the two. This research will evaluate whether imprecision and/or directional bias produced by combining survey methods (such as those described above) is amplified or dampened compared to those </w:t>
       </w:r>
       <w:r>
         <w:lastRenderedPageBreak/>
-        <w:t>each constituent part.</w:t>
+        <w:t>associated with each constituent part.</w:t>
       </w:r>
       <w:r>
         <w:t xml:space="preserve"> This work will also consider the efficiency of the same survey method in estimating populations that differ by orders of magnitude, as it is not hard to imagine the accuracy of a given method differing considerably when the number of fish present differ substantially.</w:t>
       </w:r>
-      <w:commentRangeEnd w:id="17"/>
+      <w:commentRangeEnd w:id="20"/>
       <w:r>
         <w:rPr>
           <w:rStyle w:val="CommentReference"/>
           <w:sz w:val="24"/>
           <w:szCs w:val="24"/>
         </w:rPr>
-        <w:commentReference w:id="17"/>
+        <w:commentReference w:id="20"/>
       </w:r>
       <w:r>
         <w:t xml:space="preserve"> </w:t>
@@ -2215,7 +2257,7 @@
         <w:spacing w:after="0" w:line="480" w:lineRule="auto"/>
         <w:ind w:firstLine="720"/>
       </w:pPr>
-      <w:commentRangeStart w:id="18"/>
+      <w:commentRangeStart w:id="21"/>
       <w:r>
         <w:t xml:space="preserve">The </w:t>
       </w:r>
@@ -2243,14 +2285,14 @@
       <w:r>
         <w:t xml:space="preserve">. </w:t>
       </w:r>
-      <w:commentRangeEnd w:id="18"/>
+      <w:commentRangeEnd w:id="21"/>
       <w:r>
         <w:rPr>
           <w:rStyle w:val="CommentReference"/>
           <w:sz w:val="24"/>
           <w:szCs w:val="24"/>
         </w:rPr>
-        <w:commentReference w:id="18"/>
+        <w:commentReference w:id="21"/>
       </w:r>
     </w:p>
     <w:p>
@@ -2981,7 +3023,7 @@
 
 <file path=word/comments.xml><?xml version="1.0" encoding="utf-8"?>
 <w:comments xmlns:wpc="http://schemas.microsoft.com/office/word/2010/wordprocessingCanvas" xmlns:cx="http://schemas.microsoft.com/office/drawing/2014/chartex" xmlns:cx1="http://schemas.microsoft.com/office/drawing/2015/9/8/chartex" xmlns:cx2="http://schemas.microsoft.com/office/drawing/2015/10/21/chartex" xmlns:cx3="http://schemas.microsoft.com/office/drawing/2016/5/9/chartex" xmlns:cx4="http://schemas.microsoft.com/office/drawing/2016/5/10/chartex" xmlns:cx5="http://schemas.microsoft.com/office/drawing/2016/5/11/chartex" xmlns:cx6="http://schemas.microsoft.com/office/drawing/2016/5/12/chartex" xmlns:cx7="http://schemas.microsoft.com/office/drawing/2016/5/13/chartex" xmlns:cx8="http://schemas.microsoft.com/office/drawing/2016/5/14/chartex" xmlns:mc="http://schemas.openxmlformats.org/markup-compatibility/2006" xmlns:aink="http://schemas.microsoft.com/office/drawing/2016/ink" xmlns:am3d="http://schemas.microsoft.com/office/drawing/2017/model3d" xmlns:o="urn:schemas-microsoft-com:office:office" xmlns:oel="http://schemas.microsoft.com/office/2019/extlst" xmlns:r="http://schemas.openxmlformats.org/officeDocument/2006/relationships" xmlns:m="http://schemas.openxmlformats.org/officeDocument/2006/math" xmlns:v="urn:schemas-microsoft-com:vml" xmlns:wp14="http://schemas.microsoft.com/office/word/2010/wordprocessingDrawing" xmlns:wp="http://schemas.openxmlformats.org/drawingml/2006/wordprocessingDrawing" xmlns:w10="urn:schemas-microsoft-com:office:word" xmlns:w="http://schemas.openxmlformats.org/wordprocessingml/2006/main" xmlns:w14="http://schemas.microsoft.com/office/word/2010/wordml" xmlns:w15="http://schemas.microsoft.com/office/word/2012/wordml" xmlns:w16cei="http://schemas.microsoft.com/office/word/2026/wordml/cei" xmlns:w16cex="http://schemas.microsoft.com/office/word/2018/wordml/cex" xmlns:w16cid="http://schemas.microsoft.com/office/word/2016/wordml/cid" xmlns:w16="http://schemas.microsoft.com/office/word/2018/wordml" xmlns:w16du="http://schemas.microsoft.com/office/word/2023/wordml/word16du" xmlns:w16sdtdh="http://schemas.microsoft.com/office/word/2020/wordml/sdtdatahash" xmlns:w16sdtfl="http://schemas.microsoft.com/office/word/2024/wordml/sdtformatlock" xmlns:w16se="http://schemas.microsoft.com/office/word/2015/wordml/symex" xmlns:wpg="http://schemas.microsoft.com/office/word/2010/wordprocessingGroup" xmlns:wpi="http://schemas.microsoft.com/office/word/2010/wordprocessingInk" xmlns:wne="http://schemas.microsoft.com/office/word/2006/wordml" xmlns:wps="http://schemas.microsoft.com/office/word/2010/wordprocessingShape" mc:Ignorable="w14 w15 w16se w16cid w16 w16cex w16sdtdh w16sdtfl w16du wp14">
-  <w:comment w:id="1" w:author="Brian E McGreal" w:date="2026-07-27T13:17:00Z" w:initials="BM">
+  <w:comment w:id="0" w:author="Brian E McGreal" w:date="2026-07-30T13:47:00Z" w:initials="BM">
     <w:p>
       <w:pPr>
         <w:pStyle w:val="CommentText"/>
@@ -2993,11 +3035,27 @@
         <w:annotationRef/>
       </w:r>
       <w:r>
+        <w:t>This whole intro should be built out a bit more. Good to be concise but three pages seems quite tight</w:t>
+      </w:r>
+    </w:p>
+  </w:comment>
+  <w:comment w:id="2" w:author="Brian E McGreal" w:date="2026-07-27T13:17:00Z" w:initials="BM">
+    <w:p>
+      <w:pPr>
+        <w:pStyle w:val="CommentText"/>
+      </w:pPr>
+      <w:r>
+        <w:rPr>
+          <w:rStyle w:val="CommentReference"/>
+        </w:rPr>
+        <w:annotationRef/>
+      </w:r>
+      <w:r>
         <w:t>Is this right? Or do I have more now?</w:t>
       </w:r>
     </w:p>
   </w:comment>
-  <w:comment w:id="0" w:author="Brian McGreal" w:date="2026-07-02T11:22:00Z" w:initials="BM">
+  <w:comment w:id="1" w:author="Brian McGreal" w:date="2026-07-02T11:22:00Z" w:initials="BM">
     <w:p>
       <w:pPr>
         <w:pStyle w:val="CommentText"/>
@@ -3013,7 +3071,7 @@
       </w:r>
     </w:p>
   </w:comment>
-  <w:comment w:id="2" w:author="Brian E McGreal" w:date="2026-07-17T11:10:00Z" w:initials="BM">
+  <w:comment w:id="3" w:author="Brian E McGreal" w:date="2026-07-17T11:10:00Z" w:initials="BM">
     <w:p>
       <w:pPr>
         <w:pStyle w:val="CommentText"/>
@@ -3029,7 +3087,7 @@
       </w:r>
     </w:p>
   </w:comment>
-  <w:comment w:id="3" w:author="Brian McGreal" w:date="2026-07-20T14:37:00Z" w:initials="BM">
+  <w:comment w:id="4" w:author="Brian McGreal" w:date="2026-07-20T14:37:00Z" w:initials="BM">
     <w:p>
       <w:pPr>
         <w:pStyle w:val="CommentText"/>
@@ -3045,7 +3103,7 @@
       </w:r>
     </w:p>
   </w:comment>
-  <w:comment w:id="4" w:author="Brian E McGreal" w:date="2026-07-27T13:33:00Z" w:initials="BM">
+  <w:comment w:id="5" w:author="Brian E McGreal" w:date="2026-07-27T13:33:00Z" w:initials="BM">
     <w:p>
       <w:pPr>
         <w:pStyle w:val="CommentText"/>
@@ -3061,7 +3119,7 @@
       </w:r>
     </w:p>
   </w:comment>
-  <w:comment w:id="5" w:author="Brian E McGreal" w:date="2026-07-17T11:14:00Z" w:initials="BM">
+  <w:comment w:id="6" w:author="Brian E McGreal" w:date="2026-07-17T11:14:00Z" w:initials="BM">
     <w:p>
       <w:pPr>
         <w:pStyle w:val="CommentText"/>
@@ -3077,7 +3135,7 @@
       </w:r>
     </w:p>
   </w:comment>
-  <w:comment w:id="6" w:author="Brian E McGreal" w:date="2026-07-17T11:23:00Z" w:initials="BM">
+  <w:comment w:id="7" w:author="Brian E McGreal" w:date="2026-07-17T11:23:00Z" w:initials="BM">
     <w:p>
       <w:pPr>
         <w:pStyle w:val="CommentText"/>
@@ -3093,7 +3151,7 @@
       </w:r>
     </w:p>
   </w:comment>
-  <w:comment w:id="7" w:author="Brian E McGreal" w:date="2026-07-27T13:41:00Z" w:initials="BM">
+  <w:comment w:id="8" w:author="Brian E McGreal" w:date="2026-07-27T13:41:00Z" w:initials="BM">
     <w:p>
       <w:pPr>
         <w:pStyle w:val="CommentText"/>
@@ -3109,7 +3167,7 @@
       </w:r>
     </w:p>
   </w:comment>
-  <w:comment w:id="8" w:author="Brian E McGreal" w:date="2026-07-17T11:26:00Z" w:initials="BM">
+  <w:comment w:id="9" w:author="Brian E McGreal" w:date="2026-07-17T11:26:00Z" w:initials="BM">
     <w:p>
       <w:pPr>
         <w:pStyle w:val="CommentText"/>
@@ -3125,7 +3183,7 @@
       </w:r>
     </w:p>
   </w:comment>
-  <w:comment w:id="9" w:author="Brian E McGreal" w:date="2026-07-17T11:37:00Z" w:initials="BM">
+  <w:comment w:id="10" w:author="Brian E McGreal" w:date="2026-07-17T11:37:00Z" w:initials="BM">
     <w:p>
       <w:pPr>
         <w:pStyle w:val="CommentText"/>
@@ -3141,7 +3199,7 @@
       </w:r>
     </w:p>
   </w:comment>
-  <w:comment w:id="10" w:author="Brian E McGreal" w:date="2026-07-17T12:00:00Z" w:initials="BM">
+  <w:comment w:id="11" w:author="Brian E McGreal" w:date="2026-07-17T12:00:00Z" w:initials="BM">
     <w:p>
       <w:pPr>
         <w:pStyle w:val="CommentText"/>
@@ -3157,7 +3215,7 @@
       </w:r>
     </w:p>
   </w:comment>
-  <w:comment w:id="11" w:author="Brian E McGreal" w:date="2026-07-27T13:46:00Z" w:initials="BM">
+  <w:comment w:id="12" w:author="Brian E McGreal" w:date="2026-07-27T13:46:00Z" w:initials="BM">
     <w:p>
       <w:pPr>
         <w:pStyle w:val="CommentText"/>
@@ -3170,22 +3228,6 @@
       </w:r>
       <w:r>
         <w:t>I don’t know if I am modeling them together? What does that do for this work? It seems logical that the same survey method might have different bias and precision for coho vs steelies. I guess it provides more data, but if the underlying patterns are different within this data then it’s not useful. Including a single covariate indicating species seems like it *could* compensate for differing bias but not variability..</w:t>
-      </w:r>
-    </w:p>
-  </w:comment>
-  <w:comment w:id="12" w:author="Brian E McGreal" w:date="2026-07-27T13:49:00Z" w:initials="BM">
-    <w:p>
-      <w:pPr>
-        <w:pStyle w:val="CommentText"/>
-      </w:pPr>
-      <w:r>
-        <w:rPr>
-          <w:rStyle w:val="CommentReference"/>
-        </w:rPr>
-        <w:annotationRef/>
-      </w:r>
-      <w:r>
-        <w:t>Emphasize this</w:t>
       </w:r>
     </w:p>
   </w:comment>
@@ -3201,11 +3243,27 @@
         <w:annotationRef/>
       </w:r>
       <w:r>
+        <w:t>Emphasize this</w:t>
+      </w:r>
+    </w:p>
+  </w:comment>
+  <w:comment w:id="14" w:author="Brian E McGreal" w:date="2026-07-27T13:49:00Z" w:initials="BM">
+    <w:p>
+      <w:pPr>
+        <w:pStyle w:val="CommentText"/>
+      </w:pPr>
+      <w:r>
+        <w:rPr>
+          <w:rStyle w:val="CommentReference"/>
+        </w:rPr>
+        <w:annotationRef/>
+      </w:r>
+      <w:r>
         <w:t>Is this to avoid issues with colinearity?</w:t>
       </w:r>
     </w:p>
   </w:comment>
-  <w:comment w:id="14" w:author="Brian E McGreal" w:date="2026-07-27T15:23:00Z" w:initials="BM">
+  <w:comment w:id="15" w:author="Brian E McGreal" w:date="2026-07-27T15:23:00Z" w:initials="BM">
     <w:p>
       <w:pPr>
         <w:pStyle w:val="CommentText"/>
@@ -3218,22 +3276,6 @@
       </w:r>
       <w:r>
         <w:t>Ultimately I need to pull a sharper snip of this equation</w:t>
-      </w:r>
-    </w:p>
-  </w:comment>
-  <w:comment w:id="15" w:author="Brian E McGreal" w:date="2026-07-17T12:05:00Z" w:initials="BM">
-    <w:p>
-      <w:pPr>
-        <w:pStyle w:val="CommentText"/>
-      </w:pPr>
-      <w:r>
-        <w:rPr>
-          <w:rStyle w:val="CommentReference"/>
-        </w:rPr>
-        <w:annotationRef/>
-      </w:r>
-      <w:r>
-        <w:t>Check here</w:t>
       </w:r>
     </w:p>
   </w:comment>
@@ -3249,11 +3291,43 @@
         <w:annotationRef/>
       </w:r>
       <w:r>
+        <w:t>Check here</w:t>
+      </w:r>
+    </w:p>
+  </w:comment>
+  <w:comment w:id="17" w:author="Brian E McGreal" w:date="2026-07-30T13:44:00Z" w:initials="BM">
+    <w:p>
+      <w:pPr>
+        <w:pStyle w:val="CommentText"/>
+      </w:pPr>
+      <w:r>
+        <w:rPr>
+          <w:rStyle w:val="CommentReference"/>
+        </w:rPr>
+        <w:annotationRef/>
+      </w:r>
+      <w:r>
+        <w:t>Grammar too</w:t>
+      </w:r>
+    </w:p>
+  </w:comment>
+  <w:comment w:id="18" w:author="Brian E McGreal" w:date="2026-07-17T12:05:00Z" w:initials="BM">
+    <w:p>
+      <w:pPr>
+        <w:pStyle w:val="CommentText"/>
+      </w:pPr>
+      <w:r>
+        <w:rPr>
+          <w:rStyle w:val="CommentReference"/>
+        </w:rPr>
+        <w:annotationRef/>
+      </w:r>
+      <w:r>
         <w:t>And here</w:t>
       </w:r>
     </w:p>
   </w:comment>
-  <w:comment w:id="17" w:author="Brian E McGreal" w:date="2026-07-17T12:06:00Z" w:initials="BM">
+  <w:comment w:id="19" w:author="Brian E McGreal" w:date="2026-07-30T13:44:00Z" w:initials="BM">
     <w:p>
       <w:pPr>
         <w:pStyle w:val="CommentText"/>
@@ -3265,11 +3339,27 @@
         <w:annotationRef/>
       </w:r>
       <w:r>
+        <w:t>This should be different..</w:t>
+      </w:r>
+    </w:p>
+  </w:comment>
+  <w:comment w:id="20" w:author="Brian E McGreal" w:date="2026-07-17T12:06:00Z" w:initials="BM">
+    <w:p>
+      <w:pPr>
+        <w:pStyle w:val="CommentText"/>
+      </w:pPr>
+      <w:r>
+        <w:rPr>
+          <w:rStyle w:val="CommentReference"/>
+        </w:rPr>
+        <w:annotationRef/>
+      </w:r>
+      <w:r>
         <w:t>Revisions necessary here</w:t>
       </w:r>
     </w:p>
   </w:comment>
-  <w:comment w:id="18" w:author="Brian E McGreal" w:date="2026-07-17T12:06:00Z" w:initials="BM">
+  <w:comment w:id="21" w:author="Brian E McGreal" w:date="2026-07-17T12:06:00Z" w:initials="BM">
     <w:p>
       <w:pPr>
         <w:pStyle w:val="CommentText"/>
@@ -3290,6 +3380,7 @@
 
 <file path=word/commentsExtended.xml><?xml version="1.0" encoding="utf-8"?>
 <w15:commentsEx xmlns:wpc="http://schemas.microsoft.com/office/word/2010/wordprocessingCanvas" xmlns:cx="http://schemas.microsoft.com/office/drawing/2014/chartex" xmlns:cx1="http://schemas.microsoft.com/office/drawing/2015/9/8/chartex" xmlns:cx2="http://schemas.microsoft.com/office/drawing/2015/10/21/chartex" xmlns:cx3="http://schemas.microsoft.com/office/drawing/2016/5/9/chartex" xmlns:cx4="http://schemas.microsoft.com/office/drawing/2016/5/10/chartex" xmlns:cx5="http://schemas.microsoft.com/office/drawing/2016/5/11/chartex" xmlns:cx6="http://schemas.microsoft.com/office/drawing/2016/5/12/chartex" xmlns:cx7="http://schemas.microsoft.com/office/drawing/2016/5/13/chartex" xmlns:cx8="http://schemas.microsoft.com/office/drawing/2016/5/14/chartex" xmlns:mc="http://schemas.openxmlformats.org/markup-compatibility/2006" xmlns:aink="http://schemas.microsoft.com/office/drawing/2016/ink" xmlns:am3d="http://schemas.microsoft.com/office/drawing/2017/model3d" xmlns:o="urn:schemas-microsoft-com:office:office" xmlns:oel="http://schemas.microsoft.com/office/2019/extlst" xmlns:r="http://schemas.openxmlformats.org/officeDocument/2006/relationships" xmlns:m="http://schemas.openxmlformats.org/officeDocument/2006/math" xmlns:v="urn:schemas-microsoft-com:vml" xmlns:wp14="http://schemas.microsoft.com/office/word/2010/wordprocessingDrawing" xmlns:wp="http://schemas.openxmlformats.org/drawingml/2006/wordprocessingDrawing" xmlns:w10="urn:schemas-microsoft-com:office:word" xmlns:w="http://schemas.openxmlformats.org/wordprocessingml/2006/main" xmlns:w14="http://schemas.microsoft.com/office/word/2010/wordml" xmlns:w15="http://schemas.microsoft.com/office/word/2012/wordml" xmlns:w16cei="http://schemas.microsoft.com/office/word/2026/wordml/cei" xmlns:w16cex="http://schemas.microsoft.com/office/word/2018/wordml/cex" xmlns:w16cid="http://schemas.microsoft.com/office/word/2016/wordml/cid" xmlns:w16="http://schemas.microsoft.com/office/word/2018/wordml" xmlns:w16du="http://schemas.microsoft.com/office/word/2023/wordml/word16du" xmlns:w16sdtdh="http://schemas.microsoft.com/office/word/2020/wordml/sdtdatahash" xmlns:w16sdtfl="http://schemas.microsoft.com/office/word/2024/wordml/sdtformatlock" xmlns:w16se="http://schemas.microsoft.com/office/word/2015/wordml/symex" xmlns:wpg="http://schemas.microsoft.com/office/word/2010/wordprocessingGroup" xmlns:wpi="http://schemas.microsoft.com/office/word/2010/wordprocessingInk" xmlns:wne="http://schemas.microsoft.com/office/word/2006/wordml" xmlns:wps="http://schemas.microsoft.com/office/word/2010/wordprocessingShape" mc:Ignorable="w14 w15 w16se w16cid w16 w16cex w16sdtdh w16sdtfl w16du wp14">
+  <w15:commentEx w15:paraId="79D6F655" w15:done="0"/>
   <w15:commentEx w15:paraId="063F3EBA" w15:done="0"/>
   <w15:commentEx w15:paraId="2B1D8003" w15:done="0"/>
   <w15:commentEx w15:paraId="1524EB08" w15:done="0"/>
@@ -3306,7 +3397,9 @@
   <w15:commentEx w15:paraId="75FE68B8" w15:paraIdParent="63403A8C" w15:done="0"/>
   <w15:commentEx w15:paraId="77DEEB86" w15:done="0"/>
   <w15:commentEx w15:paraId="65A02074" w15:done="0"/>
+  <w15:commentEx w15:paraId="7C8C0792" w15:paraIdParent="65A02074" w15:done="0"/>
   <w15:commentEx w15:paraId="6E97623B" w15:done="0"/>
+  <w15:commentEx w15:paraId="7F849C57" w15:paraIdParent="6E97623B" w15:done="0"/>
   <w15:commentEx w15:paraId="726CF505" w15:done="0"/>
   <w15:commentEx w15:paraId="7BA63462" w15:done="0"/>
 </w15:commentsEx>
@@ -3314,6 +3407,7 @@
 
 <file path=word/commentsExtensible.xml><?xml version="1.0" encoding="utf-8"?>
 <w16cex:commentsExtensible xmlns:wpc="http://schemas.microsoft.com/office/word/2010/wordprocessingCanvas" xmlns:cx="http://schemas.microsoft.com/office/drawing/2014/chartex" xmlns:cx1="http://schemas.microsoft.com/office/drawing/2015/9/8/chartex" xmlns:cx2="http://schemas.microsoft.com/office/drawing/2015/10/21/chartex" xmlns:cx3="http://schemas.microsoft.com/office/drawing/2016/5/9/chartex" xmlns:cx4="http://schemas.microsoft.com/office/drawing/2016/5/10/chartex" xmlns:cx5="http://schemas.microsoft.com/office/drawing/2016/5/11/chartex" xmlns:cx6="http://schemas.microsoft.com/office/drawing/2016/5/12/chartex" xmlns:cx7="http://schemas.microsoft.com/office/drawing/2016/5/13/chartex" xmlns:cx8="http://schemas.microsoft.com/office/drawing/2016/5/14/chartex" xmlns:cr="http://schemas.microsoft.com/office/comments/2020/reactions" xmlns:mc="http://schemas.openxmlformats.org/markup-compatibility/2006" xmlns:aink="http://schemas.microsoft.com/office/drawing/2016/ink" xmlns:am3d="http://schemas.microsoft.com/office/drawing/2017/model3d" xmlns:o="urn:schemas-microsoft-com:office:office" xmlns:oel="http://schemas.microsoft.com/office/2019/extlst" xmlns:r="http://schemas.openxmlformats.org/officeDocument/2006/relationships" xmlns:m="http://schemas.openxmlformats.org/officeDocument/2006/math" xmlns:v="urn:schemas-microsoft-com:vml" xmlns:wp14="http://schemas.microsoft.com/office/word/2010/wordprocessingDrawing" xmlns:wp="http://schemas.openxmlformats.org/drawingml/2006/wordprocessingDrawing" xmlns:w10="urn:schemas-microsoft-com:office:word" xmlns:w="http://schemas.openxmlformats.org/wordprocessingml/2006/main" xmlns:w14="http://schemas.microsoft.com/office/word/2010/wordml" xmlns:w15="http://schemas.microsoft.com/office/word/2012/wordml" xmlns:w16cei="http://schemas.microsoft.com/office/word/2026/wordml/cei" xmlns:w16cex="http://schemas.microsoft.com/office/word/2018/wordml/cex" xmlns:w16cid="http://schemas.microsoft.com/office/word/2016/wordml/cid" xmlns:w16="http://schemas.microsoft.com/office/word/2018/wordml" xmlns:w16du="http://schemas.microsoft.com/office/word/2023/wordml/word16du" xmlns:w16sdtdh="http://schemas.microsoft.com/office/word/2020/wordml/sdtdatahash" xmlns:w16sdtfl="http://schemas.microsoft.com/office/word/2024/wordml/sdtformatlock" xmlns:w16se="http://schemas.microsoft.com/office/word/2015/wordml/symex" xmlns:wpg="http://schemas.microsoft.com/office/word/2010/wordprocessingGroup" xmlns:wpi="http://schemas.microsoft.com/office/word/2010/wordprocessingInk" xmlns:wne="http://schemas.microsoft.com/office/word/2006/wordml" xmlns:wps="http://schemas.microsoft.com/office/word/2010/wordprocessingShape" mc:Ignorable="w14 w15 w16se w16cid w16 w16cex w16sdtdh w16sdtfl cr w16du wp14">
+  <w16cex:commentExtensible w16cex:durableId="7028EC73" w16cex:dateUtc="2026-07-30T20:47:00Z"/>
   <w16cex:commentExtensible w16cex:durableId="2BE79D5D" w16cex:dateUtc="2026-07-27T20:17:00Z"/>
   <w16cex:commentExtensible w16cex:durableId="7DD56FD2" w16cex:dateUtc="2026-07-02T18:22:00Z"/>
   <w16cex:commentExtensible w16cex:durableId="702AAF16" w16cex:dateUtc="2026-07-17T18:10:00Z"/>
@@ -3330,7 +3424,9 @@
   <w16cex:commentExtensible w16cex:durableId="1C2E90A1" w16cex:dateUtc="2026-07-27T20:49:00Z"/>
   <w16cex:commentExtensible w16cex:durableId="7A6E9AAD" w16cex:dateUtc="2026-07-27T22:23:00Z"/>
   <w16cex:commentExtensible w16cex:durableId="04B5956F" w16cex:dateUtc="2026-07-17T19:05:00Z"/>
+  <w16cex:commentExtensible w16cex:durableId="5E7161ED" w16cex:dateUtc="2026-07-30T20:44:00Z"/>
   <w16cex:commentExtensible w16cex:durableId="56F9D336" w16cex:dateUtc="2026-07-17T19:05:00Z"/>
+  <w16cex:commentExtensible w16cex:durableId="2D9D3C82" w16cex:dateUtc="2026-07-30T20:44:00Z"/>
   <w16cex:commentExtensible w16cex:durableId="4F2A46A5" w16cex:dateUtc="2026-07-17T19:06:00Z"/>
   <w16cex:commentExtensible w16cex:durableId="21826B4B" w16cex:dateUtc="2026-07-17T19:06:00Z"/>
 </w16cex:commentsExtensible>
@@ -3338,6 +3434,7 @@
 
 <file path=word/commentsIds.xml><?xml version="1.0" encoding="utf-8"?>
 <w16cid:commentsIds xmlns:wpc="http://schemas.microsoft.com/office/word/2010/wordprocessingCanvas" xmlns:cx="http://schemas.microsoft.com/office/drawing/2014/chartex" xmlns:cx1="http://schemas.microsoft.com/office/drawing/2015/9/8/chartex" xmlns:cx2="http://schemas.microsoft.com/office/drawing/2015/10/21/chartex" xmlns:cx3="http://schemas.microsoft.com/office/drawing/2016/5/9/chartex" xmlns:cx4="http://schemas.microsoft.com/office/drawing/2016/5/10/chartex" xmlns:cx5="http://schemas.microsoft.com/office/drawing/2016/5/11/chartex" xmlns:cx6="http://schemas.microsoft.com/office/drawing/2016/5/12/chartex" xmlns:cx7="http://schemas.microsoft.com/office/drawing/2016/5/13/chartex" xmlns:cx8="http://schemas.microsoft.com/office/drawing/2016/5/14/chartex" xmlns:mc="http://schemas.openxmlformats.org/markup-compatibility/2006" xmlns:aink="http://schemas.microsoft.com/office/drawing/2016/ink" xmlns:am3d="http://schemas.microsoft.com/office/drawing/2017/model3d" xmlns:o="urn:schemas-microsoft-com:office:office" xmlns:oel="http://schemas.microsoft.com/office/2019/extlst" xmlns:r="http://schemas.openxmlformats.org/officeDocument/2006/relationships" xmlns:m="http://schemas.openxmlformats.org/officeDocument/2006/math" xmlns:v="urn:schemas-microsoft-com:vml" xmlns:wp14="http://schemas.microsoft.com/office/word/2010/wordprocessingDrawing" xmlns:wp="http://schemas.openxmlformats.org/drawingml/2006/wordprocessingDrawing" xmlns:w10="urn:schemas-microsoft-com:office:word" xmlns:w="http://schemas.openxmlformats.org/wordprocessingml/2006/main" xmlns:w14="http://schemas.microsoft.com/office/word/2010/wordml" xmlns:w15="http://schemas.microsoft.com/office/word/2012/wordml" xmlns:w16cei="http://schemas.microsoft.com/office/word/2026/wordml/cei" xmlns:w16cex="http://schemas.microsoft.com/office/word/2018/wordml/cex" xmlns:w16cid="http://schemas.microsoft.com/office/word/2016/wordml/cid" xmlns:w16="http://schemas.microsoft.com/office/word/2018/wordml" xmlns:w16du="http://schemas.microsoft.com/office/word/2023/wordml/word16du" xmlns:w16sdtdh="http://schemas.microsoft.com/office/word/2020/wordml/sdtdatahash" xmlns:w16sdtfl="http://schemas.microsoft.com/office/word/2024/wordml/sdtformatlock" xmlns:w16se="http://schemas.microsoft.com/office/word/2015/wordml/symex" xmlns:wpg="http://schemas.microsoft.com/office/word/2010/wordprocessingGroup" xmlns:wpi="http://schemas.microsoft.com/office/word/2010/wordprocessingInk" xmlns:wne="http://schemas.microsoft.com/office/word/2006/wordml" xmlns:wps="http://schemas.microsoft.com/office/word/2010/wordprocessingShape" mc:Ignorable="w14 w15 w16se w16cid w16 w16cex w16sdtdh w16sdtfl w16du wp14">
+  <w16cid:commentId w16cid:paraId="79D6F655" w16cid:durableId="7028EC73"/>
   <w16cid:commentId w16cid:paraId="063F3EBA" w16cid:durableId="2BE79D5D"/>
   <w16cid:commentId w16cid:paraId="2B1D8003" w16cid:durableId="7DD56FD2"/>
   <w16cid:commentId w16cid:paraId="1524EB08" w16cid:durableId="702AAF16"/>
@@ -3354,7 +3451,9 @@
   <w16cid:commentId w16cid:paraId="75FE68B8" w16cid:durableId="1C2E90A1"/>
   <w16cid:commentId w16cid:paraId="77DEEB86" w16cid:durableId="7A6E9AAD"/>
   <w16cid:commentId w16cid:paraId="65A02074" w16cid:durableId="04B5956F"/>
+  <w16cid:commentId w16cid:paraId="7C8C0792" w16cid:durableId="5E7161ED"/>
   <w16cid:commentId w16cid:paraId="6E97623B" w16cid:durableId="56F9D336"/>
+  <w16cid:commentId w16cid:paraId="7F849C57" w16cid:durableId="2D9D3C82"/>
   <w16cid:commentId w16cid:paraId="726CF505" w16cid:durableId="4F2A46A5"/>
   <w16cid:commentId w16cid:paraId="7BA63462" w16cid:durableId="21826B4B"/>
 </w16cid:commentsIds>

--- a/output/writing/DissertationChapter/mcgreal_ch2draft0.docx
+++ b/output/writing/DissertationChapter/mcgreal_ch2draft0.docx
@@ -817,39 +817,126 @@
       <w:pPr>
         <w:spacing w:after="0" w:line="480" w:lineRule="auto"/>
       </w:pPr>
+      <w:r>
+        <w:t xml:space="preserve">Data include annual observations of natural-origin </w:t>
+      </w:r>
+      <w:r>
+        <w:t xml:space="preserve">spawner </w:t>
+      </w:r>
+      <w:r>
+        <w:t xml:space="preserve">abundance </w:t>
+      </w:r>
+      <w:r>
+        <w:t>(</w:t>
+      </w:r>
+      <w:r>
+        <w:t>NOSA</w:t>
+      </w:r>
+      <w:r>
+        <w:t>)</w:t>
+      </w:r>
+      <w:r>
+        <w:t xml:space="preserve"> covering </w:t>
+      </w:r>
+      <w:r>
+        <w:t>7</w:t>
+      </w:r>
+      <w:r>
+        <w:t>4</w:t>
+      </w:r>
+      <w:r>
+        <w:t xml:space="preserve"> populations of Chinook and coho salmon and steelhead trout throughout</w:t>
+      </w:r>
+      <w:r>
+        <w:t xml:space="preserve"> </w:t>
+      </w:r>
+      <w:r>
+        <w:t>Oregon from 1980 to 202</w:t>
+      </w:r>
+      <w:r>
+        <w:t>4</w:t>
+      </w:r>
+      <w:r>
+        <w:t xml:space="preserve">. Crucially, each observation also includes the method by which the abundance survey was conducted. Data have been collected through 31 unique survey methods (fully enumerated in the attached appendix) </w:t>
+      </w:r>
+      <w:r>
+        <w:t xml:space="preserve">and </w:t>
+      </w:r>
+      <w:r>
+        <w:t xml:space="preserve">contain </w:t>
+      </w:r>
+      <w:r>
+        <w:t>2,396</w:t>
+      </w:r>
+      <w:r>
+        <w:t xml:space="preserve"> individual </w:t>
+      </w:r>
+      <w:r>
+        <w:t>o</w:t>
+      </w:r>
+      <w:r>
+        <w:t>bservations</w:t>
+      </w:r>
+      <w:r>
+        <w:t xml:space="preserve"> with recorded NOSA values. </w:t>
+      </w:r>
+      <w:r>
+        <w:t xml:space="preserve">848 </w:t>
+      </w:r>
+      <w:r>
+        <w:t xml:space="preserve">observations </w:t>
+      </w:r>
+      <w:r>
+        <w:t xml:space="preserve">missing NOSA values </w:t>
+      </w:r>
+      <w:r>
+        <w:t>almost entirely related to years in which no survey was conducted</w:t>
+      </w:r>
+      <w:r>
+        <w:t xml:space="preserve"> are dropped </w:t>
+      </w:r>
+      <w:r>
+        <w:t xml:space="preserve">(15 </w:t>
+      </w:r>
+      <w:r>
+        <w:t xml:space="preserve">of these dropped </w:t>
+      </w:r>
+      <w:r>
+        <w:t xml:space="preserve">observations confoundingly include a survey method along with a null value). </w:t>
+      </w:r>
+    </w:p>
+    <w:p>
+      <w:pPr>
+        <w:spacing w:after="0" w:line="480" w:lineRule="auto"/>
+        <w:ind w:firstLine="720"/>
+      </w:pPr>
+      <w:r>
+        <w:t>While</w:t>
+      </w:r>
+      <w:r>
+        <w:t xml:space="preserve"> trends are difficult to observe visually</w:t>
+      </w:r>
+      <w:r>
+        <w:t xml:space="preserve"> (</w:t>
+      </w:r>
+      <w:r>
+        <w:t>Figure 1</w:t>
+      </w:r>
+      <w:r>
+        <w:t>)</w:t>
+      </w:r>
+      <w:r>
+        <w:t xml:space="preserve">, </w:t>
+      </w:r>
+      <w:r>
+        <w:t>simple linear regressions evaluating the effect of time on the natural log of abundance des</w:t>
+      </w:r>
       <w:commentRangeStart w:id="4"/>
       <w:r>
-        <w:t xml:space="preserve">Data include annual observations of natural-origin </w:t>
-      </w:r>
-      <w:r>
-        <w:t xml:space="preserve">spawner </w:t>
-      </w:r>
-      <w:r>
-        <w:t xml:space="preserve">abundance </w:t>
-      </w:r>
-      <w:r>
-        <w:t>(</w:t>
-      </w:r>
-      <w:r>
-        <w:t>NOSA</w:t>
-      </w:r>
-      <w:r>
-        <w:t>)</w:t>
-      </w:r>
-      <w:r>
-        <w:t xml:space="preserve"> covering </w:t>
-      </w:r>
-      <w:r>
-        <w:t>73</w:t>
-      </w:r>
-      <w:r>
-        <w:t xml:space="preserve"> populations of Chinook and coho salmon and steelhead trout throughout</w:t>
-      </w:r>
-      <w:r>
-        <w:t xml:space="preserve"> </w:t>
-      </w:r>
-      <w:r>
-        <w:t>Oregon from 1980 to 202</w:t>
+        <w:t>cribe</w:t>
+      </w:r>
+      <w:r>
+        <w:t xml:space="preserve"> 34 (half) of the surveyed salmonid populations as having no statistically significant change across the study period. Of the remaining 34 populations, 23 exhibit a statistically significant increase in abundance, while the other 11 show evidence of decline.</w:t>
       </w:r>
       <w:commentRangeEnd w:id="4"/>
       <w:r>
@@ -861,72 +948,10 @@
         <w:commentReference w:id="4"/>
       </w:r>
       <w:r>
-        <w:t>4</w:t>
-      </w:r>
-      <w:r>
-        <w:t xml:space="preserve">. Crucially, each observation also includes the method by which the abundance survey was conducted. Data have been collected through 31 unique survey methods (fully enumerated in the attached appendix). The data </w:t>
-      </w:r>
-      <w:commentRangeStart w:id="5"/>
-      <w:r>
-        <w:t xml:space="preserve">contain 2,924 individual </w:t>
-      </w:r>
-      <w:r>
-        <w:t>o</w:t>
-      </w:r>
-      <w:r>
-        <w:t xml:space="preserve">bservations, of which 848 are missing NOSA values almost entirely related to years in </w:t>
-      </w:r>
-      <w:r>
-        <w:t>w</w:t>
-      </w:r>
-      <w:r>
-        <w:t xml:space="preserve">hich no survey was conducted (15 observations confoundingly include a survey method along with a null value). </w:t>
-      </w:r>
-      <w:commentRangeEnd w:id="5"/>
-      <w:r>
-        <w:rPr>
-          <w:rStyle w:val="CommentReference"/>
-          <w:sz w:val="24"/>
-          <w:szCs w:val="24"/>
-        </w:rPr>
-        <w:commentReference w:id="5"/>
-      </w:r>
-      <w:r>
-        <w:t>While</w:t>
-      </w:r>
-      <w:r>
-        <w:t xml:space="preserve"> trends are difficult to observe visually</w:t>
-      </w:r>
-      <w:r>
-        <w:t xml:space="preserve"> (</w:t>
-      </w:r>
-      <w:r>
-        <w:t>Figure 1</w:t>
-      </w:r>
-      <w:r>
-        <w:t>)</w:t>
-      </w:r>
-      <w:r>
-        <w:t xml:space="preserve">, </w:t>
-      </w:r>
-      <w:r>
-        <w:t>simple linear regressions evaluating the effect of time on the natural log of abundance des</w:t>
-      </w:r>
-      <w:commentRangeStart w:id="6"/>
-      <w:r>
-        <w:t>cribe</w:t>
-      </w:r>
-      <w:r>
-        <w:t xml:space="preserve"> 34 (half) of the surveyed salmonid populations as having no statistically significant change across the study period. Of the remaining 34 populations, 23 exhibit a statistically significant increase in abundance, while the other 11 show evidence of decline. </w:t>
-      </w:r>
-      <w:commentRangeEnd w:id="6"/>
-      <w:r>
-        <w:rPr>
-          <w:rStyle w:val="CommentReference"/>
-          <w:sz w:val="24"/>
-          <w:szCs w:val="24"/>
-        </w:rPr>
-        <w:commentReference w:id="6"/>
+        <w:t xml:space="preserve"> Across the landscape it can be seen that shifts in average populations sizes between the first and last decades recorded in the study period</w:t>
+      </w:r>
+      <w:r>
+        <w:t xml:space="preserve"> are not necessarily typically spatially correlated (coho on the northern Oregon coast being a notable exception), and that the majority of populations have increased or decreased by less than 50% in this timeframe (Figure 2). </w:t>
       </w:r>
     </w:p>
     <w:p>
@@ -977,23 +1002,26 @@
         <w:t xml:space="preserve"> (</w:t>
       </w:r>
       <w:r>
-        <w:t>Figure 2</w:t>
+        <w:t xml:space="preserve">Figure </w:t>
+      </w:r>
+      <w:r>
+        <w:t>3</w:t>
       </w:r>
       <w:r>
         <w:t>)</w:t>
       </w:r>
       <w:r>
-        <w:t>. While some methods such as redd counts have been widely used throughout the study period, other methods have seen drastic changes in usage.</w:t>
+        <w:t xml:space="preserve">. </w:t>
+      </w:r>
+      <w:r>
+        <w:lastRenderedPageBreak/>
+        <w:t>While some methods such as redd counts have been widely used throughout the study period, other methods have seen drastic changes in usage.</w:t>
       </w:r>
       <w:r>
         <w:t xml:space="preserve"> If </w:t>
       </w:r>
       <w:r>
-        <w:t xml:space="preserve">different survey methods indeed exhibit </w:t>
-      </w:r>
-      <w:r>
-        <w:lastRenderedPageBreak/>
-        <w:t>varying</w:t>
+        <w:t>different survey methods indeed exhibit varying</w:t>
       </w:r>
       <w:r>
         <w:t xml:space="preserve"> </w:t>
@@ -1009,13 +1037,13 @@
           <w:noProof/>
         </w:rPr>
         <w:drawing>
-          <wp:anchor distT="0" distB="0" distL="114300" distR="114300" simplePos="0" relativeHeight="251668480" behindDoc="0" locked="1" layoutInCell="1" allowOverlap="1" wp14:anchorId="34C62E1A" wp14:editId="1682E6F3">
+          <wp:anchor distT="0" distB="0" distL="114300" distR="114300" simplePos="0" relativeHeight="251668480" behindDoc="0" locked="1" layoutInCell="1" allowOverlap="1" wp14:anchorId="34C62E1A" wp14:editId="787F2FF7">
             <wp:simplePos x="0" y="0"/>
             <wp:positionH relativeFrom="margin">
-              <wp:posOffset>0</wp:posOffset>
+              <wp:align>left</wp:align>
             </wp:positionH>
             <wp:positionV relativeFrom="paragraph">
-              <wp:posOffset>725805</wp:posOffset>
+              <wp:posOffset>1129665</wp:posOffset>
             </wp:positionV>
             <wp:extent cx="5645785" cy="5543550"/>
             <wp:effectExtent l="0" t="0" r="0" b="0"/>
@@ -1100,25 +1128,112 @@
     <w:p>
       <w:pPr>
         <w:spacing w:after="0" w:line="480" w:lineRule="auto"/>
+        <w:sectPr>
+          <w:pgSz w:w="12240" w:h="15840"/>
+          <w:pgMar w:top="1440" w:right="1440" w:bottom="1440" w:left="1440" w:header="720" w:footer="720" w:gutter="0"/>
+          <w:lnNumType w:countBy="1" w:restart="continuous"/>
+          <w:cols w:space="720"/>
+          <w:docGrid w:linePitch="360"/>
+        </w:sectPr>
+      </w:pPr>
+    </w:p>
+    <w:p>
+      <w:pPr>
+        <w:spacing w:after="0" w:line="480" w:lineRule="auto"/>
+      </w:pPr>
+      <w:r>
+        <w:rPr>
+          <w:noProof/>
+        </w:rPr>
+        <w:lastRenderedPageBreak/>
+        <w:drawing>
+          <wp:inline distT="0" distB="0" distL="0" distR="0" wp14:anchorId="180033F4" wp14:editId="39085B9C">
+            <wp:extent cx="8678393" cy="4597879"/>
+            <wp:effectExtent l="0" t="0" r="8890" b="0"/>
+            <wp:docPr id="562610003" name="Picture 1"/>
+            <wp:cNvGraphicFramePr>
+              <a:graphicFrameLocks xmlns:a="http://schemas.openxmlformats.org/drawingml/2006/main" noChangeAspect="1"/>
+            </wp:cNvGraphicFramePr>
+            <a:graphic xmlns:a="http://schemas.openxmlformats.org/drawingml/2006/main">
+              <a:graphicData uri="http://schemas.openxmlformats.org/drawingml/2006/picture">
+                <pic:pic xmlns:pic="http://schemas.openxmlformats.org/drawingml/2006/picture">
+                  <pic:nvPicPr>
+                    <pic:cNvPr id="562610003" name=""/>
+                    <pic:cNvPicPr/>
+                  </pic:nvPicPr>
+                  <pic:blipFill>
+                    <a:blip r:embed="rId11"/>
+                    <a:stretch>
+                      <a:fillRect/>
+                    </a:stretch>
+                  </pic:blipFill>
+                  <pic:spPr>
+                    <a:xfrm>
+                      <a:off x="0" y="0"/>
+                      <a:ext cx="8713358" cy="4616404"/>
+                    </a:xfrm>
+                    <a:prstGeom prst="rect">
+                      <a:avLst/>
+                    </a:prstGeom>
+                  </pic:spPr>
+                </pic:pic>
+              </a:graphicData>
+            </a:graphic>
+          </wp:inline>
+        </w:drawing>
+      </w:r>
+    </w:p>
+    <w:p>
+      <w:pPr>
+        <w:spacing w:after="0" w:line="240" w:lineRule="auto"/>
+        <w:rPr>
+          <w:i/>
+          <w:iCs/>
+          <w:sz w:val="20"/>
+          <w:szCs w:val="20"/>
+        </w:rPr>
+        <w:sectPr>
+          <w:pgSz w:w="15840" w:h="12240" w:orient="landscape"/>
+          <w:pgMar w:top="1440" w:right="1440" w:bottom="1440" w:left="1440" w:header="720" w:footer="720" w:gutter="0"/>
+          <w:lnNumType w:countBy="1" w:restart="continuous"/>
+          <w:cols w:space="720"/>
+          <w:docGrid w:linePitch="360"/>
+        </w:sectPr>
+      </w:pPr>
+      <w:r>
+        <w:rPr>
+          <w:i/>
+          <w:iCs/>
+          <w:sz w:val="20"/>
+          <w:szCs w:val="20"/>
+        </w:rPr>
+        <w:t xml:space="preserve">Figure 2: </w:t>
+      </w:r>
+      <w:r>
+        <w:rPr>
+          <w:i/>
+          <w:iCs/>
+          <w:sz w:val="20"/>
+          <w:szCs w:val="20"/>
+        </w:rPr>
+        <w:t xml:space="preserve">Percent change in average population size between the periods 1980-1989 and 2015-2024.Population outlines in white with ESU borders in black. Majority of populations do not increase by more or less than 50% over the course of the study period. </w:t>
+      </w:r>
+    </w:p>
+    <w:p>
+      <w:pPr>
+        <w:spacing w:after="0" w:line="480" w:lineRule="auto"/>
         <w:ind w:firstLine="720"/>
       </w:pPr>
       <w:r>
-        <w:t>Because my</w:t>
-      </w:r>
-      <w:r>
-        <w:t xml:space="preserve"> goal is to isolate variance and bias in different survey </w:t>
-      </w:r>
-      <w:r>
-        <w:t xml:space="preserve">methods, it is vital to distinguish variability in observations due to survey </w:t>
-      </w:r>
-      <w:r>
-        <w:t>methods</w:t>
-      </w:r>
-      <w:r>
-        <w:t xml:space="preserve"> from variation in the natural state of salmonid populations. Multivariate autoregressive state space (MARSS) models are well </w:t>
-      </w:r>
-      <w:r>
         <w:lastRenderedPageBreak/>
+        <w:t xml:space="preserve">Because my goal is to isolate variance and bias in different survey methods, it is vital to distinguish variability in observations due to survey methods from variation in the natural state of salmonid populations. Multivariate autoregressive state space (MARSS) models are well </w:t>
+      </w:r>
+    </w:p>
+    <w:p>
+      <w:pPr>
+        <w:spacing w:after="0" w:line="480" w:lineRule="auto"/>
+      </w:pPr>
+      <w:r>
         <w:t>suited for this purpose, as they can mathematically distinguish observation error from process/state error and assign separate variance parameters to each</w:t>
       </w:r>
       <w:r>
@@ -1142,8 +1257,8 @@
       <w:r>
         <w:t xml:space="preserve">is described </w:t>
       </w:r>
-      <w:commentRangeStart w:id="7"/>
-      <w:commentRangeStart w:id="8"/>
+      <w:commentRangeStart w:id="5"/>
+      <w:commentRangeStart w:id="6"/>
       <w:r>
         <w:t xml:space="preserve">in </w:t>
       </w:r>
@@ -1159,23 +1274,23 @@
       <w:r>
         <w:t>dissertation</w:t>
       </w:r>
-      <w:commentRangeEnd w:id="7"/>
+      <w:commentRangeEnd w:id="5"/>
       <w:r>
         <w:rPr>
           <w:rStyle w:val="CommentReference"/>
           <w:sz w:val="24"/>
           <w:szCs w:val="24"/>
         </w:rPr>
-        <w:commentReference w:id="7"/>
-      </w:r>
-      <w:commentRangeEnd w:id="8"/>
+        <w:commentReference w:id="5"/>
+      </w:r>
+      <w:commentRangeEnd w:id="6"/>
       <w:r>
         <w:rPr>
           <w:rStyle w:val="CommentReference"/>
           <w:sz w:val="24"/>
           <w:szCs w:val="24"/>
         </w:rPr>
-        <w:commentReference w:id="8"/>
+        <w:commentReference w:id="6"/>
       </w:r>
       <w:r>
         <w:t>.</w:t>
@@ -1215,7 +1330,7 @@
                     <pic:cNvPicPr/>
                   </pic:nvPicPr>
                   <pic:blipFill rotWithShape="1">
-                    <a:blip r:embed="rId11">
+                    <a:blip r:embed="rId12">
                       <a:extLst>
                         <a:ext uri="{28A0092B-C50C-407E-A947-70E740481C1C}">
                           <a14:useLocalDpi xmlns:a14="http://schemas.microsoft.com/office/drawing/2010/main" val="0"/>
@@ -1282,7 +1397,7 @@
           <w:sz w:val="20"/>
           <w:szCs w:val="20"/>
         </w:rPr>
-        <w:t>Figure 2: Groups of survey methods and the frequency of their employment from 1980 to 2022. The nine groups displayed in the figure are bins containing each of the 31 survey methods described in the data.</w:t>
+        <w:t xml:space="preserve">Figure </w:t>
       </w:r>
       <w:r>
         <w:rPr>
@@ -1291,6 +1406,24 @@
           <w:sz w:val="20"/>
           <w:szCs w:val="20"/>
         </w:rPr>
+        <w:t>3</w:t>
+      </w:r>
+      <w:r>
+        <w:rPr>
+          <w:i/>
+          <w:iCs/>
+          <w:sz w:val="20"/>
+          <w:szCs w:val="20"/>
+        </w:rPr>
+        <w:t>: Groups of survey methods and the frequency of their employment from 1980 to 2022. The nine groups displayed in the figure are bins containing each of the 31 survey methods described in the data.</w:t>
+      </w:r>
+      <w:r>
+        <w:rPr>
+          <w:i/>
+          <w:iCs/>
+          <w:sz w:val="20"/>
+          <w:szCs w:val="20"/>
+        </w:rPr>
         <w:t xml:space="preserve"> These bins are non-scientific and do not reflect designations established by ODFW or any other party, and are instead intended strictly as an aid for visualizing these data. </w:t>
       </w:r>
     </w:p>
@@ -1306,9 +1439,10 @@
         <w:spacing w:after="0" w:line="480" w:lineRule="auto"/>
         <w:ind w:firstLine="720"/>
       </w:pPr>
-      <w:commentRangeStart w:id="9"/>
-      <w:commentRangeStart w:id="10"/>
-      <w:r>
+      <w:commentRangeStart w:id="7"/>
+      <w:commentRangeStart w:id="8"/>
+      <w:r>
+        <w:lastRenderedPageBreak/>
         <w:t>There exists the likelihood that some survey methods are endogenously related to the abundances they seek to estimate. For example, dam counts require that a dam be present</w:t>
       </w:r>
       <w:r>
@@ -1324,11 +1458,7 @@
         <w:t xml:space="preserve">, </w:t>
       </w:r>
       <w:r>
-        <w:t xml:space="preserve">MARSS models should be able to statistically account for this potential endogeneity by </w:t>
-      </w:r>
-      <w:r>
-        <w:lastRenderedPageBreak/>
-        <w:t>mathematically partitioning the variance and bias originating due to the survey method (i.e., the accuracy of dam counts) from the variance and bias inherent in the underlying process being observed (i.e., natural fluctuations in a population’s abundance)</w:t>
+        <w:t>MARSS models should be able to statistically account for this potential endogeneity by mathematically partitioning the variance and bias originating due to the survey method (i.e., the accuracy of dam counts) from the variance and bias inherent in the underlying process being observed (i.e., natural fluctuations in a population’s abundance)</w:t>
       </w:r>
       <w:r>
         <w:t>, especially given multiple populations being surveyed via the same method</w:t>
@@ -1372,23 +1502,23 @@
       <w:r>
         <w:t>.</w:t>
       </w:r>
-      <w:commentRangeEnd w:id="9"/>
+      <w:commentRangeEnd w:id="7"/>
       <w:r>
         <w:rPr>
           <w:rStyle w:val="CommentReference"/>
           <w:sz w:val="24"/>
           <w:szCs w:val="24"/>
         </w:rPr>
-        <w:commentReference w:id="9"/>
-      </w:r>
-      <w:commentRangeEnd w:id="10"/>
+        <w:commentReference w:id="7"/>
+      </w:r>
+      <w:commentRangeEnd w:id="8"/>
       <w:r>
         <w:rPr>
           <w:rStyle w:val="CommentReference"/>
           <w:sz w:val="24"/>
           <w:szCs w:val="24"/>
         </w:rPr>
-        <w:commentReference w:id="10"/>
+        <w:commentReference w:id="8"/>
       </w:r>
     </w:p>
     <w:p>
@@ -1396,25 +1526,47 @@
         <w:spacing w:after="0" w:line="480" w:lineRule="auto"/>
         <w:ind w:firstLine="720"/>
       </w:pPr>
-      <w:commentRangeStart w:id="11"/>
-      <w:commentRangeStart w:id="12"/>
-      <w:r>
-        <w:t>As well as modeling all three species together I will also model each salmonid species separately. This</w:t>
-      </w:r>
-      <w:r>
-        <w:t xml:space="preserve"> lead</w:t>
-      </w:r>
-      <w:r>
-        <w:t>s</w:t>
-      </w:r>
-      <w:r>
-        <w:t xml:space="preserve"> to three data subsets respectively</w:t>
+      <w:r>
+        <w:t>Because of their differing life histories, I will model</w:t>
+      </w:r>
+      <w:r>
+        <w:t xml:space="preserve"> all three species </w:t>
+      </w:r>
+      <w:r>
+        <w:t>sal</w:t>
+      </w:r>
+      <w:r>
+        <w:t>monid species separately</w:t>
+      </w:r>
+      <w:r>
+        <w:t>, using</w:t>
+      </w:r>
+      <w:r>
+        <w:t xml:space="preserve"> three data subsets respectively</w:t>
       </w:r>
       <w:r>
         <w:t xml:space="preserve"> </w:t>
       </w:r>
       <w:r>
-        <w:t xml:space="preserve">containing 18 Chinook populations, 27 coho populations, and 23 steelhead populations. With data already sorted by species, each observation contains four crucial pieces of information: 1) an estimate of natural-origin spawner abundance (denoted mathematically from here on as </w:t>
+        <w:t>containing</w:t>
+      </w:r>
+      <w:r>
+        <w:t xml:space="preserve"> 22</w:t>
+      </w:r>
+      <w:r>
+        <w:t xml:space="preserve"> Chinook populations, 2</w:t>
+      </w:r>
+      <w:r>
+        <w:t>9</w:t>
+      </w:r>
+      <w:r>
+        <w:t xml:space="preserve"> coho populations, and 23 steelhead populations. </w:t>
+      </w:r>
+      <w:r>
+        <w:t>E</w:t>
+      </w:r>
+      <w:r>
+        <w:t xml:space="preserve">ach observation contains four crucial pieces of information: 1) an estimate of natural-origin spawner abundance (denoted mathematically from here on as </w:t>
       </w:r>
       <w:r>
         <w:rPr>
@@ -1456,23 +1608,8 @@
       <w:r>
         <w:t>).</w:t>
       </w:r>
-      <w:commentRangeEnd w:id="11"/>
-      <w:r>
-        <w:rPr>
-          <w:rStyle w:val="CommentReference"/>
-          <w:sz w:val="24"/>
-          <w:szCs w:val="24"/>
-        </w:rPr>
-        <w:commentReference w:id="11"/>
-      </w:r>
-      <w:commentRangeEnd w:id="12"/>
-      <w:r>
-        <w:rPr>
-          <w:rStyle w:val="CommentReference"/>
-          <w:sz w:val="24"/>
-          <w:szCs w:val="24"/>
-        </w:rPr>
-        <w:commentReference w:id="12"/>
+      <w:r>
+        <w:t xml:space="preserve"> </w:t>
       </w:r>
     </w:p>
     <w:p>
@@ -1481,7 +1618,13 @@
         <w:ind w:firstLine="720"/>
       </w:pPr>
       <w:r>
-        <w:t>Applying the MARSS model structure to the analysis described above involves determining how best to structure spawner abundance data (</w:t>
+        <w:t xml:space="preserve">Applying </w:t>
+      </w:r>
+      <w:r>
+        <w:t>a</w:t>
+      </w:r>
+      <w:r>
+        <w:t xml:space="preserve"> MARSS model structure to the analysis described above involves determining how best to structure spawner abundance data (</w:t>
       </w:r>
       <w:r>
         <w:rPr>
@@ -1499,7 +1642,11 @@
         <w:t>p,s,t</w:t>
       </w:r>
       <w:r>
-        <w:t xml:space="preserve">) and specify model parameters to isolate precision and bias in salmonid survey methods. Particular attention is paid to the inputs and parameterization of the observation equation. </w:t>
+        <w:t xml:space="preserve">) and specify model parameters to isolate precision and bias in salmonid survey methods. Particular attention is paid to the inputs and </w:t>
+      </w:r>
+      <w:r>
+        <w:lastRenderedPageBreak/>
+        <w:t xml:space="preserve">parameterization of the observation equation. </w:t>
       </w:r>
       <w:r>
         <w:rPr>
@@ -1572,11 +1719,7 @@
         <w:t xml:space="preserve"> Z</w:t>
       </w:r>
       <w:r>
-        <w:t xml:space="preserve"> is specified such that each population as identified in the data will correspond to a distinct underlying natural state. By specifying each population as an underlying state, the model will be able to assess variation in </w:t>
-      </w:r>
-      <w:r>
-        <w:lastRenderedPageBreak/>
-        <w:t xml:space="preserve">the natural state of the population as separate from variation in counts arising due to the survey method employed.  The vector </w:t>
+        <w:t xml:space="preserve"> is specified such that each population as identified in the data will correspond to a distinct underlying natural state. By specifying each population as an underlying state, the model will be able to assess variation in the natural state of the population as separate from variation in counts arising due to the survey method employed.  The vector </w:t>
       </w:r>
       <w:r>
         <w:rPr>
@@ -1601,8 +1744,8 @@
       <w:r>
         <w:t xml:space="preserve">contains a unique bias term for each survey method, irrespective of population. </w:t>
       </w:r>
-      <w:commentRangeStart w:id="13"/>
-      <w:commentRangeStart w:id="14"/>
+      <w:commentRangeStart w:id="9"/>
+      <w:commentRangeStart w:id="10"/>
       <w:r>
         <w:t xml:space="preserve">One method will be selected as a reference against which other methods will be measured, meaning that for this method </w:t>
       </w:r>
@@ -1629,23 +1772,23 @@
       <w:r>
         <w:t>is set equal to zero</w:t>
       </w:r>
-      <w:commentRangeEnd w:id="13"/>
+      <w:commentRangeEnd w:id="9"/>
       <w:r>
         <w:rPr>
           <w:rStyle w:val="CommentReference"/>
           <w:sz w:val="24"/>
           <w:szCs w:val="24"/>
         </w:rPr>
-        <w:commentReference w:id="13"/>
-      </w:r>
-      <w:commentRangeEnd w:id="14"/>
+        <w:commentReference w:id="9"/>
+      </w:r>
+      <w:commentRangeEnd w:id="10"/>
       <w:r>
         <w:rPr>
           <w:rStyle w:val="CommentReference"/>
           <w:sz w:val="24"/>
           <w:szCs w:val="24"/>
         </w:rPr>
-        <w:commentReference w:id="14"/>
+        <w:commentReference w:id="10"/>
       </w:r>
       <w:r>
         <w:t xml:space="preserve">. The matrix </w:t>
@@ -1861,11 +2004,12 @@
         <w:spacing w:after="0" w:line="480" w:lineRule="auto"/>
         <w:ind w:left="360"/>
       </w:pPr>
-      <w:commentRangeStart w:id="15"/>
+      <w:commentRangeStart w:id="11"/>
       <w:r>
         <w:rPr>
           <w:noProof/>
         </w:rPr>
+        <w:lastRenderedPageBreak/>
         <w:drawing>
           <wp:inline distT="0" distB="0" distL="0" distR="0" wp14:anchorId="2A3F82C2" wp14:editId="618817DA">
             <wp:extent cx="5937250" cy="1205865"/>
@@ -1884,7 +2028,7 @@
                     </pic:cNvPicPr>
                   </pic:nvPicPr>
                   <pic:blipFill>
-                    <a:blip r:embed="rId12">
+                    <a:blip r:embed="rId13">
                       <a:extLst>
                         <a:ext uri="{28A0092B-C50C-407E-A947-70E740481C1C}">
                           <a14:useLocalDpi xmlns:a14="http://schemas.microsoft.com/office/drawing/2010/main" val="0"/>
@@ -1915,14 +2059,14 @@
           </wp:inline>
         </w:drawing>
       </w:r>
-      <w:commentRangeEnd w:id="15"/>
+      <w:commentRangeEnd w:id="11"/>
       <w:r>
         <w:rPr>
           <w:rStyle w:val="CommentReference"/>
           <w:sz w:val="24"/>
           <w:szCs w:val="24"/>
         </w:rPr>
-        <w:commentReference w:id="15"/>
+        <w:commentReference w:id="11"/>
       </w:r>
     </w:p>
     <w:p>
@@ -1931,7 +2075,6 @@
         <w:ind w:firstLine="360"/>
       </w:pPr>
       <w:r>
-        <w:lastRenderedPageBreak/>
         <w:t>The process/state equation is more straightforward. It is constructed to be as parsimonious as possible</w:t>
       </w:r>
       <w:r>
@@ -1970,8 +2113,8 @@
       <w:r>
         <w:t xml:space="preserve"> </w:t>
       </w:r>
-      <w:commentRangeStart w:id="16"/>
-      <w:commentRangeStart w:id="17"/>
+      <w:commentRangeStart w:id="12"/>
+      <w:commentRangeStart w:id="13"/>
       <w:r>
         <w:t>T</w:t>
       </w:r>
@@ -2004,26 +2147,26 @@
       <w:r>
         <w:t xml:space="preserve"> </w:t>
       </w:r>
-      <w:commentRangeEnd w:id="16"/>
+      <w:commentRangeEnd w:id="12"/>
       <w:r>
         <w:rPr>
           <w:rStyle w:val="CommentReference"/>
           <w:sz w:val="24"/>
           <w:szCs w:val="24"/>
         </w:rPr>
-        <w:commentReference w:id="16"/>
-      </w:r>
-      <w:commentRangeEnd w:id="17"/>
+        <w:commentReference w:id="12"/>
+      </w:r>
+      <w:commentRangeEnd w:id="13"/>
       <w:r>
         <w:rPr>
           <w:rStyle w:val="CommentReference"/>
           <w:sz w:val="24"/>
           <w:szCs w:val="24"/>
         </w:rPr>
-        <w:commentReference w:id="17"/>
-      </w:r>
-      <w:commentRangeStart w:id="18"/>
-      <w:commentRangeStart w:id="19"/>
+        <w:commentReference w:id="13"/>
+      </w:r>
+      <w:commentRangeStart w:id="14"/>
+      <w:commentRangeStart w:id="15"/>
       <w:r>
         <w:t xml:space="preserve">Finally, the terms along the diagonal of </w:t>
       </w:r>
@@ -2075,23 +2218,23 @@
       <w:r>
         <w:t>) will also depend on model fit.</w:t>
       </w:r>
-      <w:commentRangeEnd w:id="18"/>
+      <w:commentRangeEnd w:id="14"/>
       <w:r>
         <w:rPr>
           <w:rStyle w:val="CommentReference"/>
           <w:sz w:val="24"/>
           <w:szCs w:val="24"/>
         </w:rPr>
-        <w:commentReference w:id="18"/>
-      </w:r>
-      <w:commentRangeEnd w:id="19"/>
+        <w:commentReference w:id="14"/>
+      </w:r>
+      <w:commentRangeEnd w:id="15"/>
       <w:r>
         <w:rPr>
           <w:rStyle w:val="CommentReference"/>
           <w:sz w:val="24"/>
           <w:szCs w:val="24"/>
         </w:rPr>
-        <w:commentReference w:id="19"/>
+        <w:commentReference w:id="15"/>
       </w:r>
       <w:r>
         <w:t xml:space="preserve"> Below is an example of the process/state equation written out in matrix form.</w:t>
@@ -2123,7 +2266,7 @@
                     <pic:cNvPicPr/>
                   </pic:nvPicPr>
                   <pic:blipFill>
-                    <a:blip r:embed="rId13"/>
+                    <a:blip r:embed="rId14"/>
                     <a:stretch>
                       <a:fillRect/>
                     </a:stretch>
@@ -2189,7 +2332,7 @@
         <w:spacing w:after="0" w:line="480" w:lineRule="auto"/>
         <w:ind w:firstLine="720"/>
       </w:pPr>
-      <w:commentRangeStart w:id="20"/>
+      <w:commentRangeStart w:id="16"/>
       <w:r>
         <w:t xml:space="preserve">With these estimates in hand, </w:t>
       </w:r>
@@ -2209,7 +2352,11 @@
         <w:t xml:space="preserve">the </w:t>
       </w:r>
       <w:r>
-        <w:t xml:space="preserve">evaluation of mixed survey method approaches commonly seen in the data. Many of the abundance estimates reported are derived from the combination of more than one survey method (see attached appendix). For example, </w:t>
+        <w:t xml:space="preserve">evaluation of mixed survey method approaches commonly seen in the data. Many of the abundance estimates reported are derived from the combination of more than one survey method (see attached appendix). For </w:t>
+      </w:r>
+      <w:r>
+        <w:lastRenderedPageBreak/>
+        <w:t xml:space="preserve">example, </w:t>
       </w:r>
       <w:r>
         <w:t>Scappoose Creek</w:t>
@@ -2230,23 +2377,19 @@
         <w:t>in-river weir counts, total redd counts * fish per redd estimate, or</w:t>
       </w:r>
       <w:r>
-        <w:t xml:space="preserve"> the combination of the two. This research will evaluate whether imprecision and/or directional bias produced by combining survey methods (such as those described above) is amplified or dampened compared to those </w:t>
-      </w:r>
-      <w:r>
-        <w:lastRenderedPageBreak/>
-        <w:t>associated with each constituent part.</w:t>
+        <w:t xml:space="preserve"> the combination of the two. This research will evaluate whether imprecision and/or directional bias produced by combining survey methods (such as those described above) is amplified or dampened compared to those associated with each constituent part.</w:t>
       </w:r>
       <w:r>
         <w:t xml:space="preserve"> This work will also consider the efficiency of the same survey method in estimating populations that differ by orders of magnitude, as it is not hard to imagine the accuracy of a given method differing considerably when the number of fish present differ substantially.</w:t>
       </w:r>
-      <w:commentRangeEnd w:id="20"/>
+      <w:commentRangeEnd w:id="16"/>
       <w:r>
         <w:rPr>
           <w:rStyle w:val="CommentReference"/>
           <w:sz w:val="24"/>
           <w:szCs w:val="24"/>
         </w:rPr>
-        <w:commentReference w:id="20"/>
+        <w:commentReference w:id="16"/>
       </w:r>
       <w:r>
         <w:t xml:space="preserve"> </w:t>
@@ -2257,7 +2400,7 @@
         <w:spacing w:after="0" w:line="480" w:lineRule="auto"/>
         <w:ind w:firstLine="720"/>
       </w:pPr>
-      <w:commentRangeStart w:id="21"/>
+      <w:commentRangeStart w:id="17"/>
       <w:r>
         <w:t xml:space="preserve">The </w:t>
       </w:r>
@@ -2285,14 +2428,14 @@
       <w:r>
         <w:t xml:space="preserve">. </w:t>
       </w:r>
-      <w:commentRangeEnd w:id="21"/>
+      <w:commentRangeEnd w:id="17"/>
       <w:r>
         <w:rPr>
           <w:rStyle w:val="CommentReference"/>
           <w:sz w:val="24"/>
           <w:szCs w:val="24"/>
         </w:rPr>
-        <w:commentReference w:id="21"/>
+        <w:commentReference w:id="17"/>
       </w:r>
     </w:p>
     <w:p>
@@ -2326,7 +2469,11 @@
         <w:t xml:space="preserve"> I expect some methods to be characterized by inherently higher levels of precision (i.e. weir counts, PIT-tagging) than others (i.e. </w:t>
       </w:r>
       <w:r>
-        <w:t>redd counts), although it is likely that those more accurate estimates come with more significant costs. I also expect some methods to be characterized by inherent directional bias, which is of particular importance to understand when using these data to inform decision making.</w:t>
+        <w:t xml:space="preserve">redd counts), although it is likely that those more accurate estimates come with more significant costs. I also expect some methods to be characterized by inherent directional bias, which is of particular importance to understand when using these data to inform decision </w:t>
+      </w:r>
+      <w:commentRangeStart w:id="18"/>
+      <w:r>
+        <w:t>making.</w:t>
       </w:r>
       <w:r>
         <w:rPr>
@@ -2334,6 +2481,15 @@
           <w:bCs/>
         </w:rPr>
         <w:br w:type="page"/>
+      </w:r>
+      <w:commentRangeEnd w:id="18"/>
+      <w:r>
+        <w:rPr>
+          <w:rStyle w:val="CommentReference"/>
+          <w:sz w:val="24"/>
+          <w:szCs w:val="24"/>
+        </w:rPr>
+        <w:commentReference w:id="18"/>
       </w:r>
     </w:p>
     <w:p>
@@ -2674,7 +2830,7 @@
       <w:r>
         <w:t xml:space="preserve"> </w:t>
       </w:r>
-      <w:hyperlink r:id="rId14" w:history="1">
+      <w:hyperlink r:id="rId15" w:history="1">
         <w:r>
           <w:rPr>
             <w:rStyle w:val="Hyperlink"/>
@@ -2694,7 +2850,7 @@
       <w:r>
         <w:t xml:space="preserve">National Oceanic and Atmospheric Administration. 2025b. Listing Species Under the Endangered Species Act. Available at: </w:t>
       </w:r>
-      <w:hyperlink r:id="rId15" w:history="1">
+      <w:hyperlink r:id="rId16" w:history="1">
         <w:r>
           <w:rPr>
             <w:rStyle w:val="Hyperlink"/>
@@ -2989,7 +3145,7 @@
                     <pic:cNvPicPr/>
                   </pic:nvPicPr>
                   <pic:blipFill>
-                    <a:blip r:embed="rId16"/>
+                    <a:blip r:embed="rId17"/>
                     <a:stretch>
                       <a:fillRect/>
                     </a:stretch>
@@ -3087,7 +3243,7 @@
       </w:r>
     </w:p>
   </w:comment>
-  <w:comment w:id="4" w:author="Brian McGreal" w:date="2026-07-20T14:37:00Z" w:initials="BM">
+  <w:comment w:id="4" w:author="Brian E McGreal" w:date="2026-07-17T11:14:00Z" w:initials="BM">
     <w:p>
       <w:pPr>
         <w:pStyle w:val="CommentText"/>
@@ -3099,11 +3255,11 @@
         <w:annotationRef/>
       </w:r>
       <w:r>
-        <w:t>Break down how many of each?</w:t>
+        <w:t>Should this be some appendix table?</w:t>
       </w:r>
     </w:p>
   </w:comment>
-  <w:comment w:id="5" w:author="Brian E McGreal" w:date="2026-07-27T13:33:00Z" w:initials="BM">
+  <w:comment w:id="5" w:author="Brian E McGreal" w:date="2026-07-17T11:23:00Z" w:initials="BM">
     <w:p>
       <w:pPr>
         <w:pStyle w:val="CommentText"/>
@@ -3115,11 +3271,11 @@
         <w:annotationRef/>
       </w:r>
       <w:r>
-        <w:t>Make sure these numbers are still all correct</w:t>
+        <w:t>This will have to be changed for submission to a journal. I guess I’ll just have to describe the MARSS model again. Can I just use the same text from the first chapter?</w:t>
       </w:r>
     </w:p>
   </w:comment>
-  <w:comment w:id="6" w:author="Brian E McGreal" w:date="2026-07-17T11:14:00Z" w:initials="BM">
+  <w:comment w:id="6" w:author="Brian E McGreal" w:date="2026-07-27T13:41:00Z" w:initials="BM">
     <w:p>
       <w:pPr>
         <w:pStyle w:val="CommentText"/>
@@ -3131,11 +3287,11 @@
         <w:annotationRef/>
       </w:r>
       <w:r>
-        <w:t>Should this be some appendix table?</w:t>
+        <w:t>Or should I just describe the models again in each chapter?</w:t>
       </w:r>
     </w:p>
   </w:comment>
-  <w:comment w:id="7" w:author="Brian E McGreal" w:date="2026-07-17T11:23:00Z" w:initials="BM">
+  <w:comment w:id="7" w:author="Brian E McGreal" w:date="2026-07-17T11:26:00Z" w:initials="BM">
     <w:p>
       <w:pPr>
         <w:pStyle w:val="CommentText"/>
@@ -3147,11 +3303,11 @@
         <w:annotationRef/>
       </w:r>
       <w:r>
-        <w:t>This will have to be changed for submission to a journal. I guess I’ll just have to describe the MARSS model again. Can I just use the same text from the first chapter?</w:t>
+        <w:t>This is that thing. I think Sunny really wants this. Let’s be sure to point to the literature Mark shared too, like in the third sentence.</w:t>
       </w:r>
     </w:p>
   </w:comment>
-  <w:comment w:id="8" w:author="Brian E McGreal" w:date="2026-07-27T13:41:00Z" w:initials="BM">
+  <w:comment w:id="8" w:author="Brian E McGreal" w:date="2026-07-17T11:37:00Z" w:initials="BM">
     <w:p>
       <w:pPr>
         <w:pStyle w:val="CommentText"/>
@@ -3163,11 +3319,11 @@
         <w:annotationRef/>
       </w:r>
       <w:r>
-        <w:t>Or should I just describe the models again in each chapter?</w:t>
+        <w:t>See and Holmes (2015)</w:t>
       </w:r>
     </w:p>
   </w:comment>
-  <w:comment w:id="9" w:author="Brian E McGreal" w:date="2026-07-17T11:26:00Z" w:initials="BM">
+  <w:comment w:id="9" w:author="Brian E McGreal" w:date="2026-07-27T13:49:00Z" w:initials="BM">
     <w:p>
       <w:pPr>
         <w:pStyle w:val="CommentText"/>
@@ -3179,11 +3335,11 @@
         <w:annotationRef/>
       </w:r>
       <w:r>
-        <w:t>This is that thing. I think Sunny really wants this. Let’s be sure to point to the literature Mark shared too, like in the third sentence.</w:t>
+        <w:t>Emphasize this</w:t>
       </w:r>
     </w:p>
   </w:comment>
-  <w:comment w:id="10" w:author="Brian E McGreal" w:date="2026-07-17T11:37:00Z" w:initials="BM">
+  <w:comment w:id="10" w:author="Brian E McGreal" w:date="2026-07-27T13:49:00Z" w:initials="BM">
     <w:p>
       <w:pPr>
         <w:pStyle w:val="CommentText"/>
@@ -3195,11 +3351,11 @@
         <w:annotationRef/>
       </w:r>
       <w:r>
-        <w:t>See and Holmes (2015)</w:t>
+        <w:t>Is this to avoid issues with colinearity?</w:t>
       </w:r>
     </w:p>
   </w:comment>
-  <w:comment w:id="11" w:author="Brian E McGreal" w:date="2026-07-17T12:00:00Z" w:initials="BM">
+  <w:comment w:id="11" w:author="Brian E McGreal" w:date="2026-07-27T15:23:00Z" w:initials="BM">
     <w:p>
       <w:pPr>
         <w:pStyle w:val="CommentText"/>
@@ -3211,11 +3367,11 @@
         <w:annotationRef/>
       </w:r>
       <w:r>
-        <w:t>Revise here. And I guess I should model all these together?</w:t>
+        <w:t>Ultimately I need to pull a sharper snip of this equation</w:t>
       </w:r>
     </w:p>
   </w:comment>
-  <w:comment w:id="12" w:author="Brian E McGreal" w:date="2026-07-27T13:46:00Z" w:initials="BM">
+  <w:comment w:id="12" w:author="Brian E McGreal" w:date="2026-07-17T12:05:00Z" w:initials="BM">
     <w:p>
       <w:pPr>
         <w:pStyle w:val="CommentText"/>
@@ -3227,11 +3383,11 @@
         <w:annotationRef/>
       </w:r>
       <w:r>
-        <w:t>I don’t know if I am modeling them together? What does that do for this work? It seems logical that the same survey method might have different bias and precision for coho vs steelies. I guess it provides more data, but if the underlying patterns are different within this data then it’s not useful. Including a single covariate indicating species seems like it *could* compensate for differing bias but not variability..</w:t>
+        <w:t>Check here</w:t>
       </w:r>
     </w:p>
   </w:comment>
-  <w:comment w:id="13" w:author="Brian E McGreal" w:date="2026-07-27T13:49:00Z" w:initials="BM">
+  <w:comment w:id="13" w:author="Brian E McGreal" w:date="2026-07-30T13:44:00Z" w:initials="BM">
     <w:p>
       <w:pPr>
         <w:pStyle w:val="CommentText"/>
@@ -3243,11 +3399,11 @@
         <w:annotationRef/>
       </w:r>
       <w:r>
-        <w:t>Emphasize this</w:t>
+        <w:t>Grammar too</w:t>
       </w:r>
     </w:p>
   </w:comment>
-  <w:comment w:id="14" w:author="Brian E McGreal" w:date="2026-07-27T13:49:00Z" w:initials="BM">
+  <w:comment w:id="14" w:author="Brian E McGreal" w:date="2026-07-17T12:05:00Z" w:initials="BM">
     <w:p>
       <w:pPr>
         <w:pStyle w:val="CommentText"/>
@@ -3259,11 +3415,11 @@
         <w:annotationRef/>
       </w:r>
       <w:r>
-        <w:t>Is this to avoid issues with colinearity?</w:t>
+        <w:t>And here</w:t>
       </w:r>
     </w:p>
   </w:comment>
-  <w:comment w:id="15" w:author="Brian E McGreal" w:date="2026-07-27T15:23:00Z" w:initials="BM">
+  <w:comment w:id="15" w:author="Brian E McGreal" w:date="2026-07-30T13:44:00Z" w:initials="BM">
     <w:p>
       <w:pPr>
         <w:pStyle w:val="CommentText"/>
@@ -3275,11 +3431,11 @@
         <w:annotationRef/>
       </w:r>
       <w:r>
-        <w:t>Ultimately I need to pull a sharper snip of this equation</w:t>
+        <w:t>This should be different..</w:t>
       </w:r>
     </w:p>
   </w:comment>
-  <w:comment w:id="16" w:author="Brian E McGreal" w:date="2026-07-17T12:05:00Z" w:initials="BM">
+  <w:comment w:id="16" w:author="Brian E McGreal" w:date="2026-07-17T12:06:00Z" w:initials="BM">
     <w:p>
       <w:pPr>
         <w:pStyle w:val="CommentText"/>
@@ -3291,11 +3447,11 @@
         <w:annotationRef/>
       </w:r>
       <w:r>
-        <w:t>Check here</w:t>
+        <w:t>Revisions necessary here</w:t>
       </w:r>
     </w:p>
   </w:comment>
-  <w:comment w:id="17" w:author="Brian E McGreal" w:date="2026-07-30T13:44:00Z" w:initials="BM">
+  <w:comment w:id="17" w:author="Brian E McGreal" w:date="2026-07-17T12:06:00Z" w:initials="BM">
     <w:p>
       <w:pPr>
         <w:pStyle w:val="CommentText"/>
@@ -3307,11 +3463,11 @@
         <w:annotationRef/>
       </w:r>
       <w:r>
-        <w:t>Grammar too</w:t>
+        <w:t>This no longer works</w:t>
       </w:r>
     </w:p>
   </w:comment>
-  <w:comment w:id="18" w:author="Brian E McGreal" w:date="2026-07-17T12:05:00Z" w:initials="BM">
+  <w:comment w:id="18" w:author="Brian McGreal" w:date="2026-08-03T16:08:00Z" w:initials="BM">
     <w:p>
       <w:pPr>
         <w:pStyle w:val="CommentText"/>
@@ -3323,55 +3479,7 @@
         <w:annotationRef/>
       </w:r>
       <w:r>
-        <w:t>And here</w:t>
-      </w:r>
-    </w:p>
-  </w:comment>
-  <w:comment w:id="19" w:author="Brian E McGreal" w:date="2026-07-30T13:44:00Z" w:initials="BM">
-    <w:p>
-      <w:pPr>
-        <w:pStyle w:val="CommentText"/>
-      </w:pPr>
-      <w:r>
-        <w:rPr>
-          <w:rStyle w:val="CommentReference"/>
-        </w:rPr>
-        <w:annotationRef/>
-      </w:r>
-      <w:r>
-        <w:t>This should be different..</w:t>
-      </w:r>
-    </w:p>
-  </w:comment>
-  <w:comment w:id="20" w:author="Brian E McGreal" w:date="2026-07-17T12:06:00Z" w:initials="BM">
-    <w:p>
-      <w:pPr>
-        <w:pStyle w:val="CommentText"/>
-      </w:pPr>
-      <w:r>
-        <w:rPr>
-          <w:rStyle w:val="CommentReference"/>
-        </w:rPr>
-        <w:annotationRef/>
-      </w:r>
-      <w:r>
-        <w:t>Revisions necessary here</w:t>
-      </w:r>
-    </w:p>
-  </w:comment>
-  <w:comment w:id="21" w:author="Brian E McGreal" w:date="2026-07-17T12:06:00Z" w:initials="BM">
-    <w:p>
-      <w:pPr>
-        <w:pStyle w:val="CommentText"/>
-      </w:pPr>
-      <w:r>
-        <w:rPr>
-          <w:rStyle w:val="CommentReference"/>
-        </w:rPr>
-        <w:annotationRef/>
-      </w:r>
-      <w:r>
-        <w:t>This no longer works</w:t>
+        <w:t>Must create a map which shows total over/under counting by population</w:t>
       </w:r>
     </w:p>
   </w:comment>
@@ -3384,15 +3492,11 @@
   <w15:commentEx w15:paraId="063F3EBA" w15:done="0"/>
   <w15:commentEx w15:paraId="2B1D8003" w15:done="0"/>
   <w15:commentEx w15:paraId="1524EB08" w15:done="0"/>
-  <w15:commentEx w15:paraId="4EFAE996" w15:done="0"/>
-  <w15:commentEx w15:paraId="39FE8576" w15:done="0"/>
   <w15:commentEx w15:paraId="01E02D8D" w15:done="0"/>
   <w15:commentEx w15:paraId="467F35AA" w15:done="0"/>
   <w15:commentEx w15:paraId="5901C526" w15:paraIdParent="467F35AA" w15:done="0"/>
   <w15:commentEx w15:paraId="04A509EB" w15:done="0"/>
   <w15:commentEx w15:paraId="28B517AC" w15:paraIdParent="04A509EB" w15:done="0"/>
-  <w15:commentEx w15:paraId="6A4A5978" w15:done="0"/>
-  <w15:commentEx w15:paraId="367B3DAA" w15:paraIdParent="6A4A5978" w15:done="0"/>
   <w15:commentEx w15:paraId="63403A8C" w15:done="0"/>
   <w15:commentEx w15:paraId="75FE68B8" w15:paraIdParent="63403A8C" w15:done="0"/>
   <w15:commentEx w15:paraId="77DEEB86" w15:done="0"/>
@@ -3402,6 +3506,7 @@
   <w15:commentEx w15:paraId="7F849C57" w15:paraIdParent="6E97623B" w15:done="0"/>
   <w15:commentEx w15:paraId="726CF505" w15:done="0"/>
   <w15:commentEx w15:paraId="7BA63462" w15:done="0"/>
+  <w15:commentEx w15:paraId="3B707BDB" w15:done="0"/>
 </w15:commentsEx>
 </file>
 
@@ -3411,15 +3516,11 @@
   <w16cex:commentExtensible w16cex:durableId="2BE79D5D" w16cex:dateUtc="2026-07-27T20:17:00Z"/>
   <w16cex:commentExtensible w16cex:durableId="7DD56FD2" w16cex:dateUtc="2026-07-02T18:22:00Z"/>
   <w16cex:commentExtensible w16cex:durableId="702AAF16" w16cex:dateUtc="2026-07-17T18:10:00Z"/>
-  <w16cex:commentExtensible w16cex:durableId="7D6CFA3B" w16cex:dateUtc="2026-07-20T21:37:00Z"/>
-  <w16cex:commentExtensible w16cex:durableId="2501154D" w16cex:dateUtc="2026-07-27T20:33:00Z"/>
   <w16cex:commentExtensible w16cex:durableId="5450737B" w16cex:dateUtc="2026-07-17T18:14:00Z"/>
   <w16cex:commentExtensible w16cex:durableId="5D21D7CB" w16cex:dateUtc="2026-07-17T18:23:00Z"/>
   <w16cex:commentExtensible w16cex:durableId="3A47DBAF" w16cex:dateUtc="2026-07-27T20:41:00Z"/>
   <w16cex:commentExtensible w16cex:durableId="675C5A72" w16cex:dateUtc="2026-07-17T18:26:00Z"/>
   <w16cex:commentExtensible w16cex:durableId="4C4FC20F" w16cex:dateUtc="2026-07-17T18:37:00Z"/>
-  <w16cex:commentExtensible w16cex:durableId="47DB5EB8" w16cex:dateUtc="2026-07-17T19:00:00Z"/>
-  <w16cex:commentExtensible w16cex:durableId="1EDDEF67" w16cex:dateUtc="2026-07-27T20:46:00Z"/>
   <w16cex:commentExtensible w16cex:durableId="34CC6E44" w16cex:dateUtc="2026-07-27T20:49:00Z"/>
   <w16cex:commentExtensible w16cex:durableId="1C2E90A1" w16cex:dateUtc="2026-07-27T20:49:00Z"/>
   <w16cex:commentExtensible w16cex:durableId="7A6E9AAD" w16cex:dateUtc="2026-07-27T22:23:00Z"/>
@@ -3429,6 +3530,7 @@
   <w16cex:commentExtensible w16cex:durableId="2D9D3C82" w16cex:dateUtc="2026-07-30T20:44:00Z"/>
   <w16cex:commentExtensible w16cex:durableId="4F2A46A5" w16cex:dateUtc="2026-07-17T19:06:00Z"/>
   <w16cex:commentExtensible w16cex:durableId="21826B4B" w16cex:dateUtc="2026-07-17T19:06:00Z"/>
+  <w16cex:commentExtensible w16cex:durableId="6B2BBDF4" w16cex:dateUtc="2026-08-03T23:08:00Z"/>
 </w16cex:commentsExtensible>
 </file>
 
@@ -3438,15 +3540,11 @@
   <w16cid:commentId w16cid:paraId="063F3EBA" w16cid:durableId="2BE79D5D"/>
   <w16cid:commentId w16cid:paraId="2B1D8003" w16cid:durableId="7DD56FD2"/>
   <w16cid:commentId w16cid:paraId="1524EB08" w16cid:durableId="702AAF16"/>
-  <w16cid:commentId w16cid:paraId="4EFAE996" w16cid:durableId="7D6CFA3B"/>
-  <w16cid:commentId w16cid:paraId="39FE8576" w16cid:durableId="2501154D"/>
   <w16cid:commentId w16cid:paraId="01E02D8D" w16cid:durableId="5450737B"/>
   <w16cid:commentId w16cid:paraId="467F35AA" w16cid:durableId="5D21D7CB"/>
   <w16cid:commentId w16cid:paraId="5901C526" w16cid:durableId="3A47DBAF"/>
   <w16cid:commentId w16cid:paraId="04A509EB" w16cid:durableId="675C5A72"/>
   <w16cid:commentId w16cid:paraId="28B517AC" w16cid:durableId="4C4FC20F"/>
-  <w16cid:commentId w16cid:paraId="6A4A5978" w16cid:durableId="47DB5EB8"/>
-  <w16cid:commentId w16cid:paraId="367B3DAA" w16cid:durableId="1EDDEF67"/>
   <w16cid:commentId w16cid:paraId="63403A8C" w16cid:durableId="34CC6E44"/>
   <w16cid:commentId w16cid:paraId="75FE68B8" w16cid:durableId="1C2E90A1"/>
   <w16cid:commentId w16cid:paraId="77DEEB86" w16cid:durableId="7A6E9AAD"/>
@@ -3456,6 +3554,7 @@
   <w16cid:commentId w16cid:paraId="7F849C57" w16cid:durableId="2D9D3C82"/>
   <w16cid:commentId w16cid:paraId="726CF505" w16cid:durableId="4F2A46A5"/>
   <w16cid:commentId w16cid:paraId="7BA63462" w16cid:durableId="21826B4B"/>
+  <w16cid:commentId w16cid:paraId="3B707BDB" w16cid:durableId="6B2BBDF4"/>
 </w16cid:commentsIds>
 </file>
 

--- a/output/writing/DissertationChapter/mcgreal_ch2draft0.docx
+++ b/output/writing/DissertationChapter/mcgreal_ch2draft0.docx
@@ -217,7 +217,10 @@
         <w:t xml:space="preserve"> survey methods commonly used by the Oregon Department of Fish and Wildlife to estimate the abundance of </w:t>
       </w:r>
       <w:r>
-        <w:t>73</w:t>
+        <w:t>7</w:t>
+      </w:r>
+      <w:r>
+        <w:t>4</w:t>
       </w:r>
       <w:r>
         <w:t xml:space="preserve"> </w:t>
@@ -890,10 +893,7 @@
         <w:t xml:space="preserve">missing NOSA values </w:t>
       </w:r>
       <w:r>
-        <w:t>almost entirely related to years in which no survey was conducted</w:t>
-      </w:r>
-      <w:r>
-        <w:t xml:space="preserve"> are dropped </w:t>
+        <w:t xml:space="preserve">almost entirely related to years in which no survey was conducted are dropped </w:t>
       </w:r>
       <w:r>
         <w:t xml:space="preserve">(15 </w:t>

--- a/output/writing/DissertationChapter/mcgreal_ch2draft0.docx
+++ b/output/writing/DissertationChapter/mcgreal_ch2draft0.docx
@@ -704,48 +704,229 @@
         <w:t>, each belonging to an ESU listed as threatened under the Endangered Species Act</w:t>
       </w:r>
       <w:r>
-        <w:t xml:space="preserve">. These surveys were conducted by biologists from the Oregon Department of Fish and Wildlife (ODFW) from 1980 to </w:t>
-      </w:r>
-      <w:commentRangeStart w:id="2"/>
-      <w:r>
-        <w:t>2022</w:t>
-      </w:r>
-      <w:commentRangeEnd w:id="2"/>
+        <w:t>. These surveys were conducted by biologists from the Oregon Department of Fish and Wildlife (ODFW) from 1980 to 202</w:t>
+      </w:r>
+      <w:r>
+        <w:t>4</w:t>
+      </w:r>
+      <w:r>
+        <w:t>, using 31 distinct survey methods. The precision inherent to a survey method (and the associated variance of estimates derived from these surveys) directly impacts the ability to detect changes throughout time, as large confidence intervals may obscure shifting abundance regimes (Vallecillo et al. 2021). This work will also seek to determine whether directional bias exists in some survey methods, although bias estimates will necessarily be defined relative to other survey methods, as “true” censuses of the underlying salmonid populations do not exist</w:t>
+      </w:r>
+      <w:commentRangeEnd w:id="1"/>
       <w:r>
         <w:rPr>
           <w:rStyle w:val="CommentReference"/>
           <w:sz w:val="24"/>
           <w:szCs w:val="24"/>
         </w:rPr>
-        <w:commentReference w:id="2"/>
-      </w:r>
-      <w:r>
-        <w:t>, using 31 distinct survey methods. The precision inherent to a survey method (and the associated variance of estimates derived from these surveys) directly impacts the ability to detect changes throughout time, as large confidence intervals may obscure shifting abundance regimes (Vallecillo et al. 2021). This work will also seek to determine whether directional bias exists in some survey methods, although bias estimates will necessarily be defined relative to other survey methods, as “true” censuses of the underlying salmonid populations do not exist</w:t>
-      </w:r>
-      <w:commentRangeEnd w:id="1"/>
+        <w:commentReference w:id="1"/>
+      </w:r>
+      <w:r>
+        <w:t xml:space="preserve">. A secondary objective of this research is to identify </w:t>
+      </w:r>
+      <w:r>
+        <w:t xml:space="preserve">which and to what extent </w:t>
+      </w:r>
+      <w:r>
+        <w:t xml:space="preserve">populations </w:t>
+      </w:r>
+      <w:r>
+        <w:t xml:space="preserve">in the study area have been chronically under- or over-estimated due to the survey methods employed in monitoring them, </w:t>
+      </w:r>
+      <w:commentRangeStart w:id="2"/>
+      <w:r>
+        <w:t xml:space="preserve">and whether some common characteristics of these populations can be associated with the survey methods chosen. </w:t>
+      </w:r>
+      <w:commentRangeEnd w:id="2"/>
       <w:r>
         <w:rPr>
           <w:rStyle w:val="CommentReference"/>
           <w:sz w:val="24"/>
           <w:szCs w:val="24"/>
         </w:rPr>
-        <w:commentReference w:id="1"/>
-      </w:r>
-      <w:r>
-        <w:t xml:space="preserve">. A secondary objective of this research is to identify </w:t>
-      </w:r>
-      <w:r>
-        <w:t xml:space="preserve">which and to what extent </w:t>
-      </w:r>
-      <w:r>
-        <w:t xml:space="preserve">populations </w:t>
-      </w:r>
-      <w:r>
-        <w:t xml:space="preserve">in the study area have been chronically under- or over-estimated due to the survey methods employed in monitoring them, </w:t>
+        <w:commentReference w:id="2"/>
+      </w:r>
+    </w:p>
+    <w:p>
+      <w:pPr>
+        <w:pStyle w:val="ListParagraph"/>
+        <w:spacing w:after="0" w:line="480" w:lineRule="auto"/>
+        <w:ind w:left="360"/>
+      </w:pPr>
+    </w:p>
+    <w:p>
+      <w:pPr>
+        <w:rPr>
+          <w:b/>
+          <w:bCs/>
+          <w:u w:val="single"/>
+        </w:rPr>
+      </w:pPr>
+      <w:r>
+        <w:rPr>
+          <w:b/>
+          <w:bCs/>
+          <w:u w:val="single"/>
+        </w:rPr>
+        <w:br w:type="page"/>
+      </w:r>
+    </w:p>
+    <w:p>
+      <w:pPr>
+        <w:spacing w:after="0" w:line="480" w:lineRule="auto"/>
+        <w:rPr>
+          <w:b/>
+          <w:bCs/>
+          <w:u w:val="single"/>
+        </w:rPr>
+      </w:pPr>
+      <w:r>
+        <w:rPr>
+          <w:b/>
+          <w:bCs/>
+          <w:u w:val="single"/>
+        </w:rPr>
+        <w:lastRenderedPageBreak/>
+        <w:t>Methods</w:t>
+      </w:r>
+    </w:p>
+    <w:p>
+      <w:pPr>
+        <w:spacing w:after="0" w:line="480" w:lineRule="auto"/>
+        <w:rPr>
+          <w:b/>
+          <w:bCs/>
+        </w:rPr>
+      </w:pPr>
+      <w:r>
+        <w:rPr>
+          <w:b/>
+          <w:bCs/>
+        </w:rPr>
+        <w:t>Data</w:t>
+      </w:r>
+    </w:p>
+    <w:p>
+      <w:pPr>
+        <w:spacing w:after="0" w:line="480" w:lineRule="auto"/>
+      </w:pPr>
+      <w:r>
+        <w:t xml:space="preserve">Data include annual observations of natural-origin </w:t>
+      </w:r>
+      <w:r>
+        <w:t xml:space="preserve">spawner </w:t>
+      </w:r>
+      <w:r>
+        <w:t xml:space="preserve">abundance </w:t>
+      </w:r>
+      <w:r>
+        <w:t>(</w:t>
+      </w:r>
+      <w:r>
+        <w:t>NOSA</w:t>
+      </w:r>
+      <w:r>
+        <w:t>)</w:t>
+      </w:r>
+      <w:r>
+        <w:t xml:space="preserve"> covering </w:t>
+      </w:r>
+      <w:r>
+        <w:t>7</w:t>
+      </w:r>
+      <w:r>
+        <w:t>4</w:t>
+      </w:r>
+      <w:r>
+        <w:t xml:space="preserve"> populations of Chinook and coho salmon and steelhead trout throughout</w:t>
+      </w:r>
+      <w:r>
+        <w:t xml:space="preserve"> </w:t>
+      </w:r>
+      <w:r>
+        <w:t>Oregon from 1980 to 202</w:t>
+      </w:r>
+      <w:r>
+        <w:t>4</w:t>
+      </w:r>
+      <w:r>
+        <w:t xml:space="preserve">. Crucially, each observation also includes the method by which the abundance survey was conducted. Data have been collected through 31 unique survey methods (fully enumerated in the attached appendix) </w:t>
+      </w:r>
+      <w:r>
+        <w:t xml:space="preserve">and </w:t>
+      </w:r>
+      <w:r>
+        <w:t xml:space="preserve">contain </w:t>
+      </w:r>
+      <w:r>
+        <w:t>2,396</w:t>
+      </w:r>
+      <w:r>
+        <w:t xml:space="preserve"> individual </w:t>
+      </w:r>
+      <w:r>
+        <w:t>o</w:t>
+      </w:r>
+      <w:r>
+        <w:t>bservations</w:t>
+      </w:r>
+      <w:r>
+        <w:t xml:space="preserve"> with recorded NOSA values. </w:t>
+      </w:r>
+      <w:r>
+        <w:t xml:space="preserve">848 </w:t>
+      </w:r>
+      <w:r>
+        <w:t xml:space="preserve">observations </w:t>
+      </w:r>
+      <w:r>
+        <w:t xml:space="preserve">missing NOSA values </w:t>
+      </w:r>
+      <w:r>
+        <w:t xml:space="preserve">almost entirely related to years in which no survey was conducted are dropped </w:t>
+      </w:r>
+      <w:r>
+        <w:t xml:space="preserve">(15 </w:t>
+      </w:r>
+      <w:r>
+        <w:t xml:space="preserve">of these dropped </w:t>
+      </w:r>
+      <w:r>
+        <w:t xml:space="preserve">observations confoundingly include a survey method along with a null value). </w:t>
+      </w:r>
+    </w:p>
+    <w:p>
+      <w:pPr>
+        <w:spacing w:after="0" w:line="480" w:lineRule="auto"/>
+        <w:ind w:firstLine="720"/>
+      </w:pPr>
+      <w:r>
+        <w:t>While</w:t>
+      </w:r>
+      <w:r>
+        <w:t xml:space="preserve"> trends are difficult to observe visually</w:t>
+      </w:r>
+      <w:r>
+        <w:t xml:space="preserve"> (</w:t>
+      </w:r>
+      <w:r>
+        <w:t>Figure 1</w:t>
+      </w:r>
+      <w:r>
+        <w:t>)</w:t>
+      </w:r>
+      <w:r>
+        <w:t xml:space="preserve">, </w:t>
+      </w:r>
+      <w:r>
+        <w:t>simple linear regressions evaluating the effect of time on the natural log of abundance des</w:t>
       </w:r>
       <w:commentRangeStart w:id="3"/>
       <w:r>
-        <w:t xml:space="preserve">and whether some common characteristics of these populations can be associated with the survey methods chosen. </w:t>
+        <w:t>cribe</w:t>
+      </w:r>
+      <w:r>
+        <w:t xml:space="preserve"> 34 (half) of the surveyed salmonid populations as having no statistically significant change across the study period. Of the remaining 34 populations, 23 exhibit a statistically significant increase in abundance, while the other 11 show evidence of decline.</w:t>
       </w:r>
       <w:commentRangeEnd w:id="3"/>
       <w:r>
@@ -755,197 +936,6 @@
           <w:szCs w:val="24"/>
         </w:rPr>
         <w:commentReference w:id="3"/>
-      </w:r>
-    </w:p>
-    <w:p>
-      <w:pPr>
-        <w:pStyle w:val="ListParagraph"/>
-        <w:spacing w:after="0" w:line="480" w:lineRule="auto"/>
-        <w:ind w:left="360"/>
-      </w:pPr>
-    </w:p>
-    <w:p>
-      <w:pPr>
-        <w:rPr>
-          <w:b/>
-          <w:bCs/>
-          <w:u w:val="single"/>
-        </w:rPr>
-      </w:pPr>
-      <w:r>
-        <w:rPr>
-          <w:b/>
-          <w:bCs/>
-          <w:u w:val="single"/>
-        </w:rPr>
-        <w:br w:type="page"/>
-      </w:r>
-    </w:p>
-    <w:p>
-      <w:pPr>
-        <w:spacing w:after="0" w:line="480" w:lineRule="auto"/>
-        <w:rPr>
-          <w:b/>
-          <w:bCs/>
-          <w:u w:val="single"/>
-        </w:rPr>
-      </w:pPr>
-      <w:r>
-        <w:rPr>
-          <w:b/>
-          <w:bCs/>
-          <w:u w:val="single"/>
-        </w:rPr>
-        <w:lastRenderedPageBreak/>
-        <w:t>Methods</w:t>
-      </w:r>
-    </w:p>
-    <w:p>
-      <w:pPr>
-        <w:spacing w:after="0" w:line="480" w:lineRule="auto"/>
-        <w:rPr>
-          <w:b/>
-          <w:bCs/>
-        </w:rPr>
-      </w:pPr>
-      <w:r>
-        <w:rPr>
-          <w:b/>
-          <w:bCs/>
-        </w:rPr>
-        <w:t>Data</w:t>
-      </w:r>
-    </w:p>
-    <w:p>
-      <w:pPr>
-        <w:spacing w:after="0" w:line="480" w:lineRule="auto"/>
-      </w:pPr>
-      <w:r>
-        <w:t xml:space="preserve">Data include annual observations of natural-origin </w:t>
-      </w:r>
-      <w:r>
-        <w:t xml:space="preserve">spawner </w:t>
-      </w:r>
-      <w:r>
-        <w:t xml:space="preserve">abundance </w:t>
-      </w:r>
-      <w:r>
-        <w:t>(</w:t>
-      </w:r>
-      <w:r>
-        <w:t>NOSA</w:t>
-      </w:r>
-      <w:r>
-        <w:t>)</w:t>
-      </w:r>
-      <w:r>
-        <w:t xml:space="preserve"> covering </w:t>
-      </w:r>
-      <w:r>
-        <w:t>7</w:t>
-      </w:r>
-      <w:r>
-        <w:t>4</w:t>
-      </w:r>
-      <w:r>
-        <w:t xml:space="preserve"> populations of Chinook and coho salmon and steelhead trout throughout</w:t>
-      </w:r>
-      <w:r>
-        <w:t xml:space="preserve"> </w:t>
-      </w:r>
-      <w:r>
-        <w:t>Oregon from 1980 to 202</w:t>
-      </w:r>
-      <w:r>
-        <w:t>4</w:t>
-      </w:r>
-      <w:r>
-        <w:t xml:space="preserve">. Crucially, each observation also includes the method by which the abundance survey was conducted. Data have been collected through 31 unique survey methods (fully enumerated in the attached appendix) </w:t>
-      </w:r>
-      <w:r>
-        <w:t xml:space="preserve">and </w:t>
-      </w:r>
-      <w:r>
-        <w:t xml:space="preserve">contain </w:t>
-      </w:r>
-      <w:r>
-        <w:t>2,396</w:t>
-      </w:r>
-      <w:r>
-        <w:t xml:space="preserve"> individual </w:t>
-      </w:r>
-      <w:r>
-        <w:t>o</w:t>
-      </w:r>
-      <w:r>
-        <w:t>bservations</w:t>
-      </w:r>
-      <w:r>
-        <w:t xml:space="preserve"> with recorded NOSA values. </w:t>
-      </w:r>
-      <w:r>
-        <w:t xml:space="preserve">848 </w:t>
-      </w:r>
-      <w:r>
-        <w:t xml:space="preserve">observations </w:t>
-      </w:r>
-      <w:r>
-        <w:t xml:space="preserve">missing NOSA values </w:t>
-      </w:r>
-      <w:r>
-        <w:t xml:space="preserve">almost entirely related to years in which no survey was conducted are dropped </w:t>
-      </w:r>
-      <w:r>
-        <w:t xml:space="preserve">(15 </w:t>
-      </w:r>
-      <w:r>
-        <w:t xml:space="preserve">of these dropped </w:t>
-      </w:r>
-      <w:r>
-        <w:t xml:space="preserve">observations confoundingly include a survey method along with a null value). </w:t>
-      </w:r>
-    </w:p>
-    <w:p>
-      <w:pPr>
-        <w:spacing w:after="0" w:line="480" w:lineRule="auto"/>
-        <w:ind w:firstLine="720"/>
-      </w:pPr>
-      <w:r>
-        <w:t>While</w:t>
-      </w:r>
-      <w:r>
-        <w:t xml:space="preserve"> trends are difficult to observe visually</w:t>
-      </w:r>
-      <w:r>
-        <w:t xml:space="preserve"> (</w:t>
-      </w:r>
-      <w:r>
-        <w:t>Figure 1</w:t>
-      </w:r>
-      <w:r>
-        <w:t>)</w:t>
-      </w:r>
-      <w:r>
-        <w:t xml:space="preserve">, </w:t>
-      </w:r>
-      <w:r>
-        <w:t>simple linear regressions evaluating the effect of time on the natural log of abundance des</w:t>
-      </w:r>
-      <w:commentRangeStart w:id="4"/>
-      <w:r>
-        <w:t>cribe</w:t>
-      </w:r>
-      <w:r>
-        <w:t xml:space="preserve"> 34 (half) of the surveyed salmonid populations as having no statistically significant change across the study period. Of the remaining 34 populations, 23 exhibit a statistically significant increase in abundance, while the other 11 show evidence of decline.</w:t>
-      </w:r>
-      <w:commentRangeEnd w:id="4"/>
-      <w:r>
-        <w:rPr>
-          <w:rStyle w:val="CommentReference"/>
-          <w:sz w:val="24"/>
-          <w:szCs w:val="24"/>
-        </w:rPr>
-        <w:commentReference w:id="4"/>
       </w:r>
       <w:r>
         <w:t xml:space="preserve"> Across the landscape it can be seen that shifts in average populations sizes between the first and last decades recorded in the study period</w:t>
@@ -1218,6 +1208,42 @@
         </w:rPr>
         <w:t xml:space="preserve">Percent change in average population size between the periods 1980-1989 and 2015-2024.Population outlines in white with ESU borders in black. Majority of populations do not increase by more or less than 50% over the course of the study period. </w:t>
       </w:r>
+      <w:r>
+        <w:rPr>
+          <w:i/>
+          <w:iCs/>
+          <w:sz w:val="20"/>
+          <w:szCs w:val="20"/>
+        </w:rPr>
+        <w:t>In Chinook panel shared population, s</w:t>
+      </w:r>
+      <w:r>
+        <w:rPr>
+          <w:i/>
+          <w:iCs/>
+          <w:sz w:val="20"/>
+          <w:szCs w:val="20"/>
+        </w:rPr>
+        <w:t xml:space="preserve">olid color = Lower Columbia ESU | </w:t>
+      </w:r>
+      <w:r>
+        <w:rPr>
+          <w:i/>
+          <w:iCs/>
+          <w:sz w:val="20"/>
+          <w:szCs w:val="20"/>
+        </w:rPr>
+        <w:t>s</w:t>
+      </w:r>
+      <w:r>
+        <w:rPr>
+          <w:i/>
+          <w:iCs/>
+          <w:sz w:val="20"/>
+          <w:szCs w:val="20"/>
+        </w:rPr>
+        <w:t>triped color = Upper Willamette ESU</w:t>
+      </w:r>
     </w:p>
     <w:p>
       <w:pPr>
@@ -1257,8 +1283,8 @@
       <w:r>
         <w:t xml:space="preserve">is described </w:t>
       </w:r>
+      <w:commentRangeStart w:id="4"/>
       <w:commentRangeStart w:id="5"/>
-      <w:commentRangeStart w:id="6"/>
       <w:r>
         <w:t xml:space="preserve">in </w:t>
       </w:r>
@@ -1274,23 +1300,23 @@
       <w:r>
         <w:t>dissertation</w:t>
       </w:r>
-      <w:commentRangeEnd w:id="5"/>
+      <w:commentRangeEnd w:id="4"/>
       <w:r>
         <w:rPr>
           <w:rStyle w:val="CommentReference"/>
           <w:sz w:val="24"/>
           <w:szCs w:val="24"/>
         </w:rPr>
-        <w:commentReference w:id="5"/>
-      </w:r>
-      <w:commentRangeEnd w:id="6"/>
+        <w:commentReference w:id="4"/>
+      </w:r>
+      <w:commentRangeEnd w:id="5"/>
       <w:r>
         <w:rPr>
           <w:rStyle w:val="CommentReference"/>
           <w:sz w:val="24"/>
           <w:szCs w:val="24"/>
         </w:rPr>
-        <w:commentReference w:id="6"/>
+        <w:commentReference w:id="5"/>
       </w:r>
       <w:r>
         <w:t>.</w:t>
@@ -1439,8 +1465,8 @@
         <w:spacing w:after="0" w:line="480" w:lineRule="auto"/>
         <w:ind w:firstLine="720"/>
       </w:pPr>
+      <w:commentRangeStart w:id="6"/>
       <w:commentRangeStart w:id="7"/>
-      <w:commentRangeStart w:id="8"/>
       <w:r>
         <w:lastRenderedPageBreak/>
         <w:t>There exists the likelihood that some survey methods are endogenously related to the abundances they seek to estimate. For example, dam counts require that a dam be present</w:t>
@@ -1502,23 +1528,23 @@
       <w:r>
         <w:t>.</w:t>
       </w:r>
-      <w:commentRangeEnd w:id="7"/>
+      <w:commentRangeEnd w:id="6"/>
       <w:r>
         <w:rPr>
           <w:rStyle w:val="CommentReference"/>
           <w:sz w:val="24"/>
           <w:szCs w:val="24"/>
         </w:rPr>
-        <w:commentReference w:id="7"/>
-      </w:r>
-      <w:commentRangeEnd w:id="8"/>
+        <w:commentReference w:id="6"/>
+      </w:r>
+      <w:commentRangeEnd w:id="7"/>
       <w:r>
         <w:rPr>
           <w:rStyle w:val="CommentReference"/>
           <w:sz w:val="24"/>
           <w:szCs w:val="24"/>
         </w:rPr>
-        <w:commentReference w:id="8"/>
+        <w:commentReference w:id="7"/>
       </w:r>
     </w:p>
     <w:p>
@@ -1744,8 +1770,8 @@
       <w:r>
         <w:t xml:space="preserve">contains a unique bias term for each survey method, irrespective of population. </w:t>
       </w:r>
+      <w:commentRangeStart w:id="8"/>
       <w:commentRangeStart w:id="9"/>
-      <w:commentRangeStart w:id="10"/>
       <w:r>
         <w:t xml:space="preserve">One method will be selected as a reference against which other methods will be measured, meaning that for this method </w:t>
       </w:r>
@@ -1772,23 +1798,23 @@
       <w:r>
         <w:t>is set equal to zero</w:t>
       </w:r>
-      <w:commentRangeEnd w:id="9"/>
+      <w:commentRangeEnd w:id="8"/>
       <w:r>
         <w:rPr>
           <w:rStyle w:val="CommentReference"/>
           <w:sz w:val="24"/>
           <w:szCs w:val="24"/>
         </w:rPr>
-        <w:commentReference w:id="9"/>
-      </w:r>
-      <w:commentRangeEnd w:id="10"/>
+        <w:commentReference w:id="8"/>
+      </w:r>
+      <w:commentRangeEnd w:id="9"/>
       <w:r>
         <w:rPr>
           <w:rStyle w:val="CommentReference"/>
           <w:sz w:val="24"/>
           <w:szCs w:val="24"/>
         </w:rPr>
-        <w:commentReference w:id="10"/>
+        <w:commentReference w:id="9"/>
       </w:r>
       <w:r>
         <w:t xml:space="preserve">. The matrix </w:t>
@@ -2004,7 +2030,7 @@
         <w:spacing w:after="0" w:line="480" w:lineRule="auto"/>
         <w:ind w:left="360"/>
       </w:pPr>
-      <w:commentRangeStart w:id="11"/>
+      <w:commentRangeStart w:id="10"/>
       <w:r>
         <w:rPr>
           <w:noProof/>
@@ -2059,14 +2085,14 @@
           </wp:inline>
         </w:drawing>
       </w:r>
-      <w:commentRangeEnd w:id="11"/>
+      <w:commentRangeEnd w:id="10"/>
       <w:r>
         <w:rPr>
           <w:rStyle w:val="CommentReference"/>
           <w:sz w:val="24"/>
           <w:szCs w:val="24"/>
         </w:rPr>
-        <w:commentReference w:id="11"/>
+        <w:commentReference w:id="10"/>
       </w:r>
     </w:p>
     <w:p>
@@ -2113,8 +2139,8 @@
       <w:r>
         <w:t xml:space="preserve"> </w:t>
       </w:r>
+      <w:commentRangeStart w:id="11"/>
       <w:commentRangeStart w:id="12"/>
-      <w:commentRangeStart w:id="13"/>
       <w:r>
         <w:t>T</w:t>
       </w:r>
@@ -2147,26 +2173,26 @@
       <w:r>
         <w:t xml:space="preserve"> </w:t>
       </w:r>
-      <w:commentRangeEnd w:id="12"/>
+      <w:commentRangeEnd w:id="11"/>
       <w:r>
         <w:rPr>
           <w:rStyle w:val="CommentReference"/>
           <w:sz w:val="24"/>
           <w:szCs w:val="24"/>
         </w:rPr>
-        <w:commentReference w:id="12"/>
-      </w:r>
-      <w:commentRangeEnd w:id="13"/>
+        <w:commentReference w:id="11"/>
+      </w:r>
+      <w:commentRangeEnd w:id="12"/>
       <w:r>
         <w:rPr>
           <w:rStyle w:val="CommentReference"/>
           <w:sz w:val="24"/>
           <w:szCs w:val="24"/>
         </w:rPr>
-        <w:commentReference w:id="13"/>
-      </w:r>
+        <w:commentReference w:id="12"/>
+      </w:r>
+      <w:commentRangeStart w:id="13"/>
       <w:commentRangeStart w:id="14"/>
-      <w:commentRangeStart w:id="15"/>
       <w:r>
         <w:t xml:space="preserve">Finally, the terms along the diagonal of </w:t>
       </w:r>
@@ -2218,23 +2244,23 @@
       <w:r>
         <w:t>) will also depend on model fit.</w:t>
       </w:r>
-      <w:commentRangeEnd w:id="14"/>
+      <w:commentRangeEnd w:id="13"/>
       <w:r>
         <w:rPr>
           <w:rStyle w:val="CommentReference"/>
           <w:sz w:val="24"/>
           <w:szCs w:val="24"/>
         </w:rPr>
-        <w:commentReference w:id="14"/>
-      </w:r>
-      <w:commentRangeEnd w:id="15"/>
+        <w:commentReference w:id="13"/>
+      </w:r>
+      <w:commentRangeEnd w:id="14"/>
       <w:r>
         <w:rPr>
           <w:rStyle w:val="CommentReference"/>
           <w:sz w:val="24"/>
           <w:szCs w:val="24"/>
         </w:rPr>
-        <w:commentReference w:id="15"/>
+        <w:commentReference w:id="14"/>
       </w:r>
       <w:r>
         <w:t xml:space="preserve"> Below is an example of the process/state equation written out in matrix form.</w:t>
@@ -2332,7 +2358,7 @@
         <w:spacing w:after="0" w:line="480" w:lineRule="auto"/>
         <w:ind w:firstLine="720"/>
       </w:pPr>
-      <w:commentRangeStart w:id="16"/>
+      <w:commentRangeStart w:id="15"/>
       <w:r>
         <w:t xml:space="preserve">With these estimates in hand, </w:t>
       </w:r>
@@ -2382,14 +2408,14 @@
       <w:r>
         <w:t xml:space="preserve"> This work will also consider the efficiency of the same survey method in estimating populations that differ by orders of magnitude, as it is not hard to imagine the accuracy of a given method differing considerably when the number of fish present differ substantially.</w:t>
       </w:r>
-      <w:commentRangeEnd w:id="16"/>
+      <w:commentRangeEnd w:id="15"/>
       <w:r>
         <w:rPr>
           <w:rStyle w:val="CommentReference"/>
           <w:sz w:val="24"/>
           <w:szCs w:val="24"/>
         </w:rPr>
-        <w:commentReference w:id="16"/>
+        <w:commentReference w:id="15"/>
       </w:r>
       <w:r>
         <w:t xml:space="preserve"> </w:t>
@@ -2400,7 +2426,7 @@
         <w:spacing w:after="0" w:line="480" w:lineRule="auto"/>
         <w:ind w:firstLine="720"/>
       </w:pPr>
-      <w:commentRangeStart w:id="17"/>
+      <w:commentRangeStart w:id="16"/>
       <w:r>
         <w:t xml:space="preserve">The </w:t>
       </w:r>
@@ -2428,14 +2454,14 @@
       <w:r>
         <w:t xml:space="preserve">. </w:t>
       </w:r>
-      <w:commentRangeEnd w:id="17"/>
+      <w:commentRangeEnd w:id="16"/>
       <w:r>
         <w:rPr>
           <w:rStyle w:val="CommentReference"/>
           <w:sz w:val="24"/>
           <w:szCs w:val="24"/>
         </w:rPr>
-        <w:commentReference w:id="17"/>
+        <w:commentReference w:id="16"/>
       </w:r>
     </w:p>
     <w:p>
@@ -2471,7 +2497,7 @@
       <w:r>
         <w:t xml:space="preserve">redd counts), although it is likely that those more accurate estimates come with more significant costs. I also expect some methods to be characterized by inherent directional bias, which is of particular importance to understand when using these data to inform decision </w:t>
       </w:r>
-      <w:commentRangeStart w:id="18"/>
+      <w:commentRangeStart w:id="17"/>
       <w:r>
         <w:t>making.</w:t>
       </w:r>
@@ -2482,31 +2508,446 @@
         </w:rPr>
         <w:br w:type="page"/>
       </w:r>
-      <w:commentRangeEnd w:id="18"/>
+      <w:commentRangeEnd w:id="17"/>
       <w:r>
         <w:rPr>
           <w:rStyle w:val="CommentReference"/>
           <w:sz w:val="24"/>
           <w:szCs w:val="24"/>
         </w:rPr>
-        <w:commentReference w:id="18"/>
-      </w:r>
-    </w:p>
-    <w:p>
-      <w:pPr>
-        <w:spacing w:after="0" w:line="480" w:lineRule="auto"/>
+        <w:commentReference w:id="17"/>
+      </w:r>
+    </w:p>
+    <w:p>
+      <w:pPr>
+        <w:jc w:val="center"/>
+        <w:rPr>
+          <w:bCs/>
+        </w:rPr>
+        <w:sectPr>
+          <w:pgSz w:w="12240" w:h="15840"/>
+          <w:pgMar w:top="1440" w:right="1440" w:bottom="1440" w:left="1440" w:header="720" w:footer="720" w:gutter="0"/>
+          <w:lnNumType w:countBy="1" w:restart="continuous"/>
+          <w:cols w:space="720"/>
+          <w:docGrid w:linePitch="360"/>
+        </w:sectPr>
+      </w:pPr>
+    </w:p>
+    <w:p>
+      <w:pPr>
+        <w:jc w:val="center"/>
+        <w:rPr>
+          <w:bCs/>
+        </w:rPr>
+      </w:pPr>
+      <w:r>
+        <w:lastRenderedPageBreak/>
+        <w:drawing>
+          <wp:inline distT="0" distB="0" distL="0" distR="0" wp14:anchorId="5A202E84" wp14:editId="40A7DE05">
+            <wp:extent cx="8124827" cy="4238625"/>
+            <wp:effectExtent l="0" t="0" r="9525" b="0"/>
+            <wp:docPr id="906853181" name="Picture 1" descr="The diagram is a map overlaying different shades to indicate the average difference in estimated versus observed Steelhead populations across various geographic coordinates over a period from 1980 to 2024.&#10;&#10;AI-generated content may be incorrect."/>
+            <wp:cNvGraphicFramePr>
+              <a:graphicFrameLocks xmlns:a="http://schemas.openxmlformats.org/drawingml/2006/main" noChangeAspect="1"/>
+            </wp:cNvGraphicFramePr>
+            <a:graphic xmlns:a="http://schemas.openxmlformats.org/drawingml/2006/main">
+              <a:graphicData uri="http://schemas.openxmlformats.org/drawingml/2006/picture">
+                <pic:pic xmlns:pic="http://schemas.openxmlformats.org/drawingml/2006/picture">
+                  <pic:nvPicPr>
+                    <pic:cNvPr id="906853181" name="Picture 1" descr="The diagram is a map overlaying different shades to indicate the average difference in estimated versus observed Steelhead populations across various geographic coordinates over a period from 1980 to 2024.&#10;&#10;AI-generated content may be incorrect."/>
+                    <pic:cNvPicPr/>
+                  </pic:nvPicPr>
+                  <pic:blipFill>
+                    <a:blip r:embed="rId15"/>
+                    <a:stretch>
+                      <a:fillRect/>
+                    </a:stretch>
+                  </pic:blipFill>
+                  <pic:spPr>
+                    <a:xfrm>
+                      <a:off x="0" y="0"/>
+                      <a:ext cx="8154363" cy="4254034"/>
+                    </a:xfrm>
+                    <a:prstGeom prst="rect">
+                      <a:avLst/>
+                    </a:prstGeom>
+                  </pic:spPr>
+                </pic:pic>
+              </a:graphicData>
+            </a:graphic>
+          </wp:inline>
+        </w:drawing>
+      </w:r>
+    </w:p>
+    <w:p>
+      <w:pPr>
+        <w:spacing w:after="0" w:line="240" w:lineRule="auto"/>
+        <w:rPr>
+          <w:i/>
+          <w:iCs/>
+          <w:sz w:val="20"/>
+          <w:szCs w:val="20"/>
+        </w:rPr>
+      </w:pPr>
+      <w:r>
+        <w:rPr>
+          <w:i/>
+          <w:iCs/>
+          <w:sz w:val="20"/>
+          <w:szCs w:val="20"/>
+        </w:rPr>
+        <w:t xml:space="preserve">Figure </w:t>
+      </w:r>
+      <w:r>
+        <w:rPr>
+          <w:i/>
+          <w:iCs/>
+          <w:sz w:val="20"/>
+          <w:szCs w:val="20"/>
+        </w:rPr>
+        <w:t>3</w:t>
+      </w:r>
+      <w:r>
+        <w:rPr>
+          <w:i/>
+          <w:iCs/>
+          <w:sz w:val="20"/>
+          <w:szCs w:val="20"/>
+        </w:rPr>
+        <w:t>: Groups of survey methods and the frequency of their employment from 1980 to 2022. The nine groups displayed in the figure are bins containing each of the 31 survey methods described in the data.</w:t>
+      </w:r>
+      <w:r>
+        <w:rPr>
+          <w:i/>
+          <w:iCs/>
+          <w:sz w:val="20"/>
+          <w:szCs w:val="20"/>
+        </w:rPr>
+        <w:t xml:space="preserve"> These bins are non-scientific and do not reflect designations established by ODFW or any other party, and are instead intended strictly as an aid for visualizing these data.</w:t>
+      </w:r>
+    </w:p>
+    <w:p>
+      <w:pPr>
+        <w:rPr>
+          <w:i/>
+          <w:iCs/>
+          <w:sz w:val="20"/>
+          <w:szCs w:val="20"/>
+        </w:rPr>
+      </w:pPr>
+      <w:r>
+        <w:rPr>
+          <w:i/>
+          <w:iCs/>
+          <w:sz w:val="20"/>
+          <w:szCs w:val="20"/>
+        </w:rPr>
+        <w:br w:type="page"/>
+      </w:r>
+    </w:p>
+    <w:p>
+      <w:pPr>
+        <w:spacing w:after="0" w:line="240" w:lineRule="auto"/>
+        <w:jc w:val="center"/>
+        <w:rPr>
+          <w:i/>
+          <w:iCs/>
+          <w:sz w:val="20"/>
+          <w:szCs w:val="20"/>
+        </w:rPr>
+        <w:sectPr>
+          <w:pgSz w:w="15840" w:h="12240" w:orient="landscape"/>
+          <w:pgMar w:top="1440" w:right="1440" w:bottom="1440" w:left="1440" w:header="720" w:footer="720" w:gutter="0"/>
+          <w:lnNumType w:countBy="1" w:restart="continuous"/>
+          <w:cols w:space="720"/>
+          <w:docGrid w:linePitch="360"/>
+        </w:sectPr>
+      </w:pPr>
+    </w:p>
+    <w:p>
+      <w:pPr>
+        <w:spacing w:after="0" w:line="240" w:lineRule="auto"/>
+        <w:jc w:val="center"/>
+        <w:rPr>
+          <w:i/>
+          <w:iCs/>
+          <w:sz w:val="20"/>
+          <w:szCs w:val="20"/>
+        </w:rPr>
+      </w:pPr>
+      <w:r>
+        <w:rPr>
+          <w:i/>
+          <w:iCs/>
+          <w:sz w:val="20"/>
+          <w:szCs w:val="20"/>
+        </w:rPr>
+        <w:lastRenderedPageBreak/>
+        <w:drawing>
+          <wp:inline distT="0" distB="0" distL="0" distR="0" wp14:anchorId="41289DA9" wp14:editId="6BB76DB6">
+            <wp:extent cx="5054600" cy="7039833"/>
+            <wp:effectExtent l="0" t="0" r="0" b="8890"/>
+            <wp:docPr id="1689189604" name="Picture 1" descr="The image is a choropleth map depicting the average difference between observed and estimated population densities across various regions in Washington State, from 1980 to 2024.&#10;&#10;AI-generated content may be incorrect."/>
+            <wp:cNvGraphicFramePr>
+              <a:graphicFrameLocks xmlns:a="http://schemas.openxmlformats.org/drawingml/2006/main" noChangeAspect="1"/>
+            </wp:cNvGraphicFramePr>
+            <a:graphic xmlns:a="http://schemas.openxmlformats.org/drawingml/2006/main">
+              <a:graphicData uri="http://schemas.openxmlformats.org/drawingml/2006/picture">
+                <pic:pic xmlns:pic="http://schemas.openxmlformats.org/drawingml/2006/picture">
+                  <pic:nvPicPr>
+                    <pic:cNvPr id="1689189604" name="Picture 1" descr="The image is a choropleth map depicting the average difference between observed and estimated population densities across various regions in Washington State, from 1980 to 2024.&#10;&#10;AI-generated content may be incorrect."/>
+                    <pic:cNvPicPr/>
+                  </pic:nvPicPr>
+                  <pic:blipFill>
+                    <a:blip r:embed="rId16"/>
+                    <a:stretch>
+                      <a:fillRect/>
+                    </a:stretch>
+                  </pic:blipFill>
+                  <pic:spPr>
+                    <a:xfrm>
+                      <a:off x="0" y="0"/>
+                      <a:ext cx="5060903" cy="7048611"/>
+                    </a:xfrm>
+                    <a:prstGeom prst="rect">
+                      <a:avLst/>
+                    </a:prstGeom>
+                  </pic:spPr>
+                </pic:pic>
+              </a:graphicData>
+            </a:graphic>
+          </wp:inline>
+        </w:drawing>
+      </w:r>
+    </w:p>
+    <w:p>
+      <w:pPr>
+        <w:spacing w:after="0" w:line="240" w:lineRule="auto"/>
+        <w:rPr>
+          <w:i/>
+          <w:iCs/>
+          <w:sz w:val="20"/>
+          <w:szCs w:val="20"/>
+        </w:rPr>
+      </w:pPr>
+      <w:r>
+        <w:rPr>
+          <w:i/>
+          <w:iCs/>
+          <w:sz w:val="20"/>
+          <w:szCs w:val="20"/>
+        </w:rPr>
+        <w:t xml:space="preserve">Figure </w:t>
+      </w:r>
+      <w:r>
+        <w:rPr>
+          <w:i/>
+          <w:iCs/>
+          <w:sz w:val="20"/>
+          <w:szCs w:val="20"/>
+        </w:rPr>
+        <w:t>3</w:t>
+      </w:r>
+      <w:r>
+        <w:rPr>
+          <w:i/>
+          <w:iCs/>
+          <w:sz w:val="20"/>
+          <w:szCs w:val="20"/>
+        </w:rPr>
+        <w:t>: Groups of survey methods and the frequency of their employment from 1980 to 2022. The nine groups displayed in the figure are bins containing each of the 31 survey methods described in the data.</w:t>
+      </w:r>
+      <w:r>
+        <w:rPr>
+          <w:i/>
+          <w:iCs/>
+          <w:sz w:val="20"/>
+          <w:szCs w:val="20"/>
+        </w:rPr>
+        <w:t xml:space="preserve"> These bins are non-scientific and do not reflect designations established by ODFW or any other party, and are instead intended strictly as an aid for visualizing these data.</w:t>
+      </w:r>
+    </w:p>
+    <w:p>
+      <w:pPr>
+        <w:rPr>
+          <w:i/>
+          <w:iCs/>
+          <w:sz w:val="20"/>
+          <w:szCs w:val="20"/>
+        </w:rPr>
+      </w:pPr>
+      <w:r>
+        <w:rPr>
+          <w:i/>
+          <w:iCs/>
+          <w:sz w:val="20"/>
+          <w:szCs w:val="20"/>
+        </w:rPr>
+        <w:br w:type="page"/>
+      </w:r>
+    </w:p>
+    <w:p>
+      <w:pPr>
+        <w:spacing w:after="0" w:line="240" w:lineRule="auto"/>
+        <w:rPr>
+          <w:i/>
+          <w:iCs/>
+          <w:sz w:val="20"/>
+          <w:szCs w:val="20"/>
+        </w:rPr>
+        <w:sectPr>
+          <w:pgSz w:w="12240" w:h="15840"/>
+          <w:pgMar w:top="1440" w:right="1440" w:bottom="1440" w:left="1440" w:header="720" w:footer="720" w:gutter="0"/>
+          <w:lnNumType w:countBy="1" w:restart="continuous"/>
+          <w:cols w:space="720"/>
+          <w:docGrid w:linePitch="360"/>
+        </w:sectPr>
+      </w:pPr>
+    </w:p>
+    <w:p>
+      <w:pPr>
+        <w:spacing w:after="0" w:line="240" w:lineRule="auto"/>
+        <w:rPr>
+          <w:i/>
+          <w:iCs/>
+          <w:sz w:val="20"/>
+          <w:szCs w:val="20"/>
+        </w:rPr>
+      </w:pPr>
+      <w:r>
+        <w:rPr>
+          <w:i/>
+          <w:iCs/>
+          <w:sz w:val="20"/>
+          <w:szCs w:val="20"/>
+        </w:rPr>
+        <w:lastRenderedPageBreak/>
+        <w:drawing>
+          <wp:inline distT="0" distB="0" distL="0" distR="0" wp14:anchorId="23BD11D3" wp14:editId="3DD2CC43">
+            <wp:extent cx="8162925" cy="4382340"/>
+            <wp:effectExtent l="0" t="0" r="0" b="0"/>
+            <wp:docPr id="508137797" name="Picture 1" descr="The map shows a geographic distribution of temperature differences between observed and estimated values across various locations in the Pacific Northwest, highlighting the Lower Columbia and Upper Willamette ecological systems.&#10;&#10;AI-generated content may be incorrect."/>
+            <wp:cNvGraphicFramePr>
+              <a:graphicFrameLocks xmlns:a="http://schemas.openxmlformats.org/drawingml/2006/main" noChangeAspect="1"/>
+            </wp:cNvGraphicFramePr>
+            <a:graphic xmlns:a="http://schemas.openxmlformats.org/drawingml/2006/main">
+              <a:graphicData uri="http://schemas.openxmlformats.org/drawingml/2006/picture">
+                <pic:pic xmlns:pic="http://schemas.openxmlformats.org/drawingml/2006/picture">
+                  <pic:nvPicPr>
+                    <pic:cNvPr id="508137797" name="Picture 1" descr="The map shows a geographic distribution of temperature differences between observed and estimated values across various locations in the Pacific Northwest, highlighting the Lower Columbia and Upper Willamette ecological systems.&#10;&#10;AI-generated content may be incorrect."/>
+                    <pic:cNvPicPr/>
+                  </pic:nvPicPr>
+                  <pic:blipFill>
+                    <a:blip r:embed="rId17"/>
+                    <a:stretch>
+                      <a:fillRect/>
+                    </a:stretch>
+                  </pic:blipFill>
+                  <pic:spPr>
+                    <a:xfrm>
+                      <a:off x="0" y="0"/>
+                      <a:ext cx="8182553" cy="4392877"/>
+                    </a:xfrm>
+                    <a:prstGeom prst="rect">
+                      <a:avLst/>
+                    </a:prstGeom>
+                  </pic:spPr>
+                </pic:pic>
+              </a:graphicData>
+            </a:graphic>
+          </wp:inline>
+        </w:drawing>
+      </w:r>
+    </w:p>
+    <w:p>
+      <w:pPr>
+        <w:spacing w:after="0" w:line="240" w:lineRule="auto"/>
+        <w:rPr>
+          <w:i/>
+          <w:iCs/>
+          <w:sz w:val="20"/>
+          <w:szCs w:val="20"/>
+        </w:rPr>
+        <w:sectPr>
+          <w:pgSz w:w="15840" w:h="12240" w:orient="landscape"/>
+          <w:pgMar w:top="1440" w:right="1440" w:bottom="1440" w:left="1440" w:header="720" w:footer="720" w:gutter="0"/>
+          <w:lnNumType w:countBy="1" w:restart="continuous"/>
+          <w:cols w:space="720"/>
+          <w:docGrid w:linePitch="360"/>
+        </w:sectPr>
+      </w:pPr>
+      <w:r>
+        <w:rPr>
+          <w:i/>
+          <w:iCs/>
+          <w:sz w:val="20"/>
+          <w:szCs w:val="20"/>
+        </w:rPr>
+        <w:t xml:space="preserve">Figure </w:t>
+      </w:r>
+      <w:r>
+        <w:rPr>
+          <w:i/>
+          <w:iCs/>
+          <w:sz w:val="20"/>
+          <w:szCs w:val="20"/>
+        </w:rPr>
+        <w:t>3</w:t>
+      </w:r>
+      <w:r>
+        <w:rPr>
+          <w:i/>
+          <w:iCs/>
+          <w:sz w:val="20"/>
+          <w:szCs w:val="20"/>
+        </w:rPr>
+        <w:t>: Groups of survey methods and the frequency of their employment from 1980 to 2022. The nine groups displayed in the figure are bins containing each of the 31 survey methods described in the data.</w:t>
+      </w:r>
+      <w:r>
+        <w:rPr>
+          <w:i/>
+          <w:iCs/>
+          <w:sz w:val="20"/>
+          <w:szCs w:val="20"/>
+        </w:rPr>
+        <w:t xml:space="preserve"> These bins are non-scientific and do not reflect designations established by ODFW or any other party, and are instead intended strictly as an aid for visualizing these data.</w:t>
+      </w:r>
+    </w:p>
+    <w:p>
+      <w:pPr>
+        <w:spacing w:after="0" w:line="240" w:lineRule="auto"/>
+        <w:rPr>
+          <w:i/>
+          <w:iCs/>
+          <w:sz w:val="20"/>
+          <w:szCs w:val="20"/>
+        </w:rPr>
+      </w:pPr>
+      <w:r>
         <w:rPr>
           <w:b/>
           <w:bCs/>
           <w:u w:val="single"/>
         </w:rPr>
-      </w:pPr>
-      <w:r>
+        <w:lastRenderedPageBreak/>
+        <w:br w:type="page"/>
+      </w:r>
+    </w:p>
+    <w:p>
+      <w:pPr>
+        <w:spacing w:after="0" w:line="480" w:lineRule="auto"/>
         <w:rPr>
           <w:b/>
           <w:bCs/>
           <w:u w:val="single"/>
         </w:rPr>
+      </w:pPr>
+      <w:r>
+        <w:rPr>
+          <w:b/>
+          <w:bCs/>
+          <w:u w:val="single"/>
+        </w:rPr>
         <w:lastRenderedPageBreak/>
         <w:t>Discussion</w:t>
       </w:r>
@@ -2830,7 +3271,7 @@
       <w:r>
         <w:t xml:space="preserve"> </w:t>
       </w:r>
-      <w:hyperlink r:id="rId15" w:history="1">
+      <w:hyperlink r:id="rId18" w:history="1">
         <w:r>
           <w:rPr>
             <w:rStyle w:val="Hyperlink"/>
@@ -2850,7 +3291,7 @@
       <w:r>
         <w:t xml:space="preserve">National Oceanic and Atmospheric Administration. 2025b. Listing Species Under the Endangered Species Act. Available at: </w:t>
       </w:r>
-      <w:hyperlink r:id="rId16" w:history="1">
+      <w:hyperlink r:id="rId19" w:history="1">
         <w:r>
           <w:rPr>
             <w:rStyle w:val="Hyperlink"/>
@@ -3145,7 +3586,7 @@
                     <pic:cNvPicPr/>
                   </pic:nvPicPr>
                   <pic:blipFill>
-                    <a:blip r:embed="rId17"/>
+                    <a:blip r:embed="rId20"/>
                     <a:stretch>
                       <a:fillRect/>
                     </a:stretch>
@@ -3195,7 +3636,7 @@
       </w:r>
     </w:p>
   </w:comment>
-  <w:comment w:id="2" w:author="Brian E McGreal" w:date="2026-07-27T13:17:00Z" w:initials="BM">
+  <w:comment w:id="1" w:author="Brian McGreal" w:date="2026-07-02T11:22:00Z" w:initials="BM">
     <w:p>
       <w:pPr>
         <w:pStyle w:val="CommentText"/>
@@ -3207,11 +3648,11 @@
         <w:annotationRef/>
       </w:r>
       <w:r>
-        <w:t>Is this right? Or do I have more now?</w:t>
+        <w:t>Discuss specific hypotheses</w:t>
       </w:r>
     </w:p>
   </w:comment>
-  <w:comment w:id="1" w:author="Brian McGreal" w:date="2026-07-02T11:22:00Z" w:initials="BM">
+  <w:comment w:id="2" w:author="Brian E McGreal" w:date="2026-07-17T11:10:00Z" w:initials="BM">
     <w:p>
       <w:pPr>
         <w:pStyle w:val="CommentText"/>
@@ -3223,11 +3664,11 @@
         <w:annotationRef/>
       </w:r>
       <w:r>
-        <w:t>Discuss specific hypotheses</w:t>
+        <w:t>Is this clear? To me? I’m not sure...</w:t>
       </w:r>
     </w:p>
   </w:comment>
-  <w:comment w:id="3" w:author="Brian E McGreal" w:date="2026-07-17T11:10:00Z" w:initials="BM">
+  <w:comment w:id="3" w:author="Brian E McGreal" w:date="2026-07-17T11:14:00Z" w:initials="BM">
     <w:p>
       <w:pPr>
         <w:pStyle w:val="CommentText"/>
@@ -3239,11 +3680,11 @@
         <w:annotationRef/>
       </w:r>
       <w:r>
-        <w:t>Is this clear? To me? I’m not sure...</w:t>
+        <w:t>Should this be some appendix table?</w:t>
       </w:r>
     </w:p>
   </w:comment>
-  <w:comment w:id="4" w:author="Brian E McGreal" w:date="2026-07-17T11:14:00Z" w:initials="BM">
+  <w:comment w:id="4" w:author="Brian E McGreal" w:date="2026-07-17T11:23:00Z" w:initials="BM">
     <w:p>
       <w:pPr>
         <w:pStyle w:val="CommentText"/>
@@ -3255,11 +3696,11 @@
         <w:annotationRef/>
       </w:r>
       <w:r>
-        <w:t>Should this be some appendix table?</w:t>
+        <w:t>This will have to be changed for submission to a journal. I guess I’ll just have to describe the MARSS model again. Can I just use the same text from the first chapter?</w:t>
       </w:r>
     </w:p>
   </w:comment>
-  <w:comment w:id="5" w:author="Brian E McGreal" w:date="2026-07-17T11:23:00Z" w:initials="BM">
+  <w:comment w:id="5" w:author="Brian E McGreal" w:date="2026-07-27T13:41:00Z" w:initials="BM">
     <w:p>
       <w:pPr>
         <w:pStyle w:val="CommentText"/>
@@ -3271,11 +3712,11 @@
         <w:annotationRef/>
       </w:r>
       <w:r>
-        <w:t>This will have to be changed for submission to a journal. I guess I’ll just have to describe the MARSS model again. Can I just use the same text from the first chapter?</w:t>
+        <w:t>Or should I just describe the models again in each chapter?</w:t>
       </w:r>
     </w:p>
   </w:comment>
-  <w:comment w:id="6" w:author="Brian E McGreal" w:date="2026-07-27T13:41:00Z" w:initials="BM">
+  <w:comment w:id="6" w:author="Brian E McGreal" w:date="2026-07-17T11:26:00Z" w:initials="BM">
     <w:p>
       <w:pPr>
         <w:pStyle w:val="CommentText"/>
@@ -3287,11 +3728,11 @@
         <w:annotationRef/>
       </w:r>
       <w:r>
-        <w:t>Or should I just describe the models again in each chapter?</w:t>
+        <w:t>This is that thing. I think Sunny really wants this. Let’s be sure to point to the literature Mark shared too, like in the third sentence.</w:t>
       </w:r>
     </w:p>
   </w:comment>
-  <w:comment w:id="7" w:author="Brian E McGreal" w:date="2026-07-17T11:26:00Z" w:initials="BM">
+  <w:comment w:id="7" w:author="Brian E McGreal" w:date="2026-07-17T11:37:00Z" w:initials="BM">
     <w:p>
       <w:pPr>
         <w:pStyle w:val="CommentText"/>
@@ -3303,11 +3744,11 @@
         <w:annotationRef/>
       </w:r>
       <w:r>
-        <w:t>This is that thing. I think Sunny really wants this. Let’s be sure to point to the literature Mark shared too, like in the third sentence.</w:t>
+        <w:t>See and Holmes (2015)</w:t>
       </w:r>
     </w:p>
   </w:comment>
-  <w:comment w:id="8" w:author="Brian E McGreal" w:date="2026-07-17T11:37:00Z" w:initials="BM">
+  <w:comment w:id="8" w:author="Brian E McGreal" w:date="2026-07-27T13:49:00Z" w:initials="BM">
     <w:p>
       <w:pPr>
         <w:pStyle w:val="CommentText"/>
@@ -3319,7 +3760,7 @@
         <w:annotationRef/>
       </w:r>
       <w:r>
-        <w:t>See and Holmes (2015)</w:t>
+        <w:t>Emphasize this</w:t>
       </w:r>
     </w:p>
   </w:comment>
@@ -3335,11 +3776,11 @@
         <w:annotationRef/>
       </w:r>
       <w:r>
-        <w:t>Emphasize this</w:t>
+        <w:t>Is this to avoid issues with colinearity?</w:t>
       </w:r>
     </w:p>
   </w:comment>
-  <w:comment w:id="10" w:author="Brian E McGreal" w:date="2026-07-27T13:49:00Z" w:initials="BM">
+  <w:comment w:id="10" w:author="Brian E McGreal" w:date="2026-07-27T15:23:00Z" w:initials="BM">
     <w:p>
       <w:pPr>
         <w:pStyle w:val="CommentText"/>
@@ -3351,11 +3792,11 @@
         <w:annotationRef/>
       </w:r>
       <w:r>
-        <w:t>Is this to avoid issues with colinearity?</w:t>
+        <w:t>Ultimately I need to pull a sharper snip of this equation</w:t>
       </w:r>
     </w:p>
   </w:comment>
-  <w:comment w:id="11" w:author="Brian E McGreal" w:date="2026-07-27T15:23:00Z" w:initials="BM">
+  <w:comment w:id="11" w:author="Brian E McGreal" w:date="2026-07-17T12:05:00Z" w:initials="BM">
     <w:p>
       <w:pPr>
         <w:pStyle w:val="CommentText"/>
@@ -3367,11 +3808,11 @@
         <w:annotationRef/>
       </w:r>
       <w:r>
-        <w:t>Ultimately I need to pull a sharper snip of this equation</w:t>
+        <w:t>Check here</w:t>
       </w:r>
     </w:p>
   </w:comment>
-  <w:comment w:id="12" w:author="Brian E McGreal" w:date="2026-07-17T12:05:00Z" w:initials="BM">
+  <w:comment w:id="12" w:author="Brian E McGreal" w:date="2026-07-30T13:44:00Z" w:initials="BM">
     <w:p>
       <w:pPr>
         <w:pStyle w:val="CommentText"/>
@@ -3383,11 +3824,11 @@
         <w:annotationRef/>
       </w:r>
       <w:r>
-        <w:t>Check here</w:t>
+        <w:t>Grammar too</w:t>
       </w:r>
     </w:p>
   </w:comment>
-  <w:comment w:id="13" w:author="Brian E McGreal" w:date="2026-07-30T13:44:00Z" w:initials="BM">
+  <w:comment w:id="13" w:author="Brian E McGreal" w:date="2026-07-17T12:05:00Z" w:initials="BM">
     <w:p>
       <w:pPr>
         <w:pStyle w:val="CommentText"/>
@@ -3399,11 +3840,11 @@
         <w:annotationRef/>
       </w:r>
       <w:r>
-        <w:t>Grammar too</w:t>
+        <w:t>And here</w:t>
       </w:r>
     </w:p>
   </w:comment>
-  <w:comment w:id="14" w:author="Brian E McGreal" w:date="2026-07-17T12:05:00Z" w:initials="BM">
+  <w:comment w:id="14" w:author="Brian E McGreal" w:date="2026-07-30T13:44:00Z" w:initials="BM">
     <w:p>
       <w:pPr>
         <w:pStyle w:val="CommentText"/>
@@ -3415,11 +3856,11 @@
         <w:annotationRef/>
       </w:r>
       <w:r>
-        <w:t>And here</w:t>
+        <w:t>This should be different..</w:t>
       </w:r>
     </w:p>
   </w:comment>
-  <w:comment w:id="15" w:author="Brian E McGreal" w:date="2026-07-30T13:44:00Z" w:initials="BM">
+  <w:comment w:id="15" w:author="Brian E McGreal" w:date="2026-07-17T12:06:00Z" w:initials="BM">
     <w:p>
       <w:pPr>
         <w:pStyle w:val="CommentText"/>
@@ -3431,7 +3872,7 @@
         <w:annotationRef/>
       </w:r>
       <w:r>
-        <w:t>This should be different..</w:t>
+        <w:t>Revisions necessary here</w:t>
       </w:r>
     </w:p>
   </w:comment>
@@ -3447,27 +3888,11 @@
         <w:annotationRef/>
       </w:r>
       <w:r>
-        <w:t>Revisions necessary here</w:t>
+        <w:t>This no longer works</w:t>
       </w:r>
     </w:p>
   </w:comment>
-  <w:comment w:id="17" w:author="Brian E McGreal" w:date="2026-07-17T12:06:00Z" w:initials="BM">
-    <w:p>
-      <w:pPr>
-        <w:pStyle w:val="CommentText"/>
-      </w:pPr>
-      <w:r>
-        <w:rPr>
-          <w:rStyle w:val="CommentReference"/>
-        </w:rPr>
-        <w:annotationRef/>
-      </w:r>
-      <w:r>
-        <w:t>This no longer works</w:t>
-      </w:r>
-    </w:p>
-  </w:comment>
-  <w:comment w:id="18" w:author="Brian McGreal" w:date="2026-08-03T16:08:00Z" w:initials="BM">
+  <w:comment w:id="17" w:author="Brian McGreal" w:date="2026-08-03T16:08:00Z" w:initials="BM">
     <w:p>
       <w:pPr>
         <w:pStyle w:val="CommentText"/>
@@ -3489,7 +3914,6 @@
 <file path=word/commentsExtended.xml><?xml version="1.0" encoding="utf-8"?>
 <w15:commentsEx xmlns:wpc="http://schemas.microsoft.com/office/word/2010/wordprocessingCanvas" xmlns:cx="http://schemas.microsoft.com/office/drawing/2014/chartex" xmlns:cx1="http://schemas.microsoft.com/office/drawing/2015/9/8/chartex" xmlns:cx2="http://schemas.microsoft.com/office/drawing/2015/10/21/chartex" xmlns:cx3="http://schemas.microsoft.com/office/drawing/2016/5/9/chartex" xmlns:cx4="http://schemas.microsoft.com/office/drawing/2016/5/10/chartex" xmlns:cx5="http://schemas.microsoft.com/office/drawing/2016/5/11/chartex" xmlns:cx6="http://schemas.microsoft.com/office/drawing/2016/5/12/chartex" xmlns:cx7="http://schemas.microsoft.com/office/drawing/2016/5/13/chartex" xmlns:cx8="http://schemas.microsoft.com/office/drawing/2016/5/14/chartex" xmlns:mc="http://schemas.openxmlformats.org/markup-compatibility/2006" xmlns:aink="http://schemas.microsoft.com/office/drawing/2016/ink" xmlns:am3d="http://schemas.microsoft.com/office/drawing/2017/model3d" xmlns:o="urn:schemas-microsoft-com:office:office" xmlns:oel="http://schemas.microsoft.com/office/2019/extlst" xmlns:r="http://schemas.openxmlformats.org/officeDocument/2006/relationships" xmlns:m="http://schemas.openxmlformats.org/officeDocument/2006/math" xmlns:v="urn:schemas-microsoft-com:vml" xmlns:wp14="http://schemas.microsoft.com/office/word/2010/wordprocessingDrawing" xmlns:wp="http://schemas.openxmlformats.org/drawingml/2006/wordprocessingDrawing" xmlns:w10="urn:schemas-microsoft-com:office:word" xmlns:w="http://schemas.openxmlformats.org/wordprocessingml/2006/main" xmlns:w14="http://schemas.microsoft.com/office/word/2010/wordml" xmlns:w15="http://schemas.microsoft.com/office/word/2012/wordml" xmlns:w16cei="http://schemas.microsoft.com/office/word/2026/wordml/cei" xmlns:w16cex="http://schemas.microsoft.com/office/word/2018/wordml/cex" xmlns:w16cid="http://schemas.microsoft.com/office/word/2016/wordml/cid" xmlns:w16="http://schemas.microsoft.com/office/word/2018/wordml" xmlns:w16du="http://schemas.microsoft.com/office/word/2023/wordml/word16du" xmlns:w16sdtdh="http://schemas.microsoft.com/office/word/2020/wordml/sdtdatahash" xmlns:w16sdtfl="http://schemas.microsoft.com/office/word/2024/wordml/sdtformatlock" xmlns:w16se="http://schemas.microsoft.com/office/word/2015/wordml/symex" xmlns:wpg="http://schemas.microsoft.com/office/word/2010/wordprocessingGroup" xmlns:wpi="http://schemas.microsoft.com/office/word/2010/wordprocessingInk" xmlns:wne="http://schemas.microsoft.com/office/word/2006/wordml" xmlns:wps="http://schemas.microsoft.com/office/word/2010/wordprocessingShape" mc:Ignorable="w14 w15 w16se w16cid w16 w16cex w16sdtdh w16sdtfl w16du wp14">
   <w15:commentEx w15:paraId="79D6F655" w15:done="0"/>
-  <w15:commentEx w15:paraId="063F3EBA" w15:done="0"/>
   <w15:commentEx w15:paraId="2B1D8003" w15:done="0"/>
   <w15:commentEx w15:paraId="1524EB08" w15:done="0"/>
   <w15:commentEx w15:paraId="01E02D8D" w15:done="0"/>
@@ -3513,7 +3937,6 @@
 <file path=word/commentsExtensible.xml><?xml version="1.0" encoding="utf-8"?>
 <w16cex:commentsExtensible xmlns:wpc="http://schemas.microsoft.com/office/word/2010/wordprocessingCanvas" xmlns:cx="http://schemas.microsoft.com/office/drawing/2014/chartex" xmlns:cx1="http://schemas.microsoft.com/office/drawing/2015/9/8/chartex" xmlns:cx2="http://schemas.microsoft.com/office/drawing/2015/10/21/chartex" xmlns:cx3="http://schemas.microsoft.com/office/drawing/2016/5/9/chartex" xmlns:cx4="http://schemas.microsoft.com/office/drawing/2016/5/10/chartex" xmlns:cx5="http://schemas.microsoft.com/office/drawing/2016/5/11/chartex" xmlns:cx6="http://schemas.microsoft.com/office/drawing/2016/5/12/chartex" xmlns:cx7="http://schemas.microsoft.com/office/drawing/2016/5/13/chartex" xmlns:cx8="http://schemas.microsoft.com/office/drawing/2016/5/14/chartex" xmlns:cr="http://schemas.microsoft.com/office/comments/2020/reactions" xmlns:mc="http://schemas.openxmlformats.org/markup-compatibility/2006" xmlns:aink="http://schemas.microsoft.com/office/drawing/2016/ink" xmlns:am3d="http://schemas.microsoft.com/office/drawing/2017/model3d" xmlns:o="urn:schemas-microsoft-com:office:office" xmlns:oel="http://schemas.microsoft.com/office/2019/extlst" xmlns:r="http://schemas.openxmlformats.org/officeDocument/2006/relationships" xmlns:m="http://schemas.openxmlformats.org/officeDocument/2006/math" xmlns:v="urn:schemas-microsoft-com:vml" xmlns:wp14="http://schemas.microsoft.com/office/word/2010/wordprocessingDrawing" xmlns:wp="http://schemas.openxmlformats.org/drawingml/2006/wordprocessingDrawing" xmlns:w10="urn:schemas-microsoft-com:office:word" xmlns:w="http://schemas.openxmlformats.org/wordprocessingml/2006/main" xmlns:w14="http://schemas.microsoft.com/office/word/2010/wordml" xmlns:w15="http://schemas.microsoft.com/office/word/2012/wordml" xmlns:w16cei="http://schemas.microsoft.com/office/word/2026/wordml/cei" xmlns:w16cex="http://schemas.microsoft.com/office/word/2018/wordml/cex" xmlns:w16cid="http://schemas.microsoft.com/office/word/2016/wordml/cid" xmlns:w16="http://schemas.microsoft.com/office/word/2018/wordml" xmlns:w16du="http://schemas.microsoft.com/office/word/2023/wordml/word16du" xmlns:w16sdtdh="http://schemas.microsoft.com/office/word/2020/wordml/sdtdatahash" xmlns:w16sdtfl="http://schemas.microsoft.com/office/word/2024/wordml/sdtformatlock" xmlns:w16se="http://schemas.microsoft.com/office/word/2015/wordml/symex" xmlns:wpg="http://schemas.microsoft.com/office/word/2010/wordprocessingGroup" xmlns:wpi="http://schemas.microsoft.com/office/word/2010/wordprocessingInk" xmlns:wne="http://schemas.microsoft.com/office/word/2006/wordml" xmlns:wps="http://schemas.microsoft.com/office/word/2010/wordprocessingShape" mc:Ignorable="w14 w15 w16se w16cid w16 w16cex w16sdtdh w16sdtfl cr w16du wp14">
   <w16cex:commentExtensible w16cex:durableId="7028EC73" w16cex:dateUtc="2026-07-30T20:47:00Z"/>
-  <w16cex:commentExtensible w16cex:durableId="2BE79D5D" w16cex:dateUtc="2026-07-27T20:17:00Z"/>
   <w16cex:commentExtensible w16cex:durableId="7DD56FD2" w16cex:dateUtc="2026-07-02T18:22:00Z"/>
   <w16cex:commentExtensible w16cex:durableId="702AAF16" w16cex:dateUtc="2026-07-17T18:10:00Z"/>
   <w16cex:commentExtensible w16cex:durableId="5450737B" w16cex:dateUtc="2026-07-17T18:14:00Z"/>
@@ -3537,7 +3960,6 @@
 <file path=word/commentsIds.xml><?xml version="1.0" encoding="utf-8"?>
 <w16cid:commentsIds xmlns:wpc="http://schemas.microsoft.com/office/word/2010/wordprocessingCanvas" xmlns:cx="http://schemas.microsoft.com/office/drawing/2014/chartex" xmlns:cx1="http://schemas.microsoft.com/office/drawing/2015/9/8/chartex" xmlns:cx2="http://schemas.microsoft.com/office/drawing/2015/10/21/chartex" xmlns:cx3="http://schemas.microsoft.com/office/drawing/2016/5/9/chartex" xmlns:cx4="http://schemas.microsoft.com/office/drawing/2016/5/10/chartex" xmlns:cx5="http://schemas.microsoft.com/office/drawing/2016/5/11/chartex" xmlns:cx6="http://schemas.microsoft.com/office/drawing/2016/5/12/chartex" xmlns:cx7="http://schemas.microsoft.com/office/drawing/2016/5/13/chartex" xmlns:cx8="http://schemas.microsoft.com/office/drawing/2016/5/14/chartex" xmlns:mc="http://schemas.openxmlformats.org/markup-compatibility/2006" xmlns:aink="http://schemas.microsoft.com/office/drawing/2016/ink" xmlns:am3d="http://schemas.microsoft.com/office/drawing/2017/model3d" xmlns:o="urn:schemas-microsoft-com:office:office" xmlns:oel="http://schemas.microsoft.com/office/2019/extlst" xmlns:r="http://schemas.openxmlformats.org/officeDocument/2006/relationships" xmlns:m="http://schemas.openxmlformats.org/officeDocument/2006/math" xmlns:v="urn:schemas-microsoft-com:vml" xmlns:wp14="http://schemas.microsoft.com/office/word/2010/wordprocessingDrawing" xmlns:wp="http://schemas.openxmlformats.org/drawingml/2006/wordprocessingDrawing" xmlns:w10="urn:schemas-microsoft-com:office:word" xmlns:w="http://schemas.openxmlformats.org/wordprocessingml/2006/main" xmlns:w14="http://schemas.microsoft.com/office/word/2010/wordml" xmlns:w15="http://schemas.microsoft.com/office/word/2012/wordml" xmlns:w16cei="http://schemas.microsoft.com/office/word/2026/wordml/cei" xmlns:w16cex="http://schemas.microsoft.com/office/word/2018/wordml/cex" xmlns:w16cid="http://schemas.microsoft.com/office/word/2016/wordml/cid" xmlns:w16="http://schemas.microsoft.com/office/word/2018/wordml" xmlns:w16du="http://schemas.microsoft.com/office/word/2023/wordml/word16du" xmlns:w16sdtdh="http://schemas.microsoft.com/office/word/2020/wordml/sdtdatahash" xmlns:w16sdtfl="http://schemas.microsoft.com/office/word/2024/wordml/sdtformatlock" xmlns:w16se="http://schemas.microsoft.com/office/word/2015/wordml/symex" xmlns:wpg="http://schemas.microsoft.com/office/word/2010/wordprocessingGroup" xmlns:wpi="http://schemas.microsoft.com/office/word/2010/wordprocessingInk" xmlns:wne="http://schemas.microsoft.com/office/word/2006/wordml" xmlns:wps="http://schemas.microsoft.com/office/word/2010/wordprocessingShape" mc:Ignorable="w14 w15 w16se w16cid w16 w16cex w16sdtdh w16sdtfl w16du wp14">
   <w16cid:commentId w16cid:paraId="79D6F655" w16cid:durableId="7028EC73"/>
-  <w16cid:commentId w16cid:paraId="063F3EBA" w16cid:durableId="2BE79D5D"/>
   <w16cid:commentId w16cid:paraId="2B1D8003" w16cid:durableId="7DD56FD2"/>
   <w16cid:commentId w16cid:paraId="1524EB08" w16cid:durableId="702AAF16"/>
   <w16cid:commentId w16cid:paraId="01E02D8D" w16cid:durableId="5450737B"/>

--- a/output/writing/DissertationChapter/mcgreal_ch2draft0.docx
+++ b/output/writing/DissertationChapter/mcgreal_ch2draft0.docx
@@ -2535,18 +2535,28 @@
     </w:p>
     <w:p>
       <w:pPr>
-        <w:jc w:val="center"/>
-        <w:rPr>
-          <w:bCs/>
-        </w:rPr>
-      </w:pPr>
-      <w:r>
+        <w:spacing w:after="0" w:line="240" w:lineRule="auto"/>
+        <w:rPr>
+          <w:i/>
+          <w:iCs/>
+          <w:sz w:val="20"/>
+          <w:szCs w:val="20"/>
+        </w:rPr>
+      </w:pPr>
+      <w:r>
+        <w:rPr>
+          <w:i/>
+          <w:iCs/>
+          <w:noProof/>
+          <w:sz w:val="20"/>
+          <w:szCs w:val="20"/>
+        </w:rPr>
         <w:lastRenderedPageBreak/>
         <w:drawing>
-          <wp:inline distT="0" distB="0" distL="0" distR="0" wp14:anchorId="5A202E84" wp14:editId="40A7DE05">
-            <wp:extent cx="8124827" cy="4238625"/>
-            <wp:effectExtent l="0" t="0" r="9525" b="0"/>
-            <wp:docPr id="906853181" name="Picture 1" descr="The diagram is a map overlaying different shades to indicate the average difference in estimated versus observed Steelhead populations across various geographic coordinates over a period from 1980 to 2024.&#10;&#10;AI-generated content may be incorrect."/>
+          <wp:inline distT="0" distB="0" distL="0" distR="0" wp14:anchorId="2A8EAD74" wp14:editId="3EA0FE80">
+            <wp:extent cx="8162925" cy="4382340"/>
+            <wp:effectExtent l="0" t="0" r="0" b="0"/>
+            <wp:docPr id="1759398078" name="Picture 1" descr="The map shows a geographic distribution of temperature differences between observed and estimated values across various locations in the Pacific Northwest, highlighting the Lower Columbia and Upper Willamette ecological systems.&#10;&#10;AI-generated content may be incorrect."/>
             <wp:cNvGraphicFramePr>
               <a:graphicFrameLocks xmlns:a="http://schemas.openxmlformats.org/drawingml/2006/main" noChangeAspect="1"/>
             </wp:cNvGraphicFramePr>
@@ -2554,7 +2564,7 @@
               <a:graphicData uri="http://schemas.openxmlformats.org/drawingml/2006/picture">
                 <pic:pic xmlns:pic="http://schemas.openxmlformats.org/drawingml/2006/picture">
                   <pic:nvPicPr>
-                    <pic:cNvPr id="906853181" name="Picture 1" descr="The diagram is a map overlaying different shades to indicate the average difference in estimated versus observed Steelhead populations across various geographic coordinates over a period from 1980 to 2024.&#10;&#10;AI-generated content may be incorrect."/>
+                    <pic:cNvPr id="508137797" name="Picture 1" descr="The map shows a geographic distribution of temperature differences between observed and estimated values across various locations in the Pacific Northwest, highlighting the Lower Columbia and Upper Willamette ecological systems.&#10;&#10;AI-generated content may be incorrect."/>
                     <pic:cNvPicPr/>
                   </pic:nvPicPr>
                   <pic:blipFill>
@@ -2566,7 +2576,7 @@
                   <pic:spPr>
                     <a:xfrm>
                       <a:off x="0" y="0"/>
-                      <a:ext cx="8154363" cy="4254034"/>
+                      <a:ext cx="8182553" cy="4392877"/>
                     </a:xfrm>
                     <a:prstGeom prst="rect">
                       <a:avLst/>
@@ -2605,7 +2615,7 @@
           <w:sz w:val="20"/>
           <w:szCs w:val="20"/>
         </w:rPr>
-        <w:t>3</w:t>
+        <w:t>Y.a</w:t>
       </w:r>
       <w:r>
         <w:rPr>
@@ -2624,25 +2634,6 @@
           <w:szCs w:val="20"/>
         </w:rPr>
         <w:t xml:space="preserve"> These bins are non-scientific and do not reflect designations established by ODFW or any other party, and are instead intended strictly as an aid for visualizing these data.</w:t>
-      </w:r>
-    </w:p>
-    <w:p>
-      <w:pPr>
-        <w:rPr>
-          <w:i/>
-          <w:iCs/>
-          <w:sz w:val="20"/>
-          <w:szCs w:val="20"/>
-        </w:rPr>
-      </w:pPr>
-      <w:r>
-        <w:rPr>
-          <w:i/>
-          <w:iCs/>
-          <w:sz w:val="20"/>
-          <w:szCs w:val="20"/>
-        </w:rPr>
-        <w:br w:type="page"/>
       </w:r>
     </w:p>
     <w:p>
@@ -2679,6 +2670,7 @@
         <w:rPr>
           <w:i/>
           <w:iCs/>
+          <w:noProof/>
           <w:sz w:val="20"/>
           <w:szCs w:val="20"/>
         </w:rPr>
@@ -2746,7 +2738,7 @@
           <w:sz w:val="20"/>
           <w:szCs w:val="20"/>
         </w:rPr>
-        <w:t>3</w:t>
+        <w:t>Y.b</w:t>
       </w:r>
       <w:r>
         <w:rPr>
@@ -2806,27 +2798,21 @@
     </w:p>
     <w:p>
       <w:pPr>
-        <w:spacing w:after="0" w:line="240" w:lineRule="auto"/>
-        <w:rPr>
-          <w:i/>
-          <w:iCs/>
-          <w:sz w:val="20"/>
-          <w:szCs w:val="20"/>
-        </w:rPr>
-      </w:pPr>
-      <w:r>
-        <w:rPr>
-          <w:i/>
-          <w:iCs/>
-          <w:sz w:val="20"/>
-          <w:szCs w:val="20"/>
+        <w:jc w:val="center"/>
+        <w:rPr>
+          <w:bCs/>
+        </w:rPr>
+      </w:pPr>
+      <w:r>
+        <w:rPr>
+          <w:noProof/>
         </w:rPr>
         <w:lastRenderedPageBreak/>
         <w:drawing>
-          <wp:inline distT="0" distB="0" distL="0" distR="0" wp14:anchorId="23BD11D3" wp14:editId="3DD2CC43">
-            <wp:extent cx="8162925" cy="4382340"/>
-            <wp:effectExtent l="0" t="0" r="0" b="0"/>
-            <wp:docPr id="508137797" name="Picture 1" descr="The map shows a geographic distribution of temperature differences between observed and estimated values across various locations in the Pacific Northwest, highlighting the Lower Columbia and Upper Willamette ecological systems.&#10;&#10;AI-generated content may be incorrect."/>
+          <wp:inline distT="0" distB="0" distL="0" distR="0" wp14:anchorId="3FA3AACD" wp14:editId="04DC5464">
+            <wp:extent cx="8124827" cy="4238625"/>
+            <wp:effectExtent l="0" t="0" r="9525" b="0"/>
+            <wp:docPr id="906853181" name="Picture 1" descr="The diagram is a map overlaying different shades to indicate the average difference in estimated versus observed Steelhead populations across various geographic coordinates over a period from 1980 to 2024.&#10;&#10;AI-generated content may be incorrect."/>
             <wp:cNvGraphicFramePr>
               <a:graphicFrameLocks xmlns:a="http://schemas.openxmlformats.org/drawingml/2006/main" noChangeAspect="1"/>
             </wp:cNvGraphicFramePr>
@@ -2834,7 +2820,7 @@
               <a:graphicData uri="http://schemas.openxmlformats.org/drawingml/2006/picture">
                 <pic:pic xmlns:pic="http://schemas.openxmlformats.org/drawingml/2006/picture">
                   <pic:nvPicPr>
-                    <pic:cNvPr id="508137797" name="Picture 1" descr="The map shows a geographic distribution of temperature differences between observed and estimated values across various locations in the Pacific Northwest, highlighting the Lower Columbia and Upper Willamette ecological systems.&#10;&#10;AI-generated content may be incorrect."/>
+                    <pic:cNvPr id="906853181" name="Picture 1" descr="The diagram is a map overlaying different shades to indicate the average difference in estimated versus observed Steelhead populations across various geographic coordinates over a period from 1980 to 2024.&#10;&#10;AI-generated content may be incorrect."/>
                     <pic:cNvPicPr/>
                   </pic:nvPicPr>
                   <pic:blipFill>
@@ -2846,7 +2832,7 @@
                   <pic:spPr>
                     <a:xfrm>
                       <a:off x="0" y="0"/>
-                      <a:ext cx="8182553" cy="4392877"/>
+                      <a:ext cx="8154363" cy="4254034"/>
                     </a:xfrm>
                     <a:prstGeom prst="rect">
                       <a:avLst/>
@@ -2868,6 +2854,411 @@
           <w:sz w:val="20"/>
           <w:szCs w:val="20"/>
         </w:rPr>
+      </w:pPr>
+      <w:r>
+        <w:rPr>
+          <w:i/>
+          <w:iCs/>
+          <w:sz w:val="20"/>
+          <w:szCs w:val="20"/>
+        </w:rPr>
+        <w:t xml:space="preserve">Figure </w:t>
+      </w:r>
+      <w:r>
+        <w:rPr>
+          <w:i/>
+          <w:iCs/>
+          <w:sz w:val="20"/>
+          <w:szCs w:val="20"/>
+        </w:rPr>
+        <w:t>Y.c</w:t>
+      </w:r>
+      <w:r>
+        <w:rPr>
+          <w:i/>
+          <w:iCs/>
+          <w:sz w:val="20"/>
+          <w:szCs w:val="20"/>
+        </w:rPr>
+        <w:t>: Groups of survey methods and the frequency of their employment from 1980 to 2022. The nine groups displayed in the figure are bins containing each of the 31 survey methods described in the data.</w:t>
+      </w:r>
+      <w:r>
+        <w:rPr>
+          <w:i/>
+          <w:iCs/>
+          <w:sz w:val="20"/>
+          <w:szCs w:val="20"/>
+        </w:rPr>
+        <w:t xml:space="preserve"> These bins are non-scientific and do not reflect designations established by ODFW or any other party, and are instead intended strictly as an aid for visualizing these data.</w:t>
+      </w:r>
+    </w:p>
+    <w:p>
+      <w:pPr>
+        <w:rPr>
+          <w:i/>
+          <w:iCs/>
+          <w:sz w:val="20"/>
+          <w:szCs w:val="20"/>
+        </w:rPr>
+      </w:pPr>
+      <w:r>
+        <w:rPr>
+          <w:i/>
+          <w:iCs/>
+          <w:sz w:val="20"/>
+          <w:szCs w:val="20"/>
+        </w:rPr>
+        <w:br w:type="page"/>
+      </w:r>
+    </w:p>
+    <w:p>
+      <w:pPr>
+        <w:jc w:val="center"/>
+        <w:rPr>
+          <w:bCs/>
+        </w:rPr>
+      </w:pPr>
+      <w:r>
+        <w:rPr>
+          <w:noProof/>
+        </w:rPr>
+        <w:lastRenderedPageBreak/>
+        <w:drawing>
+          <wp:inline distT="0" distB="0" distL="0" distR="0" wp14:anchorId="43EBC4F5" wp14:editId="6FE7AAEF">
+            <wp:extent cx="8229600" cy="4346575"/>
+            <wp:effectExtent l="0" t="0" r="0" b="0"/>
+            <wp:docPr id="644588237" name="Picture 1"/>
+            <wp:cNvGraphicFramePr>
+              <a:graphicFrameLocks xmlns:a="http://schemas.openxmlformats.org/drawingml/2006/main" noChangeAspect="1"/>
+            </wp:cNvGraphicFramePr>
+            <a:graphic xmlns:a="http://schemas.openxmlformats.org/drawingml/2006/main">
+              <a:graphicData uri="http://schemas.openxmlformats.org/drawingml/2006/picture">
+                <pic:pic xmlns:pic="http://schemas.openxmlformats.org/drawingml/2006/picture">
+                  <pic:nvPicPr>
+                    <pic:cNvPr id="644588237" name=""/>
+                    <pic:cNvPicPr/>
+                  </pic:nvPicPr>
+                  <pic:blipFill>
+                    <a:blip r:embed="rId18"/>
+                    <a:stretch>
+                      <a:fillRect/>
+                    </a:stretch>
+                  </pic:blipFill>
+                  <pic:spPr>
+                    <a:xfrm>
+                      <a:off x="0" y="0"/>
+                      <a:ext cx="8229600" cy="4346575"/>
+                    </a:xfrm>
+                    <a:prstGeom prst="rect">
+                      <a:avLst/>
+                    </a:prstGeom>
+                  </pic:spPr>
+                </pic:pic>
+              </a:graphicData>
+            </a:graphic>
+          </wp:inline>
+        </w:drawing>
+      </w:r>
+    </w:p>
+    <w:p>
+      <w:pPr>
+        <w:spacing w:after="0" w:line="240" w:lineRule="auto"/>
+        <w:rPr>
+          <w:i/>
+          <w:iCs/>
+          <w:sz w:val="20"/>
+          <w:szCs w:val="20"/>
+        </w:rPr>
+      </w:pPr>
+      <w:r>
+        <w:rPr>
+          <w:i/>
+          <w:iCs/>
+          <w:sz w:val="20"/>
+          <w:szCs w:val="20"/>
+        </w:rPr>
+        <w:t xml:space="preserve">Figure </w:t>
+      </w:r>
+      <w:r>
+        <w:rPr>
+          <w:i/>
+          <w:iCs/>
+          <w:sz w:val="20"/>
+          <w:szCs w:val="20"/>
+        </w:rPr>
+        <w:t>X.a</w:t>
+      </w:r>
+      <w:r>
+        <w:rPr>
+          <w:i/>
+          <w:iCs/>
+          <w:sz w:val="20"/>
+          <w:szCs w:val="20"/>
+        </w:rPr>
+        <w:t>: Groups of survey methods and the frequency of their employment from 1980 to 2022. The nine groups displayed in the figure are bins containing each of the 31 survey methods described in the data.</w:t>
+      </w:r>
+      <w:r>
+        <w:rPr>
+          <w:i/>
+          <w:iCs/>
+          <w:sz w:val="20"/>
+          <w:szCs w:val="20"/>
+        </w:rPr>
+        <w:t xml:space="preserve"> These bins are non-scientific and do not reflect designations established by ODFW or any other party, and are instead intended strictly as an aid for visualizing these data.</w:t>
+      </w:r>
+    </w:p>
+    <w:p>
+      <w:pPr>
+        <w:rPr>
+          <w:i/>
+          <w:iCs/>
+          <w:sz w:val="20"/>
+          <w:szCs w:val="20"/>
+        </w:rPr>
+      </w:pPr>
+      <w:r>
+        <w:rPr>
+          <w:i/>
+          <w:iCs/>
+          <w:sz w:val="20"/>
+          <w:szCs w:val="20"/>
+        </w:rPr>
+        <w:br w:type="page"/>
+      </w:r>
+    </w:p>
+    <w:p>
+      <w:pPr>
+        <w:rPr>
+          <w:i/>
+          <w:iCs/>
+          <w:sz w:val="20"/>
+          <w:szCs w:val="20"/>
+        </w:rPr>
+      </w:pPr>
+      <w:r>
+        <w:rPr>
+          <w:noProof/>
+        </w:rPr>
+        <w:lastRenderedPageBreak/>
+        <w:drawing>
+          <wp:inline distT="0" distB="0" distL="0" distR="0" wp14:anchorId="69D286BB" wp14:editId="1BE6F16B">
+            <wp:extent cx="8229600" cy="4355465"/>
+            <wp:effectExtent l="0" t="0" r="0" b="6985"/>
+            <wp:docPr id="1635421123" name="Picture 1"/>
+            <wp:cNvGraphicFramePr>
+              <a:graphicFrameLocks xmlns:a="http://schemas.openxmlformats.org/drawingml/2006/main" noChangeAspect="1"/>
+            </wp:cNvGraphicFramePr>
+            <a:graphic xmlns:a="http://schemas.openxmlformats.org/drawingml/2006/main">
+              <a:graphicData uri="http://schemas.openxmlformats.org/drawingml/2006/picture">
+                <pic:pic xmlns:pic="http://schemas.openxmlformats.org/drawingml/2006/picture">
+                  <pic:nvPicPr>
+                    <pic:cNvPr id="1635421123" name=""/>
+                    <pic:cNvPicPr/>
+                  </pic:nvPicPr>
+                  <pic:blipFill>
+                    <a:blip r:embed="rId19"/>
+                    <a:stretch>
+                      <a:fillRect/>
+                    </a:stretch>
+                  </pic:blipFill>
+                  <pic:spPr>
+                    <a:xfrm>
+                      <a:off x="0" y="0"/>
+                      <a:ext cx="8229600" cy="4355465"/>
+                    </a:xfrm>
+                    <a:prstGeom prst="rect">
+                      <a:avLst/>
+                    </a:prstGeom>
+                  </pic:spPr>
+                </pic:pic>
+              </a:graphicData>
+            </a:graphic>
+          </wp:inline>
+        </w:drawing>
+      </w:r>
+    </w:p>
+    <w:p>
+      <w:pPr>
+        <w:spacing w:after="0" w:line="240" w:lineRule="auto"/>
+        <w:rPr>
+          <w:i/>
+          <w:iCs/>
+          <w:sz w:val="20"/>
+          <w:szCs w:val="20"/>
+        </w:rPr>
+      </w:pPr>
+      <w:r>
+        <w:rPr>
+          <w:i/>
+          <w:iCs/>
+          <w:sz w:val="20"/>
+          <w:szCs w:val="20"/>
+        </w:rPr>
+        <w:t xml:space="preserve">Figure </w:t>
+      </w:r>
+      <w:r>
+        <w:rPr>
+          <w:i/>
+          <w:iCs/>
+          <w:sz w:val="20"/>
+          <w:szCs w:val="20"/>
+        </w:rPr>
+        <w:t>X.b</w:t>
+      </w:r>
+      <w:r>
+        <w:rPr>
+          <w:i/>
+          <w:iCs/>
+          <w:sz w:val="20"/>
+          <w:szCs w:val="20"/>
+        </w:rPr>
+        <w:t>: Groups of survey methods and the frequency of their employment from 1980 to 2022. The nine groups displayed in the figure are bins containing each of the 31 survey methods described in the data.</w:t>
+      </w:r>
+      <w:r>
+        <w:rPr>
+          <w:i/>
+          <w:iCs/>
+          <w:sz w:val="20"/>
+          <w:szCs w:val="20"/>
+        </w:rPr>
+        <w:t xml:space="preserve"> These bins are non-scientific and do not reflect designations established by ODFW or any other party, and are instead intended strictly as an aid for visualizing these data.</w:t>
+      </w:r>
+    </w:p>
+    <w:p>
+      <w:pPr>
+        <w:rPr>
+          <w:i/>
+          <w:iCs/>
+          <w:sz w:val="20"/>
+          <w:szCs w:val="20"/>
+        </w:rPr>
+      </w:pPr>
+      <w:r>
+        <w:rPr>
+          <w:i/>
+          <w:iCs/>
+          <w:sz w:val="20"/>
+          <w:szCs w:val="20"/>
+        </w:rPr>
+        <w:br w:type="page"/>
+      </w:r>
+    </w:p>
+    <w:p>
+      <w:pPr>
+        <w:spacing w:after="0" w:line="240" w:lineRule="auto"/>
+        <w:rPr>
+          <w:i/>
+          <w:iCs/>
+          <w:sz w:val="20"/>
+          <w:szCs w:val="20"/>
+        </w:rPr>
+      </w:pPr>
+      <w:r>
+        <w:rPr>
+          <w:noProof/>
+        </w:rPr>
+        <w:lastRenderedPageBreak/>
+        <w:drawing>
+          <wp:inline distT="0" distB="0" distL="0" distR="0" wp14:anchorId="51628028" wp14:editId="77A49212">
+            <wp:extent cx="8229600" cy="4358640"/>
+            <wp:effectExtent l="0" t="0" r="0" b="3810"/>
+            <wp:docPr id="2117754141" name="Picture 1"/>
+            <wp:cNvGraphicFramePr>
+              <a:graphicFrameLocks xmlns:a="http://schemas.openxmlformats.org/drawingml/2006/main" noChangeAspect="1"/>
+            </wp:cNvGraphicFramePr>
+            <a:graphic xmlns:a="http://schemas.openxmlformats.org/drawingml/2006/main">
+              <a:graphicData uri="http://schemas.openxmlformats.org/drawingml/2006/picture">
+                <pic:pic xmlns:pic="http://schemas.openxmlformats.org/drawingml/2006/picture">
+                  <pic:nvPicPr>
+                    <pic:cNvPr id="2117754141" name=""/>
+                    <pic:cNvPicPr/>
+                  </pic:nvPicPr>
+                  <pic:blipFill>
+                    <a:blip r:embed="rId20"/>
+                    <a:stretch>
+                      <a:fillRect/>
+                    </a:stretch>
+                  </pic:blipFill>
+                  <pic:spPr>
+                    <a:xfrm>
+                      <a:off x="0" y="0"/>
+                      <a:ext cx="8229600" cy="4358640"/>
+                    </a:xfrm>
+                    <a:prstGeom prst="rect">
+                      <a:avLst/>
+                    </a:prstGeom>
+                  </pic:spPr>
+                </pic:pic>
+              </a:graphicData>
+            </a:graphic>
+          </wp:inline>
+        </w:drawing>
+      </w:r>
+      <w:r>
+        <w:rPr>
+          <w:i/>
+          <w:iCs/>
+          <w:sz w:val="20"/>
+          <w:szCs w:val="20"/>
+        </w:rPr>
+        <w:t xml:space="preserve">Figure </w:t>
+      </w:r>
+      <w:r>
+        <w:rPr>
+          <w:i/>
+          <w:iCs/>
+          <w:sz w:val="20"/>
+          <w:szCs w:val="20"/>
+        </w:rPr>
+        <w:t>X.c</w:t>
+      </w:r>
+      <w:r>
+        <w:rPr>
+          <w:i/>
+          <w:iCs/>
+          <w:sz w:val="20"/>
+          <w:szCs w:val="20"/>
+        </w:rPr>
+        <w:t>: Groups of survey methods and the frequency of their employment from 1980 to 2022. The nine groups displayed in the figure are bins containing each of the 31 survey methods described in the data.</w:t>
+      </w:r>
+      <w:r>
+        <w:rPr>
+          <w:i/>
+          <w:iCs/>
+          <w:sz w:val="20"/>
+          <w:szCs w:val="20"/>
+        </w:rPr>
+        <w:t xml:space="preserve"> These bins are non-scientific and do not reflect designations established by ODFW or any other party, and are instead intended strictly as an aid for visualizing these data.</w:t>
+      </w:r>
+    </w:p>
+    <w:p>
+      <w:pPr>
+        <w:rPr>
+          <w:i/>
+          <w:iCs/>
+          <w:sz w:val="20"/>
+          <w:szCs w:val="20"/>
+        </w:rPr>
+      </w:pPr>
+      <w:r>
+        <w:rPr>
+          <w:i/>
+          <w:iCs/>
+          <w:sz w:val="20"/>
+          <w:szCs w:val="20"/>
+        </w:rPr>
+        <w:br w:type="page"/>
+      </w:r>
+    </w:p>
+    <w:p>
+      <w:pPr>
+        <w:spacing w:after="0" w:line="240" w:lineRule="auto"/>
+        <w:rPr>
+          <w:i/>
+          <w:iCs/>
+          <w:sz w:val="20"/>
+          <w:szCs w:val="20"/>
+        </w:rPr>
         <w:sectPr>
           <w:pgSz w:w="15840" w:h="12240" w:orient="landscape"/>
           <w:pgMar w:top="1440" w:right="1440" w:bottom="1440" w:left="1440" w:header="720" w:footer="720" w:gutter="0"/>
@@ -2876,127 +3267,111 @@
           <w:docGrid w:linePitch="360"/>
         </w:sectPr>
       </w:pPr>
-      <w:r>
-        <w:rPr>
-          <w:i/>
-          <w:iCs/>
-          <w:sz w:val="20"/>
-          <w:szCs w:val="20"/>
-        </w:rPr>
-        <w:t xml:space="preserve">Figure </w:t>
-      </w:r>
-      <w:r>
-        <w:rPr>
-          <w:i/>
-          <w:iCs/>
-          <w:sz w:val="20"/>
-          <w:szCs w:val="20"/>
-        </w:rPr>
-        <w:t>3</w:t>
-      </w:r>
-      <w:r>
-        <w:rPr>
-          <w:i/>
-          <w:iCs/>
-          <w:sz w:val="20"/>
-          <w:szCs w:val="20"/>
-        </w:rPr>
-        <w:t>: Groups of survey methods and the frequency of their employment from 1980 to 2022. The nine groups displayed in the figure are bins containing each of the 31 survey methods described in the data.</w:t>
-      </w:r>
-      <w:r>
-        <w:rPr>
-          <w:i/>
-          <w:iCs/>
-          <w:sz w:val="20"/>
-          <w:szCs w:val="20"/>
-        </w:rPr>
-        <w:t xml:space="preserve"> These bins are non-scientific and do not reflect designations established by ODFW or any other party, and are instead intended strictly as an aid for visualizing these data.</w:t>
-      </w:r>
-    </w:p>
-    <w:p>
-      <w:pPr>
-        <w:spacing w:after="0" w:line="240" w:lineRule="auto"/>
-        <w:rPr>
-          <w:i/>
-          <w:iCs/>
-          <w:sz w:val="20"/>
-          <w:szCs w:val="20"/>
-        </w:rPr>
-      </w:pPr>
-      <w:r>
+    </w:p>
+    <w:p>
+      <w:pPr>
+        <w:spacing w:after="0" w:line="480" w:lineRule="auto"/>
         <w:rPr>
           <w:b/>
           <w:bCs/>
           <w:u w:val="single"/>
         </w:rPr>
-        <w:lastRenderedPageBreak/>
-        <w:br w:type="page"/>
-      </w:r>
-    </w:p>
-    <w:p>
-      <w:pPr>
-        <w:spacing w:after="0" w:line="480" w:lineRule="auto"/>
+      </w:pPr>
+      <w:r>
         <w:rPr>
           <w:b/>
           <w:bCs/>
           <w:u w:val="single"/>
         </w:rPr>
-      </w:pPr>
-      <w:r>
+        <w:lastRenderedPageBreak/>
+        <w:t>Discussion</w:t>
+      </w:r>
+    </w:p>
+    <w:p>
+      <w:pPr>
+        <w:spacing w:after="0" w:line="480" w:lineRule="auto"/>
+      </w:pPr>
+      <w:r>
+        <w:t xml:space="preserve">Understanding levels of precision in salmonid survey methods will enable fisheries managers to better understand the reliability of abundance estimates upon which they must make decisions. Understanding directional bias in these survey methods will help policymakers to more accurately determine the long-term cost-effectiveness of conservation efforts. </w:t>
+      </w:r>
+      <w:r>
+        <w:t xml:space="preserve">As noted, </w:t>
+      </w:r>
+      <w:r>
+        <w:t xml:space="preserve">decisions to list and de-list species under the US Endangered Species Act </w:t>
+      </w:r>
+      <w:r>
+        <w:t>rely</w:t>
+      </w:r>
+      <w:r>
+        <w:t xml:space="preserve"> on population surveys of the sort this work is interrogating. Low precision in survey methods may lead to </w:t>
+      </w:r>
+      <w:r>
+        <w:t xml:space="preserve">undetected </w:t>
+      </w:r>
+      <w:r>
+        <w:t xml:space="preserve">shifts in population regimes, while consistent directional bias could lead to over- or under-estimation of target populations. </w:t>
+      </w:r>
+      <w:r>
+        <w:t xml:space="preserve">Understanding how combining more than one method may influence the accuracy of abundance estimates will be of great use to fisheries biologists tasked with developing survey plans. </w:t>
+      </w:r>
+      <w:r>
+        <w:t xml:space="preserve">Understanding these survey methods’ levels of precision and directional bias relative to each method’s implementation </w:t>
+      </w:r>
+      <w:r>
+        <w:t xml:space="preserve">cost </w:t>
+      </w:r>
+      <w:r>
+        <w:t xml:space="preserve">will further help fisheries managers in programming future salmonid survey efforts. </w:t>
+      </w:r>
+      <w:r>
+        <w:br w:type="page"/>
+      </w:r>
+    </w:p>
+    <w:p>
+      <w:pPr>
+        <w:suppressLineNumbers/>
+        <w:spacing w:after="0" w:line="240" w:lineRule="auto"/>
         <w:rPr>
           <w:b/>
           <w:bCs/>
-          <w:u w:val="single"/>
+        </w:rPr>
+      </w:pPr>
+      <w:r>
+        <w:rPr>
+          <w:b/>
+          <w:bCs/>
         </w:rPr>
         <w:lastRenderedPageBreak/>
-        <w:t>Discussion</w:t>
-      </w:r>
-    </w:p>
-    <w:p>
-      <w:pPr>
-        <w:spacing w:after="0" w:line="480" w:lineRule="auto"/>
-      </w:pPr>
-      <w:r>
-        <w:t xml:space="preserve">Understanding levels of precision in salmonid survey methods will enable fisheries managers to better understand the reliability of abundance estimates upon which they must make decisions. Understanding directional bias in these survey methods will help policymakers to more accurately determine the long-term cost-effectiveness of conservation efforts. </w:t>
-      </w:r>
-      <w:r>
-        <w:t xml:space="preserve">As noted, </w:t>
-      </w:r>
-      <w:r>
-        <w:t xml:space="preserve">decisions to list and de-list species under the US Endangered Species Act </w:t>
-      </w:r>
-      <w:r>
-        <w:t>rely</w:t>
-      </w:r>
-      <w:r>
-        <w:t xml:space="preserve"> on population surveys of the sort this work is interrogating. Low precision in survey methods may lead to </w:t>
-      </w:r>
-      <w:r>
-        <w:t xml:space="preserve">undetected </w:t>
-      </w:r>
-      <w:r>
-        <w:t xml:space="preserve">shifts in population regimes, while consistent directional bias could lead to over- or under-estimation of target populations. </w:t>
-      </w:r>
-      <w:r>
-        <w:t xml:space="preserve">Understanding how combining more than one method may influence the accuracy of abundance estimates will be of great use to fisheries biologists tasked with developing survey plans. </w:t>
-      </w:r>
-      <w:r>
-        <w:t xml:space="preserve">Understanding these survey methods’ levels of precision and directional bias relative to each method’s implementation </w:t>
-      </w:r>
-      <w:r>
-        <w:t xml:space="preserve">cost </w:t>
-      </w:r>
-      <w:r>
-        <w:t xml:space="preserve">will further help fisheries managers in programming future salmonid survey efforts. </w:t>
-      </w:r>
-      <w:r>
-        <w:br w:type="page"/>
+        <w:t xml:space="preserve">Acknowledgements </w:t>
       </w:r>
     </w:p>
     <w:p>
       <w:pPr>
         <w:suppressLineNumbers/>
         <w:spacing w:after="0" w:line="240" w:lineRule="auto"/>
+      </w:pPr>
+    </w:p>
+    <w:p>
+      <w:pPr>
+        <w:suppressLineNumbers/>
+        <w:spacing w:after="0" w:line="240" w:lineRule="auto"/>
+      </w:pPr>
+      <w:r>
+        <w:t>Acknowledgements related to this project</w:t>
+      </w:r>
+      <w:r>
+        <w:t xml:space="preserve">. This should not be double spaced. I guess I should thank the rest of the committee if they aren’t going to be authors on this. Maybe Genoa Salami too? </w:t>
+      </w:r>
+    </w:p>
+    <w:p>
+      <w:r>
+        <w:br w:type="page"/>
+      </w:r>
+    </w:p>
+    <w:p>
+      <w:pPr>
+        <w:spacing w:line="240" w:lineRule="auto"/>
         <w:rPr>
           <w:b/>
           <w:bCs/>
@@ -3008,46 +3383,6 @@
           <w:bCs/>
         </w:rPr>
         <w:lastRenderedPageBreak/>
-        <w:t xml:space="preserve">Acknowledgements </w:t>
-      </w:r>
-    </w:p>
-    <w:p>
-      <w:pPr>
-        <w:suppressLineNumbers/>
-        <w:spacing w:after="0" w:line="240" w:lineRule="auto"/>
-      </w:pPr>
-    </w:p>
-    <w:p>
-      <w:pPr>
-        <w:suppressLineNumbers/>
-        <w:spacing w:after="0" w:line="240" w:lineRule="auto"/>
-      </w:pPr>
-      <w:r>
-        <w:t>Acknowledgements related to this project</w:t>
-      </w:r>
-      <w:r>
-        <w:t xml:space="preserve">. This should not be double spaced. I guess I should thank the rest of the committee if they aren’t going to be authors on this. Maybe Genoa Salami too? </w:t>
-      </w:r>
-    </w:p>
-    <w:p>
-      <w:r>
-        <w:br w:type="page"/>
-      </w:r>
-    </w:p>
-    <w:p>
-      <w:pPr>
-        <w:spacing w:line="240" w:lineRule="auto"/>
-        <w:rPr>
-          <w:b/>
-          <w:bCs/>
-        </w:rPr>
-      </w:pPr>
-      <w:r>
-        <w:rPr>
-          <w:b/>
-          <w:bCs/>
-        </w:rPr>
-        <w:lastRenderedPageBreak/>
         <w:t>References</w:t>
       </w:r>
     </w:p>
@@ -3271,7 +3606,7 @@
       <w:r>
         <w:t xml:space="preserve"> </w:t>
       </w:r>
-      <w:hyperlink r:id="rId18" w:history="1">
+      <w:hyperlink r:id="rId21" w:history="1">
         <w:r>
           <w:rPr>
             <w:rStyle w:val="Hyperlink"/>
@@ -3291,7 +3626,7 @@
       <w:r>
         <w:t xml:space="preserve">National Oceanic and Atmospheric Administration. 2025b. Listing Species Under the Endangered Species Act. Available at: </w:t>
       </w:r>
-      <w:hyperlink r:id="rId19" w:history="1">
+      <w:hyperlink r:id="rId22" w:history="1">
         <w:r>
           <w:rPr>
             <w:rStyle w:val="Hyperlink"/>
@@ -3586,7 +3921,7 @@
                     <pic:cNvPicPr/>
                   </pic:nvPicPr>
                   <pic:blipFill>
-                    <a:blip r:embed="rId20"/>
+                    <a:blip r:embed="rId23"/>
                     <a:stretch>
                       <a:fillRect/>
                     </a:stretch>
